--- a/UI_Software_Project_Initiation_and_Planning/Business Plan Template ASD.docx
+++ b/UI_Software_Project_Initiation_and_Planning/Business Plan Template ASD.docx
@@ -139,7 +139,7 @@
     </w:p>
     <w:p>
       <w:pPr>
-        <w:pStyle w:val="870"/>
+        <w:pStyle w:val="874"/>
         <w:pBdr/>
         <w:spacing/>
         <w:ind/>
@@ -741,7 +741,7 @@
     </w:p>
     <w:p>
       <w:pPr>
-        <w:pStyle w:val="870"/>
+        <w:pStyle w:val="874"/>
         <w:pBdr/>
         <w:spacing/>
         <w:ind/>
@@ -1350,7 +1350,7 @@
     </w:p>
     <w:p>
       <w:pPr>
-        <w:pStyle w:val="871"/>
+        <w:pStyle w:val="875"/>
         <w:pBdr/>
         <w:spacing/>
         <w:ind/>
@@ -1409,7 +1409,7 @@
     </w:p>
     <w:p>
       <w:pPr>
-        <w:pStyle w:val="871"/>
+        <w:pStyle w:val="875"/>
         <w:numPr>
           <w:ilvl w:val="0"/>
           <w:numId w:val="2"/>
@@ -1558,7 +1558,7 @@
     </w:p>
     <w:p>
       <w:pPr>
-        <w:pStyle w:val="871"/>
+        <w:pStyle w:val="875"/>
         <w:numPr>
           <w:ilvl w:val="0"/>
           <w:numId w:val="2"/>
@@ -1624,7 +1624,7 @@
     </w:p>
     <w:p>
       <w:pPr>
-        <w:pStyle w:val="897"/>
+        <w:pStyle w:val="901"/>
         <w:numPr>
           <w:ilvl w:val="0"/>
           <w:numId w:val="4"/>
@@ -1682,7 +1682,7 @@
     </w:p>
     <w:p>
       <w:pPr>
-        <w:pStyle w:val="871"/>
+        <w:pStyle w:val="875"/>
         <w:numPr>
           <w:ilvl w:val="0"/>
           <w:numId w:val="2"/>
@@ -1756,57 +1756,119 @@
         <w:ind/>
         <w:rPr>
           <w:highlight w:val="none"/>
-          <w:lang w:val="en-US"/>
-        </w:rPr>
-      </w:pPr>
-      <w:r>
-        <w:rPr>
-          <w:lang w:val="en-US"/>
-        </w:rPr>
-        <w:t xml:space="preserve">Include a table or bullet points for comparison.</w:t>
-      </w:r>
+        </w:rPr>
+      </w:pPr>
       <w:r>
         <w:rPr>
           <w:highlight w:val="none"/>
-          <w:lang w:val="en-US"/>
-        </w:rPr>
+          <w:lang w:val="en-US" w:bidi="en-US"/>
+        </w:rPr>
+      </w:r>
+      <w:r>
+        <mc:AlternateContent>
+          <mc:Choice Requires="wpg">
+            <w:drawing>
+              <wp:inline xmlns:wp="http://schemas.openxmlformats.org/drawingml/2006/wordprocessingDrawing" distT="0" distB="0" distL="0" distR="0">
+                <wp:extent cx="5536865" cy="4701000"/>
+                <wp:effectExtent l="0" t="0" r="0" b="0"/>
+                <wp:docPr id="1" name=""/>
+                <wp:cNvGraphicFramePr>
+                  <a:graphicFrameLocks xmlns:a="http://schemas.openxmlformats.org/drawingml/2006/main" noChangeAspect="1"/>
+                </wp:cNvGraphicFramePr>
+                <a:graphic xmlns:a="http://schemas.openxmlformats.org/drawingml/2006/main">
+                  <a:graphicData uri="http://schemas.openxmlformats.org/drawingml/2006/picture">
+                    <pic:pic xmlns:pic="http://schemas.openxmlformats.org/drawingml/2006/picture">
+                      <pic:nvPicPr>
+                        <pic:cNvPr id="985762397" name=""/>
+                        <pic:cNvPicPr>
+                          <a:picLocks noChangeAspect="1"/>
+                        </pic:cNvPicPr>
+                        <pic:nvPr/>
+                      </pic:nvPicPr>
+                      <pic:blipFill rotWithShape="1">
+                        <a:blip r:embed="rId9"/>
+                        <a:stretch/>
+                      </pic:blipFill>
+                      <pic:spPr bwMode="auto">
+                        <a:xfrm flipH="0" flipV="0">
+                          <a:off x="0" y="0"/>
+                          <a:ext cx="5536864" cy="4700999"/>
+                        </a:xfrm>
+                        <a:prstGeom prst="rect">
+                          <a:avLst/>
+                        </a:prstGeom>
+                      </pic:spPr>
+                    </pic:pic>
+                  </a:graphicData>
+                </a:graphic>
+              </wp:inline>
+            </w:drawing>
+          </mc:Choice>
+          <mc:Fallback>
+            <w:pict>
+              <v:shapetype id="_x0000_t75" coordsize="21600,21600" o:spt="75" o:preferrelative="t" path="m@4@5l@4@11@9@11@9@5xe" filled="f" stroked="f">
+                <v:stroke joinstyle="miter"/>
+                <v:formulas>
+                  <v:f eqn="if lineDrawn pixelLineWidth 0"/>
+                  <v:f eqn="sum @0 1 0"/>
+                  <v:f eqn="sum 0 0 @1"/>
+                  <v:f eqn="prod @2 1 2"/>
+                  <v:f eqn="prod @3 21600 pixelWidth"/>
+                  <v:f eqn="prod @3 21600 pixelHeight"/>
+                  <v:f eqn="sum @0 0 1"/>
+                  <v:f eqn="prod @6 1 2"/>
+                  <v:f eqn="prod @7 21600 pixelWidth"/>
+                  <v:f eqn="sum @8 21600 0"/>
+                  <v:f eqn="prod @7 21600 pixelHeight"/>
+                  <v:f eqn="sum @10 21600 0"/>
+                </v:formulas>
+                <v:path o:extrusionok="f" gradientshapeok="t" o:connecttype="rect"/>
+                <o:lock v:ext="edit" aspectratio="t"/>
+              </v:shapetype>
+              <v:shape id="_x0000_i0" o:spid="_x0000_s0" type="#_x0000_t75" style="width:435.97pt;height:370.16pt;mso-wrap-distance-left:0.00pt;mso-wrap-distance-top:0.00pt;mso-wrap-distance-right:0.00pt;mso-wrap-distance-bottom:0.00pt;z-index:1;" stroked="false">
+                <v:imagedata r:id="rId9" o:title=""/>
+                <o:lock v:ext="edit" rotation="t"/>
+              </v:shape>
+            </w:pict>
+          </mc:Fallback>
+        </mc:AlternateContent>
       </w:r>
       <w:r>
         <w:rPr>
           <w:highlight w:val="none"/>
-          <w:lang w:val="en-US"/>
+          <w:lang w:val="en-US" w:bidi="en-US"/>
+        </w:rPr>
+      </w:r>
+      <w:r/>
+      <w:r>
+        <w:rPr>
+          <w:highlight w:val="none"/>
         </w:rPr>
       </w:r>
     </w:p>
     <w:p>
       <w:pPr>
-        <w:pStyle w:val="897"/>
-        <w:numPr>
-          <w:ilvl w:val="0"/>
-          <w:numId w:val="3"/>
-        </w:numPr>
-        <w:pBdr/>
-        <w:spacing/>
-        <w:ind/>
-        <w:rPr>
-          <w:lang w:val="en-US"/>
-        </w:rPr>
-      </w:pPr>
-      <w:r>
+        <w:pBdr/>
+        <w:spacing/>
+        <w:ind/>
         <w:rPr>
           <w:highlight w:val="none"/>
-          <w:lang w:val="en-GB"/>
-        </w:rPr>
-        <w:t xml:space="preserve">Ben will do with us</w:t>
-      </w:r>
-      <w:r>
-        <w:rPr>
-          <w:lang w:val="en-US"/>
-        </w:rPr>
-      </w:r>
-      <w:r>
-        <w:rPr>
-          <w:lang w:val="en-US"/>
+        </w:rPr>
+      </w:pPr>
+      <w:r>
+        <w:rPr>
+          <w:highlight w:val="none"/>
+        </w:rPr>
+        <w:t xml:space="preserve">Figure 1: Group Mapping Analysis (Keenan, 2026)</w:t>
+      </w:r>
+      <w:r>
+        <w:rPr>
+          <w:highlight w:val="none"/>
+        </w:rPr>
+      </w:r>
+      <w:r>
+        <w:rPr>
+          <w:highlight w:val="none"/>
         </w:rPr>
       </w:r>
     </w:p>
@@ -1816,29 +1878,147 @@
         <w:spacing/>
         <w:ind/>
         <w:rPr>
-          <w:lang w:val="en-US"/>
-        </w:rPr>
-      </w:pPr>
-      <w:r>
-        <w:rPr>
           <w:highlight w:val="none"/>
-          <w:lang w:val="en-US" w:bidi="en-US"/>
-        </w:rPr>
-      </w:r>
-      <w:r>
-        <w:rPr>
-          <w:lang w:val="en-US"/>
-        </w:rPr>
-      </w:r>
-      <w:r>
-        <w:rPr>
-          <w:lang w:val="en-US"/>
+        </w:rPr>
+      </w:pPr>
+      <w:r>
+        <w:rPr>
+          <w:highlight w:val="none"/>
+        </w:rPr>
+        <w:t xml:space="preserve">Measured against axes of user effort/participation vs the outcome</w:t>
+      </w:r>
+      <w:r>
+        <w:rPr>
+          <w:highlight w:val="none"/>
+        </w:rPr>
+        <w:t xml:space="preserve"> of the participation, there are two distinct groups. </w:t>
+      </w:r>
+      <w:r>
+        <w:rPr>
+          <w:highlight w:val="none"/>
         </w:rPr>
       </w:r>
     </w:p>
     <w:p>
       <w:pPr>
-        <w:pStyle w:val="871"/>
+        <w:pBdr/>
+        <w:spacing/>
+        <w:ind/>
+        <w:rPr>
+          <w:highlight w:val="none"/>
+        </w:rPr>
+      </w:pPr>
+      <w:r>
+        <w:rPr>
+          <w:highlight w:val="none"/>
+        </w:rPr>
+        <w:t xml:space="preserve">Nature Unlock requires users to go outside, take a picture of a tree and upload it to unlock their phones. This is a high effort, high yield model of operation that rewards the user with a healthy beneficial experience.</w:t>
+      </w:r>
+      <w:r>
+        <w:rPr>
+          <w:highlight w:val="none"/>
+        </w:rPr>
+      </w:r>
+      <w:r/>
+    </w:p>
+    <w:p>
+      <w:pPr>
+        <w:pBdr/>
+        <w:spacing/>
+        <w:ind/>
+        <w:rPr>
+          <w:highlight w:val="none"/>
+        </w:rPr>
+      </w:pPr>
+      <w:r>
+        <w:rPr>
+          <w:highlight w:val="none"/>
+        </w:rPr>
+        <w:t xml:space="preserve">StayFree is more moderate and allows users to block apps with a number of different settings and controls available to tailor the experience to user needs.</w:t>
+      </w:r>
+      <w:r>
+        <w:rPr>
+          <w:highlight w:val="none"/>
+        </w:rPr>
+      </w:r>
+    </w:p>
+    <w:p>
+      <w:pPr>
+        <w:pBdr/>
+        <w:spacing/>
+        <w:ind/>
+        <w:rPr>
+          <w:highlight w:val="none"/>
+        </w:rPr>
+      </w:pPr>
+      <w:r>
+        <w:rPr>
+          <w:highlight w:val="none"/>
+        </w:rPr>
+        <w:t xml:space="preserve">Forest App is another, marginally less effort and lower yield service which encourages users to use their pomodoro-style timer by “growing” a virtual tree for the duration of the timer, restricting access to other apps. </w:t>
+      </w:r>
+      <w:r>
+        <w:rPr>
+          <w:highlight w:val="none"/>
+        </w:rPr>
+      </w:r>
+      <w:r>
+        <w:rPr>
+          <w:highlight w:val="none"/>
+        </w:rPr>
+      </w:r>
+    </w:p>
+    <w:p>
+      <w:pPr>
+        <w:pBdr/>
+        <w:spacing/>
+        <w:ind/>
+        <w:rPr>
+          <w:highlight w:val="none"/>
+        </w:rPr>
+      </w:pPr>
+      <w:r>
+        <w:rPr>
+          <w:highlight w:val="none"/>
+        </w:rPr>
+        <w:t xml:space="preserve">From this analysis it can be determined there are three distinct areas that can be moved into: High effort low yield, low effort low yield, and low effort high yield. </w:t>
+      </w:r>
+      <w:r>
+        <w:rPr>
+          <w:highlight w:val="none"/>
+        </w:rPr>
+      </w:r>
+    </w:p>
+    <w:p>
+      <w:pPr>
+        <w:pBdr/>
+        <w:spacing/>
+        <w:ind/>
+        <w:rPr>
+          <w:highlight w:val="none"/>
+        </w:rPr>
+      </w:pPr>
+      <w:r>
+        <w:rPr>
+          <w:highlight w:val="none"/>
+        </w:rPr>
+        <w:t xml:space="preserve">As our application requires mostly passive participation and offers a high-impact physical outcome comparative to competitors, I think  </w:t>
+      </w:r>
+      <w:r>
+        <w:rPr>
+          <w:highlight w:val="none"/>
+        </w:rPr>
+        <w:t xml:space="preserve">MauiScreenTime could fit well into the low effort, high yield corner of the market.</w:t>
+      </w:r>
+      <w:r>
+        <w:rPr>
+          <w:highlight w:val="none"/>
+        </w:rPr>
+      </w:r>
+    </w:p>
+    <w:p>
+      <w:pPr>
+        <w:pStyle w:val="875"/>
         <w:numPr>
           <w:ilvl w:val="0"/>
           <w:numId w:val="2"/>
@@ -1891,6 +2071,7 @@
       </w:r>
       <w:r>
         <w:rPr>
+          <w:highlight w:val="none"/>
           <w:lang w:val="en-US"/>
         </w:rPr>
       </w:r>
@@ -1907,31 +2088,67 @@
         <w:spacing/>
         <w:ind/>
         <w:rPr>
-          <w:lang w:val="en-US"/>
-        </w:rPr>
-      </w:pPr>
-      <w:r>
-        <w:rPr>
           <w:highlight w:val="none"/>
           <w:lang w:val="en-GB"/>
         </w:rPr>
-        <w:t xml:space="preserve">Look at the forest.cc app</w:t>
-      </w:r>
+      </w:pPr>
       <w:r>
         <w:rPr>
           <w:highlight w:val="none"/>
-          <w:lang w:val="en-US"/>
-        </w:rPr>
-      </w:r>
-      <w:r>
-        <w:rPr>
-          <w:lang w:val="en-US"/>
+          <w:lang w:val="en-GB"/>
+        </w:rPr>
+        <w:t xml:space="preserve">Will be promoted to Inverness campus specifically but also on Linkedi</w:t>
+      </w:r>
+      <w:r>
+        <w:rPr>
+          <w:highlight w:val="none"/>
+          <w:lang w:val="en-GB"/>
+        </w:rPr>
+        <w:t xml:space="preserve">n. With sustainable flyers for in-person that include the logo and QR code for download, stall with materials to explain the product to potential users, screenshots of the app printed to demonstrate. Small learning materials? Monetised user incentives for participating, 1st, 2nd, 3rd prize for who can plant the most trees, potentially runner up prizes for top 10. </w:t>
+      </w:r>
+      <w:r>
+        <w:rPr>
+          <w:highlight w:val="none"/>
+          <w:lang w:val="en-GB"/>
+        </w:rPr>
+      </w:r>
+      <w:r>
+        <w:rPr>
+          <w:highlight w:val="none"/>
+          <w:lang w:val="en-GB"/>
         </w:rPr>
       </w:r>
     </w:p>
     <w:p>
       <w:pPr>
-        <w:pStyle w:val="871"/>
+        <w:pBdr/>
+        <w:spacing/>
+        <w:ind/>
+        <w:rPr>
+          <w:lang w:val="en-US"/>
+        </w:rPr>
+      </w:pPr>
+      <w:r>
+        <w:rPr>
+          <w:highlight w:val="none"/>
+          <w:lang w:val="en-GB"/>
+        </w:rPr>
+        <w:t xml:space="preserve">Look at the forest.cc app</w:t>
+      </w:r>
+      <w:r>
+        <w:rPr>
+          <w:lang w:val="en-US"/>
+        </w:rPr>
+      </w:r>
+      <w:r>
+        <w:rPr>
+          <w:lang w:val="en-US"/>
+        </w:rPr>
+      </w:r>
+    </w:p>
+    <w:p>
+      <w:pPr>
+        <w:pStyle w:val="875"/>
         <w:numPr>
           <w:ilvl w:val="0"/>
           <w:numId w:val="2"/>
@@ -1978,6 +2195,7 @@
       </w:r>
       <w:r>
         <w:rPr>
+          <w:highlight w:val="none"/>
           <w:lang w:val="en-US"/>
         </w:rPr>
       </w:r>
@@ -2016,14 +2234,7 @@
           <w:highlight w:val="none"/>
           <w:lang w:val="en-GB" w:bidi="en-GB"/>
         </w:rPr>
-        <w:t xml:space="preserve">quantifying it into CO2eq, and gamifying the reduction of screen-time with the incentive of planting trees for x amount of CO2eq “saved” from a decrease in use of social media applications. </w:t>
-      </w:r>
-      <w:r>
-        <w:rPr>
-          <w:rFonts w:ascii="Aptos" w:hAnsi="Aptos" w:cs="Aptos"/>
-          <w:sz w:val="24"/>
-          <w:szCs w:val="24"/>
-        </w:rPr>
+        <w:t xml:space="preserve">quantifies it into CO2eq, and gamifies the reduction of screen-time with the incentive of planting trees for x amount of CO2eq “saved” from a decrease in use of social media applications. </w:t>
       </w:r>
       <w:r>
         <w:rPr>
@@ -2034,12 +2245,7 @@
           <w:lang w:val="en-GB" w:bidi="en-GB"/>
         </w:rPr>
       </w:r>
-    </w:p>
-    <w:p>
-      <w:pPr>
-        <w:pBdr/>
-        <w:spacing/>
-        <w:ind/>
+      <w:r>
         <w:rPr>
           <w:rFonts w:ascii="Aptos" w:hAnsi="Aptos" w:eastAsia="Aptos" w:cs="Aptos"/>
           <w:sz w:val="24"/>
@@ -2047,8 +2253,13 @@
           <w:highlight w:val="none"/>
           <w:lang w:val="en-GB" w:bidi="en-GB"/>
         </w:rPr>
-      </w:pPr>
-      <w:r>
+      </w:r>
+    </w:p>
+    <w:p>
+      <w:pPr>
+        <w:pBdr/>
+        <w:spacing/>
+        <w:ind/>
         <w:rPr>
           <w:rFonts w:ascii="Aptos" w:hAnsi="Aptos" w:eastAsia="Aptos" w:cs="Aptos"/>
           <w:sz w:val="24"/>
@@ -2056,15 +2267,7 @@
           <w:highlight w:val="none"/>
           <w:lang w:val="en-GB" w:bidi="en-GB"/>
         </w:rPr>
-        <w:t xml:space="preserve">To support this, the project main features are a user consent system for data collection, a screen time usage collection service, CO2eq conversions, and a dashboard for reporting this data.</w:t>
-      </w:r>
-      <w:r>
-        <w:rPr>
-          <w:rFonts w:ascii="Aptos" w:hAnsi="Aptos" w:cs="Aptos"/>
-          <w:sz w:val="24"/>
-          <w:szCs w:val="24"/>
-        </w:rPr>
-      </w:r>
+      </w:pPr>
       <w:r>
         <w:rPr>
           <w:rFonts w:ascii="Aptos" w:hAnsi="Aptos" w:eastAsia="Aptos" w:cs="Aptos"/>
@@ -2073,19 +2276,8 @@
           <w:highlight w:val="none"/>
           <w:lang w:val="en-GB" w:bidi="en-GB"/>
         </w:rPr>
-      </w:r>
-    </w:p>
-    <w:p>
-      <w:pPr>
-        <w:pBdr/>
-        <w:spacing/>
-        <w:ind/>
-        <w:rPr>
-          <w:rFonts w:ascii="Aptos" w:hAnsi="Aptos" w:cs="Aptos"/>
-          <w:sz w:val="24"/>
-          <w:szCs w:val="24"/>
-        </w:rPr>
-      </w:pPr>
+        <w:t xml:space="preserve">To support this, the project main features are a user consent system to allow for legal data collection, a screen time usage collection service, CO2eq conversions with numerical goals and milestones, and a dashboard for reporting this data.</w:t>
+      </w:r>
       <w:r>
         <w:rPr>
           <w:rFonts w:ascii="Aptos" w:hAnsi="Aptos" w:eastAsia="Aptos" w:cs="Aptos"/>
@@ -2094,7 +2286,6 @@
           <w:highlight w:val="none"/>
           <w:lang w:val="en-GB" w:bidi="en-GB"/>
         </w:rPr>
-        <w:t xml:space="preserve">The project uses C# .NET MAUI cross-platform framework with SQLite for</w:t>
       </w:r>
       <w:r>
         <w:rPr>
@@ -2104,19 +2295,67 @@
           <w:highlight w:val="none"/>
           <w:lang w:val="en-GB" w:bidi="en-GB"/>
         </w:rPr>
-        <w:t xml:space="preserve"> local, on-device data storage, and the source code is hosted on Github for source control. The project follows Agile Scrum, with frequent feedback loops from stakeholders and team members at the end of sprints to inform development as it moves forward.   </w:t>
-      </w:r>
-      <w:r>
+      </w:r>
+    </w:p>
+    <w:p>
+      <w:pPr>
+        <w:pBdr/>
+        <w:spacing/>
+        <w:ind/>
         <w:rPr>
           <w:rFonts w:ascii="Aptos" w:hAnsi="Aptos" w:cs="Aptos"/>
           <w:sz w:val="24"/>
           <w:szCs w:val="24"/>
         </w:rPr>
+      </w:pPr>
+      <w:r>
+        <w:rPr>
+          <w:rFonts w:ascii="Aptos" w:hAnsi="Aptos" w:eastAsia="Aptos" w:cs="Aptos"/>
+          <w:sz w:val="24"/>
+          <w:szCs w:val="24"/>
+          <w:highlight w:val="none"/>
+          <w:lang w:val="en-GB" w:bidi="en-GB"/>
+        </w:rPr>
+        <w:t xml:space="preserve">The project uses C# .NET MAUI cross-platform framework with SQLite for</w:t>
+      </w:r>
+      <w:r>
+        <w:rPr>
+          <w:rFonts w:ascii="Aptos" w:hAnsi="Aptos" w:eastAsia="Aptos" w:cs="Aptos"/>
+          <w:sz w:val="24"/>
+          <w:szCs w:val="24"/>
+          <w:highlight w:val="none"/>
+          <w:lang w:val="en-GB" w:bidi="en-GB"/>
+        </w:rPr>
+        <w:t xml:space="preserve"> </w:t>
+      </w:r>
+      <w:r>
+        <w:rPr>
+          <w:rFonts w:ascii="Aptos" w:hAnsi="Aptos" w:eastAsia="Aptos" w:cs="Aptos"/>
+          <w:sz w:val="24"/>
+          <w:szCs w:val="24"/>
+          <w:highlight w:val="none"/>
+          <w:lang w:val="en-GB" w:bidi="en-GB"/>
+        </w:rPr>
+        <w:t xml:space="preserve">local, on-device data storage, and the source code is hosted on Github for source control. The project follows Agile Scrum, with frequent feedback loops from stakeholders and team members at the end of sprints to inform development as it moves forward.    </w:t>
+      </w:r>
+      <w:r>
+        <w:rPr>
+          <w:rFonts w:ascii="Aptos" w:hAnsi="Aptos" w:cs="Aptos"/>
+          <w:sz w:val="24"/>
+          <w:szCs w:val="24"/>
+        </w:rPr>
+      </w:r>
+      <w:r>
+        <w:rPr>
+          <w:rFonts w:ascii="Aptos" w:hAnsi="Aptos" w:cs="Aptos"/>
+          <w:sz w:val="24"/>
+          <w:szCs w:val="24"/>
+        </w:rPr>
       </w:r>
     </w:p>
     <w:p>
       <w:pPr>
-        <w:pStyle w:val="871"/>
+        <w:pStyle w:val="875"/>
         <w:numPr>
           <w:ilvl w:val="0"/>
           <w:numId w:val="2"/>
@@ -2185,6 +2424,12 @@
           <w:lang w:val="en-US"/>
         </w:rPr>
       </w:r>
+      <w:r>
+        <w:rPr>
+          <w:highlight w:val="none"/>
+          <w:lang w:val="en-US"/>
+        </w:rPr>
+      </w:r>
     </w:p>
     <w:p>
       <w:pPr>
@@ -2208,18 +2453,31 @@
           <w:highlight w:val="none"/>
           <w:lang w:val="en-GB"/>
         </w:rPr>
-        <w:t xml:space="preserve">. The resources used are student manpower, guidance from delivery staff and using Github source control with JIRA for project management, the Visual studio IDE and MS Teams to communicate. The daily operations of the project are to check communications, work from JIRA tickets in Visual Studio and to commit progress to Github.</w:t>
+        <w:t xml:space="preserve">. The resources used are student manpower, guidance from delivery staff</w:t>
       </w:r>
       <w:r>
         <w:rPr>
           <w:highlight w:val="none"/>
           <w:lang w:val="en-GB"/>
         </w:rPr>
+        <w:t xml:space="preserve"> and using Github source control with JIRA for project management, the Visual studio IDE and MS Teams to communicate. The daily operations of the project are to check communications, work from JIRA tickets in Visual Studio and to commit progress to Github.</w:t>
+      </w:r>
+      <w:r>
+        <w:rPr>
+          <w:highlight w:val="none"/>
+          <w:lang w:val="en-GB"/>
+        </w:rPr>
+      </w:r>
+      <w:r>
+        <w:rPr>
+          <w:highlight w:val="none"/>
+          <w:lang w:val="en-GB"/>
+        </w:rPr>
       </w:r>
     </w:p>
     <w:p>
       <w:pPr>
-        <w:pStyle w:val="871"/>
+        <w:pStyle w:val="875"/>
         <w:numPr>
           <w:ilvl w:val="0"/>
           <w:numId w:val="2"/>
@@ -2254,6 +2512,7 @@
         <w:spacing/>
         <w:ind/>
         <w:rPr>
+          <w:highlight w:val="none"/>
           <w:lang w:val="en-US"/>
         </w:rPr>
       </w:pPr>
@@ -2270,6 +2529,7 @@
       </w:r>
       <w:r>
         <w:rPr>
+          <w:highlight w:val="none"/>
           <w:lang w:val="en-US"/>
         </w:rPr>
       </w:r>
@@ -2280,15 +2540,15 @@
         <w:spacing/>
         <w:ind/>
         <w:rPr>
+          <w:lang w:val="en-US"/>
+        </w:rPr>
+      </w:pPr>
+      <w:r>
+        <w:rPr>
           <w:highlight w:val="none"/>
-          <w:lang w:val="en-US"/>
-        </w:rPr>
-      </w:pPr>
-      <w:r>
-        <w:rPr>
-          <w:lang w:val="en-US"/>
-        </w:rPr>
-        <w:t xml:space="preserve">Include budget tables, break-even analysis, and assumptions if possible.</w:t>
+          <w:lang w:val="en-GB"/>
+        </w:rPr>
+        <w:t xml:space="preserve">Add Budget tracker here?</w:t>
       </w:r>
       <w:r>
         <w:rPr>
@@ -2298,7 +2558,6 @@
       </w:r>
       <w:r>
         <w:rPr>
-          <w:highlight w:val="none"/>
           <w:lang w:val="en-US"/>
         </w:rPr>
       </w:r>
@@ -2315,6 +2574,35 @@
       </w:pPr>
       <w:r>
         <w:rPr>
+          <w:lang w:val="en-US"/>
+        </w:rPr>
+        <w:t xml:space="preserve">Include budget tables, break-even analysis, and assumptions if possible.</w:t>
+      </w:r>
+      <w:r>
+        <w:rPr>
+          <w:highlight w:val="none"/>
+          <w:lang w:val="en-US"/>
+        </w:rPr>
+      </w:r>
+      <w:r>
+        <w:rPr>
+          <w:highlight w:val="none"/>
+          <w:lang w:val="en-US"/>
+        </w:rPr>
+      </w:r>
+    </w:p>
+    <w:p>
+      <w:pPr>
+        <w:pBdr/>
+        <w:spacing/>
+        <w:ind/>
+        <w:rPr>
+          <w:highlight w:val="none"/>
+          <w:lang w:val="en-US"/>
+        </w:rPr>
+      </w:pPr>
+      <w:r>
+        <w:rPr>
           <w:highlight w:val="none"/>
           <w:lang w:val="en-GB"/>
         </w:rPr>
@@ -2322,11 +2610,13 @@
       </w:r>
       <w:r>
         <w:rPr>
-          <w:lang w:val="en-US"/>
-        </w:rPr>
-      </w:r>
-      <w:r>
-        <w:rPr>
+          <w:highlight w:val="none"/>
+          <w:lang w:val="en-US"/>
+        </w:rPr>
+      </w:r>
+      <w:r>
+        <w:rPr>
+          <w:highlight w:val="none"/>
           <w:lang w:val="en-US"/>
         </w:rPr>
       </w:r>
@@ -2337,6 +2627,7 @@
         <w:spacing/>
         <w:ind/>
         <w:rPr>
+          <w:highlight w:val="none"/>
           <w:lang w:val="en-US"/>
         </w:rPr>
       </w:pPr>
@@ -2350,7 +2641,13 @@
       <w:r>
         <w:rPr>
           <w:highlight w:val="none"/>
-          <w:lang w:val="en-US" w:bidi="en-US"/>
+          <w:lang w:val="en-GB"/>
+        </w:rPr>
+        <w:t xml:space="preserve"> (Lois wants it to show how it’s funded)</w:t>
+      </w:r>
+      <w:r>
+        <w:rPr>
+          <w:lang w:val="en-US"/>
         </w:rPr>
       </w:r>
       <w:r>
@@ -2359,458 +2656,6 @@
           <w:lang w:val="en-US"/>
         </w:rPr>
       </w:r>
-    </w:p>
-    <w:p>
-      <w:pPr>
-        <w:pStyle w:val="871"/>
-        <w:numPr>
-          <w:ilvl w:val="0"/>
-          <w:numId w:val="2"/>
-        </w:numPr>
-        <w:pBdr/>
-        <w:spacing/>
-        <w:ind/>
-        <w:rPr>
-          <w:lang w:val="en-US"/>
-        </w:rPr>
-      </w:pPr>
-      <w:r>
-        <w:rPr>
-          <w:lang w:val="en-US"/>
-        </w:rPr>
-        <w:t xml:space="preserve">Risk Analysis</w:t>
-      </w:r>
-      <w:r>
-        <w:rPr>
-          <w:lang w:val="en-US"/>
-        </w:rPr>
-      </w:r>
-      <w:r>
-        <w:rPr>
-          <w:lang w:val="en-US"/>
-        </w:rPr>
-      </w:r>
-    </w:p>
-    <w:p>
-      <w:pPr>
-        <w:pBdr/>
-        <w:spacing/>
-        <w:ind/>
-        <w:rPr>
-          <w:lang w:val="en-US"/>
-        </w:rPr>
-      </w:pPr>
-      <w:r>
-        <w:rPr>
-          <w:lang w:val="en-US"/>
-        </w:rPr>
-        <w:t xml:space="preserve">Identify potential risks (technical, market, financial) and your mitigation strategies.</w:t>
-      </w:r>
-      <w:r>
-        <w:rPr>
-          <w:lang w:val="en-US"/>
-        </w:rPr>
-      </w:r>
-      <w:r>
-        <w:rPr>
-          <w:lang w:val="en-US"/>
-        </w:rPr>
-      </w:r>
-    </w:p>
-    <w:p>
-      <w:pPr>
-        <w:pBdr/>
-        <w:spacing/>
-        <w:ind/>
-        <w:rPr>
-          <w:lang w:val="en-US"/>
-        </w:rPr>
-      </w:pPr>
-      <w:r>
-        <w:rPr>
-          <w:lang w:val="en-US"/>
-        </w:rPr>
-        <w:br/>
-      </w:r>
-      <w:r>
-        <w:rPr>
-          <w:lang w:val="en-GB"/>
-        </w:rPr>
-        <w:t xml:space="preserve">A risk register was made with the team to identify, prioritise and offer mitigations for various risks to both development and project management (Keenan. 2025).</w:t>
-      </w:r>
-      <w:r>
-        <w:rPr>
-          <w:lang w:val="en-US"/>
-        </w:rPr>
-      </w:r>
-      <w:r>
-        <w:rPr>
-          <w:lang w:val="en-US"/>
-        </w:rPr>
-      </w:r>
-    </w:p>
-    <w:p>
-      <w:pPr>
-        <w:pStyle w:val="871"/>
-        <w:numPr>
-          <w:ilvl w:val="0"/>
-          <w:numId w:val="2"/>
-        </w:numPr>
-        <w:pBdr/>
-        <w:spacing/>
-        <w:ind/>
-        <w:rPr>
-          <w:lang w:val="en-US"/>
-        </w:rPr>
-      </w:pPr>
-      <w:r>
-        <w:rPr>
-          <w:lang w:val="en-US"/>
-        </w:rPr>
-        <w:t xml:space="preserve">Meta Skills Reflection</w:t>
-      </w:r>
-      <w:r>
-        <w:rPr>
-          <w:lang w:val="en-US"/>
-        </w:rPr>
-      </w:r>
-      <w:r>
-        <w:rPr>
-          <w:lang w:val="en-US"/>
-        </w:rPr>
-      </w:r>
-    </w:p>
-    <w:p>
-      <w:pPr>
-        <w:pBdr/>
-        <w:spacing/>
-        <w:ind/>
-        <w:rPr>
-          <w:lang w:val="en-US"/>
-        </w:rPr>
-      </w:pPr>
-      <w:r>
-        <w:rPr>
-          <w:lang w:val="en-US"/>
-        </w:rPr>
-        <w:t xml:space="preserve">Reflect on the soft skills developed during the project, such as:</w:t>
-      </w:r>
-      <w:r>
-        <w:rPr>
-          <w:lang w:val="en-US"/>
-        </w:rPr>
-      </w:r>
-      <w:r>
-        <w:rPr>
-          <w:lang w:val="en-US"/>
-        </w:rPr>
-      </w:r>
-    </w:p>
-    <w:p>
-      <w:pPr>
-        <w:pBdr/>
-        <w:spacing/>
-        <w:ind/>
-        <w:rPr>
-          <w:lang w:val="en-US"/>
-        </w:rPr>
-      </w:pPr>
-      <w:r>
-        <w:rPr>
-          <w:lang w:val="en-US"/>
-        </w:rPr>
-        <w:t xml:space="preserve">☐ Critical thinking</w:t>
-      </w:r>
-      <w:r>
-        <w:rPr>
-          <w:lang w:val="en-US"/>
-        </w:rPr>
-      </w:r>
-      <w:r>
-        <w:rPr>
-          <w:lang w:val="en-US"/>
-        </w:rPr>
-      </w:r>
-    </w:p>
-    <w:p>
-      <w:pPr>
-        <w:pBdr/>
-        <w:spacing/>
-        <w:ind/>
-        <w:rPr>
-          <w:lang w:val="en-US"/>
-        </w:rPr>
-      </w:pPr>
-      <w:r>
-        <w:rPr>
-          <w:lang w:val="en-US"/>
-        </w:rPr>
-        <w:t xml:space="preserve">☐ Problem-solving</w:t>
-      </w:r>
-      <w:r>
-        <w:rPr>
-          <w:lang w:val="en-US"/>
-        </w:rPr>
-      </w:r>
-      <w:r>
-        <w:rPr>
-          <w:lang w:val="en-US"/>
-        </w:rPr>
-      </w:r>
-    </w:p>
-    <w:p>
-      <w:pPr>
-        <w:pBdr/>
-        <w:spacing/>
-        <w:ind/>
-        <w:rPr>
-          <w:lang w:val="en-US"/>
-        </w:rPr>
-      </w:pPr>
-      <w:r>
-        <w:rPr>
-          <w:lang w:val="en-US"/>
-        </w:rPr>
-        <w:t xml:space="preserve">☐ Teamwork &amp; communication</w:t>
-      </w:r>
-      <w:r>
-        <w:rPr>
-          <w:lang w:val="en-US"/>
-        </w:rPr>
-      </w:r>
-      <w:r>
-        <w:rPr>
-          <w:lang w:val="en-US"/>
-        </w:rPr>
-      </w:r>
-    </w:p>
-    <w:p>
-      <w:pPr>
-        <w:pBdr/>
-        <w:spacing/>
-        <w:ind/>
-        <w:rPr>
-          <w:lang w:val="en-US"/>
-        </w:rPr>
-      </w:pPr>
-      <w:r>
-        <w:rPr>
-          <w:lang w:val="en-US"/>
-        </w:rPr>
-        <w:t xml:space="preserve">☐ Adaptability</w:t>
-      </w:r>
-      <w:r>
-        <w:rPr>
-          <w:lang w:val="en-US"/>
-        </w:rPr>
-      </w:r>
-      <w:r>
-        <w:rPr>
-          <w:lang w:val="en-US"/>
-        </w:rPr>
-      </w:r>
-    </w:p>
-    <w:p>
-      <w:pPr>
-        <w:pBdr/>
-        <w:spacing/>
-        <w:ind/>
-        <w:rPr>
-          <w:lang w:val="en-US"/>
-        </w:rPr>
-      </w:pPr>
-      <w:r>
-        <w:rPr>
-          <w:lang w:val="en-US"/>
-        </w:rPr>
-        <w:t xml:space="preserve">☐ Time management</w:t>
-      </w:r>
-      <w:r>
-        <w:rPr>
-          <w:lang w:val="en-US"/>
-        </w:rPr>
-      </w:r>
-      <w:r>
-        <w:rPr>
-          <w:lang w:val="en-US"/>
-        </w:rPr>
-      </w:r>
-    </w:p>
-    <w:p>
-      <w:pPr>
-        <w:pBdr/>
-        <w:spacing/>
-        <w:ind/>
-        <w:rPr>
-          <w:lang w:val="en-US"/>
-        </w:rPr>
-      </w:pPr>
-      <w:r>
-        <w:rPr>
-          <w:lang w:val="en-US"/>
-        </w:rPr>
-        <w:t xml:space="preserve">☐ Self-motivation</w:t>
-      </w:r>
-      <w:r>
-        <w:rPr>
-          <w:lang w:val="en-US"/>
-        </w:rPr>
-      </w:r>
-      <w:r>
-        <w:rPr>
-          <w:lang w:val="en-US"/>
-        </w:rPr>
-      </w:r>
-    </w:p>
-    <w:p>
-      <w:pPr>
-        <w:pBdr/>
-        <w:spacing/>
-        <w:ind/>
-        <w:rPr>
-          <w:lang w:val="en-US"/>
-        </w:rPr>
-      </w:pPr>
-      <w:r>
-        <w:rPr>
-          <w:lang w:val="en-US"/>
-        </w:rPr>
-        <w:t xml:space="preserve">Describe how these skills were applied and improved throughout the project.</w:t>
-      </w:r>
-      <w:r>
-        <w:rPr>
-          <w:lang w:val="en-US"/>
-        </w:rPr>
-        <w:t xml:space="preserve"> Use the meta-skills tools provided to assist you.</w:t>
-      </w:r>
-      <w:r>
-        <w:rPr>
-          <w:lang w:val="en-US"/>
-        </w:rPr>
-      </w:r>
-      <w:r>
-        <w:rPr>
-          <w:lang w:val="en-US"/>
-        </w:rPr>
-      </w:r>
-    </w:p>
-    <w:p>
-      <w:pPr>
-        <w:pBdr/>
-        <w:spacing/>
-        <w:ind/>
-        <w:rPr>
-          <w:highlight w:val="none"/>
-          <w:lang w:val="en-US"/>
-        </w:rPr>
-      </w:pPr>
-      <w:r>
-        <w:rPr>
-          <w:lang w:val="en-US"/>
-        </w:rPr>
-      </w:r>
-      <w:r>
-        <w:rPr>
-          <w:lang w:val="en-GB"/>
-        </w:rPr>
-        <w:t xml:space="preserve">Link the meta skills pdf</w:t>
-      </w:r>
-      <w:r>
-        <w:rPr>
-          <w:highlight w:val="none"/>
-          <w:lang w:val="en-US"/>
-        </w:rPr>
-      </w:r>
-      <w:r>
-        <w:rPr>
-          <w:highlight w:val="none"/>
-          <w:lang w:val="en-US"/>
-        </w:rPr>
-      </w:r>
-    </w:p>
-    <w:p>
-      <w:pPr>
-        <w:pStyle w:val="871"/>
-        <w:pBdr/>
-        <w:spacing/>
-        <w:ind/>
-        <w:rPr/>
-      </w:pPr>
-      <w:r>
-        <w:t xml:space="preserve">Conclusion</w:t>
-      </w:r>
-      <w:r/>
-    </w:p>
-    <w:p>
-      <w:pPr>
-        <w:pBdr/>
-        <w:spacing/>
-        <w:ind/>
-        <w:rPr>
-          <w:lang w:val="en-US"/>
-        </w:rPr>
-      </w:pPr>
-      <w:r>
-        <w:rPr>
-          <w:lang w:val="en-US"/>
-        </w:rPr>
-        <w:t xml:space="preserve">Summarize the overall value of the project, its potential impact, and future development opportunities.</w:t>
-      </w:r>
-      <w:r>
-        <w:rPr>
-          <w:lang w:val="en-US"/>
-        </w:rPr>
-        <w:t xml:space="preserve"> This may include insights, recommendations for next steps e.g. prototyping/launching in the market etc.</w:t>
-      </w:r>
-      <w:r>
-        <w:rPr>
-          <w:lang w:val="en-US"/>
-        </w:rPr>
-        <w:br/>
-      </w:r>
-      <w:r>
-        <w:rPr>
-          <w:lang w:val="en-US"/>
-        </w:rPr>
-      </w:r>
-      <w:r>
-        <w:rPr>
-          <w:lang w:val="en-US"/>
-        </w:rPr>
-      </w:r>
-    </w:p>
-    <w:p>
-      <w:pPr>
-        <w:pBdr/>
-        <w:spacing/>
-        <w:ind/>
-        <w:rPr/>
-      </w:pPr>
-      <w:r/>
-      <w:r/>
-    </w:p>
-    <w:p>
-      <w:pPr>
-        <w:pStyle w:val="871"/>
-        <w:pBdr/>
-        <w:spacing/>
-        <w:ind/>
-        <w:rPr/>
-      </w:pPr>
-      <w:r>
-        <w:t xml:space="preserve">References</w:t>
-      </w:r>
-      <w:r/>
-    </w:p>
-    <w:p>
-      <w:pPr>
-        <w:pBdr/>
-        <w:spacing/>
-        <w:ind/>
-        <w:rPr/>
-      </w:pPr>
-      <w:r/>
-      <w:r/>
     </w:p>
     <w:p>
       <w:pPr>
@@ -2820,11 +2665,10 @@
           <w:bottom w:val="none" w:color="000000" w:sz="4" w:space="0"/>
           <w:right w:val="none" w:color="000000" w:sz="4" w:space="0"/>
         </w:pBdr>
-        <w:spacing/>
-        <w:ind w:right="0" w:hanging="567" w:left="567"/>
-        <w:rPr>
-          <w:rFonts w:ascii="Aptos" w:hAnsi="Aptos" w:cs="Aptos"/>
-        </w:rPr>
+        <w:shd w:val="clear" w:color="ffffff" w:fill="ffffff"/>
+        <w:spacing w:after="239" w:before="239"/>
+        <w:ind w:right="0" w:firstLine="0" w:left="0"/>
+        <w:rPr/>
       </w:pPr>
       <w:r>
         <w:rPr>
@@ -2832,7 +2676,791 @@
           <w:color w:val="000000"/>
           <w:sz w:val="24"/>
         </w:rPr>
-        <w:t xml:space="preserve">Keenan, L. (2025d) </w:t>
+        <w:t xml:space="preserve">No funds will be used for paid labour, only for materials and event support.</w:t>
+      </w:r>
+      <w:r/>
+    </w:p>
+    <w:p>
+      <w:pPr>
+        <w:pBdr>
+          <w:top w:val="none" w:color="000000" w:sz="4" w:space="0"/>
+          <w:left w:val="none" w:color="000000" w:sz="4" w:space="0"/>
+          <w:bottom w:val="none" w:color="000000" w:sz="4" w:space="0"/>
+          <w:right w:val="none" w:color="000000" w:sz="4" w:space="0"/>
+        </w:pBdr>
+        <w:shd w:val="clear" w:color="ffffff" w:fill="ffffff"/>
+        <w:spacing w:after="239" w:before="239"/>
+        <w:ind w:right="0" w:firstLine="0" w:left="0"/>
+        <w:rPr/>
+      </w:pPr>
+      <w:r>
+        <w:rPr>
+          <w:rFonts w:ascii="Aptos" w:hAnsi="Aptos" w:eastAsia="Aptos" w:cs="Aptos"/>
+          <w:b/>
+          <w:color w:val="000000"/>
+          <w:sz w:val="24"/>
+        </w:rPr>
+        <w:t xml:space="preserve">Tree Planting </w:t>
+      </w:r>
+      <w:r>
+        <w:rPr>
+          <w:rFonts w:ascii="Aptos" w:hAnsi="Aptos" w:eastAsia="Aptos" w:cs="Aptos"/>
+          <w:color w:val="000000"/>
+          <w:sz w:val="24"/>
+        </w:rPr>
+        <w:t xml:space="preserve">Indicative breakdown:</w:t>
+      </w:r>
+      <w:r/>
+    </w:p>
+    <w:p>
+      <w:pPr>
+        <w:pStyle w:val="901"/>
+        <w:numPr>
+          <w:ilvl w:val="0"/>
+          <w:numId w:val="5"/>
+        </w:numPr>
+        <w:pBdr>
+          <w:top w:val="none" w:color="000000" w:sz="4" w:space="0"/>
+          <w:left w:val="none" w:color="000000" w:sz="4" w:space="0"/>
+          <w:bottom w:val="none" w:color="000000" w:sz="4" w:space="0"/>
+          <w:right w:val="none" w:color="000000" w:sz="4" w:space="0"/>
+        </w:pBdr>
+        <w:shd w:val="clear" w:color="ffffff" w:fill="ffffff"/>
+        <w:spacing w:after="239" w:before="239"/>
+        <w:ind w:right="0"/>
+        <w:rPr/>
+      </w:pPr>
+      <w:r>
+        <w:rPr>
+          <w:rFonts w:ascii="Aptos" w:hAnsi="Aptos" w:eastAsia="Aptos" w:cs="Aptos"/>
+          <w:color w:val="000000"/>
+        </w:rPr>
+        <w:t xml:space="preserve">Saplings: ~£700</w:t>
+      </w:r>
+      <w:r/>
+    </w:p>
+    <w:p>
+      <w:pPr>
+        <w:pStyle w:val="901"/>
+        <w:numPr>
+          <w:ilvl w:val="0"/>
+          <w:numId w:val="5"/>
+        </w:numPr>
+        <w:pBdr>
+          <w:top w:val="none" w:color="000000" w:sz="4" w:space="0"/>
+          <w:left w:val="none" w:color="000000" w:sz="4" w:space="0"/>
+          <w:bottom w:val="none" w:color="000000" w:sz="4" w:space="0"/>
+          <w:right w:val="none" w:color="000000" w:sz="4" w:space="0"/>
+        </w:pBdr>
+        <w:shd w:val="clear" w:color="ffffff" w:fill="ffffff"/>
+        <w:spacing w:after="239" w:before="239"/>
+        <w:ind w:right="0"/>
+        <w:rPr/>
+      </w:pPr>
+      <w:r>
+        <w:rPr>
+          <w:rFonts w:ascii="Aptos" w:hAnsi="Aptos" w:eastAsia="Aptos" w:cs="Aptos"/>
+          <w:color w:val="000000"/>
+        </w:rPr>
+        <w:t xml:space="preserve">Tools/equipment (spades, guards, gloves): ~£200</w:t>
+      </w:r>
+      <w:r/>
+    </w:p>
+    <w:p>
+      <w:pPr>
+        <w:pStyle w:val="901"/>
+        <w:numPr>
+          <w:ilvl w:val="0"/>
+          <w:numId w:val="5"/>
+        </w:numPr>
+        <w:pBdr>
+          <w:top w:val="none" w:color="000000" w:sz="4" w:space="0"/>
+          <w:left w:val="none" w:color="000000" w:sz="4" w:space="0"/>
+          <w:bottom w:val="none" w:color="000000" w:sz="4" w:space="0"/>
+          <w:right w:val="none" w:color="000000" w:sz="4" w:space="0"/>
+        </w:pBdr>
+        <w:shd w:val="clear" w:color="ffffff" w:fill="ffffff"/>
+        <w:spacing w:after="239" w:before="239"/>
+        <w:ind w:right="0"/>
+        <w:rPr/>
+      </w:pPr>
+      <w:r>
+        <w:rPr>
+          <w:rFonts w:ascii="Aptos" w:hAnsi="Aptos" w:eastAsia="Aptos" w:cs="Aptos"/>
+          <w:color w:val="000000"/>
+        </w:rPr>
+        <w:t xml:space="preserve">Transport/logistics for student volunteers: ~£200</w:t>
+      </w:r>
+      <w:r/>
+    </w:p>
+    <w:p>
+      <w:pPr>
+        <w:pStyle w:val="901"/>
+        <w:numPr>
+          <w:ilvl w:val="0"/>
+          <w:numId w:val="5"/>
+        </w:numPr>
+        <w:pBdr>
+          <w:top w:val="none" w:color="000000" w:sz="4" w:space="0"/>
+          <w:left w:val="none" w:color="000000" w:sz="4" w:space="0"/>
+          <w:bottom w:val="none" w:color="000000" w:sz="4" w:space="0"/>
+          <w:right w:val="none" w:color="000000" w:sz="4" w:space="0"/>
+        </w:pBdr>
+        <w:shd w:val="clear" w:color="ffffff" w:fill="ffffff"/>
+        <w:spacing w:after="239" w:before="239"/>
+        <w:ind w:right="0"/>
+        <w:rPr/>
+      </w:pPr>
+      <w:r>
+        <w:rPr>
+          <w:rFonts w:ascii="Aptos" w:hAnsi="Aptos" w:eastAsia="Aptos" w:cs="Aptos"/>
+          <w:color w:val="000000"/>
+        </w:rPr>
+        <w:t xml:space="preserve">Event signage/materials: ~£150</w:t>
+      </w:r>
+      <w:r/>
+    </w:p>
+    <w:p>
+      <w:pPr>
+        <w:pStyle w:val="901"/>
+        <w:numPr>
+          <w:ilvl w:val="0"/>
+          <w:numId w:val="5"/>
+        </w:numPr>
+        <w:pBdr>
+          <w:top w:val="none" w:color="000000" w:sz="4" w:space="0"/>
+          <w:left w:val="none" w:color="000000" w:sz="4" w:space="0"/>
+          <w:bottom w:val="none" w:color="000000" w:sz="4" w:space="0"/>
+          <w:right w:val="none" w:color="000000" w:sz="4" w:space="0"/>
+        </w:pBdr>
+        <w:shd w:val="clear" w:color="ffffff" w:fill="ffffff"/>
+        <w:spacing w:after="239" w:before="239"/>
+        <w:ind w:right="0"/>
+        <w:rPr/>
+      </w:pPr>
+      <w:r>
+        <w:rPr>
+          <w:rFonts w:ascii="Aptos" w:hAnsi="Aptos" w:eastAsia="Aptos" w:cs="Aptos"/>
+          <w:b/>
+          <w:color w:val="000000"/>
+          <w:sz w:val="24"/>
+        </w:rPr>
+        <w:t xml:space="preserve">No paid labour</w:t>
+      </w:r>
+      <w:r>
+        <w:rPr>
+          <w:rFonts w:ascii="Aptos" w:hAnsi="Aptos" w:eastAsia="Aptos" w:cs="Aptos"/>
+          <w:color w:val="000000"/>
+        </w:rPr>
+        <w:t xml:space="preserve"> is included.</w:t>
+      </w:r>
+      <w:r/>
+    </w:p>
+    <w:p>
+      <w:pPr>
+        <w:pBdr>
+          <w:top w:val="none" w:color="000000" w:sz="4" w:space="0"/>
+          <w:left w:val="none" w:color="000000" w:sz="4" w:space="0"/>
+          <w:bottom w:val="none" w:color="000000" w:sz="4" w:space="0"/>
+          <w:right w:val="none" w:color="000000" w:sz="4" w:space="0"/>
+        </w:pBdr>
+        <w:shd w:val="clear" w:color="ffffff" w:fill="ffffff"/>
+        <w:spacing w:after="0" w:before="0"/>
+        <w:ind w:right="0" w:firstLine="0" w:left="0"/>
+        <w:rPr/>
+      </w:pPr>
+      <w:r>
+        <w:rPr>
+          <w:rFonts w:ascii="Aptos" w:hAnsi="Aptos" w:eastAsia="Aptos" w:cs="Aptos"/>
+          <w:b/>
+          <w:color w:val="000000"/>
+          <w:sz w:val="24"/>
+        </w:rPr>
+        <w:t xml:space="preserve">Engagement &amp; Showcasing (£500)</w:t>
+      </w:r>
+      <w:r/>
+    </w:p>
+    <w:p>
+      <w:pPr>
+        <w:pStyle w:val="901"/>
+        <w:numPr>
+          <w:ilvl w:val="0"/>
+          <w:numId w:val="6"/>
+        </w:numPr>
+        <w:pBdr>
+          <w:top w:val="none" w:color="000000" w:sz="4" w:space="0"/>
+          <w:left w:val="none" w:color="000000" w:sz="4" w:space="0"/>
+          <w:bottom w:val="none" w:color="000000" w:sz="4" w:space="0"/>
+          <w:right w:val="none" w:color="000000" w:sz="4" w:space="0"/>
+        </w:pBdr>
+        <w:shd w:val="clear" w:color="ffffff" w:fill="ffffff"/>
+        <w:spacing w:after="239" w:before="239"/>
+        <w:ind w:right="0"/>
+        <w:rPr/>
+      </w:pPr>
+      <w:r>
+        <w:rPr>
+          <w:rFonts w:ascii="Aptos" w:hAnsi="Aptos" w:eastAsia="Aptos" w:cs="Aptos"/>
+          <w:color w:val="000000"/>
+        </w:rPr>
+        <w:t xml:space="preserve">Promotion &amp; awareness materials: £150</w:t>
+      </w:r>
+      <w:r/>
+    </w:p>
+    <w:p>
+      <w:pPr>
+        <w:pStyle w:val="901"/>
+        <w:numPr>
+          <w:ilvl w:val="0"/>
+          <w:numId w:val="6"/>
+        </w:numPr>
+        <w:pBdr>
+          <w:top w:val="none" w:color="000000" w:sz="4" w:space="0"/>
+          <w:left w:val="none" w:color="000000" w:sz="4" w:space="0"/>
+          <w:bottom w:val="none" w:color="000000" w:sz="4" w:space="0"/>
+          <w:right w:val="none" w:color="000000" w:sz="4" w:space="0"/>
+        </w:pBdr>
+        <w:shd w:val="clear" w:color="ffffff" w:fill="ffffff"/>
+        <w:spacing w:after="239" w:before="239"/>
+        <w:ind w:right="0"/>
+        <w:rPr/>
+      </w:pPr>
+      <w:r>
+        <w:rPr>
+          <w:rFonts w:ascii="Aptos" w:hAnsi="Aptos" w:eastAsia="Aptos" w:cs="Aptos"/>
+          <w:color w:val="000000"/>
+        </w:rPr>
+        <w:t xml:space="preserve">Launch or engagement events: £150</w:t>
+      </w:r>
+      <w:r/>
+    </w:p>
+    <w:p>
+      <w:pPr>
+        <w:pStyle w:val="901"/>
+        <w:numPr>
+          <w:ilvl w:val="0"/>
+          <w:numId w:val="6"/>
+        </w:numPr>
+        <w:pBdr>
+          <w:top w:val="none" w:color="000000" w:sz="4" w:space="0"/>
+          <w:left w:val="none" w:color="000000" w:sz="4" w:space="0"/>
+          <w:bottom w:val="none" w:color="000000" w:sz="4" w:space="0"/>
+          <w:right w:val="none" w:color="000000" w:sz="4" w:space="0"/>
+        </w:pBdr>
+        <w:shd w:val="clear" w:color="ffffff" w:fill="ffffff"/>
+        <w:spacing w:after="239" w:before="239"/>
+        <w:ind w:right="0"/>
+        <w:rPr/>
+      </w:pPr>
+      <w:r>
+        <w:rPr>
+          <w:rFonts w:ascii="Aptos" w:hAnsi="Aptos" w:eastAsia="Aptos" w:cs="Aptos"/>
+          <w:color w:val="000000"/>
+        </w:rPr>
+        <w:t xml:space="preserve">User incentives: £200</w:t>
+      </w:r>
+      <w:r/>
+    </w:p>
+    <w:p>
+      <w:pPr>
+        <w:pBdr/>
+        <w:spacing/>
+        <w:ind/>
+        <w:rPr>
+          <w:lang w:val="en-US"/>
+        </w:rPr>
+      </w:pPr>
+      <w:r>
+        <w:rPr>
+          <w:highlight w:val="none"/>
+          <w:lang w:val="en-US" w:bidi="en-US"/>
+        </w:rPr>
+      </w:r>
+      <w:r>
+        <w:rPr>
+          <w:highlight w:val="none"/>
+          <w:lang w:val="en-US"/>
+        </w:rPr>
+      </w:r>
+      <w:r>
+        <w:rPr>
+          <w:lang w:val="en-US"/>
+        </w:rPr>
+      </w:r>
+    </w:p>
+    <w:p>
+      <w:pPr>
+        <w:pStyle w:val="875"/>
+        <w:numPr>
+          <w:ilvl w:val="0"/>
+          <w:numId w:val="2"/>
+        </w:numPr>
+        <w:pBdr/>
+        <w:spacing/>
+        <w:ind/>
+        <w:rPr>
+          <w:lang w:val="en-US"/>
+        </w:rPr>
+      </w:pPr>
+      <w:r>
+        <w:rPr>
+          <w:lang w:val="en-US"/>
+        </w:rPr>
+        <w:t xml:space="preserve">Risk Analysis</w:t>
+      </w:r>
+      <w:r>
+        <w:rPr>
+          <w:lang w:val="en-US"/>
+        </w:rPr>
+      </w:r>
+      <w:r>
+        <w:rPr>
+          <w:lang w:val="en-US"/>
+        </w:rPr>
+      </w:r>
+    </w:p>
+    <w:p>
+      <w:pPr>
+        <w:pBdr/>
+        <w:spacing/>
+        <w:ind/>
+        <w:rPr>
+          <w:lang w:val="en-US"/>
+        </w:rPr>
+      </w:pPr>
+      <w:r>
+        <w:rPr>
+          <w:lang w:val="en-US"/>
+        </w:rPr>
+        <w:t xml:space="preserve">Identify potential risks (technical, market, financial) and your mitigation strategies.</w:t>
+      </w:r>
+      <w:r>
+        <w:rPr>
+          <w:lang w:val="en-US"/>
+        </w:rPr>
+      </w:r>
+      <w:r>
+        <w:rPr>
+          <w:lang w:val="en-US"/>
+        </w:rPr>
+      </w:r>
+    </w:p>
+    <w:p>
+      <w:pPr>
+        <w:pBdr/>
+        <w:spacing/>
+        <w:ind/>
+        <w:rPr>
+          <w:lang w:val="en-US"/>
+        </w:rPr>
+      </w:pPr>
+      <w:r>
+        <w:rPr>
+          <w:lang w:val="en-US"/>
+        </w:rPr>
+        <w:br/>
+      </w:r>
+      <w:r>
+        <w:rPr>
+          <w:lang w:val="en-GB"/>
+        </w:rPr>
+        <w:t xml:space="preserve">A risk register was made with the team to identify, prioritise and offer mitigations for various risks to both development and project management (Keenan. 2025).</w:t>
+      </w:r>
+      <w:r>
+        <w:rPr>
+          <w:lang w:val="en-US"/>
+        </w:rPr>
+      </w:r>
+      <w:r>
+        <w:rPr>
+          <w:lang w:val="en-US"/>
+        </w:rPr>
+      </w:r>
+    </w:p>
+    <w:p>
+      <w:pPr>
+        <w:pStyle w:val="875"/>
+        <w:numPr>
+          <w:ilvl w:val="0"/>
+          <w:numId w:val="2"/>
+        </w:numPr>
+        <w:pBdr/>
+        <w:spacing/>
+        <w:ind/>
+        <w:rPr>
+          <w:lang w:val="en-US"/>
+        </w:rPr>
+      </w:pPr>
+      <w:r>
+        <w:rPr>
+          <w:lang w:val="en-US"/>
+        </w:rPr>
+        <w:t xml:space="preserve">Meta Skills Reflection</w:t>
+      </w:r>
+      <w:r>
+        <w:rPr>
+          <w:lang w:val="en-US"/>
+        </w:rPr>
+      </w:r>
+      <w:r>
+        <w:rPr>
+          <w:lang w:val="en-US"/>
+        </w:rPr>
+      </w:r>
+    </w:p>
+    <w:p>
+      <w:pPr>
+        <w:pBdr/>
+        <w:spacing/>
+        <w:ind/>
+        <w:rPr>
+          <w:lang w:val="en-US"/>
+        </w:rPr>
+      </w:pPr>
+      <w:r>
+        <w:rPr>
+          <w:lang w:val="en-US"/>
+        </w:rPr>
+        <w:t xml:space="preserve">Reflect on the soft skills developed during the project, such as:</w:t>
+      </w:r>
+      <w:r>
+        <w:rPr>
+          <w:lang w:val="en-US"/>
+        </w:rPr>
+      </w:r>
+      <w:r>
+        <w:rPr>
+          <w:lang w:val="en-US"/>
+        </w:rPr>
+      </w:r>
+    </w:p>
+    <w:p>
+      <w:pPr>
+        <w:pBdr/>
+        <w:spacing/>
+        <w:ind/>
+        <w:rPr>
+          <w:lang w:val="en-US"/>
+        </w:rPr>
+      </w:pPr>
+      <w:r>
+        <w:rPr>
+          <w:lang w:val="en-US"/>
+        </w:rPr>
+        <w:t xml:space="preserve">☐ Critical thinking</w:t>
+      </w:r>
+      <w:r>
+        <w:rPr>
+          <w:lang w:val="en-US"/>
+        </w:rPr>
+      </w:r>
+      <w:r>
+        <w:rPr>
+          <w:lang w:val="en-US"/>
+        </w:rPr>
+      </w:r>
+    </w:p>
+    <w:p>
+      <w:pPr>
+        <w:pBdr/>
+        <w:spacing/>
+        <w:ind/>
+        <w:rPr>
+          <w:lang w:val="en-US"/>
+        </w:rPr>
+      </w:pPr>
+      <w:r>
+        <w:rPr>
+          <w:lang w:val="en-US"/>
+        </w:rPr>
+        <w:t xml:space="preserve">☐ Problem-solving</w:t>
+      </w:r>
+      <w:r>
+        <w:rPr>
+          <w:lang w:val="en-US"/>
+        </w:rPr>
+      </w:r>
+      <w:r>
+        <w:rPr>
+          <w:lang w:val="en-US"/>
+        </w:rPr>
+      </w:r>
+    </w:p>
+    <w:p>
+      <w:pPr>
+        <w:pBdr/>
+        <w:spacing/>
+        <w:ind/>
+        <w:rPr>
+          <w:lang w:val="en-US"/>
+        </w:rPr>
+      </w:pPr>
+      <w:r>
+        <w:rPr>
+          <w:lang w:val="en-US"/>
+        </w:rPr>
+        <w:t xml:space="preserve">☐ Teamwork &amp; communication</w:t>
+      </w:r>
+      <w:r>
+        <w:rPr>
+          <w:lang w:val="en-US"/>
+        </w:rPr>
+      </w:r>
+      <w:r>
+        <w:rPr>
+          <w:lang w:val="en-US"/>
+        </w:rPr>
+      </w:r>
+    </w:p>
+    <w:p>
+      <w:pPr>
+        <w:pBdr/>
+        <w:spacing/>
+        <w:ind/>
+        <w:rPr>
+          <w:lang w:val="en-US"/>
+        </w:rPr>
+      </w:pPr>
+      <w:r>
+        <w:rPr>
+          <w:lang w:val="en-US"/>
+        </w:rPr>
+        <w:t xml:space="preserve">☐ Adaptability</w:t>
+      </w:r>
+      <w:r>
+        <w:rPr>
+          <w:lang w:val="en-US"/>
+        </w:rPr>
+      </w:r>
+      <w:r>
+        <w:rPr>
+          <w:lang w:val="en-US"/>
+        </w:rPr>
+      </w:r>
+    </w:p>
+    <w:p>
+      <w:pPr>
+        <w:pBdr/>
+        <w:spacing/>
+        <w:ind/>
+        <w:rPr>
+          <w:lang w:val="en-US"/>
+        </w:rPr>
+      </w:pPr>
+      <w:r>
+        <w:rPr>
+          <w:lang w:val="en-US"/>
+        </w:rPr>
+        <w:t xml:space="preserve">☐ Time management</w:t>
+      </w:r>
+      <w:r>
+        <w:rPr>
+          <w:lang w:val="en-US"/>
+        </w:rPr>
+      </w:r>
+      <w:r>
+        <w:rPr>
+          <w:lang w:val="en-US"/>
+        </w:rPr>
+      </w:r>
+    </w:p>
+    <w:p>
+      <w:pPr>
+        <w:pBdr/>
+        <w:spacing/>
+        <w:ind/>
+        <w:rPr>
+          <w:lang w:val="en-US"/>
+        </w:rPr>
+      </w:pPr>
+      <w:r>
+        <w:rPr>
+          <w:lang w:val="en-US"/>
+        </w:rPr>
+        <w:t xml:space="preserve">☐ Self-motivation</w:t>
+      </w:r>
+      <w:r>
+        <w:rPr>
+          <w:lang w:val="en-US"/>
+        </w:rPr>
+      </w:r>
+      <w:r>
+        <w:rPr>
+          <w:lang w:val="en-US"/>
+        </w:rPr>
+      </w:r>
+    </w:p>
+    <w:p>
+      <w:pPr>
+        <w:pBdr/>
+        <w:spacing/>
+        <w:ind/>
+        <w:rPr>
+          <w:lang w:val="en-US"/>
+        </w:rPr>
+      </w:pPr>
+      <w:r>
+        <w:rPr>
+          <w:lang w:val="en-US"/>
+        </w:rPr>
+        <w:t xml:space="preserve">Describe how these skills were applied and improved throughout the project.</w:t>
+      </w:r>
+      <w:r>
+        <w:rPr>
+          <w:lang w:val="en-US"/>
+        </w:rPr>
+        <w:t xml:space="preserve"> Use the meta-skills tools provided to assist you.</w:t>
+      </w:r>
+      <w:r>
+        <w:rPr>
+          <w:lang w:val="en-US"/>
+        </w:rPr>
+      </w:r>
+      <w:r>
+        <w:rPr>
+          <w:lang w:val="en-US"/>
+        </w:rPr>
+      </w:r>
+    </w:p>
+    <w:p>
+      <w:pPr>
+        <w:pBdr/>
+        <w:spacing/>
+        <w:ind/>
+        <w:rPr>
+          <w:highlight w:val="none"/>
+          <w:lang w:val="en-US"/>
+        </w:rPr>
+      </w:pPr>
+      <w:r>
+        <w:rPr>
+          <w:lang w:val="en-US"/>
+        </w:rPr>
+      </w:r>
+      <w:r>
+        <w:rPr>
+          <w:lang w:val="en-GB"/>
+        </w:rPr>
+        <w:t xml:space="preserve">Link the meta skills pdf</w:t>
+      </w:r>
+      <w:r>
+        <w:rPr>
+          <w:highlight w:val="none"/>
+          <w:lang w:val="en-US"/>
+        </w:rPr>
+      </w:r>
+      <w:r>
+        <w:rPr>
+          <w:highlight w:val="none"/>
+          <w:lang w:val="en-US"/>
+        </w:rPr>
+      </w:r>
+    </w:p>
+    <w:p>
+      <w:pPr>
+        <w:pStyle w:val="875"/>
+        <w:pBdr/>
+        <w:spacing/>
+        <w:ind/>
+        <w:rPr/>
+      </w:pPr>
+      <w:r>
+        <w:t xml:space="preserve">Conclusion</w:t>
+      </w:r>
+      <w:r/>
+    </w:p>
+    <w:p>
+      <w:pPr>
+        <w:pBdr/>
+        <w:spacing/>
+        <w:ind/>
+        <w:rPr>
+          <w:lang w:val="en-US"/>
+        </w:rPr>
+      </w:pPr>
+      <w:r>
+        <w:rPr>
+          <w:lang w:val="en-US"/>
+        </w:rPr>
+        <w:t xml:space="preserve">Summarize the overall value of the project, its potential impact, and future development opportunities.</w:t>
+      </w:r>
+      <w:r>
+        <w:rPr>
+          <w:lang w:val="en-US"/>
+        </w:rPr>
+        <w:t xml:space="preserve"> This may include insights, recommendations for next steps e.g. prototyping/launching in the market etc.</w:t>
+      </w:r>
+      <w:r>
+        <w:rPr>
+          <w:lang w:val="en-US"/>
+        </w:rPr>
+        <w:br/>
+      </w:r>
+      <w:r>
+        <w:rPr>
+          <w:lang w:val="en-US"/>
+        </w:rPr>
+      </w:r>
+      <w:r>
+        <w:rPr>
+          <w:lang w:val="en-US"/>
+        </w:rPr>
+      </w:r>
+    </w:p>
+    <w:p>
+      <w:pPr>
+        <w:pBdr/>
+        <w:spacing/>
+        <w:ind/>
+        <w:rPr/>
+      </w:pPr>
+      <w:r/>
+      <w:r/>
+    </w:p>
+    <w:p>
+      <w:pPr>
+        <w:pStyle w:val="875"/>
+        <w:pBdr/>
+        <w:spacing/>
+        <w:ind/>
+        <w:rPr/>
+      </w:pPr>
+      <w:r>
+        <w:t xml:space="preserve">References</w:t>
+      </w:r>
+      <w:r/>
+    </w:p>
+    <w:p>
+      <w:pPr>
+        <w:pBdr/>
+        <w:spacing/>
+        <w:ind/>
+        <w:rPr/>
+      </w:pPr>
+      <w:r/>
+      <w:r/>
+    </w:p>
+    <w:p>
+      <w:pPr>
+        <w:pBdr>
+          <w:top w:val="none" w:color="000000" w:sz="4" w:space="0"/>
+          <w:left w:val="none" w:color="000000" w:sz="4" w:space="0"/>
+          <w:bottom w:val="none" w:color="000000" w:sz="4" w:space="0"/>
+          <w:right w:val="none" w:color="000000" w:sz="4" w:space="0"/>
+        </w:pBdr>
+        <w:spacing/>
+        <w:ind w:right="0" w:hanging="567" w:left="567"/>
+        <w:rPr>
+          <w:rFonts w:ascii="Aptos" w:hAnsi="Aptos" w:cs="Aptos"/>
+        </w:rPr>
+      </w:pPr>
+      <w:r>
+        <w:rPr>
+          <w:rFonts w:ascii="Aptos" w:hAnsi="Aptos" w:eastAsia="Aptos" w:cs="Aptos"/>
+          <w:color w:val="000000"/>
+          <w:sz w:val="24"/>
+        </w:rPr>
+        <w:t xml:space="preserve">Keenan, L. (2025) </w:t>
       </w:r>
       <w:r>
         <w:rPr>
@@ -3521,6 +4149,300 @@
       <w:suff w:val="tab"/>
     </w:lvl>
   </w:abstractNum>
+  <w:abstractNum w:abstractNumId="4">
+    <w:nsid w:val="46E13662"/>
+    <w:lvl w:ilvl="0">
+      <w:isLgl w:val="false"/>
+      <w:lvlJc w:val="left"/>
+      <w:lvlText w:val="·"/>
+      <w:numFmt w:val="bullet"/>
+      <w:pPr>
+        <w:pBdr/>
+        <w:spacing/>
+        <w:ind w:hanging="360" w:left="709"/>
+      </w:pPr>
+      <w:rPr>
+        <w:rFonts w:hint="default" w:ascii="Symbol" w:hAnsi="Symbol" w:eastAsia="Symbol" w:cs="Symbol"/>
+      </w:rPr>
+      <w:start w:val="1"/>
+      <w:suff w:val="tab"/>
+    </w:lvl>
+    <w:lvl w:ilvl="1">
+      <w:isLgl w:val="false"/>
+      <w:lvlJc w:val="left"/>
+      <w:lvlText w:val="o"/>
+      <w:numFmt w:val="bullet"/>
+      <w:pPr>
+        <w:pBdr/>
+        <w:spacing/>
+        <w:ind w:hanging="360" w:left="1429"/>
+      </w:pPr>
+      <w:rPr>
+        <w:rFonts w:hint="default" w:ascii="Courier New" w:hAnsi="Courier New" w:eastAsia="Courier New" w:cs="Courier New"/>
+      </w:rPr>
+      <w:start w:val="1"/>
+      <w:suff w:val="tab"/>
+    </w:lvl>
+    <w:lvl w:ilvl="2">
+      <w:isLgl w:val="false"/>
+      <w:lvlJc w:val="left"/>
+      <w:lvlText w:val="§"/>
+      <w:numFmt w:val="bullet"/>
+      <w:pPr>
+        <w:pBdr/>
+        <w:spacing/>
+        <w:ind w:hanging="360" w:left="2149"/>
+      </w:pPr>
+      <w:rPr>
+        <w:rFonts w:hint="default" w:ascii="Wingdings" w:hAnsi="Wingdings" w:eastAsia="Wingdings" w:cs="Wingdings"/>
+      </w:rPr>
+      <w:start w:val="1"/>
+      <w:suff w:val="tab"/>
+    </w:lvl>
+    <w:lvl w:ilvl="3">
+      <w:isLgl w:val="false"/>
+      <w:lvlJc w:val="left"/>
+      <w:lvlText w:val="·"/>
+      <w:numFmt w:val="bullet"/>
+      <w:pPr>
+        <w:pBdr/>
+        <w:spacing/>
+        <w:ind w:hanging="360" w:left="2869"/>
+      </w:pPr>
+      <w:rPr>
+        <w:rFonts w:hint="default" w:ascii="Symbol" w:hAnsi="Symbol" w:eastAsia="Symbol" w:cs="Symbol"/>
+      </w:rPr>
+      <w:start w:val="1"/>
+      <w:suff w:val="tab"/>
+    </w:lvl>
+    <w:lvl w:ilvl="4">
+      <w:isLgl w:val="false"/>
+      <w:lvlJc w:val="left"/>
+      <w:lvlText w:val="o"/>
+      <w:numFmt w:val="bullet"/>
+      <w:pPr>
+        <w:pBdr/>
+        <w:spacing/>
+        <w:ind w:hanging="360" w:left="3589"/>
+      </w:pPr>
+      <w:rPr>
+        <w:rFonts w:hint="default" w:ascii="Courier New" w:hAnsi="Courier New" w:eastAsia="Courier New" w:cs="Courier New"/>
+      </w:rPr>
+      <w:start w:val="1"/>
+      <w:suff w:val="tab"/>
+    </w:lvl>
+    <w:lvl w:ilvl="5">
+      <w:isLgl w:val="false"/>
+      <w:lvlJc w:val="left"/>
+      <w:lvlText w:val="§"/>
+      <w:numFmt w:val="bullet"/>
+      <w:pPr>
+        <w:pBdr/>
+        <w:spacing/>
+        <w:ind w:hanging="360" w:left="4309"/>
+      </w:pPr>
+      <w:rPr>
+        <w:rFonts w:hint="default" w:ascii="Wingdings" w:hAnsi="Wingdings" w:eastAsia="Wingdings" w:cs="Wingdings"/>
+      </w:rPr>
+      <w:start w:val="1"/>
+      <w:suff w:val="tab"/>
+    </w:lvl>
+    <w:lvl w:ilvl="6">
+      <w:isLgl w:val="false"/>
+      <w:lvlJc w:val="left"/>
+      <w:lvlText w:val="·"/>
+      <w:numFmt w:val="bullet"/>
+      <w:pPr>
+        <w:pBdr/>
+        <w:spacing/>
+        <w:ind w:hanging="360" w:left="5029"/>
+      </w:pPr>
+      <w:rPr>
+        <w:rFonts w:hint="default" w:ascii="Symbol" w:hAnsi="Symbol" w:eastAsia="Symbol" w:cs="Symbol"/>
+      </w:rPr>
+      <w:start w:val="1"/>
+      <w:suff w:val="tab"/>
+    </w:lvl>
+    <w:lvl w:ilvl="7">
+      <w:isLgl w:val="false"/>
+      <w:lvlJc w:val="left"/>
+      <w:lvlText w:val="o"/>
+      <w:numFmt w:val="bullet"/>
+      <w:pPr>
+        <w:pBdr/>
+        <w:spacing/>
+        <w:ind w:hanging="360" w:left="5749"/>
+      </w:pPr>
+      <w:rPr>
+        <w:rFonts w:hint="default" w:ascii="Courier New" w:hAnsi="Courier New" w:eastAsia="Courier New" w:cs="Courier New"/>
+      </w:rPr>
+      <w:start w:val="1"/>
+      <w:suff w:val="tab"/>
+    </w:lvl>
+    <w:lvl w:ilvl="8">
+      <w:isLgl w:val="false"/>
+      <w:lvlJc w:val="left"/>
+      <w:lvlText w:val="§"/>
+      <w:numFmt w:val="bullet"/>
+      <w:pPr>
+        <w:pBdr/>
+        <w:spacing/>
+        <w:ind w:hanging="360" w:left="6469"/>
+      </w:pPr>
+      <w:rPr>
+        <w:rFonts w:hint="default" w:ascii="Wingdings" w:hAnsi="Wingdings" w:eastAsia="Wingdings" w:cs="Wingdings"/>
+      </w:rPr>
+      <w:start w:val="1"/>
+      <w:suff w:val="tab"/>
+    </w:lvl>
+  </w:abstractNum>
+  <w:abstractNum w:abstractNumId="5">
+    <w:nsid w:val="75F1EFAB"/>
+    <w:lvl w:ilvl="0">
+      <w:isLgl w:val="false"/>
+      <w:lvlJc w:val="left"/>
+      <w:lvlText w:val="·"/>
+      <w:numFmt w:val="bullet"/>
+      <w:pPr>
+        <w:pBdr/>
+        <w:spacing/>
+        <w:ind w:hanging="360" w:left="709"/>
+      </w:pPr>
+      <w:rPr>
+        <w:rFonts w:hint="default" w:ascii="Symbol" w:hAnsi="Symbol" w:eastAsia="Symbol" w:cs="Symbol"/>
+      </w:rPr>
+      <w:start w:val="1"/>
+      <w:suff w:val="tab"/>
+    </w:lvl>
+    <w:lvl w:ilvl="1">
+      <w:isLgl w:val="false"/>
+      <w:lvlJc w:val="left"/>
+      <w:lvlText w:val="o"/>
+      <w:numFmt w:val="bullet"/>
+      <w:pPr>
+        <w:pBdr/>
+        <w:spacing/>
+        <w:ind w:hanging="360" w:left="1429"/>
+      </w:pPr>
+      <w:rPr>
+        <w:rFonts w:hint="default" w:ascii="Courier New" w:hAnsi="Courier New" w:eastAsia="Courier New" w:cs="Courier New"/>
+      </w:rPr>
+      <w:start w:val="1"/>
+      <w:suff w:val="tab"/>
+    </w:lvl>
+    <w:lvl w:ilvl="2">
+      <w:isLgl w:val="false"/>
+      <w:lvlJc w:val="left"/>
+      <w:lvlText w:val="§"/>
+      <w:numFmt w:val="bullet"/>
+      <w:pPr>
+        <w:pBdr/>
+        <w:spacing/>
+        <w:ind w:hanging="360" w:left="2149"/>
+      </w:pPr>
+      <w:rPr>
+        <w:rFonts w:hint="default" w:ascii="Wingdings" w:hAnsi="Wingdings" w:eastAsia="Wingdings" w:cs="Wingdings"/>
+      </w:rPr>
+      <w:start w:val="1"/>
+      <w:suff w:val="tab"/>
+    </w:lvl>
+    <w:lvl w:ilvl="3">
+      <w:isLgl w:val="false"/>
+      <w:lvlJc w:val="left"/>
+      <w:lvlText w:val="·"/>
+      <w:numFmt w:val="bullet"/>
+      <w:pPr>
+        <w:pBdr/>
+        <w:spacing/>
+        <w:ind w:hanging="360" w:left="2869"/>
+      </w:pPr>
+      <w:rPr>
+        <w:rFonts w:hint="default" w:ascii="Symbol" w:hAnsi="Symbol" w:eastAsia="Symbol" w:cs="Symbol"/>
+      </w:rPr>
+      <w:start w:val="1"/>
+      <w:suff w:val="tab"/>
+    </w:lvl>
+    <w:lvl w:ilvl="4">
+      <w:isLgl w:val="false"/>
+      <w:lvlJc w:val="left"/>
+      <w:lvlText w:val="o"/>
+      <w:numFmt w:val="bullet"/>
+      <w:pPr>
+        <w:pBdr/>
+        <w:spacing/>
+        <w:ind w:hanging="360" w:left="3589"/>
+      </w:pPr>
+      <w:rPr>
+        <w:rFonts w:hint="default" w:ascii="Courier New" w:hAnsi="Courier New" w:eastAsia="Courier New" w:cs="Courier New"/>
+      </w:rPr>
+      <w:start w:val="1"/>
+      <w:suff w:val="tab"/>
+    </w:lvl>
+    <w:lvl w:ilvl="5">
+      <w:isLgl w:val="false"/>
+      <w:lvlJc w:val="left"/>
+      <w:lvlText w:val="§"/>
+      <w:numFmt w:val="bullet"/>
+      <w:pPr>
+        <w:pBdr/>
+        <w:spacing/>
+        <w:ind w:hanging="360" w:left="4309"/>
+      </w:pPr>
+      <w:rPr>
+        <w:rFonts w:hint="default" w:ascii="Wingdings" w:hAnsi="Wingdings" w:eastAsia="Wingdings" w:cs="Wingdings"/>
+      </w:rPr>
+      <w:start w:val="1"/>
+      <w:suff w:val="tab"/>
+    </w:lvl>
+    <w:lvl w:ilvl="6">
+      <w:isLgl w:val="false"/>
+      <w:lvlJc w:val="left"/>
+      <w:lvlText w:val="·"/>
+      <w:numFmt w:val="bullet"/>
+      <w:pPr>
+        <w:pBdr/>
+        <w:spacing/>
+        <w:ind w:hanging="360" w:left="5029"/>
+      </w:pPr>
+      <w:rPr>
+        <w:rFonts w:hint="default" w:ascii="Symbol" w:hAnsi="Symbol" w:eastAsia="Symbol" w:cs="Symbol"/>
+      </w:rPr>
+      <w:start w:val="1"/>
+      <w:suff w:val="tab"/>
+    </w:lvl>
+    <w:lvl w:ilvl="7">
+      <w:isLgl w:val="false"/>
+      <w:lvlJc w:val="left"/>
+      <w:lvlText w:val="o"/>
+      <w:numFmt w:val="bullet"/>
+      <w:pPr>
+        <w:pBdr/>
+        <w:spacing/>
+        <w:ind w:hanging="360" w:left="5749"/>
+      </w:pPr>
+      <w:rPr>
+        <w:rFonts w:hint="default" w:ascii="Courier New" w:hAnsi="Courier New" w:eastAsia="Courier New" w:cs="Courier New"/>
+      </w:rPr>
+      <w:start w:val="1"/>
+      <w:suff w:val="tab"/>
+    </w:lvl>
+    <w:lvl w:ilvl="8">
+      <w:isLgl w:val="false"/>
+      <w:lvlJc w:val="left"/>
+      <w:lvlText w:val="§"/>
+      <w:numFmt w:val="bullet"/>
+      <w:pPr>
+        <w:pBdr/>
+        <w:spacing/>
+        <w:ind w:hanging="360" w:left="6469"/>
+      </w:pPr>
+      <w:rPr>
+        <w:rFonts w:hint="default" w:ascii="Wingdings" w:hAnsi="Wingdings" w:eastAsia="Wingdings" w:cs="Wingdings"/>
+      </w:rPr>
+      <w:start w:val="1"/>
+      <w:suff w:val="tab"/>
+    </w:lvl>
+  </w:abstractNum>
   <w:num w:numId="1">
     <w:abstractNumId w:val="1"/>
   </w:num>
@@ -3532,6 +4454,12 @@
   </w:num>
   <w:num w:numId="4">
     <w:abstractNumId w:val="3"/>
+  </w:num>
+  <w:num w:numId="5">
+    <w:abstractNumId w:val="4"/>
+  </w:num>
+  <w:num w:numId="6">
+    <w:abstractNumId w:val="5"/>
   </w:num>
 </w:numbering>
 </file>
@@ -3695,9 +4623,9 @@
     <w:lsdException w:name="Bibliography" w:uiPriority="37"/>
     <w:lsdException w:name="TOC Heading" w:uiPriority="39" w:qFormat="1"/>
   </w:latentStyles>
-  <w:style w:type="table" w:styleId="712">
+  <w:style w:type="table" w:styleId="716">
     <w:name w:val="Table Grid"/>
-    <w:basedOn w:val="880"/>
+    <w:basedOn w:val="884"/>
     <w:uiPriority w:val="59"/>
     <w:pPr>
       <w:pBdr/>
@@ -3894,9 +4822,9 @@
       </w:tcPr>
     </w:tblStylePr>
   </w:style>
-  <w:style w:type="table" w:styleId="713">
+  <w:style w:type="table" w:styleId="717">
     <w:name w:val="Table Grid Light"/>
-    <w:basedOn w:val="880"/>
+    <w:basedOn w:val="884"/>
     <w:uiPriority w:val="59"/>
     <w:pPr>
       <w:pBdr/>
@@ -4093,9 +5021,9 @@
       </w:tcPr>
     </w:tblStylePr>
   </w:style>
-  <w:style w:type="table" w:styleId="714">
+  <w:style w:type="table" w:styleId="718">
     <w:name w:val="Plain Table 1"/>
-    <w:basedOn w:val="880"/>
+    <w:basedOn w:val="884"/>
     <w:uiPriority w:val="59"/>
     <w:pPr>
       <w:pBdr/>
@@ -4318,9 +5246,9 @@
       </w:tcPr>
     </w:tblStylePr>
   </w:style>
-  <w:style w:type="table" w:styleId="715">
+  <w:style w:type="table" w:styleId="719">
     <w:name w:val="Plain Table 2"/>
-    <w:basedOn w:val="880"/>
+    <w:basedOn w:val="884"/>
     <w:uiPriority w:val="59"/>
     <w:pPr>
       <w:pBdr/>
@@ -4551,9 +5479,9 @@
       </w:tcPr>
     </w:tblStylePr>
   </w:style>
-  <w:style w:type="table" w:styleId="716">
+  <w:style w:type="table" w:styleId="720">
     <w:name w:val="Plain Table 3"/>
-    <w:basedOn w:val="880"/>
+    <w:basedOn w:val="884"/>
     <w:uiPriority w:val="99"/>
     <w:pPr>
       <w:pBdr/>
@@ -4781,9 +5709,9 @@
       </w:tcPr>
     </w:tblStylePr>
   </w:style>
-  <w:style w:type="table" w:styleId="717">
+  <w:style w:type="table" w:styleId="721">
     <w:name w:val="Plain Table 4"/>
-    <w:basedOn w:val="880"/>
+    <w:basedOn w:val="884"/>
     <w:uiPriority w:val="99"/>
     <w:pPr>
       <w:pBdr/>
@@ -4997,9 +5925,9 @@
       </w:tcPr>
     </w:tblStylePr>
   </w:style>
-  <w:style w:type="table" w:styleId="718">
+  <w:style w:type="table" w:styleId="722">
     <w:name w:val="Plain Table 5"/>
-    <w:basedOn w:val="880"/>
+    <w:basedOn w:val="884"/>
     <w:uiPriority w:val="99"/>
     <w:pPr>
       <w:pBdr/>
@@ -5230,9 +6158,9 @@
       </w:tcPr>
     </w:tblStylePr>
   </w:style>
-  <w:style w:type="table" w:styleId="719">
+  <w:style w:type="table" w:styleId="723">
     <w:name w:val="Grid Table 1 Light"/>
-    <w:basedOn w:val="880"/>
+    <w:basedOn w:val="884"/>
     <w:uiPriority w:val="99"/>
     <w:pPr>
       <w:pBdr/>
@@ -5453,9 +6381,9 @@
       </w:tcPr>
     </w:tblStylePr>
   </w:style>
-  <w:style w:type="table" w:styleId="720">
+  <w:style w:type="table" w:styleId="724">
     <w:name w:val="Grid Table 1 Light - Accent 1"/>
-    <w:basedOn w:val="880"/>
+    <w:basedOn w:val="884"/>
     <w:uiPriority w:val="99"/>
     <w:pPr>
       <w:pBdr/>
@@ -5676,9 +6604,9 @@
       </w:tcPr>
     </w:tblStylePr>
   </w:style>
-  <w:style w:type="table" w:styleId="721">
+  <w:style w:type="table" w:styleId="725">
     <w:name w:val="Grid Table 1 Light - Accent 2"/>
-    <w:basedOn w:val="880"/>
+    <w:basedOn w:val="884"/>
     <w:uiPriority w:val="99"/>
     <w:pPr>
       <w:pBdr/>
@@ -5899,9 +6827,9 @@
       </w:tcPr>
     </w:tblStylePr>
   </w:style>
-  <w:style w:type="table" w:styleId="722">
+  <w:style w:type="table" w:styleId="726">
     <w:name w:val="Grid Table 1 Light - Accent 3"/>
-    <w:basedOn w:val="880"/>
+    <w:basedOn w:val="884"/>
     <w:uiPriority w:val="99"/>
     <w:pPr>
       <w:pBdr/>
@@ -6122,9 +7050,9 @@
       </w:tcPr>
     </w:tblStylePr>
   </w:style>
-  <w:style w:type="table" w:styleId="723">
+  <w:style w:type="table" w:styleId="727">
     <w:name w:val="Grid Table 1 Light - Accent 4"/>
-    <w:basedOn w:val="880"/>
+    <w:basedOn w:val="884"/>
     <w:uiPriority w:val="99"/>
     <w:pPr>
       <w:pBdr/>
@@ -6345,9 +7273,9 @@
       </w:tcPr>
     </w:tblStylePr>
   </w:style>
-  <w:style w:type="table" w:styleId="724">
+  <w:style w:type="table" w:styleId="728">
     <w:name w:val="Grid Table 1 Light - Accent 5"/>
-    <w:basedOn w:val="880"/>
+    <w:basedOn w:val="884"/>
     <w:uiPriority w:val="99"/>
     <w:pPr>
       <w:pBdr/>
@@ -6568,9 +7496,9 @@
       </w:tcPr>
     </w:tblStylePr>
   </w:style>
-  <w:style w:type="table" w:styleId="725">
+  <w:style w:type="table" w:styleId="729">
     <w:name w:val="Grid Table 1 Light - Accent 6"/>
-    <w:basedOn w:val="880"/>
+    <w:basedOn w:val="884"/>
     <w:uiPriority w:val="99"/>
     <w:pPr>
       <w:pBdr/>
@@ -6791,9 +7719,9 @@
       </w:tcPr>
     </w:tblStylePr>
   </w:style>
-  <w:style w:type="table" w:styleId="726">
+  <w:style w:type="table" w:styleId="730">
     <w:name w:val="Grid Table 2"/>
-    <w:basedOn w:val="880"/>
+    <w:basedOn w:val="884"/>
     <w:uiPriority w:val="99"/>
     <w:pPr>
       <w:pBdr/>
@@ -7023,9 +7951,9 @@
       </w:tcPr>
     </w:tblStylePr>
   </w:style>
-  <w:style w:type="table" w:styleId="727">
+  <w:style w:type="table" w:styleId="731">
     <w:name w:val="Grid Table 2 - Accent 1"/>
-    <w:basedOn w:val="880"/>
+    <w:basedOn w:val="884"/>
     <w:uiPriority w:val="99"/>
     <w:pPr>
       <w:pBdr/>
@@ -7255,9 +8183,9 @@
       </w:tcPr>
     </w:tblStylePr>
   </w:style>
-  <w:style w:type="table" w:styleId="728">
+  <w:style w:type="table" w:styleId="732">
     <w:name w:val="Grid Table 2 - Accent 2"/>
-    <w:basedOn w:val="880"/>
+    <w:basedOn w:val="884"/>
     <w:uiPriority w:val="99"/>
     <w:pPr>
       <w:pBdr/>
@@ -7487,9 +8415,9 @@
       </w:tcPr>
     </w:tblStylePr>
   </w:style>
-  <w:style w:type="table" w:styleId="729">
+  <w:style w:type="table" w:styleId="733">
     <w:name w:val="Grid Table 2 - Accent 3"/>
-    <w:basedOn w:val="880"/>
+    <w:basedOn w:val="884"/>
     <w:uiPriority w:val="99"/>
     <w:pPr>
       <w:pBdr/>
@@ -7719,9 +8647,9 @@
       </w:tcPr>
     </w:tblStylePr>
   </w:style>
-  <w:style w:type="table" w:styleId="730">
+  <w:style w:type="table" w:styleId="734">
     <w:name w:val="Grid Table 2 - Accent 4"/>
-    <w:basedOn w:val="880"/>
+    <w:basedOn w:val="884"/>
     <w:uiPriority w:val="99"/>
     <w:pPr>
       <w:pBdr/>
@@ -7951,9 +8879,9 @@
       </w:tcPr>
     </w:tblStylePr>
   </w:style>
-  <w:style w:type="table" w:styleId="731">
+  <w:style w:type="table" w:styleId="735">
     <w:name w:val="Grid Table 2 - Accent 5"/>
-    <w:basedOn w:val="880"/>
+    <w:basedOn w:val="884"/>
     <w:uiPriority w:val="99"/>
     <w:pPr>
       <w:pBdr/>
@@ -8183,9 +9111,9 @@
       </w:tcPr>
     </w:tblStylePr>
   </w:style>
-  <w:style w:type="table" w:styleId="732">
+  <w:style w:type="table" w:styleId="736">
     <w:name w:val="Grid Table 2 - Accent 6"/>
-    <w:basedOn w:val="880"/>
+    <w:basedOn w:val="884"/>
     <w:uiPriority w:val="99"/>
     <w:pPr>
       <w:pBdr/>
@@ -8415,9 +9343,9 @@
       </w:tcPr>
     </w:tblStylePr>
   </w:style>
-  <w:style w:type="table" w:styleId="733">
+  <w:style w:type="table" w:styleId="737">
     <w:name w:val="Grid Table 3"/>
-    <w:basedOn w:val="880"/>
+    <w:basedOn w:val="884"/>
     <w:uiPriority w:val="99"/>
     <w:pPr>
       <w:pBdr/>
@@ -8660,9 +9588,9 @@
       </w:tcPr>
     </w:tblStylePr>
   </w:style>
-  <w:style w:type="table" w:styleId="734">
+  <w:style w:type="table" w:styleId="738">
     <w:name w:val="Grid Table 3 - Accent 1"/>
-    <w:basedOn w:val="880"/>
+    <w:basedOn w:val="884"/>
     <w:uiPriority w:val="99"/>
     <w:pPr>
       <w:pBdr/>
@@ -8905,9 +9833,9 @@
       </w:tcPr>
     </w:tblStylePr>
   </w:style>
-  <w:style w:type="table" w:styleId="735">
+  <w:style w:type="table" w:styleId="739">
     <w:name w:val="Grid Table 3 - Accent 2"/>
-    <w:basedOn w:val="880"/>
+    <w:basedOn w:val="884"/>
     <w:uiPriority w:val="99"/>
     <w:pPr>
       <w:pBdr/>
@@ -9150,9 +10078,9 @@
       </w:tcPr>
     </w:tblStylePr>
   </w:style>
-  <w:style w:type="table" w:styleId="736">
+  <w:style w:type="table" w:styleId="740">
     <w:name w:val="Grid Table 3 - Accent 3"/>
-    <w:basedOn w:val="880"/>
+    <w:basedOn w:val="884"/>
     <w:uiPriority w:val="99"/>
     <w:pPr>
       <w:pBdr/>
@@ -9395,9 +10323,9 @@
       </w:tcPr>
     </w:tblStylePr>
   </w:style>
-  <w:style w:type="table" w:styleId="737">
+  <w:style w:type="table" w:styleId="741">
     <w:name w:val="Grid Table 3 - Accent 4"/>
-    <w:basedOn w:val="880"/>
+    <w:basedOn w:val="884"/>
     <w:uiPriority w:val="99"/>
     <w:pPr>
       <w:pBdr/>
@@ -9640,9 +10568,9 @@
       </w:tcPr>
     </w:tblStylePr>
   </w:style>
-  <w:style w:type="table" w:styleId="738">
+  <w:style w:type="table" w:styleId="742">
     <w:name w:val="Grid Table 3 - Accent 5"/>
-    <w:basedOn w:val="880"/>
+    <w:basedOn w:val="884"/>
     <w:uiPriority w:val="99"/>
     <w:pPr>
       <w:pBdr/>
@@ -9885,9 +10813,9 @@
       </w:tcPr>
     </w:tblStylePr>
   </w:style>
-  <w:style w:type="table" w:styleId="739">
+  <w:style w:type="table" w:styleId="743">
     <w:name w:val="Grid Table 3 - Accent 6"/>
-    <w:basedOn w:val="880"/>
+    <w:basedOn w:val="884"/>
     <w:uiPriority w:val="99"/>
     <w:pPr>
       <w:pBdr/>
@@ -10130,9 +11058,9 @@
       </w:tcPr>
     </w:tblStylePr>
   </w:style>
-  <w:style w:type="table" w:styleId="740">
+  <w:style w:type="table" w:styleId="744">
     <w:name w:val="Grid Table 4"/>
-    <w:basedOn w:val="880"/>
+    <w:basedOn w:val="884"/>
     <w:uiPriority w:val="59"/>
     <w:pPr>
       <w:pBdr/>
@@ -10363,9 +11291,9 @@
       </w:tcPr>
     </w:tblStylePr>
   </w:style>
-  <w:style w:type="table" w:styleId="741">
+  <w:style w:type="table" w:styleId="745">
     <w:name w:val="Grid Table 4 - Accent 1"/>
-    <w:basedOn w:val="880"/>
+    <w:basedOn w:val="884"/>
     <w:uiPriority w:val="59"/>
     <w:pPr>
       <w:pBdr/>
@@ -10596,9 +11524,9 @@
       </w:tcPr>
     </w:tblStylePr>
   </w:style>
-  <w:style w:type="table" w:styleId="742">
+  <w:style w:type="table" w:styleId="746">
     <w:name w:val="Grid Table 4 - Accent 2"/>
-    <w:basedOn w:val="880"/>
+    <w:basedOn w:val="884"/>
     <w:uiPriority w:val="59"/>
     <w:pPr>
       <w:pBdr/>
@@ -10829,9 +11757,9 @@
       </w:tcPr>
     </w:tblStylePr>
   </w:style>
-  <w:style w:type="table" w:styleId="743">
+  <w:style w:type="table" w:styleId="747">
     <w:name w:val="Grid Table 4 - Accent 3"/>
-    <w:basedOn w:val="880"/>
+    <w:basedOn w:val="884"/>
     <w:uiPriority w:val="59"/>
     <w:pPr>
       <w:pBdr/>
@@ -11062,9 +11990,9 @@
       </w:tcPr>
     </w:tblStylePr>
   </w:style>
-  <w:style w:type="table" w:styleId="744">
+  <w:style w:type="table" w:styleId="748">
     <w:name w:val="Grid Table 4 - Accent 4"/>
-    <w:basedOn w:val="880"/>
+    <w:basedOn w:val="884"/>
     <w:uiPriority w:val="59"/>
     <w:pPr>
       <w:pBdr/>
@@ -11295,9 +12223,9 @@
       </w:tcPr>
     </w:tblStylePr>
   </w:style>
-  <w:style w:type="table" w:styleId="745">
+  <w:style w:type="table" w:styleId="749">
     <w:name w:val="Grid Table 4 - Accent 5"/>
-    <w:basedOn w:val="880"/>
+    <w:basedOn w:val="884"/>
     <w:uiPriority w:val="59"/>
     <w:pPr>
       <w:pBdr/>
@@ -11528,9 +12456,9 @@
       </w:tcPr>
     </w:tblStylePr>
   </w:style>
-  <w:style w:type="table" w:styleId="746">
+  <w:style w:type="table" w:styleId="750">
     <w:name w:val="Grid Table 4 - Accent 6"/>
-    <w:basedOn w:val="880"/>
+    <w:basedOn w:val="884"/>
     <w:uiPriority w:val="59"/>
     <w:pPr>
       <w:pBdr/>
@@ -11761,9 +12689,9 @@
       </w:tcPr>
     </w:tblStylePr>
   </w:style>
-  <w:style w:type="table" w:styleId="747">
+  <w:style w:type="table" w:styleId="751">
     <w:name w:val="Grid Table 5 Dark"/>
-    <w:basedOn w:val="880"/>
+    <w:basedOn w:val="884"/>
     <w:uiPriority w:val="99"/>
     <w:pPr>
       <w:pBdr/>
@@ -11989,9 +12917,9 @@
       </w:tcPr>
     </w:tblStylePr>
   </w:style>
-  <w:style w:type="table" w:styleId="748">
+  <w:style w:type="table" w:styleId="752">
     <w:name w:val="Grid Table 5 Dark- Accent 1"/>
-    <w:basedOn w:val="880"/>
+    <w:basedOn w:val="884"/>
     <w:uiPriority w:val="99"/>
     <w:pPr>
       <w:pBdr/>
@@ -12217,9 +13145,9 @@
       </w:tcPr>
     </w:tblStylePr>
   </w:style>
-  <w:style w:type="table" w:styleId="749">
+  <w:style w:type="table" w:styleId="753">
     <w:name w:val="Grid Table 5 Dark - Accent 2"/>
-    <w:basedOn w:val="880"/>
+    <w:basedOn w:val="884"/>
     <w:uiPriority w:val="99"/>
     <w:pPr>
       <w:pBdr/>
@@ -12445,9 +13373,9 @@
       </w:tcPr>
     </w:tblStylePr>
   </w:style>
-  <w:style w:type="table" w:styleId="750">
+  <w:style w:type="table" w:styleId="754">
     <w:name w:val="Grid Table 5 Dark - Accent 3"/>
-    <w:basedOn w:val="880"/>
+    <w:basedOn w:val="884"/>
     <w:uiPriority w:val="99"/>
     <w:pPr>
       <w:pBdr/>
@@ -12673,9 +13601,9 @@
       </w:tcPr>
     </w:tblStylePr>
   </w:style>
-  <w:style w:type="table" w:styleId="751">
+  <w:style w:type="table" w:styleId="755">
     <w:name w:val="Grid Table 5 Dark- Accent 4"/>
-    <w:basedOn w:val="880"/>
+    <w:basedOn w:val="884"/>
     <w:uiPriority w:val="99"/>
     <w:pPr>
       <w:pBdr/>
@@ -12901,9 +13829,9 @@
       </w:tcPr>
     </w:tblStylePr>
   </w:style>
-  <w:style w:type="table" w:styleId="752">
+  <w:style w:type="table" w:styleId="756">
     <w:name w:val="Grid Table 5 Dark - Accent 5"/>
-    <w:basedOn w:val="880"/>
+    <w:basedOn w:val="884"/>
     <w:uiPriority w:val="99"/>
     <w:pPr>
       <w:pBdr/>
@@ -13129,9 +14057,9 @@
       </w:tcPr>
     </w:tblStylePr>
   </w:style>
-  <w:style w:type="table" w:styleId="753">
+  <w:style w:type="table" w:styleId="757">
     <w:name w:val="Grid Table 5 Dark - Accent 6"/>
-    <w:basedOn w:val="880"/>
+    <w:basedOn w:val="884"/>
     <w:uiPriority w:val="99"/>
     <w:pPr>
       <w:pBdr/>
@@ -13357,9 +14285,9 @@
       </w:tcPr>
     </w:tblStylePr>
   </w:style>
-  <w:style w:type="table" w:styleId="754">
+  <w:style w:type="table" w:styleId="758">
     <w:name w:val="Grid Table 6 Colorful"/>
-    <w:basedOn w:val="880"/>
+    <w:basedOn w:val="884"/>
     <w:uiPriority w:val="99"/>
     <w:pPr>
       <w:pBdr/>
@@ -13587,9 +14515,9 @@
       </w:tcPr>
     </w:tblStylePr>
   </w:style>
-  <w:style w:type="table" w:styleId="755">
+  <w:style w:type="table" w:styleId="759">
     <w:name w:val="Grid Table 6 Colorful - Accent 1"/>
-    <w:basedOn w:val="880"/>
+    <w:basedOn w:val="884"/>
     <w:uiPriority w:val="99"/>
     <w:pPr>
       <w:pBdr/>
@@ -13817,9 +14745,9 @@
       </w:tcPr>
     </w:tblStylePr>
   </w:style>
-  <w:style w:type="table" w:styleId="756">
+  <w:style w:type="table" w:styleId="760">
     <w:name w:val="Grid Table 6 Colorful - Accent 2"/>
-    <w:basedOn w:val="880"/>
+    <w:basedOn w:val="884"/>
     <w:uiPriority w:val="99"/>
     <w:pPr>
       <w:pBdr/>
@@ -14047,9 +14975,9 @@
       </w:tcPr>
     </w:tblStylePr>
   </w:style>
-  <w:style w:type="table" w:styleId="757">
+  <w:style w:type="table" w:styleId="761">
     <w:name w:val="Grid Table 6 Colorful - Accent 3"/>
-    <w:basedOn w:val="880"/>
+    <w:basedOn w:val="884"/>
     <w:uiPriority w:val="99"/>
     <w:pPr>
       <w:pBdr/>
@@ -14277,9 +15205,9 @@
       </w:tcPr>
     </w:tblStylePr>
   </w:style>
-  <w:style w:type="table" w:styleId="758">
+  <w:style w:type="table" w:styleId="762">
     <w:name w:val="Grid Table 6 Colorful - Accent 4"/>
-    <w:basedOn w:val="880"/>
+    <w:basedOn w:val="884"/>
     <w:uiPriority w:val="99"/>
     <w:pPr>
       <w:pBdr/>
@@ -14507,9 +15435,9 @@
       </w:tcPr>
     </w:tblStylePr>
   </w:style>
-  <w:style w:type="table" w:styleId="759">
+  <w:style w:type="table" w:styleId="763">
     <w:name w:val="Grid Table 6 Colorful - Accent 5"/>
-    <w:basedOn w:val="880"/>
+    <w:basedOn w:val="884"/>
     <w:uiPriority w:val="99"/>
     <w:pPr>
       <w:pBdr/>
@@ -14737,9 +15665,9 @@
       </w:tcPr>
     </w:tblStylePr>
   </w:style>
-  <w:style w:type="table" w:styleId="760">
+  <w:style w:type="table" w:styleId="764">
     <w:name w:val="Grid Table 6 Colorful - Accent 6"/>
-    <w:basedOn w:val="880"/>
+    <w:basedOn w:val="884"/>
     <w:uiPriority w:val="99"/>
     <w:pPr>
       <w:pBdr/>
@@ -14967,9 +15895,9 @@
       </w:tcPr>
     </w:tblStylePr>
   </w:style>
-  <w:style w:type="table" w:styleId="761">
+  <w:style w:type="table" w:styleId="765">
     <w:name w:val="Grid Table 7 Colorful"/>
-    <w:basedOn w:val="880"/>
+    <w:basedOn w:val="884"/>
     <w:uiPriority w:val="99"/>
     <w:pPr>
       <w:pBdr/>
@@ -15221,9 +16149,9 @@
       </w:tcPr>
     </w:tblStylePr>
   </w:style>
-  <w:style w:type="table" w:styleId="762">
+  <w:style w:type="table" w:styleId="766">
     <w:name w:val="Grid Table 7 Colorful - Accent 1"/>
-    <w:basedOn w:val="880"/>
+    <w:basedOn w:val="884"/>
     <w:uiPriority w:val="99"/>
     <w:pPr>
       <w:pBdr/>
@@ -15475,9 +16403,9 @@
       </w:tcPr>
     </w:tblStylePr>
   </w:style>
-  <w:style w:type="table" w:styleId="763">
+  <w:style w:type="table" w:styleId="767">
     <w:name w:val="Grid Table 7 Colorful - Accent 2"/>
-    <w:basedOn w:val="880"/>
+    <w:basedOn w:val="884"/>
     <w:uiPriority w:val="99"/>
     <w:pPr>
       <w:pBdr/>
@@ -15729,9 +16657,9 @@
       </w:tcPr>
     </w:tblStylePr>
   </w:style>
-  <w:style w:type="table" w:styleId="764">
+  <w:style w:type="table" w:styleId="768">
     <w:name w:val="Grid Table 7 Colorful - Accent 3"/>
-    <w:basedOn w:val="880"/>
+    <w:basedOn w:val="884"/>
     <w:uiPriority w:val="99"/>
     <w:pPr>
       <w:pBdr/>
@@ -15983,9 +16911,9 @@
       </w:tcPr>
     </w:tblStylePr>
   </w:style>
-  <w:style w:type="table" w:styleId="765">
+  <w:style w:type="table" w:styleId="769">
     <w:name w:val="Grid Table 7 Colorful - Accent 4"/>
-    <w:basedOn w:val="880"/>
+    <w:basedOn w:val="884"/>
     <w:uiPriority w:val="99"/>
     <w:pPr>
       <w:pBdr/>
@@ -16237,9 +17165,9 @@
       </w:tcPr>
     </w:tblStylePr>
   </w:style>
-  <w:style w:type="table" w:styleId="766">
+  <w:style w:type="table" w:styleId="770">
     <w:name w:val="Grid Table 7 Colorful - Accent 5"/>
-    <w:basedOn w:val="880"/>
+    <w:basedOn w:val="884"/>
     <w:uiPriority w:val="99"/>
     <w:pPr>
       <w:pBdr/>
@@ -16491,9 +17419,9 @@
       </w:tcPr>
     </w:tblStylePr>
   </w:style>
-  <w:style w:type="table" w:styleId="767">
+  <w:style w:type="table" w:styleId="771">
     <w:name w:val="Grid Table 7 Colorful - Accent 6"/>
-    <w:basedOn w:val="880"/>
+    <w:basedOn w:val="884"/>
     <w:uiPriority w:val="99"/>
     <w:pPr>
       <w:pBdr/>
@@ -16745,9 +17673,9 @@
       </w:tcPr>
     </w:tblStylePr>
   </w:style>
-  <w:style w:type="table" w:styleId="768">
+  <w:style w:type="table" w:styleId="772">
     <w:name w:val="List Table 1 Light"/>
-    <w:basedOn w:val="880"/>
+    <w:basedOn w:val="884"/>
     <w:uiPriority w:val="99"/>
     <w:pPr>
       <w:pBdr/>
@@ -16961,9 +17889,9 @@
       </w:tcPr>
     </w:tblStylePr>
   </w:style>
-  <w:style w:type="table" w:styleId="769">
+  <w:style w:type="table" w:styleId="773">
     <w:name w:val="List Table 1 Light - Accent 1"/>
-    <w:basedOn w:val="880"/>
+    <w:basedOn w:val="884"/>
     <w:uiPriority w:val="99"/>
     <w:pPr>
       <w:pBdr/>
@@ -17177,9 +18105,9 @@
       </w:tcPr>
     </w:tblStylePr>
   </w:style>
-  <w:style w:type="table" w:styleId="770">
+  <w:style w:type="table" w:styleId="774">
     <w:name w:val="List Table 1 Light - Accent 2"/>
-    <w:basedOn w:val="880"/>
+    <w:basedOn w:val="884"/>
     <w:uiPriority w:val="99"/>
     <w:pPr>
       <w:pBdr/>
@@ -17393,9 +18321,9 @@
       </w:tcPr>
     </w:tblStylePr>
   </w:style>
-  <w:style w:type="table" w:styleId="771">
+  <w:style w:type="table" w:styleId="775">
     <w:name w:val="List Table 1 Light - Accent 3"/>
-    <w:basedOn w:val="880"/>
+    <w:basedOn w:val="884"/>
     <w:uiPriority w:val="99"/>
     <w:pPr>
       <w:pBdr/>
@@ -17609,9 +18537,9 @@
       </w:tcPr>
     </w:tblStylePr>
   </w:style>
-  <w:style w:type="table" w:styleId="772">
+  <w:style w:type="table" w:styleId="776">
     <w:name w:val="List Table 1 Light - Accent 4"/>
-    <w:basedOn w:val="880"/>
+    <w:basedOn w:val="884"/>
     <w:uiPriority w:val="99"/>
     <w:pPr>
       <w:pBdr/>
@@ -17825,9 +18753,9 @@
       </w:tcPr>
     </w:tblStylePr>
   </w:style>
-  <w:style w:type="table" w:styleId="773">
+  <w:style w:type="table" w:styleId="777">
     <w:name w:val="List Table 1 Light - Accent 5"/>
-    <w:basedOn w:val="880"/>
+    <w:basedOn w:val="884"/>
     <w:uiPriority w:val="99"/>
     <w:pPr>
       <w:pBdr/>
@@ -18041,9 +18969,9 @@
       </w:tcPr>
     </w:tblStylePr>
   </w:style>
-  <w:style w:type="table" w:styleId="774">
+  <w:style w:type="table" w:styleId="778">
     <w:name w:val="List Table 1 Light - Accent 6"/>
-    <w:basedOn w:val="880"/>
+    <w:basedOn w:val="884"/>
     <w:uiPriority w:val="99"/>
     <w:pPr>
       <w:pBdr/>
@@ -18257,9 +19185,9 @@
       </w:tcPr>
     </w:tblStylePr>
   </w:style>
-  <w:style w:type="table" w:styleId="775">
+  <w:style w:type="table" w:styleId="779">
     <w:name w:val="List Table 2"/>
-    <w:basedOn w:val="880"/>
+    <w:basedOn w:val="884"/>
     <w:uiPriority w:val="99"/>
     <w:pPr>
       <w:pBdr/>
@@ -18495,9 +19423,9 @@
       </w:tcPr>
     </w:tblStylePr>
   </w:style>
-  <w:style w:type="table" w:styleId="776">
+  <w:style w:type="table" w:styleId="780">
     <w:name w:val="List Table 2 - Accent 1"/>
-    <w:basedOn w:val="880"/>
+    <w:basedOn w:val="884"/>
     <w:uiPriority w:val="99"/>
     <w:pPr>
       <w:pBdr/>
@@ -18733,9 +19661,9 @@
       </w:tcPr>
     </w:tblStylePr>
   </w:style>
-  <w:style w:type="table" w:styleId="777">
+  <w:style w:type="table" w:styleId="781">
     <w:name w:val="List Table 2 - Accent 2"/>
-    <w:basedOn w:val="880"/>
+    <w:basedOn w:val="884"/>
     <w:uiPriority w:val="99"/>
     <w:pPr>
       <w:pBdr/>
@@ -18971,9 +19899,9 @@
       </w:tcPr>
     </w:tblStylePr>
   </w:style>
-  <w:style w:type="table" w:styleId="778">
+  <w:style w:type="table" w:styleId="782">
     <w:name w:val="List Table 2 - Accent 3"/>
-    <w:basedOn w:val="880"/>
+    <w:basedOn w:val="884"/>
     <w:uiPriority w:val="99"/>
     <w:pPr>
       <w:pBdr/>
@@ -19209,9 +20137,9 @@
       </w:tcPr>
     </w:tblStylePr>
   </w:style>
-  <w:style w:type="table" w:styleId="779">
+  <w:style w:type="table" w:styleId="783">
     <w:name w:val="List Table 2 - Accent 4"/>
-    <w:basedOn w:val="880"/>
+    <w:basedOn w:val="884"/>
     <w:uiPriority w:val="99"/>
     <w:pPr>
       <w:pBdr/>
@@ -19447,9 +20375,9 @@
       </w:tcPr>
     </w:tblStylePr>
   </w:style>
-  <w:style w:type="table" w:styleId="780">
+  <w:style w:type="table" w:styleId="784">
     <w:name w:val="List Table 2 - Accent 5"/>
-    <w:basedOn w:val="880"/>
+    <w:basedOn w:val="884"/>
     <w:uiPriority w:val="99"/>
     <w:pPr>
       <w:pBdr/>
@@ -19685,9 +20613,9 @@
       </w:tcPr>
     </w:tblStylePr>
   </w:style>
-  <w:style w:type="table" w:styleId="781">
+  <w:style w:type="table" w:styleId="785">
     <w:name w:val="List Table 2 - Accent 6"/>
-    <w:basedOn w:val="880"/>
+    <w:basedOn w:val="884"/>
     <w:uiPriority w:val="99"/>
     <w:pPr>
       <w:pBdr/>
@@ -19923,9 +20851,9 @@
       </w:tcPr>
     </w:tblStylePr>
   </w:style>
-  <w:style w:type="table" w:styleId="782">
+  <w:style w:type="table" w:styleId="786">
     <w:name w:val="List Table 3"/>
-    <w:basedOn w:val="880"/>
+    <w:basedOn w:val="884"/>
     <w:uiPriority w:val="99"/>
     <w:pPr>
       <w:pBdr/>
@@ -20151,9 +21079,9 @@
       </w:tcPr>
     </w:tblStylePr>
   </w:style>
-  <w:style w:type="table" w:styleId="783">
+  <w:style w:type="table" w:styleId="787">
     <w:name w:val="List Table 3 - Accent 1"/>
-    <w:basedOn w:val="880"/>
+    <w:basedOn w:val="884"/>
     <w:uiPriority w:val="99"/>
     <w:pPr>
       <w:pBdr/>
@@ -20379,9 +21307,9 @@
       </w:tcPr>
     </w:tblStylePr>
   </w:style>
-  <w:style w:type="table" w:styleId="784">
+  <w:style w:type="table" w:styleId="788">
     <w:name w:val="List Table 3 - Accent 2"/>
-    <w:basedOn w:val="880"/>
+    <w:basedOn w:val="884"/>
     <w:uiPriority w:val="99"/>
     <w:pPr>
       <w:pBdr/>
@@ -20607,9 +21535,9 @@
       </w:tcPr>
     </w:tblStylePr>
   </w:style>
-  <w:style w:type="table" w:styleId="785">
+  <w:style w:type="table" w:styleId="789">
     <w:name w:val="List Table 3 - Accent 3"/>
-    <w:basedOn w:val="880"/>
+    <w:basedOn w:val="884"/>
     <w:uiPriority w:val="99"/>
     <w:pPr>
       <w:pBdr/>
@@ -20835,9 +21763,9 @@
       </w:tcPr>
     </w:tblStylePr>
   </w:style>
-  <w:style w:type="table" w:styleId="786">
+  <w:style w:type="table" w:styleId="790">
     <w:name w:val="List Table 3 - Accent 4"/>
-    <w:basedOn w:val="880"/>
+    <w:basedOn w:val="884"/>
     <w:uiPriority w:val="99"/>
     <w:pPr>
       <w:pBdr/>
@@ -21063,9 +21991,9 @@
       </w:tcPr>
     </w:tblStylePr>
   </w:style>
-  <w:style w:type="table" w:styleId="787">
+  <w:style w:type="table" w:styleId="791">
     <w:name w:val="List Table 3 - Accent 5"/>
-    <w:basedOn w:val="880"/>
+    <w:basedOn w:val="884"/>
     <w:uiPriority w:val="99"/>
     <w:pPr>
       <w:pBdr/>
@@ -21291,9 +22219,9 @@
       </w:tcPr>
     </w:tblStylePr>
   </w:style>
-  <w:style w:type="table" w:styleId="788">
+  <w:style w:type="table" w:styleId="792">
     <w:name w:val="List Table 3 - Accent 6"/>
-    <w:basedOn w:val="880"/>
+    <w:basedOn w:val="884"/>
     <w:uiPriority w:val="99"/>
     <w:pPr>
       <w:pBdr/>
@@ -21519,9 +22447,9 @@
       </w:tcPr>
     </w:tblStylePr>
   </w:style>
-  <w:style w:type="table" w:styleId="789">
+  <w:style w:type="table" w:styleId="793">
     <w:name w:val="List Table 4"/>
-    <w:basedOn w:val="880"/>
+    <w:basedOn w:val="884"/>
     <w:uiPriority w:val="99"/>
     <w:pPr>
       <w:pBdr/>
@@ -21744,9 +22672,9 @@
       </w:tcPr>
     </w:tblStylePr>
   </w:style>
-  <w:style w:type="table" w:styleId="790">
+  <w:style w:type="table" w:styleId="794">
     <w:name w:val="List Table 4 - Accent 1"/>
-    <w:basedOn w:val="880"/>
+    <w:basedOn w:val="884"/>
     <w:uiPriority w:val="99"/>
     <w:pPr>
       <w:pBdr/>
@@ -21969,9 +22897,9 @@
       </w:tcPr>
     </w:tblStylePr>
   </w:style>
-  <w:style w:type="table" w:styleId="791">
+  <w:style w:type="table" w:styleId="795">
     <w:name w:val="List Table 4 - Accent 2"/>
-    <w:basedOn w:val="880"/>
+    <w:basedOn w:val="884"/>
     <w:uiPriority w:val="99"/>
     <w:pPr>
       <w:pBdr/>
@@ -22194,9 +23122,9 @@
       </w:tcPr>
     </w:tblStylePr>
   </w:style>
-  <w:style w:type="table" w:styleId="792">
+  <w:style w:type="table" w:styleId="796">
     <w:name w:val="List Table 4 - Accent 3"/>
-    <w:basedOn w:val="880"/>
+    <w:basedOn w:val="884"/>
     <w:uiPriority w:val="99"/>
     <w:pPr>
       <w:pBdr/>
@@ -22419,9 +23347,9 @@
       </w:tcPr>
     </w:tblStylePr>
   </w:style>
-  <w:style w:type="table" w:styleId="793">
+  <w:style w:type="table" w:styleId="797">
     <w:name w:val="List Table 4 - Accent 4"/>
-    <w:basedOn w:val="880"/>
+    <w:basedOn w:val="884"/>
     <w:uiPriority w:val="99"/>
     <w:pPr>
       <w:pBdr/>
@@ -22644,9 +23572,9 @@
       </w:tcPr>
     </w:tblStylePr>
   </w:style>
-  <w:style w:type="table" w:styleId="794">
+  <w:style w:type="table" w:styleId="798">
     <w:name w:val="List Table 4 - Accent 5"/>
-    <w:basedOn w:val="880"/>
+    <w:basedOn w:val="884"/>
     <w:uiPriority w:val="99"/>
     <w:pPr>
       <w:pBdr/>
@@ -22869,9 +23797,9 @@
       </w:tcPr>
     </w:tblStylePr>
   </w:style>
-  <w:style w:type="table" w:styleId="795">
+  <w:style w:type="table" w:styleId="799">
     <w:name w:val="List Table 4 - Accent 6"/>
-    <w:basedOn w:val="880"/>
+    <w:basedOn w:val="884"/>
     <w:uiPriority w:val="99"/>
     <w:pPr>
       <w:pBdr/>
@@ -23094,9 +24022,9 @@
       </w:tcPr>
     </w:tblStylePr>
   </w:style>
-  <w:style w:type="table" w:styleId="796">
+  <w:style w:type="table" w:styleId="800">
     <w:name w:val="List Table 5 Dark"/>
-    <w:basedOn w:val="880"/>
+    <w:basedOn w:val="884"/>
     <w:uiPriority w:val="99"/>
     <w:pPr>
       <w:pBdr/>
@@ -23336,9 +24264,9 @@
       </w:tcPr>
     </w:tblStylePr>
   </w:style>
-  <w:style w:type="table" w:styleId="797">
+  <w:style w:type="table" w:styleId="801">
     <w:name w:val="List Table 5 Dark - Accent 1"/>
-    <w:basedOn w:val="880"/>
+    <w:basedOn w:val="884"/>
     <w:uiPriority w:val="99"/>
     <w:pPr>
       <w:pBdr/>
@@ -23578,9 +24506,9 @@
       </w:tcPr>
     </w:tblStylePr>
   </w:style>
-  <w:style w:type="table" w:styleId="798">
+  <w:style w:type="table" w:styleId="802">
     <w:name w:val="List Table 5 Dark - Accent 2"/>
-    <w:basedOn w:val="880"/>
+    <w:basedOn w:val="884"/>
     <w:uiPriority w:val="99"/>
     <w:pPr>
       <w:pBdr/>
@@ -23820,9 +24748,9 @@
       </w:tcPr>
     </w:tblStylePr>
   </w:style>
-  <w:style w:type="table" w:styleId="799">
+  <w:style w:type="table" w:styleId="803">
     <w:name w:val="List Table 5 Dark - Accent 3"/>
-    <w:basedOn w:val="880"/>
+    <w:basedOn w:val="884"/>
     <w:uiPriority w:val="99"/>
     <w:pPr>
       <w:pBdr/>
@@ -24062,9 +24990,9 @@
       </w:tcPr>
     </w:tblStylePr>
   </w:style>
-  <w:style w:type="table" w:styleId="800">
+  <w:style w:type="table" w:styleId="804">
     <w:name w:val="List Table 5 Dark - Accent 4"/>
-    <w:basedOn w:val="880"/>
+    <w:basedOn w:val="884"/>
     <w:uiPriority w:val="99"/>
     <w:pPr>
       <w:pBdr/>
@@ -24304,9 +25232,9 @@
       </w:tcPr>
     </w:tblStylePr>
   </w:style>
-  <w:style w:type="table" w:styleId="801">
+  <w:style w:type="table" w:styleId="805">
     <w:name w:val="List Table 5 Dark - Accent 5"/>
-    <w:basedOn w:val="880"/>
+    <w:basedOn w:val="884"/>
     <w:uiPriority w:val="99"/>
     <w:pPr>
       <w:pBdr/>
@@ -24546,9 +25474,9 @@
       </w:tcPr>
     </w:tblStylePr>
   </w:style>
-  <w:style w:type="table" w:styleId="802">
+  <w:style w:type="table" w:styleId="806">
     <w:name w:val="List Table 5 Dark - Accent 6"/>
-    <w:basedOn w:val="880"/>
+    <w:basedOn w:val="884"/>
     <w:uiPriority w:val="99"/>
     <w:pPr>
       <w:pBdr/>
@@ -24788,9 +25716,9 @@
       </w:tcPr>
     </w:tblStylePr>
   </w:style>
-  <w:style w:type="table" w:styleId="803">
+  <w:style w:type="table" w:styleId="807">
     <w:name w:val="List Table 6 Colorful"/>
-    <w:basedOn w:val="880"/>
+    <w:basedOn w:val="884"/>
     <w:uiPriority w:val="99"/>
     <w:pPr>
       <w:pBdr/>
@@ -25011,9 +25939,9 @@
       </w:tcPr>
     </w:tblStylePr>
   </w:style>
-  <w:style w:type="table" w:styleId="804">
+  <w:style w:type="table" w:styleId="808">
     <w:name w:val="List Table 6 Colorful - Accent 1"/>
-    <w:basedOn w:val="880"/>
+    <w:basedOn w:val="884"/>
     <w:uiPriority w:val="99"/>
     <w:pPr>
       <w:pBdr/>
@@ -25234,9 +26162,9 @@
       </w:tcPr>
     </w:tblStylePr>
   </w:style>
-  <w:style w:type="table" w:styleId="805">
+  <w:style w:type="table" w:styleId="809">
     <w:name w:val="List Table 6 Colorful - Accent 2"/>
-    <w:basedOn w:val="880"/>
+    <w:basedOn w:val="884"/>
     <w:uiPriority w:val="99"/>
     <w:pPr>
       <w:pBdr/>
@@ -25457,9 +26385,9 @@
       </w:tcPr>
     </w:tblStylePr>
   </w:style>
-  <w:style w:type="table" w:styleId="806">
+  <w:style w:type="table" w:styleId="810">
     <w:name w:val="List Table 6 Colorful - Accent 3"/>
-    <w:basedOn w:val="880"/>
+    <w:basedOn w:val="884"/>
     <w:uiPriority w:val="99"/>
     <w:pPr>
       <w:pBdr/>
@@ -25680,9 +26608,9 @@
       </w:tcPr>
     </w:tblStylePr>
   </w:style>
-  <w:style w:type="table" w:styleId="807">
+  <w:style w:type="table" w:styleId="811">
     <w:name w:val="List Table 6 Colorful - Accent 4"/>
-    <w:basedOn w:val="880"/>
+    <w:basedOn w:val="884"/>
     <w:uiPriority w:val="99"/>
     <w:pPr>
       <w:pBdr/>
@@ -25903,9 +26831,9 @@
       </w:tcPr>
     </w:tblStylePr>
   </w:style>
-  <w:style w:type="table" w:styleId="808">
+  <w:style w:type="table" w:styleId="812">
     <w:name w:val="List Table 6 Colorful - Accent 5"/>
-    <w:basedOn w:val="880"/>
+    <w:basedOn w:val="884"/>
     <w:uiPriority w:val="99"/>
     <w:pPr>
       <w:pBdr/>
@@ -26126,9 +27054,9 @@
       </w:tcPr>
     </w:tblStylePr>
   </w:style>
-  <w:style w:type="table" w:styleId="809">
+  <w:style w:type="table" w:styleId="813">
     <w:name w:val="List Table 6 Colorful - Accent 6"/>
-    <w:basedOn w:val="880"/>
+    <w:basedOn w:val="884"/>
     <w:uiPriority w:val="99"/>
     <w:pPr>
       <w:pBdr/>
@@ -26349,9 +27277,9 @@
       </w:tcPr>
     </w:tblStylePr>
   </w:style>
-  <w:style w:type="table" w:styleId="810">
+  <w:style w:type="table" w:styleId="814">
     <w:name w:val="List Table 7 Colorful"/>
-    <w:basedOn w:val="880"/>
+    <w:basedOn w:val="884"/>
     <w:uiPriority w:val="99"/>
     <w:pPr>
       <w:pBdr/>
@@ -26605,9 +27533,9 @@
       </w:tcPr>
     </w:tblStylePr>
   </w:style>
-  <w:style w:type="table" w:styleId="811">
+  <w:style w:type="table" w:styleId="815">
     <w:name w:val="List Table 7 Colorful - Accent 1"/>
-    <w:basedOn w:val="880"/>
+    <w:basedOn w:val="884"/>
     <w:uiPriority w:val="99"/>
     <w:pPr>
       <w:pBdr/>
@@ -26861,9 +27789,9 @@
       </w:tcPr>
     </w:tblStylePr>
   </w:style>
-  <w:style w:type="table" w:styleId="812">
+  <w:style w:type="table" w:styleId="816">
     <w:name w:val="List Table 7 Colorful - Accent 2"/>
-    <w:basedOn w:val="880"/>
+    <w:basedOn w:val="884"/>
     <w:uiPriority w:val="99"/>
     <w:pPr>
       <w:pBdr/>
@@ -27117,9 +28045,9 @@
       </w:tcPr>
     </w:tblStylePr>
   </w:style>
-  <w:style w:type="table" w:styleId="813">
+  <w:style w:type="table" w:styleId="817">
     <w:name w:val="List Table 7 Colorful - Accent 3"/>
-    <w:basedOn w:val="880"/>
+    <w:basedOn w:val="884"/>
     <w:uiPriority w:val="99"/>
     <w:pPr>
       <w:pBdr/>
@@ -27373,9 +28301,9 @@
       </w:tcPr>
     </w:tblStylePr>
   </w:style>
-  <w:style w:type="table" w:styleId="814">
+  <w:style w:type="table" w:styleId="818">
     <w:name w:val="List Table 7 Colorful - Accent 4"/>
-    <w:basedOn w:val="880"/>
+    <w:basedOn w:val="884"/>
     <w:uiPriority w:val="99"/>
     <w:pPr>
       <w:pBdr/>
@@ -27629,9 +28557,9 @@
       </w:tcPr>
     </w:tblStylePr>
   </w:style>
-  <w:style w:type="table" w:styleId="815">
+  <w:style w:type="table" w:styleId="819">
     <w:name w:val="List Table 7 Colorful - Accent 5"/>
-    <w:basedOn w:val="880"/>
+    <w:basedOn w:val="884"/>
     <w:uiPriority w:val="99"/>
     <w:pPr>
       <w:pBdr/>
@@ -27885,9 +28813,9 @@
       </w:tcPr>
     </w:tblStylePr>
   </w:style>
-  <w:style w:type="table" w:styleId="816">
+  <w:style w:type="table" w:styleId="820">
     <w:name w:val="List Table 7 Colorful - Accent 6"/>
-    <w:basedOn w:val="880"/>
+    <w:basedOn w:val="884"/>
     <w:uiPriority w:val="99"/>
     <w:pPr>
       <w:pBdr/>
@@ -28141,9 +29069,9 @@
       </w:tcPr>
     </w:tblStylePr>
   </w:style>
-  <w:style w:type="table" w:styleId="817">
+  <w:style w:type="table" w:styleId="821">
     <w:name w:val="Lined - Accent"/>
-    <w:basedOn w:val="880"/>
+    <w:basedOn w:val="884"/>
     <w:uiPriority w:val="99"/>
     <w:pPr>
       <w:pBdr/>
@@ -28378,9 +29306,9 @@
       </w:tcPr>
     </w:tblStylePr>
   </w:style>
-  <w:style w:type="table" w:styleId="818">
+  <w:style w:type="table" w:styleId="822">
     <w:name w:val="Lined - Accent 1"/>
-    <w:basedOn w:val="880"/>
+    <w:basedOn w:val="884"/>
     <w:uiPriority w:val="99"/>
     <w:pPr>
       <w:pBdr/>
@@ -28615,9 +29543,9 @@
       </w:tcPr>
     </w:tblStylePr>
   </w:style>
-  <w:style w:type="table" w:styleId="819">
+  <w:style w:type="table" w:styleId="823">
     <w:name w:val="Lined - Accent 2"/>
-    <w:basedOn w:val="880"/>
+    <w:basedOn w:val="884"/>
     <w:uiPriority w:val="99"/>
     <w:pPr>
       <w:pBdr/>
@@ -28852,9 +29780,9 @@
       </w:tcPr>
     </w:tblStylePr>
   </w:style>
-  <w:style w:type="table" w:styleId="820">
+  <w:style w:type="table" w:styleId="824">
     <w:name w:val="Lined - Accent 3"/>
-    <w:basedOn w:val="880"/>
+    <w:basedOn w:val="884"/>
     <w:uiPriority w:val="99"/>
     <w:pPr>
       <w:pBdr/>
@@ -29089,9 +30017,9 @@
       </w:tcPr>
     </w:tblStylePr>
   </w:style>
-  <w:style w:type="table" w:styleId="821">
+  <w:style w:type="table" w:styleId="825">
     <w:name w:val="Lined - Accent 4"/>
-    <w:basedOn w:val="880"/>
+    <w:basedOn w:val="884"/>
     <w:uiPriority w:val="99"/>
     <w:pPr>
       <w:pBdr/>
@@ -29326,9 +30254,9 @@
       </w:tcPr>
     </w:tblStylePr>
   </w:style>
-  <w:style w:type="table" w:styleId="822">
+  <w:style w:type="table" w:styleId="826">
     <w:name w:val="Lined - Accent 5"/>
-    <w:basedOn w:val="880"/>
+    <w:basedOn w:val="884"/>
     <w:uiPriority w:val="99"/>
     <w:pPr>
       <w:pBdr/>
@@ -29563,9 +30491,9 @@
       </w:tcPr>
     </w:tblStylePr>
   </w:style>
-  <w:style w:type="table" w:styleId="823">
+  <w:style w:type="table" w:styleId="827">
     <w:name w:val="Lined - Accent 6"/>
-    <w:basedOn w:val="880"/>
+    <w:basedOn w:val="884"/>
     <w:uiPriority w:val="99"/>
     <w:pPr>
       <w:pBdr/>
@@ -29800,9 +30728,9 @@
       </w:tcPr>
     </w:tblStylePr>
   </w:style>
-  <w:style w:type="table" w:styleId="824">
+  <w:style w:type="table" w:styleId="828">
     <w:name w:val="Bordered &amp; Lined - Accent"/>
-    <w:basedOn w:val="880"/>
+    <w:basedOn w:val="884"/>
     <w:uiPriority w:val="99"/>
     <w:pPr>
       <w:pBdr/>
@@ -30044,9 +30972,9 @@
       </w:tcPr>
     </w:tblStylePr>
   </w:style>
-  <w:style w:type="table" w:styleId="825">
+  <w:style w:type="table" w:styleId="829">
     <w:name w:val="Bordered &amp; Lined - Accent 1"/>
-    <w:basedOn w:val="880"/>
+    <w:basedOn w:val="884"/>
     <w:uiPriority w:val="99"/>
     <w:pPr>
       <w:pBdr/>
@@ -30288,9 +31216,9 @@
       </w:tcPr>
     </w:tblStylePr>
   </w:style>
-  <w:style w:type="table" w:styleId="826">
+  <w:style w:type="table" w:styleId="830">
     <w:name w:val="Bordered &amp; Lined - Accent 2"/>
-    <w:basedOn w:val="880"/>
+    <w:basedOn w:val="884"/>
     <w:uiPriority w:val="99"/>
     <w:pPr>
       <w:pBdr/>
@@ -30532,9 +31460,9 @@
       </w:tcPr>
     </w:tblStylePr>
   </w:style>
-  <w:style w:type="table" w:styleId="827">
+  <w:style w:type="table" w:styleId="831">
     <w:name w:val="Bordered &amp; Lined - Accent 3"/>
-    <w:basedOn w:val="880"/>
+    <w:basedOn w:val="884"/>
     <w:uiPriority w:val="99"/>
     <w:pPr>
       <w:pBdr/>
@@ -30776,9 +31704,9 @@
       </w:tcPr>
     </w:tblStylePr>
   </w:style>
-  <w:style w:type="table" w:styleId="828">
+  <w:style w:type="table" w:styleId="832">
     <w:name w:val="Bordered &amp; Lined - Accent 4"/>
-    <w:basedOn w:val="880"/>
+    <w:basedOn w:val="884"/>
     <w:uiPriority w:val="99"/>
     <w:pPr>
       <w:pBdr/>
@@ -31020,9 +31948,9 @@
       </w:tcPr>
     </w:tblStylePr>
   </w:style>
-  <w:style w:type="table" w:styleId="829">
+  <w:style w:type="table" w:styleId="833">
     <w:name w:val="Bordered &amp; Lined - Accent 5"/>
-    <w:basedOn w:val="880"/>
+    <w:basedOn w:val="884"/>
     <w:uiPriority w:val="99"/>
     <w:pPr>
       <w:pBdr/>
@@ -31264,9 +32192,9 @@
       </w:tcPr>
     </w:tblStylePr>
   </w:style>
-  <w:style w:type="table" w:styleId="830">
+  <w:style w:type="table" w:styleId="834">
     <w:name w:val="Bordered &amp; Lined - Accent 6"/>
-    <w:basedOn w:val="880"/>
+    <w:basedOn w:val="884"/>
     <w:uiPriority w:val="99"/>
     <w:pPr>
       <w:pBdr/>
@@ -31508,9 +32436,9 @@
       </w:tcPr>
     </w:tblStylePr>
   </w:style>
-  <w:style w:type="table" w:styleId="831">
+  <w:style w:type="table" w:styleId="835">
     <w:name w:val="Bordered"/>
-    <w:basedOn w:val="880"/>
+    <w:basedOn w:val="884"/>
     <w:uiPriority w:val="99"/>
     <w:pPr>
       <w:pBdr/>
@@ -31739,9 +32667,9 @@
       </w:tcPr>
     </w:tblStylePr>
   </w:style>
-  <w:style w:type="table" w:styleId="832">
+  <w:style w:type="table" w:styleId="836">
     <w:name w:val="Bordered - Accent 1"/>
-    <w:basedOn w:val="880"/>
+    <w:basedOn w:val="884"/>
     <w:uiPriority w:val="99"/>
     <w:pPr>
       <w:pBdr/>
@@ -31970,9 +32898,9 @@
       </w:tcPr>
     </w:tblStylePr>
   </w:style>
-  <w:style w:type="table" w:styleId="833">
+  <w:style w:type="table" w:styleId="837">
     <w:name w:val="Bordered - Accent 2"/>
-    <w:basedOn w:val="880"/>
+    <w:basedOn w:val="884"/>
     <w:uiPriority w:val="99"/>
     <w:pPr>
       <w:pBdr/>
@@ -32201,9 +33129,9 @@
       </w:tcPr>
     </w:tblStylePr>
   </w:style>
-  <w:style w:type="table" w:styleId="834">
+  <w:style w:type="table" w:styleId="838">
     <w:name w:val="Bordered - Accent 3"/>
-    <w:basedOn w:val="880"/>
+    <w:basedOn w:val="884"/>
     <w:uiPriority w:val="99"/>
     <w:pPr>
       <w:pBdr/>
@@ -32432,9 +33360,9 @@
       </w:tcPr>
     </w:tblStylePr>
   </w:style>
-  <w:style w:type="table" w:styleId="835">
+  <w:style w:type="table" w:styleId="839">
     <w:name w:val="Bordered - Accent 4"/>
-    <w:basedOn w:val="880"/>
+    <w:basedOn w:val="884"/>
     <w:uiPriority w:val="99"/>
     <w:pPr>
       <w:pBdr/>
@@ -32663,9 +33591,9 @@
       </w:tcPr>
     </w:tblStylePr>
   </w:style>
-  <w:style w:type="table" w:styleId="836">
+  <w:style w:type="table" w:styleId="840">
     <w:name w:val="Bordered - Accent 5"/>
-    <w:basedOn w:val="880"/>
+    <w:basedOn w:val="884"/>
     <w:uiPriority w:val="99"/>
     <w:pPr>
       <w:pBdr/>
@@ -32894,9 +33822,9 @@
       </w:tcPr>
     </w:tblStylePr>
   </w:style>
-  <w:style w:type="table" w:styleId="837">
+  <w:style w:type="table" w:styleId="841">
     <w:name w:val="Bordered - Accent 6"/>
-    <w:basedOn w:val="880"/>
+    <w:basedOn w:val="884"/>
     <w:uiPriority w:val="99"/>
     <w:pPr>
       <w:pBdr/>
@@ -33125,9 +34053,9 @@
       </w:tcPr>
     </w:tblStylePr>
   </w:style>
-  <w:style w:type="paragraph" w:styleId="838">
+  <w:style w:type="paragraph" w:styleId="842">
     <w:name w:val="No Spacing"/>
-    <w:basedOn w:val="869"/>
+    <w:basedOn w:val="873"/>
     <w:uiPriority w:val="1"/>
     <w:qFormat/>
     <w:pPr>
@@ -33136,9 +34064,9 @@
       <w:ind/>
     </w:pPr>
   </w:style>
-  <w:style w:type="character" w:styleId="839">
+  <w:style w:type="character" w:styleId="843">
     <w:name w:val="Subtle Emphasis"/>
-    <w:basedOn w:val="879"/>
+    <w:basedOn w:val="883"/>
     <w:uiPriority w:val="19"/>
     <w:qFormat/>
     <w:pPr>
@@ -33152,9 +34080,9 @@
       <w:color w:val="404040" w:themeColor="text1" w:themeTint="BF"/>
     </w:rPr>
   </w:style>
-  <w:style w:type="character" w:styleId="840">
+  <w:style w:type="character" w:styleId="844">
     <w:name w:val="Emphasis"/>
-    <w:basedOn w:val="879"/>
+    <w:basedOn w:val="883"/>
     <w:uiPriority w:val="20"/>
     <w:qFormat/>
     <w:pPr>
@@ -33167,9 +34095,9 @@
       <w:iCs/>
     </w:rPr>
   </w:style>
-  <w:style w:type="character" w:styleId="841">
+  <w:style w:type="character" w:styleId="845">
     <w:name w:val="Strong"/>
-    <w:basedOn w:val="879"/>
+    <w:basedOn w:val="883"/>
     <w:uiPriority w:val="22"/>
     <w:qFormat/>
     <w:pPr>
@@ -33182,9 +34110,9 @@
       <w:bCs/>
     </w:rPr>
   </w:style>
-  <w:style w:type="character" w:styleId="842">
+  <w:style w:type="character" w:styleId="846">
     <w:name w:val="Subtle Reference"/>
-    <w:basedOn w:val="879"/>
+    <w:basedOn w:val="883"/>
     <w:uiPriority w:val="31"/>
     <w:qFormat/>
     <w:pPr>
@@ -33197,9 +34125,9 @@
       <w:color w:val="5a5a5a" w:themeColor="text1" w:themeTint="A5"/>
     </w:rPr>
   </w:style>
-  <w:style w:type="character" w:styleId="843">
+  <w:style w:type="character" w:styleId="847">
     <w:name w:val="Book Title"/>
-    <w:basedOn w:val="879"/>
+    <w:basedOn w:val="883"/>
     <w:uiPriority w:val="33"/>
     <w:qFormat/>
     <w:pPr>
@@ -33215,10 +34143,10 @@
       <w:spacing w:val="5"/>
     </w:rPr>
   </w:style>
-  <w:style w:type="paragraph" w:styleId="844">
+  <w:style w:type="paragraph" w:styleId="848">
     <w:name w:val="Header"/>
-    <w:basedOn w:val="869"/>
-    <w:link w:val="845"/>
+    <w:basedOn w:val="873"/>
+    <w:link w:val="849"/>
     <w:uiPriority w:val="99"/>
     <w:unhideWhenUsed/>
     <w:pPr>
@@ -33231,10 +34159,10 @@
       <w:ind/>
     </w:pPr>
   </w:style>
-  <w:style w:type="character" w:styleId="845">
+  <w:style w:type="character" w:styleId="849">
     <w:name w:val="Header Char"/>
-    <w:basedOn w:val="879"/>
-    <w:link w:val="844"/>
+    <w:basedOn w:val="883"/>
+    <w:link w:val="848"/>
     <w:uiPriority w:val="99"/>
     <w:pPr>
       <w:pBdr/>
@@ -33242,10 +34170,10 @@
       <w:ind/>
     </w:pPr>
   </w:style>
-  <w:style w:type="paragraph" w:styleId="846">
+  <w:style w:type="paragraph" w:styleId="850">
     <w:name w:val="Footer"/>
-    <w:basedOn w:val="869"/>
-    <w:link w:val="847"/>
+    <w:basedOn w:val="873"/>
+    <w:link w:val="851"/>
     <w:uiPriority w:val="99"/>
     <w:unhideWhenUsed/>
     <w:pPr>
@@ -33258,10 +34186,10 @@
       <w:ind/>
     </w:pPr>
   </w:style>
-  <w:style w:type="character" w:styleId="847">
+  <w:style w:type="character" w:styleId="851">
     <w:name w:val="Footer Char"/>
-    <w:basedOn w:val="879"/>
-    <w:link w:val="846"/>
+    <w:basedOn w:val="883"/>
+    <w:link w:val="850"/>
     <w:uiPriority w:val="99"/>
     <w:pPr>
       <w:pBdr/>
@@ -33269,10 +34197,10 @@
       <w:ind/>
     </w:pPr>
   </w:style>
-  <w:style w:type="paragraph" w:styleId="848">
+  <w:style w:type="paragraph" w:styleId="852">
     <w:name w:val="Caption"/>
-    <w:basedOn w:val="869"/>
-    <w:next w:val="869"/>
+    <w:basedOn w:val="873"/>
+    <w:next w:val="873"/>
     <w:uiPriority w:val="35"/>
     <w:unhideWhenUsed/>
     <w:qFormat/>
@@ -33289,10 +34217,10 @@
       <w:szCs w:val="18"/>
     </w:rPr>
   </w:style>
-  <w:style w:type="paragraph" w:styleId="849">
+  <w:style w:type="paragraph" w:styleId="853">
     <w:name w:val="footnote text"/>
-    <w:basedOn w:val="869"/>
-    <w:link w:val="850"/>
+    <w:basedOn w:val="873"/>
+    <w:link w:val="854"/>
     <w:uiPriority w:val="99"/>
     <w:semiHidden/>
     <w:unhideWhenUsed/>
@@ -33306,10 +34234,10 @@
       <w:szCs w:val="20"/>
     </w:rPr>
   </w:style>
-  <w:style w:type="character" w:styleId="850">
+  <w:style w:type="character" w:styleId="854">
     <w:name w:val="Footnote Text Char"/>
-    <w:basedOn w:val="879"/>
-    <w:link w:val="849"/>
+    <w:basedOn w:val="883"/>
+    <w:link w:val="853"/>
     <w:uiPriority w:val="99"/>
     <w:semiHidden/>
     <w:pPr>
@@ -33322,9 +34250,9 @@
       <w:szCs w:val="20"/>
     </w:rPr>
   </w:style>
-  <w:style w:type="character" w:styleId="851">
+  <w:style w:type="character" w:styleId="855">
     <w:name w:val="footnote reference"/>
-    <w:basedOn w:val="879"/>
+    <w:basedOn w:val="883"/>
     <w:uiPriority w:val="99"/>
     <w:semiHidden/>
     <w:unhideWhenUsed/>
@@ -33337,10 +34265,10 @@
       <w:vertAlign w:val="superscript"/>
     </w:rPr>
   </w:style>
-  <w:style w:type="paragraph" w:styleId="852">
+  <w:style w:type="paragraph" w:styleId="856">
     <w:name w:val="endnote text"/>
-    <w:basedOn w:val="869"/>
-    <w:link w:val="853"/>
+    <w:basedOn w:val="873"/>
+    <w:link w:val="857"/>
     <w:uiPriority w:val="99"/>
     <w:semiHidden/>
     <w:unhideWhenUsed/>
@@ -33354,10 +34282,10 @@
       <w:szCs w:val="20"/>
     </w:rPr>
   </w:style>
-  <w:style w:type="character" w:styleId="853">
+  <w:style w:type="character" w:styleId="857">
     <w:name w:val="Endnote Text Char"/>
-    <w:basedOn w:val="879"/>
-    <w:link w:val="852"/>
+    <w:basedOn w:val="883"/>
+    <w:link w:val="856"/>
     <w:uiPriority w:val="99"/>
     <w:semiHidden/>
     <w:pPr>
@@ -33370,9 +34298,9 @@
       <w:szCs w:val="20"/>
     </w:rPr>
   </w:style>
-  <w:style w:type="character" w:styleId="854">
+  <w:style w:type="character" w:styleId="858">
     <w:name w:val="endnote reference"/>
-    <w:basedOn w:val="879"/>
+    <w:basedOn w:val="883"/>
     <w:uiPriority w:val="99"/>
     <w:semiHidden/>
     <w:unhideWhenUsed/>
@@ -33385,9 +34313,9 @@
       <w:vertAlign w:val="superscript"/>
     </w:rPr>
   </w:style>
-  <w:style w:type="character" w:styleId="855">
+  <w:style w:type="character" w:styleId="859">
     <w:name w:val="Hyperlink"/>
-    <w:basedOn w:val="879"/>
+    <w:basedOn w:val="883"/>
     <w:uiPriority w:val="99"/>
     <w:unhideWhenUsed/>
     <w:pPr>
@@ -33400,9 +34328,9 @@
       <w:u w:val="single"/>
     </w:rPr>
   </w:style>
-  <w:style w:type="character" w:styleId="856">
+  <w:style w:type="character" w:styleId="860">
     <w:name w:val="FollowedHyperlink"/>
-    <w:basedOn w:val="879"/>
+    <w:basedOn w:val="883"/>
     <w:uiPriority w:val="99"/>
     <w:semiHidden/>
     <w:unhideWhenUsed/>
@@ -33416,10 +34344,10 @@
       <w:u w:val="single"/>
     </w:rPr>
   </w:style>
-  <w:style w:type="paragraph" w:styleId="857">
+  <w:style w:type="paragraph" w:styleId="861">
     <w:name w:val="toc 1"/>
-    <w:basedOn w:val="869"/>
-    <w:next w:val="869"/>
+    <w:basedOn w:val="873"/>
+    <w:next w:val="873"/>
     <w:uiPriority w:val="39"/>
     <w:unhideWhenUsed/>
     <w:pPr>
@@ -33428,10 +34356,10 @@
       <w:ind/>
     </w:pPr>
   </w:style>
-  <w:style w:type="paragraph" w:styleId="858">
+  <w:style w:type="paragraph" w:styleId="862">
     <w:name w:val="toc 2"/>
-    <w:basedOn w:val="869"/>
-    <w:next w:val="869"/>
+    <w:basedOn w:val="873"/>
+    <w:next w:val="873"/>
     <w:uiPriority w:val="39"/>
     <w:unhideWhenUsed/>
     <w:pPr>
@@ -33440,10 +34368,10 @@
       <w:ind w:left="220"/>
     </w:pPr>
   </w:style>
-  <w:style w:type="paragraph" w:styleId="859">
+  <w:style w:type="paragraph" w:styleId="863">
     <w:name w:val="toc 3"/>
-    <w:basedOn w:val="869"/>
-    <w:next w:val="869"/>
+    <w:basedOn w:val="873"/>
+    <w:next w:val="873"/>
     <w:uiPriority w:val="39"/>
     <w:unhideWhenUsed/>
     <w:pPr>
@@ -33452,10 +34380,10 @@
       <w:ind w:left="440"/>
     </w:pPr>
   </w:style>
-  <w:style w:type="paragraph" w:styleId="860">
+  <w:style w:type="paragraph" w:styleId="864">
     <w:name w:val="toc 4"/>
-    <w:basedOn w:val="869"/>
-    <w:next w:val="869"/>
+    <w:basedOn w:val="873"/>
+    <w:next w:val="873"/>
     <w:uiPriority w:val="39"/>
     <w:unhideWhenUsed/>
     <w:pPr>
@@ -33464,10 +34392,10 @@
       <w:ind w:left="660"/>
     </w:pPr>
   </w:style>
-  <w:style w:type="paragraph" w:styleId="861">
+  <w:style w:type="paragraph" w:styleId="865">
     <w:name w:val="toc 5"/>
-    <w:basedOn w:val="869"/>
-    <w:next w:val="869"/>
+    <w:basedOn w:val="873"/>
+    <w:next w:val="873"/>
     <w:uiPriority w:val="39"/>
     <w:unhideWhenUsed/>
     <w:pPr>
@@ -33476,10 +34404,10 @@
       <w:ind w:left="880"/>
     </w:pPr>
   </w:style>
-  <w:style w:type="paragraph" w:styleId="862">
+  <w:style w:type="paragraph" w:styleId="866">
     <w:name w:val="toc 6"/>
-    <w:basedOn w:val="869"/>
-    <w:next w:val="869"/>
+    <w:basedOn w:val="873"/>
+    <w:next w:val="873"/>
     <w:uiPriority w:val="39"/>
     <w:unhideWhenUsed/>
     <w:pPr>
@@ -33488,10 +34416,10 @@
       <w:ind w:left="1100"/>
     </w:pPr>
   </w:style>
-  <w:style w:type="paragraph" w:styleId="863">
+  <w:style w:type="paragraph" w:styleId="867">
     <w:name w:val="toc 7"/>
-    <w:basedOn w:val="869"/>
-    <w:next w:val="869"/>
+    <w:basedOn w:val="873"/>
+    <w:next w:val="873"/>
     <w:uiPriority w:val="39"/>
     <w:unhideWhenUsed/>
     <w:pPr>
@@ -33500,10 +34428,10 @@
       <w:ind w:left="1320"/>
     </w:pPr>
   </w:style>
-  <w:style w:type="paragraph" w:styleId="864">
+  <w:style w:type="paragraph" w:styleId="868">
     <w:name w:val="toc 8"/>
-    <w:basedOn w:val="869"/>
-    <w:next w:val="869"/>
+    <w:basedOn w:val="873"/>
+    <w:next w:val="873"/>
     <w:uiPriority w:val="39"/>
     <w:unhideWhenUsed/>
     <w:pPr>
@@ -33512,10 +34440,10 @@
       <w:ind w:left="1540"/>
     </w:pPr>
   </w:style>
-  <w:style w:type="paragraph" w:styleId="865">
+  <w:style w:type="paragraph" w:styleId="869">
     <w:name w:val="toc 9"/>
-    <w:basedOn w:val="869"/>
-    <w:next w:val="869"/>
+    <w:basedOn w:val="873"/>
+    <w:next w:val="873"/>
     <w:uiPriority w:val="39"/>
     <w:unhideWhenUsed/>
     <w:pPr>
@@ -33524,9 +34452,9 @@
       <w:ind w:left="1760"/>
     </w:pPr>
   </w:style>
-  <w:style w:type="character" w:styleId="866">
+  <w:style w:type="character" w:styleId="870">
     <w:name w:val="Placeholder Text"/>
-    <w:basedOn w:val="879"/>
+    <w:basedOn w:val="883"/>
     <w:uiPriority w:val="99"/>
     <w:semiHidden/>
     <w:pPr>
@@ -33538,7 +34466,7 @@
       <w:color w:val="666666"/>
     </w:rPr>
   </w:style>
-  <w:style w:type="paragraph" w:styleId="867">
+  <w:style w:type="paragraph" w:styleId="871">
     <w:name w:val="TOC Heading"/>
     <w:uiPriority w:val="39"/>
     <w:unhideWhenUsed/>
@@ -33548,10 +34476,10 @@
       <w:ind/>
     </w:pPr>
   </w:style>
-  <w:style w:type="paragraph" w:styleId="868">
+  <w:style w:type="paragraph" w:styleId="872">
     <w:name w:val="table of figures"/>
-    <w:basedOn w:val="869"/>
-    <w:next w:val="869"/>
+    <w:basedOn w:val="873"/>
+    <w:next w:val="873"/>
     <w:uiPriority w:val="99"/>
     <w:unhideWhenUsed/>
     <w:pPr>
@@ -33560,7 +34488,7 @@
       <w:ind/>
     </w:pPr>
   </w:style>
-  <w:style w:type="paragraph" w:styleId="869" w:default="1">
+  <w:style w:type="paragraph" w:styleId="873" w:default="1">
     <w:name w:val="Normal"/>
     <w:qFormat/>
     <w:pPr>
@@ -33569,11 +34497,11 @@
       <w:ind/>
     </w:pPr>
   </w:style>
-  <w:style w:type="paragraph" w:styleId="870">
+  <w:style w:type="paragraph" w:styleId="874">
     <w:name w:val="Heading 1"/>
-    <w:basedOn w:val="869"/>
-    <w:next w:val="869"/>
-    <w:link w:val="882"/>
+    <w:basedOn w:val="873"/>
+    <w:next w:val="873"/>
+    <w:link w:val="886"/>
     <w:uiPriority w:val="9"/>
     <w:qFormat/>
     <w:pPr>
@@ -33591,11 +34519,11 @@
       <w:szCs w:val="40"/>
     </w:rPr>
   </w:style>
-  <w:style w:type="paragraph" w:styleId="871">
+  <w:style w:type="paragraph" w:styleId="875">
     <w:name w:val="Heading 2"/>
-    <w:basedOn w:val="869"/>
-    <w:next w:val="869"/>
-    <w:link w:val="883"/>
+    <w:basedOn w:val="873"/>
+    <w:next w:val="873"/>
+    <w:link w:val="887"/>
     <w:uiPriority w:val="9"/>
     <w:unhideWhenUsed/>
     <w:qFormat/>
@@ -33614,11 +34542,11 @@
       <w:szCs w:val="32"/>
     </w:rPr>
   </w:style>
-  <w:style w:type="paragraph" w:styleId="872">
+  <w:style w:type="paragraph" w:styleId="876">
     <w:name w:val="Heading 3"/>
-    <w:basedOn w:val="869"/>
-    <w:next w:val="869"/>
-    <w:link w:val="884"/>
+    <w:basedOn w:val="873"/>
+    <w:next w:val="873"/>
+    <w:link w:val="888"/>
     <w:uiPriority w:val="9"/>
     <w:semiHidden/>
     <w:unhideWhenUsed/>
@@ -33638,11 +34566,11 @@
       <w:szCs w:val="28"/>
     </w:rPr>
   </w:style>
-  <w:style w:type="paragraph" w:styleId="873">
+  <w:style w:type="paragraph" w:styleId="877">
     <w:name w:val="Heading 4"/>
-    <w:basedOn w:val="869"/>
-    <w:next w:val="869"/>
-    <w:link w:val="885"/>
+    <w:basedOn w:val="873"/>
+    <w:next w:val="873"/>
+    <w:link w:val="889"/>
     <w:uiPriority w:val="9"/>
     <w:semiHidden/>
     <w:unhideWhenUsed/>
@@ -33662,11 +34590,11 @@
       <w:color w:val="0f4761" w:themeColor="accent1" w:themeShade="BF"/>
     </w:rPr>
   </w:style>
-  <w:style w:type="paragraph" w:styleId="874">
+  <w:style w:type="paragraph" w:styleId="878">
     <w:name w:val="Heading 5"/>
-    <w:basedOn w:val="869"/>
-    <w:next w:val="869"/>
-    <w:link w:val="886"/>
+    <w:basedOn w:val="873"/>
+    <w:next w:val="873"/>
+    <w:link w:val="890"/>
     <w:uiPriority w:val="9"/>
     <w:semiHidden/>
     <w:unhideWhenUsed/>
@@ -33684,11 +34612,11 @@
       <w:color w:val="0f4761" w:themeColor="accent1" w:themeShade="BF"/>
     </w:rPr>
   </w:style>
-  <w:style w:type="paragraph" w:styleId="875">
+  <w:style w:type="paragraph" w:styleId="879">
     <w:name w:val="Heading 6"/>
-    <w:basedOn w:val="869"/>
-    <w:next w:val="869"/>
-    <w:link w:val="887"/>
+    <w:basedOn w:val="873"/>
+    <w:next w:val="873"/>
+    <w:link w:val="891"/>
     <w:uiPriority w:val="9"/>
     <w:semiHidden/>
     <w:unhideWhenUsed/>
@@ -33708,11 +34636,11 @@
       <w:color w:val="595959" w:themeColor="text1" w:themeTint="A6"/>
     </w:rPr>
   </w:style>
-  <w:style w:type="paragraph" w:styleId="876">
+  <w:style w:type="paragraph" w:styleId="880">
     <w:name w:val="Heading 7"/>
-    <w:basedOn w:val="869"/>
-    <w:next w:val="869"/>
-    <w:link w:val="888"/>
+    <w:basedOn w:val="873"/>
+    <w:next w:val="873"/>
+    <w:link w:val="892"/>
     <w:uiPriority w:val="9"/>
     <w:semiHidden/>
     <w:unhideWhenUsed/>
@@ -33730,11 +34658,11 @@
       <w:color w:val="595959" w:themeColor="text1" w:themeTint="A6"/>
     </w:rPr>
   </w:style>
-  <w:style w:type="paragraph" w:styleId="877">
+  <w:style w:type="paragraph" w:styleId="881">
     <w:name w:val="Heading 8"/>
-    <w:basedOn w:val="869"/>
-    <w:next w:val="869"/>
-    <w:link w:val="889"/>
+    <w:basedOn w:val="873"/>
+    <w:next w:val="873"/>
+    <w:link w:val="893"/>
     <w:uiPriority w:val="9"/>
     <w:semiHidden/>
     <w:unhideWhenUsed/>
@@ -33754,11 +34682,11 @@
       <w:color w:val="272727" w:themeColor="text1" w:themeTint="D8"/>
     </w:rPr>
   </w:style>
-  <w:style w:type="paragraph" w:styleId="878">
+  <w:style w:type="paragraph" w:styleId="882">
     <w:name w:val="Heading 9"/>
-    <w:basedOn w:val="869"/>
-    <w:next w:val="869"/>
-    <w:link w:val="890"/>
+    <w:basedOn w:val="873"/>
+    <w:next w:val="873"/>
+    <w:link w:val="894"/>
     <w:uiPriority w:val="9"/>
     <w:semiHidden/>
     <w:unhideWhenUsed/>
@@ -33776,7 +34704,7 @@
       <w:color w:val="272727" w:themeColor="text1" w:themeTint="D8"/>
     </w:rPr>
   </w:style>
-  <w:style w:type="character" w:styleId="879" w:default="1">
+  <w:style w:type="character" w:styleId="883" w:default="1">
     <w:name w:val="Default Paragraph Font"/>
     <w:uiPriority w:val="1"/>
     <w:unhideWhenUsed/>
@@ -33786,7 +34714,7 @@
       <w:ind/>
     </w:pPr>
   </w:style>
-  <w:style w:type="table" w:styleId="880" w:default="1">
+  <w:style w:type="table" w:styleId="884" w:default="1">
     <w:name w:val="Normal Table"/>
     <w:uiPriority w:val="99"/>
     <w:semiHidden/>
@@ -33979,7 +34907,7 @@
       </w:tcPr>
     </w:tblStylePr>
   </w:style>
-  <w:style w:type="numbering" w:styleId="881" w:default="1">
+  <w:style w:type="numbering" w:styleId="885" w:default="1">
     <w:name w:val="No List"/>
     <w:uiPriority w:val="99"/>
     <w:semiHidden/>
@@ -33990,10 +34918,10 @@
       <w:ind/>
     </w:pPr>
   </w:style>
-  <w:style w:type="character" w:styleId="882" w:customStyle="1">
+  <w:style w:type="character" w:styleId="886" w:customStyle="1">
     <w:name w:val="Heading 1 Char"/>
-    <w:basedOn w:val="879"/>
-    <w:link w:val="870"/>
+    <w:basedOn w:val="883"/>
+    <w:link w:val="874"/>
     <w:uiPriority w:val="9"/>
     <w:pPr>
       <w:pBdr/>
@@ -34007,10 +34935,10 @@
       <w:szCs w:val="40"/>
     </w:rPr>
   </w:style>
-  <w:style w:type="character" w:styleId="883" w:customStyle="1">
+  <w:style w:type="character" w:styleId="887" w:customStyle="1">
     <w:name w:val="Heading 2 Char"/>
-    <w:basedOn w:val="879"/>
-    <w:link w:val="871"/>
+    <w:basedOn w:val="883"/>
+    <w:link w:val="875"/>
     <w:uiPriority w:val="9"/>
     <w:pPr>
       <w:pBdr/>
@@ -34024,10 +34952,10 @@
       <w:szCs w:val="32"/>
     </w:rPr>
   </w:style>
-  <w:style w:type="character" w:styleId="884" w:customStyle="1">
+  <w:style w:type="character" w:styleId="888" w:customStyle="1">
     <w:name w:val="Heading 3 Char"/>
-    <w:basedOn w:val="879"/>
-    <w:link w:val="872"/>
+    <w:basedOn w:val="883"/>
+    <w:link w:val="876"/>
     <w:uiPriority w:val="9"/>
     <w:semiHidden/>
     <w:pPr>
@@ -34042,10 +34970,10 @@
       <w:szCs w:val="28"/>
     </w:rPr>
   </w:style>
-  <w:style w:type="character" w:styleId="885" w:customStyle="1">
+  <w:style w:type="character" w:styleId="889" w:customStyle="1">
     <w:name w:val="Heading 4 Char"/>
-    <w:basedOn w:val="879"/>
-    <w:link w:val="873"/>
+    <w:basedOn w:val="883"/>
+    <w:link w:val="877"/>
     <w:uiPriority w:val="9"/>
     <w:semiHidden/>
     <w:pPr>
@@ -34060,10 +34988,10 @@
       <w:color w:val="0f4761" w:themeColor="accent1" w:themeShade="BF"/>
     </w:rPr>
   </w:style>
-  <w:style w:type="character" w:styleId="886" w:customStyle="1">
+  <w:style w:type="character" w:styleId="890" w:customStyle="1">
     <w:name w:val="Heading 5 Char"/>
-    <w:basedOn w:val="879"/>
-    <w:link w:val="874"/>
+    <w:basedOn w:val="883"/>
+    <w:link w:val="878"/>
     <w:uiPriority w:val="9"/>
     <w:semiHidden/>
     <w:pPr>
@@ -34076,10 +35004,10 @@
       <w:color w:val="0f4761" w:themeColor="accent1" w:themeShade="BF"/>
     </w:rPr>
   </w:style>
-  <w:style w:type="character" w:styleId="887" w:customStyle="1">
+  <w:style w:type="character" w:styleId="891" w:customStyle="1">
     <w:name w:val="Heading 6 Char"/>
-    <w:basedOn w:val="879"/>
-    <w:link w:val="875"/>
+    <w:basedOn w:val="883"/>
+    <w:link w:val="879"/>
     <w:uiPriority w:val="9"/>
     <w:semiHidden/>
     <w:pPr>
@@ -34094,10 +35022,10 @@
       <w:color w:val="595959" w:themeColor="text1" w:themeTint="A6"/>
     </w:rPr>
   </w:style>
-  <w:style w:type="character" w:styleId="888" w:customStyle="1">
+  <w:style w:type="character" w:styleId="892" w:customStyle="1">
     <w:name w:val="Heading 7 Char"/>
-    <w:basedOn w:val="879"/>
-    <w:link w:val="876"/>
+    <w:basedOn w:val="883"/>
+    <w:link w:val="880"/>
     <w:uiPriority w:val="9"/>
     <w:semiHidden/>
     <w:pPr>
@@ -34110,10 +35038,10 @@
       <w:color w:val="595959" w:themeColor="text1" w:themeTint="A6"/>
     </w:rPr>
   </w:style>
-  <w:style w:type="character" w:styleId="889" w:customStyle="1">
+  <w:style w:type="character" w:styleId="893" w:customStyle="1">
     <w:name w:val="Heading 8 Char"/>
-    <w:basedOn w:val="879"/>
-    <w:link w:val="877"/>
+    <w:basedOn w:val="883"/>
+    <w:link w:val="881"/>
     <w:uiPriority w:val="9"/>
     <w:semiHidden/>
     <w:pPr>
@@ -34128,10 +35056,10 @@
       <w:color w:val="272727" w:themeColor="text1" w:themeTint="D8"/>
     </w:rPr>
   </w:style>
-  <w:style w:type="character" w:styleId="890" w:customStyle="1">
+  <w:style w:type="character" w:styleId="894" w:customStyle="1">
     <w:name w:val="Heading 9 Char"/>
-    <w:basedOn w:val="879"/>
-    <w:link w:val="878"/>
+    <w:basedOn w:val="883"/>
+    <w:link w:val="882"/>
     <w:uiPriority w:val="9"/>
     <w:semiHidden/>
     <w:pPr>
@@ -34144,11 +35072,11 @@
       <w:color w:val="272727" w:themeColor="text1" w:themeTint="D8"/>
     </w:rPr>
   </w:style>
-  <w:style w:type="paragraph" w:styleId="891">
+  <w:style w:type="paragraph" w:styleId="895">
     <w:name w:val="Title"/>
-    <w:basedOn w:val="869"/>
-    <w:next w:val="869"/>
-    <w:link w:val="892"/>
+    <w:basedOn w:val="873"/>
+    <w:next w:val="873"/>
+    <w:link w:val="896"/>
     <w:uiPriority w:val="10"/>
     <w:qFormat/>
     <w:pPr>
@@ -34164,10 +35092,10 @@
       <w:szCs w:val="56"/>
     </w:rPr>
   </w:style>
-  <w:style w:type="character" w:styleId="892" w:customStyle="1">
+  <w:style w:type="character" w:styleId="896" w:customStyle="1">
     <w:name w:val="Title Char"/>
-    <w:basedOn w:val="879"/>
-    <w:link w:val="891"/>
+    <w:basedOn w:val="883"/>
+    <w:link w:val="895"/>
     <w:uiPriority w:val="10"/>
     <w:pPr>
       <w:pBdr/>
@@ -34181,11 +35109,11 @@
       <w:szCs w:val="56"/>
     </w:rPr>
   </w:style>
-  <w:style w:type="paragraph" w:styleId="893">
+  <w:style w:type="paragraph" w:styleId="897">
     <w:name w:val="Subtitle"/>
-    <w:basedOn w:val="869"/>
-    <w:next w:val="869"/>
-    <w:link w:val="894"/>
+    <w:basedOn w:val="873"/>
+    <w:next w:val="873"/>
+    <w:link w:val="898"/>
     <w:uiPriority w:val="11"/>
     <w:qFormat/>
     <w:pPr>
@@ -34204,10 +35132,10 @@
       <w:szCs w:val="28"/>
     </w:rPr>
   </w:style>
-  <w:style w:type="character" w:styleId="894" w:customStyle="1">
+  <w:style w:type="character" w:styleId="898" w:customStyle="1">
     <w:name w:val="Subtitle Char"/>
-    <w:basedOn w:val="879"/>
-    <w:link w:val="893"/>
+    <w:basedOn w:val="883"/>
+    <w:link w:val="897"/>
     <w:uiPriority w:val="11"/>
     <w:pPr>
       <w:pBdr/>
@@ -34222,11 +35150,11 @@
       <w:szCs w:val="28"/>
     </w:rPr>
   </w:style>
-  <w:style w:type="paragraph" w:styleId="895">
+  <w:style w:type="paragraph" w:styleId="899">
     <w:name w:val="Quote"/>
-    <w:basedOn w:val="869"/>
-    <w:next w:val="869"/>
-    <w:link w:val="896"/>
+    <w:basedOn w:val="873"/>
+    <w:next w:val="873"/>
+    <w:link w:val="900"/>
     <w:uiPriority w:val="29"/>
     <w:qFormat/>
     <w:pPr>
@@ -34241,10 +35169,10 @@
       <w:color w:val="404040" w:themeColor="text1" w:themeTint="BF"/>
     </w:rPr>
   </w:style>
-  <w:style w:type="character" w:styleId="896" w:customStyle="1">
+  <w:style w:type="character" w:styleId="900" w:customStyle="1">
     <w:name w:val="Quote Char"/>
-    <w:basedOn w:val="879"/>
-    <w:link w:val="895"/>
+    <w:basedOn w:val="883"/>
+    <w:link w:val="899"/>
     <w:uiPriority w:val="29"/>
     <w:pPr>
       <w:pBdr/>
@@ -34257,9 +35185,9 @@
       <w:color w:val="404040" w:themeColor="text1" w:themeTint="BF"/>
     </w:rPr>
   </w:style>
-  <w:style w:type="paragraph" w:styleId="897">
+  <w:style w:type="paragraph" w:styleId="901">
     <w:name w:val="List Paragraph"/>
-    <w:basedOn w:val="869"/>
+    <w:basedOn w:val="873"/>
     <w:uiPriority w:val="34"/>
     <w:qFormat/>
     <w:pPr>
@@ -34269,9 +35197,9 @@
       <w:contextualSpacing w:val="true"/>
     </w:pPr>
   </w:style>
-  <w:style w:type="character" w:styleId="898">
+  <w:style w:type="character" w:styleId="902">
     <w:name w:val="Intense Emphasis"/>
-    <w:basedOn w:val="879"/>
+    <w:basedOn w:val="883"/>
     <w:uiPriority w:val="21"/>
     <w:qFormat/>
     <w:pPr>
@@ -34285,11 +35213,11 @@
       <w:color w:val="0f4761" w:themeColor="accent1" w:themeShade="BF"/>
     </w:rPr>
   </w:style>
-  <w:style w:type="paragraph" w:styleId="899">
+  <w:style w:type="paragraph" w:styleId="903">
     <w:name w:val="Intense Quote"/>
-    <w:basedOn w:val="869"/>
-    <w:next w:val="869"/>
-    <w:link w:val="900"/>
+    <w:basedOn w:val="873"/>
+    <w:next w:val="873"/>
+    <w:link w:val="904"/>
     <w:uiPriority w:val="30"/>
     <w:qFormat/>
     <w:pPr>
@@ -34307,10 +35235,10 @@
       <w:color w:val="0f4761" w:themeColor="accent1" w:themeShade="BF"/>
     </w:rPr>
   </w:style>
-  <w:style w:type="character" w:styleId="900" w:customStyle="1">
+  <w:style w:type="character" w:styleId="904" w:customStyle="1">
     <w:name w:val="Intense Quote Char"/>
-    <w:basedOn w:val="879"/>
-    <w:link w:val="899"/>
+    <w:basedOn w:val="883"/>
+    <w:link w:val="903"/>
     <w:uiPriority w:val="30"/>
     <w:pPr>
       <w:pBdr/>
@@ -34323,9 +35251,9 @@
       <w:color w:val="0f4761" w:themeColor="accent1" w:themeShade="BF"/>
     </w:rPr>
   </w:style>
-  <w:style w:type="character" w:styleId="901">
+  <w:style w:type="character" w:styleId="905">
     <w:name w:val="Intense Reference"/>
-    <w:basedOn w:val="879"/>
+    <w:basedOn w:val="883"/>
     <w:uiPriority w:val="32"/>
     <w:qFormat/>
     <w:pPr>

--- a/UI_Software_Project_Initiation_and_Planning/Business Plan Template ASD.docx
+++ b/UI_Software_Project_Initiation_and_Planning/Business Plan Template ASD.docx
@@ -8,30 +8,41 @@
         <w:spacing/>
         <w:ind/>
         <w:rPr>
+          <w:rFonts w:ascii="Aptos Display" w:hAnsi="Aptos Display" w:cs="Aptos Display"/>
           <w:b/>
           <w:bCs/>
-          <w:lang w:val="en-US"/>
-        </w:rPr>
-      </w:pPr>
-      <w:r>
-        <w:rPr>
+          <w:sz w:val="40"/>
+          <w:szCs w:val="40"/>
+        </w:rPr>
+      </w:pPr>
+      <w:r>
+        <w:rPr>
+          <w:rFonts w:ascii="Aptos Display" w:hAnsi="Aptos Display" w:eastAsia="Aptos Display" w:cs="Aptos Display"/>
           <w:b/>
           <w:bCs/>
+          <w:sz w:val="40"/>
+          <w:szCs w:val="40"/>
           <w:lang w:val="en-US"/>
         </w:rPr>
         <w:t xml:space="preserve">BUSINESS PLAN TEMPLATE</w:t>
       </w:r>
       <w:r>
         <w:rPr>
+          <w:rFonts w:ascii="Aptos Display" w:hAnsi="Aptos Display" w:eastAsia="Aptos Display" w:cs="Aptos Display"/>
           <w:b/>
           <w:bCs/>
+          <w:sz w:val="40"/>
+          <w:szCs w:val="40"/>
           <w:lang w:val="en-US"/>
         </w:rPr>
       </w:r>
       <w:r>
         <w:rPr>
+          <w:rFonts w:ascii="Aptos Display" w:hAnsi="Aptos Display" w:eastAsia="Aptos Display" w:cs="Aptos Display"/>
           <w:b/>
           <w:bCs/>
+          <w:sz w:val="40"/>
+          <w:szCs w:val="40"/>
           <w:lang w:val="en-US"/>
         </w:rPr>
       </w:r>
@@ -42,22 +53,42 @@
         <w:spacing/>
         <w:ind/>
         <w:rPr>
+          <w:rFonts w:ascii="Aptos Display" w:hAnsi="Aptos Display" w:cs="Aptos Display"/>
+          <w:sz w:val="40"/>
+          <w:szCs w:val="40"/>
+        </w:rPr>
+      </w:pPr>
+      <w:r>
+        <w:rPr>
+          <w:rFonts w:ascii="Aptos Display" w:hAnsi="Aptos Display" w:eastAsia="Aptos Display" w:cs="Aptos Display"/>
+          <w:sz w:val="40"/>
+          <w:szCs w:val="40"/>
           <w:lang w:val="en-US"/>
         </w:rPr>
-      </w:pPr>
-      <w:r>
-        <w:rPr>
+        <w:t xml:space="preserve">Applied Software Development – </w:t>
+      </w:r>
+      <w:r>
+        <w:rPr>
+          <w:rFonts w:ascii="Aptos Display" w:hAnsi="Aptos Display" w:eastAsia="Aptos Display" w:cs="Aptos Display"/>
+          <w:sz w:val="40"/>
+          <w:szCs w:val="40"/>
+          <w:lang w:val="en-GB"/>
+        </w:rPr>
+        <w:t xml:space="preserve">University of the Highlands and Islands</w:t>
+      </w:r>
+      <w:r>
+        <w:rPr>
+          <w:rFonts w:ascii="Aptos Display" w:hAnsi="Aptos Display" w:eastAsia="Aptos Display" w:cs="Aptos Display"/>
+          <w:sz w:val="40"/>
+          <w:szCs w:val="40"/>
           <w:lang w:val="en-US"/>
         </w:rPr>
-        <w:t xml:space="preserve">Applied Software Development – [Institution Name]</w:t>
-      </w:r>
-      <w:r>
-        <w:rPr>
-          <w:lang w:val="en-US"/>
-        </w:rPr>
-      </w:r>
-      <w:r>
-        <w:rPr>
+      </w:r>
+      <w:r>
+        <w:rPr>
+          <w:rFonts w:ascii="Aptos Display" w:hAnsi="Aptos Display" w:eastAsia="Aptos Display" w:cs="Aptos Display"/>
+          <w:sz w:val="40"/>
+          <w:szCs w:val="40"/>
           <w:lang w:val="en-US"/>
         </w:rPr>
       </w:r>
@@ -753,13 +784,11 @@
         <w:rPr>
           <w:lang w:val="en-US"/>
         </w:rPr>
-        <w:t xml:space="preserve">ADD a </w:t>
       </w:r>
       <w:r>
         <w:rPr>
           <w:lang w:val="en-US"/>
         </w:rPr>
-        <w:br/>
         <w:t xml:space="preserve">CONTENTS PAGE</w:t>
       </w:r>
       <w:r>
@@ -825,6 +854,11 @@
     </w:p>
     <w:p>
       <w:pPr>
+        <w:pStyle w:val="875"/>
+        <w:numPr>
+          <w:ilvl w:val="0"/>
+          <w:numId w:val="12"/>
+        </w:numPr>
         <w:pBdr/>
         <w:spacing/>
         <w:ind/>
@@ -836,6 +870,7 @@
         <w:rPr>
           <w:lang w:val="en-US"/>
         </w:rPr>
+        <w:t xml:space="preserve">Executive Summary</w:t>
       </w:r>
       <w:r>
         <w:rPr>
@@ -850,6 +885,11 @@
     </w:p>
     <w:p>
       <w:pPr>
+        <w:pStyle w:val="875"/>
+        <w:numPr>
+          <w:ilvl w:val="0"/>
+          <w:numId w:val="12"/>
+        </w:numPr>
         <w:pBdr/>
         <w:spacing/>
         <w:ind/>
@@ -861,10 +901,32 @@
         <w:rPr>
           <w:lang w:val="en-US"/>
         </w:rPr>
+        <w:t xml:space="preserve">Business Description</w:t>
       </w:r>
       <w:r>
         <w:rPr>
           <w:lang w:val="en-US"/>
+        </w:rPr>
+      </w:r>
+      <w:r>
+        <w:rPr>
+          <w:lang w:val="en-US"/>
+        </w:rPr>
+      </w:r>
+      <w:r>
+        <w:rPr>
+          <w:highlight w:val="none"/>
+          <w:lang w:val="en-GB" w:bidi="en-GB"/>
+        </w:rPr>
+      </w:r>
+      <w:r>
+        <w:rPr>
+          <w:lang w:val="en-GB"/>
+        </w:rPr>
+      </w:r>
+      <w:r>
+        <w:rPr>
+          <w:lang w:val="en-GB"/>
         </w:rPr>
       </w:r>
       <w:r>
@@ -875,6 +937,11 @@
     </w:p>
     <w:p>
       <w:pPr>
+        <w:pStyle w:val="875"/>
+        <w:numPr>
+          <w:ilvl w:val="0"/>
+          <w:numId w:val="12"/>
+        </w:numPr>
         <w:pBdr/>
         <w:spacing/>
         <w:ind/>
@@ -882,6 +949,28 @@
           <w:lang w:val="en-US"/>
         </w:rPr>
       </w:pPr>
+      <w:r>
+        <w:rPr>
+          <w:lang w:val="en-US"/>
+        </w:rPr>
+        <w:t xml:space="preserve">Market Analysis</w:t>
+      </w:r>
+      <w:r>
+        <w:rPr>
+          <w:lang w:val="en-US"/>
+        </w:rPr>
+      </w:r>
+      <w:r>
+        <w:rPr>
+          <w:lang w:val="en-US"/>
+        </w:rPr>
+      </w:r>
+      <w:r>
+        <w:rPr>
+          <w:highlight w:val="none"/>
+          <w:lang w:val="en-US" w:bidi="en-US"/>
+        </w:rPr>
+      </w:r>
       <w:r>
         <w:rPr>
           <w:lang w:val="en-US"/>
@@ -900,6 +989,11 @@
     </w:p>
     <w:p>
       <w:pPr>
+        <w:pStyle w:val="875"/>
+        <w:numPr>
+          <w:ilvl w:val="0"/>
+          <w:numId w:val="12"/>
+        </w:numPr>
         <w:pBdr/>
         <w:spacing/>
         <w:ind/>
@@ -911,6 +1005,7 @@
         <w:rPr>
           <w:lang w:val="en-US"/>
         </w:rPr>
+        <w:t xml:space="preserve">Competitor Analysis</w:t>
       </w:r>
       <w:r>
         <w:rPr>
@@ -925,6 +1020,11 @@
     </w:p>
     <w:p>
       <w:pPr>
+        <w:pStyle w:val="875"/>
+        <w:numPr>
+          <w:ilvl w:val="0"/>
+          <w:numId w:val="12"/>
+        </w:numPr>
         <w:pBdr/>
         <w:spacing/>
         <w:ind/>
@@ -936,6 +1036,7 @@
         <w:rPr>
           <w:lang w:val="en-US"/>
         </w:rPr>
+        <w:t xml:space="preserve">Marketing &amp; Sales Strategy</w:t>
       </w:r>
       <w:r>
         <w:rPr>
@@ -950,6 +1051,11 @@
     </w:p>
     <w:p>
       <w:pPr>
+        <w:pStyle w:val="875"/>
+        <w:numPr>
+          <w:ilvl w:val="0"/>
+          <w:numId w:val="12"/>
+        </w:numPr>
         <w:pBdr/>
         <w:spacing/>
         <w:ind/>
@@ -961,6 +1067,7 @@
         <w:rPr>
           <w:lang w:val="en-US"/>
         </w:rPr>
+        <w:t xml:space="preserve">Product Development &amp; Technology</w:t>
       </w:r>
       <w:r>
         <w:rPr>
@@ -975,6 +1082,11 @@
     </w:p>
     <w:p>
       <w:pPr>
+        <w:pStyle w:val="875"/>
+        <w:numPr>
+          <w:ilvl w:val="0"/>
+          <w:numId w:val="12"/>
+        </w:numPr>
         <w:pBdr/>
         <w:spacing/>
         <w:ind/>
@@ -986,6 +1098,7 @@
         <w:rPr>
           <w:lang w:val="en-US"/>
         </w:rPr>
+        <w:t xml:space="preserve">Operations Plan</w:t>
       </w:r>
       <w:r>
         <w:rPr>
@@ -1000,6 +1113,11 @@
     </w:p>
     <w:p>
       <w:pPr>
+        <w:pStyle w:val="875"/>
+        <w:numPr>
+          <w:ilvl w:val="0"/>
+          <w:numId w:val="12"/>
+        </w:numPr>
         <w:pBdr/>
         <w:spacing/>
         <w:ind/>
@@ -1007,6 +1125,28 @@
           <w:lang w:val="en-US"/>
         </w:rPr>
       </w:pPr>
+      <w:r>
+        <w:rPr>
+          <w:lang w:val="en-US"/>
+        </w:rPr>
+        <w:t xml:space="preserve">Financial Plan</w:t>
+      </w:r>
+      <w:r>
+        <w:rPr>
+          <w:lang w:val="en-US"/>
+        </w:rPr>
+      </w:r>
+      <w:r>
+        <w:rPr>
+          <w:lang w:val="en-US"/>
+        </w:rPr>
+      </w:r>
+      <w:r>
+        <w:rPr>
+          <w:highlight w:val="none"/>
+          <w:lang w:val="en-US" w:bidi="en-US"/>
+        </w:rPr>
+      </w:r>
       <w:r>
         <w:rPr>
           <w:lang w:val="en-US"/>
@@ -1025,6 +1165,11 @@
     </w:p>
     <w:p>
       <w:pPr>
+        <w:pStyle w:val="875"/>
+        <w:numPr>
+          <w:ilvl w:val="0"/>
+          <w:numId w:val="12"/>
+        </w:numPr>
         <w:pBdr/>
         <w:spacing/>
         <w:ind/>
@@ -1036,11 +1181,7 @@
         <w:rPr>
           <w:lang w:val="en-US"/>
         </w:rPr>
-      </w:r>
-      <w:r>
-        <w:rPr>
-          <w:lang w:val="en-US"/>
-        </w:rPr>
+        <w:t xml:space="preserve">Risk Analysis</w:t>
       </w:r>
       <w:r>
         <w:rPr>
@@ -1050,6 +1191,11 @@
     </w:p>
     <w:p>
       <w:pPr>
+        <w:pStyle w:val="875"/>
+        <w:numPr>
+          <w:ilvl w:val="0"/>
+          <w:numId w:val="12"/>
+        </w:numPr>
         <w:pBdr/>
         <w:spacing/>
         <w:ind/>
@@ -1066,137 +1212,61 @@
         <w:rPr>
           <w:lang w:val="en-US"/>
         </w:rPr>
+        <w:t xml:space="preserve">Meta Skills Reflection</w:t>
       </w:r>
       <w:r>
         <w:rPr>
           <w:lang w:val="en-US"/>
         </w:rPr>
       </w:r>
+      <w:r/>
     </w:p>
     <w:p>
       <w:pPr>
-        <w:pBdr/>
-        <w:spacing/>
-        <w:ind/>
-        <w:rPr>
-          <w:lang w:val="en-US"/>
-        </w:rPr>
-      </w:pPr>
-      <w:r>
-        <w:rPr>
-          <w:lang w:val="en-US"/>
-        </w:rPr>
-      </w:r>
-      <w:r>
-        <w:rPr>
-          <w:lang w:val="en-US"/>
-        </w:rPr>
-      </w:r>
-      <w:r>
-        <w:rPr>
-          <w:lang w:val="en-US"/>
-        </w:rPr>
-      </w:r>
+        <w:pStyle w:val="875"/>
+        <w:numPr>
+          <w:ilvl w:val="0"/>
+          <w:numId w:val="12"/>
+        </w:numPr>
+        <w:pBdr/>
+        <w:spacing/>
+        <w:ind/>
+        <w:rPr/>
+      </w:pPr>
+      <w:r>
+        <w:t xml:space="preserve">Conclusion</w:t>
+      </w:r>
+      <w:r/>
+      <w:r/>
     </w:p>
     <w:p>
       <w:pPr>
         <w:pBdr/>
         <w:spacing/>
         <w:ind/>
-        <w:rPr>
-          <w:lang w:val="en-US"/>
-        </w:rPr>
-      </w:pPr>
-      <w:r>
-        <w:rPr>
-          <w:lang w:val="en-US"/>
-        </w:rPr>
-      </w:r>
-      <w:r>
-        <w:rPr>
-          <w:lang w:val="en-US"/>
-        </w:rPr>
-      </w:r>
-      <w:r>
-        <w:rPr>
-          <w:lang w:val="en-US"/>
-        </w:rPr>
-      </w:r>
+        <w:rPr/>
+      </w:pPr>
+      <w:r/>
+      <w:r/>
+      <w:r/>
     </w:p>
     <w:p>
       <w:pPr>
-        <w:pBdr/>
-        <w:spacing/>
-        <w:ind/>
-        <w:rPr>
-          <w:lang w:val="en-US"/>
-        </w:rPr>
-      </w:pPr>
-      <w:r>
-        <w:rPr>
-          <w:lang w:val="en-US"/>
-        </w:rPr>
-      </w:r>
-      <w:r>
-        <w:rPr>
-          <w:lang w:val="en-US"/>
-        </w:rPr>
-      </w:r>
-      <w:r>
-        <w:rPr>
-          <w:lang w:val="en-US"/>
-        </w:rPr>
-      </w:r>
-    </w:p>
-    <w:p>
-      <w:pPr>
-        <w:pBdr/>
-        <w:spacing/>
-        <w:ind/>
-        <w:rPr>
-          <w:lang w:val="en-US"/>
-        </w:rPr>
-      </w:pPr>
-      <w:r>
-        <w:rPr>
-          <w:lang w:val="en-US"/>
-        </w:rPr>
-      </w:r>
-      <w:r>
-        <w:rPr>
-          <w:lang w:val="en-US"/>
-        </w:rPr>
-      </w:r>
-      <w:r>
-        <w:rPr>
-          <w:lang w:val="en-US"/>
-        </w:rPr>
-      </w:r>
-    </w:p>
-    <w:p>
-      <w:pPr>
-        <w:pBdr/>
-        <w:spacing/>
-        <w:ind/>
-        <w:rPr>
-          <w:lang w:val="en-US"/>
-        </w:rPr>
-      </w:pPr>
-      <w:r>
-        <w:rPr>
-          <w:lang w:val="en-US"/>
-        </w:rPr>
-      </w:r>
-      <w:r>
-        <w:rPr>
-          <w:lang w:val="en-US"/>
-        </w:rPr>
-      </w:r>
-      <w:r>
-        <w:rPr>
-          <w:lang w:val="en-US"/>
-        </w:rPr>
-      </w:r>
+        <w:pStyle w:val="875"/>
+        <w:numPr>
+          <w:ilvl w:val="0"/>
+          <w:numId w:val="12"/>
+        </w:numPr>
+        <w:pBdr/>
+        <w:spacing/>
+        <w:ind/>
+        <w:rPr/>
+      </w:pPr>
+      <w:r>
+        <w:t xml:space="preserve">References</w:t>
+      </w:r>
+      <w:r/>
+      <w:r/>
     </w:p>
     <w:p>
       <w:pPr>
@@ -1444,22 +1514,29 @@
         <w:spacing/>
         <w:ind/>
         <w:rPr>
+          <w:bCs/>
+          <w:i/>
+        </w:rPr>
+      </w:pPr>
+      <w:r>
+        <w:rPr>
+          <w:i/>
+          <w:iCs/>
           <w:lang w:val="en-US"/>
         </w:rPr>
-      </w:pPr>
-      <w:r>
-        <w:rPr>
+        <w:t xml:space="preserve">Describe the business idea, mission statement, and the problem your software addresses.</w:t>
+      </w:r>
+      <w:r>
+        <w:rPr>
+          <w:i/>
+          <w:iCs/>
           <w:lang w:val="en-US"/>
         </w:rPr>
-        <w:t xml:space="preserve">Describe the business idea, mission statement, and the problem your software addresses.</w:t>
-      </w:r>
-      <w:r>
-        <w:rPr>
-          <w:lang w:val="en-US"/>
-        </w:rPr>
-      </w:r>
-      <w:r>
-        <w:rPr>
+      </w:r>
+      <w:r>
+        <w:rPr>
+          <w:i/>
+          <w:iCs/>
           <w:lang w:val="en-US"/>
         </w:rPr>
       </w:r>
@@ -1593,30 +1670,39 @@
         <w:spacing/>
         <w:ind/>
         <w:rPr>
+          <w:bCs/>
+          <w:i/>
+          <w:highlight w:val="none"/>
+        </w:rPr>
+      </w:pPr>
+      <w:r>
+        <w:rPr>
+          <w:i/>
+          <w:iCs/>
+          <w:lang w:val="en-US"/>
+        </w:rPr>
+        <w:t xml:space="preserve">Outline your target market, customer segments, and demand for your product.</w:t>
+      </w:r>
+      <w:r>
+        <w:rPr>
+          <w:i/>
+          <w:iCs/>
+          <w:lang w:val="en-US"/>
+        </w:rPr>
+        <w:t xml:space="preserve"> This will be covered through your work with Vickie! </w:t>
+      </w:r>
+      <w:r>
+        <w:rPr>
+          <w:i/>
+          <w:iCs/>
           <w:highlight w:val="none"/>
           <w:lang w:val="en-US"/>
         </w:rPr>
-      </w:pPr>
-      <w:r>
-        <w:rPr>
-          <w:lang w:val="en-US"/>
-        </w:rPr>
-        <w:t xml:space="preserve">Outline your target market, customer segments, and demand for your product.</w:t>
-      </w:r>
-      <w:r>
-        <w:rPr>
-          <w:lang w:val="en-US"/>
-        </w:rPr>
-        <w:t xml:space="preserve"> This will be covered through your work with Vickie! </w:t>
-      </w:r>
-      <w:r>
-        <w:rPr>
-          <w:highlight w:val="none"/>
-          <w:lang w:val="en-US"/>
-        </w:rPr>
-      </w:r>
-      <w:r>
-        <w:rPr>
+      </w:r>
+      <w:r>
+        <w:rPr>
+          <w:i/>
+          <w:iCs/>
           <w:highlight w:val="none"/>
           <w:lang w:val="en-US"/>
         </w:rPr>
@@ -1717,34 +1803,45 @@
         <w:spacing/>
         <w:ind/>
         <w:rPr>
+          <w:bCs/>
+          <w:i/>
+        </w:rPr>
+      </w:pPr>
+      <w:r>
+        <w:rPr>
+          <w:i/>
+          <w:iCs/>
           <w:lang w:val="en-US"/>
         </w:rPr>
-      </w:pPr>
-      <w:r>
-        <w:rPr>
+        <w:t xml:space="preserve">Identify key competitors and </w:t>
+      </w:r>
+      <w:r>
+        <w:rPr>
+          <w:i/>
+          <w:iCs/>
           <w:lang w:val="en-US"/>
         </w:rPr>
-        <w:t xml:space="preserve">Identify key competitors and </w:t>
-      </w:r>
-      <w:r>
-        <w:rPr>
+        <w:t xml:space="preserve">analyze</w:t>
+      </w:r>
+      <w:r>
+        <w:rPr>
+          <w:i/>
+          <w:iCs/>
           <w:lang w:val="en-US"/>
         </w:rPr>
-        <w:t xml:space="preserve">analyze</w:t>
-      </w:r>
-      <w:r>
-        <w:rPr>
+        <w:t xml:space="preserve"> their strengths, weaknesses, and market position.</w:t>
+      </w:r>
+      <w:r>
+        <w:rPr>
+          <w:i/>
+          <w:iCs/>
           <w:lang w:val="en-US"/>
         </w:rPr>
-        <w:t xml:space="preserve"> their strengths, weaknesses, and market position.</w:t>
-      </w:r>
-      <w:r>
-        <w:rPr>
-          <w:lang w:val="en-US"/>
-        </w:rPr>
-      </w:r>
-      <w:r>
-        <w:rPr>
+      </w:r>
+      <w:r>
+        <w:rPr>
+          <w:i/>
+          <w:iCs/>
           <w:lang w:val="en-US"/>
         </w:rPr>
       </w:r>
@@ -1836,10 +1933,8 @@
       <w:r>
         <w:rPr>
           <w:highlight w:val="none"/>
-          <w:lang w:val="en-US" w:bidi="en-US"/>
-        </w:rPr>
-      </w:r>
-      <w:r/>
+        </w:rPr>
+      </w:r>
       <w:r>
         <w:rPr>
           <w:highlight w:val="none"/>
@@ -1898,6 +1993,11 @@
           <w:highlight w:val="none"/>
         </w:rPr>
       </w:r>
+      <w:r>
+        <w:rPr>
+          <w:highlight w:val="none"/>
+        </w:rPr>
+      </w:r>
     </w:p>
     <w:p>
       <w:pPr>
@@ -1919,7 +2019,11 @@
           <w:highlight w:val="none"/>
         </w:rPr>
       </w:r>
-      <w:r/>
+      <w:r>
+        <w:rPr>
+          <w:highlight w:val="none"/>
+        </w:rPr>
+      </w:r>
     </w:p>
     <w:p>
       <w:pPr>
@@ -1941,6 +2045,11 @@
           <w:highlight w:val="none"/>
         </w:rPr>
       </w:r>
+      <w:r>
+        <w:rPr>
+          <w:highlight w:val="none"/>
+        </w:rPr>
+      </w:r>
     </w:p>
     <w:p>
       <w:pPr>
@@ -1988,6 +2097,11 @@
           <w:highlight w:val="none"/>
         </w:rPr>
       </w:r>
+      <w:r>
+        <w:rPr>
+          <w:highlight w:val="none"/>
+        </w:rPr>
+      </w:r>
     </w:p>
     <w:p>
       <w:pPr>
@@ -2009,6 +2123,11 @@
           <w:highlight w:val="none"/>
         </w:rPr>
         <w:t xml:space="preserve">MauiScreenTime could fit well into the low effort, high yield corner of the market.</w:t>
+      </w:r>
+      <w:r>
+        <w:rPr>
+          <w:highlight w:val="none"/>
+        </w:rPr>
       </w:r>
       <w:r>
         <w:rPr>
@@ -2053,34 +2172,43 @@
         <w:spacing/>
         <w:ind/>
         <w:rPr>
+          <w:bCs/>
+          <w:i/>
+          <w:highlight w:val="none"/>
+        </w:rPr>
+      </w:pPr>
+      <w:r>
+        <w:rPr>
+          <w:i/>
+          <w:iCs/>
+          <w:lang w:val="en-US"/>
+        </w:rPr>
+        <w:t xml:space="preserve">Explain how you will promote, price, distribute, and sell your software product.</w:t>
+      </w:r>
+      <w:r>
+        <w:rPr>
+          <w:i/>
+          <w:iCs/>
+          <w:lang w:val="en-US"/>
+        </w:rPr>
+        <w:br/>
+      </w:r>
+      <w:r>
+        <w:rPr>
+          <w:i/>
+          <w:iCs/>
           <w:highlight w:val="none"/>
           <w:lang w:val="en-US"/>
         </w:rPr>
-      </w:pPr>
-      <w:r>
-        <w:rPr>
-          <w:lang w:val="en-US"/>
-        </w:rPr>
-        <w:t xml:space="preserve">Explain how you will promote, price, distribute, and sell your software product.</w:t>
-      </w:r>
-      <w:r>
-        <w:rPr>
-          <w:lang w:val="en-US"/>
-        </w:rPr>
-        <w:br/>
-      </w:r>
-      <w:r>
-        <w:rPr>
+      </w:r>
+      <w:r>
+        <w:rPr>
+          <w:i/>
+          <w:iCs/>
           <w:highlight w:val="none"/>
           <w:lang w:val="en-US"/>
         </w:rPr>
       </w:r>
-      <w:r>
-        <w:rPr>
-          <w:highlight w:val="none"/>
-          <w:lang w:val="en-US"/>
-        </w:rPr>
-      </w:r>
     </w:p>
     <w:p>
       <w:pPr>
@@ -2104,12 +2232,49 @@
           <w:highlight w:val="none"/>
           <w:lang w:val="en-GB"/>
         </w:rPr>
-        <w:t xml:space="preserve">n. With sustainable flyers for in-person that include the logo and QR code for download, stall with materials to explain the product to potential users, screenshots of the app printed to demonstrate. Small learning materials? Monetised user incentives for participating, 1st, 2nd, 3rd prize for who can plant the most trees, potentially runner up prizes for top 10. </w:t>
+        <w:t xml:space="preserve">n. With sustainable flyers for in-person that include the logo and QR code for download, stall with materials </w:t>
       </w:r>
       <w:r>
         <w:rPr>
           <w:highlight w:val="none"/>
           <w:lang w:val="en-GB"/>
+        </w:rPr>
+        <w:t xml:space="preserve">to explain the product to potential users, screenshots of the app printed to demonstrate. Small learning materials? Monetised user incentives for participating, 1st, 2nd, 3rd prize for who can plant the most trees, potentially runner up prizes for top 10. </w:t>
+      </w:r>
+      <w:r>
+        <w:rPr>
+          <w:highlight w:val="none"/>
+          <w:lang w:val="en-GB"/>
+        </w:rPr>
+      </w:r>
+      <w:r>
+        <w:rPr>
+          <w:highlight w:val="none"/>
+          <w:lang w:val="en-GB"/>
+        </w:rPr>
+      </w:r>
+    </w:p>
+    <w:p>
+      <w:pPr>
+        <w:pBdr/>
+        <w:spacing/>
+        <w:ind/>
+        <w:rPr>
+          <w:highlight w:val="none"/>
+          <w:lang w:val="en-GB"/>
+        </w:rPr>
+      </w:pPr>
+      <w:r>
+        <w:rPr>
+          <w:highlight w:val="none"/>
+          <w:lang w:val="en-GB" w:bidi="en-GB"/>
+        </w:rPr>
+        <w:t xml:space="preserve">Possibility also to create a social media presence for the application, where for example an Instagram profile can be created and advertisements paid to target audience members who actively use the apps this project aims to monitor and reduce the usage of.</w:t>
+      </w:r>
+      <w:r>
+        <w:rPr>
+          <w:highlight w:val="none"/>
+          <w:lang w:val="en-GB" w:bidi="en-GB"/>
         </w:rPr>
       </w:r>
       <w:r>
@@ -2183,24 +2348,31 @@
         <w:spacing/>
         <w:ind/>
         <w:rPr>
+          <w:bCs/>
+          <w:i/>
+          <w:highlight w:val="none"/>
+        </w:rPr>
+      </w:pPr>
+      <w:r>
+        <w:rPr>
+          <w:i/>
+          <w:iCs/>
+          <w:lang w:val="en-US"/>
+        </w:rPr>
+        <w:t xml:space="preserve">Describe the software solution, its main features, technology stack, and development methodology (e.g., Agile/Scrum).</w:t>
+      </w:r>
+      <w:r>
+        <w:rPr>
+          <w:i/>
+          <w:iCs/>
           <w:highlight w:val="none"/>
           <w:lang w:val="en-US"/>
         </w:rPr>
-      </w:pPr>
-      <w:r>
-        <w:rPr>
-          <w:lang w:val="en-US"/>
-        </w:rPr>
-        <w:t xml:space="preserve">Describe the software solution, its main features, technology stack, and development methodology (e.g., Agile/Scrum).</w:t>
-      </w:r>
-      <w:r>
-        <w:rPr>
-          <w:highlight w:val="none"/>
-          <w:lang w:val="en-US"/>
-        </w:rPr>
-      </w:r>
-      <w:r>
-        <w:rPr>
+      </w:r>
+      <w:r>
+        <w:rPr>
+          <w:i/>
+          <w:iCs/>
           <w:highlight w:val="none"/>
           <w:lang w:val="en-US"/>
         </w:rPr>
@@ -2390,42 +2562,55 @@
         <w:spacing/>
         <w:ind/>
         <w:rPr>
+          <w:bCs/>
+          <w:i/>
+          <w:highlight w:val="none"/>
+        </w:rPr>
+      </w:pPr>
+      <w:r>
+        <w:rPr>
+          <w:i/>
+          <w:iCs/>
+          <w:lang w:val="en-US"/>
+        </w:rPr>
+        <w:t xml:space="preserve">Summari</w:t>
+      </w:r>
+      <w:r>
+        <w:rPr>
+          <w:i/>
+          <w:iCs/>
+          <w:lang w:val="en-US"/>
+        </w:rPr>
+        <w:t xml:space="preserve">z</w:t>
+      </w:r>
+      <w:r>
+        <w:rPr>
+          <w:i/>
+          <w:iCs/>
+          <w:lang w:val="en-US"/>
+        </w:rPr>
+        <w:t xml:space="preserve">e</w:t>
+      </w:r>
+      <w:r>
+        <w:rPr>
+          <w:i/>
+          <w:iCs/>
+          <w:lang w:val="en-US"/>
+        </w:rPr>
+        <w:t xml:space="preserve"> the development timeline, resources, tools used, and daily operations of the project.</w:t>
+      </w:r>
+      <w:r>
+        <w:rPr>
+          <w:i/>
+          <w:iCs/>
           <w:highlight w:val="none"/>
           <w:lang w:val="en-US"/>
         </w:rPr>
-      </w:pPr>
-      <w:r>
-        <w:rPr>
-          <w:lang w:val="en-US"/>
-        </w:rPr>
-        <w:t xml:space="preserve">Summari</w:t>
-      </w:r>
-      <w:r>
-        <w:rPr>
-          <w:lang w:val="en-US"/>
-        </w:rPr>
-        <w:t xml:space="preserve">z</w:t>
-      </w:r>
-      <w:r>
-        <w:rPr>
-          <w:lang w:val="en-US"/>
-        </w:rPr>
-        <w:t xml:space="preserve">e</w:t>
-      </w:r>
-      <w:r>
-        <w:rPr>
-          <w:lang w:val="en-US"/>
-        </w:rPr>
-        <w:t xml:space="preserve"> the development timeline, resources, tools used, and daily operations of the project.</w:t>
-      </w:r>
-      <w:r>
-        <w:rPr>
-          <w:highlight w:val="none"/>
-          <w:lang w:val="en-US"/>
-        </w:rPr>
-      </w:r>
-      <w:r>
-        <w:rPr>
+      </w:r>
+      <w:r>
+        <w:rPr>
+          <w:i/>
+          <w:iCs/>
           <w:highlight w:val="none"/>
           <w:lang w:val="en-US"/>
         </w:rPr>
@@ -2512,23 +2697,31 @@
         <w:spacing/>
         <w:ind/>
         <w:rPr>
+          <w:bCs/>
+          <w:i/>
+          <w:highlight w:val="none"/>
+        </w:rPr>
+      </w:pPr>
+      <w:r>
+        <w:rPr>
+          <w:i/>
+          <w:iCs/>
+          <w:lang w:val="en-US"/>
+        </w:rPr>
+        <w:t xml:space="preserve">Estimate development costs, projected revenue (if applicable), and resource allocation.</w:t>
+      </w:r>
+      <w:r>
+        <w:rPr>
+          <w:i/>
+          <w:iCs/>
           <w:highlight w:val="none"/>
           <w:lang w:val="en-US"/>
         </w:rPr>
-      </w:pPr>
-      <w:r>
-        <w:rPr>
-          <w:lang w:val="en-US"/>
-        </w:rPr>
-        <w:t xml:space="preserve">Estimate development costs, projected revenue (if applicable), and resource allocation.</w:t>
-      </w:r>
-      <w:r>
-        <w:rPr>
-          <w:lang w:val="en-US"/>
-        </w:rPr>
-      </w:r>
-      <w:r>
-        <w:rPr>
+      </w:r>
+      <w:r>
+        <w:rPr>
+          <w:i/>
+          <w:iCs/>
           <w:highlight w:val="none"/>
           <w:lang w:val="en-US"/>
         </w:rPr>
@@ -2552,12 +2745,40 @@
       </w:r>
       <w:r>
         <w:rPr>
+          <w:lang w:val="en-US"/>
+        </w:rPr>
+      </w:r>
+      <w:r>
+        <w:rPr>
+          <w:lang w:val="en-US"/>
+        </w:rPr>
+      </w:r>
+    </w:p>
+    <w:p>
+      <w:pPr>
+        <w:pBdr/>
+        <w:spacing/>
+        <w:ind/>
+        <w:rPr>
           <w:highlight w:val="none"/>
           <w:lang w:val="en-US"/>
         </w:rPr>
-      </w:r>
-      <w:r>
-        <w:rPr>
+      </w:pPr>
+      <w:r>
+        <w:rPr>
+          <w:lang w:val="en-US"/>
+        </w:rPr>
+        <w:t xml:space="preserve">Include budget tables, break-even analysis, and assumptions if possible.</w:t>
+      </w:r>
+      <w:r>
+        <w:rPr>
+          <w:highlight w:val="none"/>
+          <w:lang w:val="en-US"/>
+        </w:rPr>
+      </w:r>
+      <w:r>
+        <w:rPr>
+          <w:highlight w:val="none"/>
           <w:lang w:val="en-US"/>
         </w:rPr>
       </w:r>
@@ -2574,9 +2795,10 @@
       </w:pPr>
       <w:r>
         <w:rPr>
-          <w:lang w:val="en-US"/>
-        </w:rPr>
-        <w:t xml:space="preserve">Include budget tables, break-even analysis, and assumptions if possible.</w:t>
+          <w:highlight w:val="none"/>
+          <w:lang w:val="en-GB"/>
+        </w:rPr>
+        <w:t xml:space="preserve"> – Ben will help with</w:t>
       </w:r>
       <w:r>
         <w:rPr>
@@ -2606,7 +2828,14 @@
           <w:highlight w:val="none"/>
           <w:lang w:val="en-GB"/>
         </w:rPr>
-        <w:t xml:space="preserve"> – Ben will help with</w:t>
+        <w:t xml:space="preserve">Budget for rebel fund</w:t>
+      </w:r>
+      <w:r>
+        <w:rPr>
+          <w:highlight w:val="none"/>
+          <w:lang w:val="en-GB"/>
+        </w:rPr>
+        <w:t xml:space="preserve"> (Lois wants it to show how it’s funded)</w:t>
       </w:r>
       <w:r>
         <w:rPr>
@@ -2636,19 +2865,14 @@
           <w:highlight w:val="none"/>
           <w:lang w:val="en-GB"/>
         </w:rPr>
-        <w:t xml:space="preserve">Budget for rebel fund</w:t>
+        <w:t xml:space="preserve">Current funding for the project proof of concept</w:t>
       </w:r>
       <w:r>
         <w:rPr>
           <w:highlight w:val="none"/>
           <w:lang w:val="en-GB"/>
         </w:rPr>
-        <w:t xml:space="preserve"> (Lois wants it to show how it’s funded)</w:t>
-      </w:r>
-      <w:r>
-        <w:rPr>
-          <w:lang w:val="en-US"/>
-        </w:rPr>
+        <w:t xml:space="preserve"> includes £2500 from Prickly Thistle.</w:t>
       </w:r>
       <w:r>
         <w:rPr>
@@ -2668,15 +2892,21 @@
         <w:shd w:val="clear" w:color="ffffff" w:fill="ffffff"/>
         <w:spacing w:after="239" w:before="239"/>
         <w:ind w:right="0" w:firstLine="0" w:left="0"/>
-        <w:rPr/>
-      </w:pPr>
-      <w:r>
         <w:rPr>
           <w:rFonts w:ascii="Aptos" w:hAnsi="Aptos" w:eastAsia="Aptos" w:cs="Aptos"/>
           <w:color w:val="000000"/>
           <w:sz w:val="24"/>
-        </w:rPr>
-        <w:t xml:space="preserve">No funds will be used for paid labour, only for materials and event support.</w:t>
+          <w:szCs w:val="24"/>
+          <w:highlight w:val="none"/>
+        </w:rPr>
+      </w:pPr>
+      <w:r>
+        <w:rPr>
+          <w:rFonts w:ascii="Aptos" w:hAnsi="Aptos" w:eastAsia="Aptos" w:cs="Aptos"/>
+          <w:color w:val="000000"/>
+          <w:sz w:val="24"/>
+        </w:rPr>
+        <w:t xml:space="preserve">The funding stipulation excludes coursework from payment, and so only non-technical elements of the project development will be funded. Funding also excludes paid labour, and therefore only materials and event support are funded.</w:t>
       </w:r>
       <w:r/>
     </w:p>
@@ -2691,278 +2921,149 @@
         <w:shd w:val="clear" w:color="ffffff" w:fill="ffffff"/>
         <w:spacing w:after="239" w:before="239"/>
         <w:ind w:right="0" w:firstLine="0" w:left="0"/>
-        <w:rPr/>
-      </w:pPr>
-      <w:r>
-        <w:rPr>
-          <w:rFonts w:ascii="Aptos" w:hAnsi="Aptos" w:eastAsia="Aptos" w:cs="Aptos"/>
-          <w:b/>
-          <w:color w:val="000000"/>
-          <w:sz w:val="24"/>
-        </w:rPr>
-        <w:t xml:space="preserve">Tree Planting </w:t>
-      </w:r>
-      <w:r>
         <w:rPr>
           <w:rFonts w:ascii="Aptos" w:hAnsi="Aptos" w:eastAsia="Aptos" w:cs="Aptos"/>
           <w:color w:val="000000"/>
           <w:sz w:val="24"/>
-        </w:rPr>
-        <w:t xml:space="preserve">Indicative breakdown:</w:t>
+          <w:szCs w:val="24"/>
+          <w:highlight w:val="none"/>
+        </w:rPr>
+      </w:pPr>
+      <w:r>
+        <w:rPr>
+          <w:rFonts w:ascii="Aptos" w:hAnsi="Aptos" w:eastAsia="Aptos" w:cs="Aptos"/>
+          <w:color w:val="000000"/>
+          <w:sz w:val="24"/>
+          <w:highlight w:val="none"/>
+        </w:rPr>
+        <w:t xml:space="preserve">It’s estimated the average cost for a recommended 1000-1600 trees per hectare is around £900-2000 (</w:t>
+      </w:r>
+      <w:r>
+        <w:rPr>
+          <w:rFonts w:ascii="Aptos" w:hAnsi="Aptos" w:eastAsia="Aptos" w:cs="Aptos"/>
+          <w:color w:val="000000"/>
+          <w:sz w:val="24"/>
+          <w:highlight w:val="none"/>
+        </w:rPr>
+        <w:t xml:space="preserve">https://www.woodlandtrust.org.uk/plant-trees/trees-for-landowners-and-farmers/morewoods/#:~:text=On%20average%2C%20self%2Dplanted%20projects,landowner%20around%20%C2%A3900%2D2%2C000.</w:t>
+      </w:r>
+      <w:r>
+        <w:rPr>
+          <w:rFonts w:ascii="Aptos" w:hAnsi="Aptos" w:eastAsia="Aptos" w:cs="Aptos"/>
+          <w:color w:val="000000"/>
+          <w:sz w:val="24"/>
+          <w:highlight w:val="none"/>
+        </w:rPr>
+        <w:t xml:space="preserve">)</w:t>
+      </w:r>
+      <w:r>
+        <w:rPr>
+          <w:rFonts w:ascii="Aptos" w:hAnsi="Aptos" w:eastAsia="Aptos" w:cs="Aptos"/>
+          <w:color w:val="000000"/>
+          <w:sz w:val="24"/>
+          <w:highlight w:val="none"/>
+        </w:rPr>
       </w:r>
       <w:r/>
     </w:p>
     <w:p>
       <w:pPr>
-        <w:pStyle w:val="901"/>
-        <w:numPr>
-          <w:ilvl w:val="0"/>
-          <w:numId w:val="5"/>
-        </w:numPr>
-        <w:pBdr>
-          <w:top w:val="none" w:color="000000" w:sz="4" w:space="0"/>
-          <w:left w:val="none" w:color="000000" w:sz="4" w:space="0"/>
-          <w:bottom w:val="none" w:color="000000" w:sz="4" w:space="0"/>
-          <w:right w:val="none" w:color="000000" w:sz="4" w:space="0"/>
-        </w:pBdr>
-        <w:shd w:val="clear" w:color="ffffff" w:fill="ffffff"/>
-        <w:spacing w:after="239" w:before="239"/>
-        <w:ind w:right="0"/>
-        <w:rPr/>
-      </w:pPr>
-      <w:r>
-        <w:rPr>
-          <w:rFonts w:ascii="Aptos" w:hAnsi="Aptos" w:eastAsia="Aptos" w:cs="Aptos"/>
-          <w:color w:val="000000"/>
-        </w:rPr>
-        <w:t xml:space="preserve">Saplings: ~£700</w:t>
-      </w:r>
-      <w:r/>
+        <w:pBdr/>
+        <w:spacing/>
+        <w:ind/>
+        <w:rPr>
+          <w:highlight w:val="none"/>
+          <w:lang w:val="en-GB"/>
+        </w:rPr>
+      </w:pPr>
+      <w:r>
+        <w:rPr>
+          <w:highlight w:val="none"/>
+          <w:lang w:val="en-GB"/>
+        </w:rPr>
+        <w:t xml:space="preserve">Around this estimate and adhering to the funding available, a cash-flow document has been created. </w:t>
+      </w:r>
+      <w:r>
+        <w:rPr>
+          <w:lang w:val="en-GB"/>
+        </w:rPr>
+        <w:t xml:space="preserve">(</w:t>
+      </w:r>
+      <w:r>
+        <w:rPr>
+          <w:lang w:val="en-GB"/>
+        </w:rPr>
+        <w:t xml:space="preserve">https://github.com/TortoiseLeaf/laurenk_personal_repository_2025/blob/main/UI_Software_Project_Initiation_and_Planning/cash-flow-maui.xlsx</w:t>
+      </w:r>
+      <w:r>
+        <w:rPr>
+          <w:lang w:val="en-GB"/>
+        </w:rPr>
+        <w:t xml:space="preserve">) </w:t>
+      </w:r>
+      <w:r>
+        <w:rPr>
+          <w:lang w:val="en-US"/>
+        </w:rPr>
+      </w:r>
     </w:p>
     <w:p>
       <w:pPr>
-        <w:pStyle w:val="901"/>
-        <w:numPr>
-          <w:ilvl w:val="0"/>
-          <w:numId w:val="5"/>
-        </w:numPr>
-        <w:pBdr>
-          <w:top w:val="none" w:color="000000" w:sz="4" w:space="0"/>
-          <w:left w:val="none" w:color="000000" w:sz="4" w:space="0"/>
-          <w:bottom w:val="none" w:color="000000" w:sz="4" w:space="0"/>
-          <w:right w:val="none" w:color="000000" w:sz="4" w:space="0"/>
-        </w:pBdr>
-        <w:shd w:val="clear" w:color="ffffff" w:fill="ffffff"/>
-        <w:spacing w:after="239" w:before="239"/>
-        <w:ind w:right="0"/>
-        <w:rPr/>
-      </w:pPr>
-      <w:r>
-        <w:rPr>
-          <w:rFonts w:ascii="Aptos" w:hAnsi="Aptos" w:eastAsia="Aptos" w:cs="Aptos"/>
-          <w:color w:val="000000"/>
-        </w:rPr>
-        <w:t xml:space="preserve">Tools/equipment (spades, guards, gloves): ~£200</w:t>
-      </w:r>
-      <w:r/>
+        <w:pBdr/>
+        <w:spacing/>
+        <w:ind/>
+        <w:rPr>
+          <w:lang w:val="en-US"/>
+        </w:rPr>
+      </w:pPr>
+      <w:r>
+        <w:rPr>
+          <w:lang w:val="en-US"/>
+        </w:rPr>
+      </w:r>
+      <w:r>
+        <w:rPr>
+          <w:lang w:val="en-US"/>
+        </w:rPr>
+      </w:r>
+      <w:r>
+        <w:rPr>
+          <w:lang w:val="en-US"/>
+        </w:rPr>
+      </w:r>
     </w:p>
     <w:p>
       <w:pPr>
-        <w:pStyle w:val="901"/>
-        <w:numPr>
-          <w:ilvl w:val="0"/>
-          <w:numId w:val="5"/>
-        </w:numPr>
-        <w:pBdr>
-          <w:top w:val="none" w:color="000000" w:sz="4" w:space="0"/>
-          <w:left w:val="none" w:color="000000" w:sz="4" w:space="0"/>
-          <w:bottom w:val="none" w:color="000000" w:sz="4" w:space="0"/>
-          <w:right w:val="none" w:color="000000" w:sz="4" w:space="0"/>
-        </w:pBdr>
-        <w:shd w:val="clear" w:color="ffffff" w:fill="ffffff"/>
-        <w:spacing w:after="239" w:before="239"/>
-        <w:ind w:right="0"/>
-        <w:rPr/>
-      </w:pPr>
-      <w:r>
-        <w:rPr>
-          <w:rFonts w:ascii="Aptos" w:hAnsi="Aptos" w:eastAsia="Aptos" w:cs="Aptos"/>
-          <w:color w:val="000000"/>
-        </w:rPr>
-        <w:t xml:space="preserve">Transport/logistics for student volunteers: ~£200</w:t>
-      </w:r>
-      <w:r/>
+        <w:pBdr/>
+        <w:spacing/>
+        <w:ind/>
+        <w:rPr>
+          <w:highlight w:val="none"/>
+          <w:lang w:val="en-GB"/>
+        </w:rPr>
+      </w:pPr>
+      <w:r>
+        <w:rPr>
+          <w:highlight w:val="none"/>
+          <w:lang w:val="en-GB"/>
+        </w:rPr>
+        <w:t xml:space="preserve">For further development beyond the proof of concept, further avenues of funding have been researched in UHI’s Staff &amp; Student enterprise fund, where a further £3000 - £5000 has been applied for in order to </w:t>
+      </w:r>
+      <w:r>
+        <w:rPr>
+          <w:highlight w:val="none"/>
+          <w:lang w:val="en-GB"/>
+        </w:rPr>
+        <w:t xml:space="preserve">support feature development and integration of user feedback to strengthen and stabilise the platform. </w:t>
+      </w:r>
+      <w:r>
+        <w:rPr>
+          <w:lang w:val="en-US"/>
+        </w:rPr>
+      </w:r>
     </w:p>
     <w:p>
       <w:pPr>
-        <w:pStyle w:val="901"/>
-        <w:numPr>
-          <w:ilvl w:val="0"/>
-          <w:numId w:val="5"/>
-        </w:numPr>
-        <w:pBdr>
-          <w:top w:val="none" w:color="000000" w:sz="4" w:space="0"/>
-          <w:left w:val="none" w:color="000000" w:sz="4" w:space="0"/>
-          <w:bottom w:val="none" w:color="000000" w:sz="4" w:space="0"/>
-          <w:right w:val="none" w:color="000000" w:sz="4" w:space="0"/>
-        </w:pBdr>
-        <w:shd w:val="clear" w:color="ffffff" w:fill="ffffff"/>
-        <w:spacing w:after="239" w:before="239"/>
-        <w:ind w:right="0"/>
-        <w:rPr/>
-      </w:pPr>
-      <w:r>
-        <w:rPr>
-          <w:rFonts w:ascii="Aptos" w:hAnsi="Aptos" w:eastAsia="Aptos" w:cs="Aptos"/>
-          <w:color w:val="000000"/>
-        </w:rPr>
-        <w:t xml:space="preserve">Event signage/materials: ~£150</w:t>
-      </w:r>
-      <w:r/>
-    </w:p>
-    <w:p>
-      <w:pPr>
-        <w:pStyle w:val="901"/>
-        <w:numPr>
-          <w:ilvl w:val="0"/>
-          <w:numId w:val="5"/>
-        </w:numPr>
-        <w:pBdr>
-          <w:top w:val="none" w:color="000000" w:sz="4" w:space="0"/>
-          <w:left w:val="none" w:color="000000" w:sz="4" w:space="0"/>
-          <w:bottom w:val="none" w:color="000000" w:sz="4" w:space="0"/>
-          <w:right w:val="none" w:color="000000" w:sz="4" w:space="0"/>
-        </w:pBdr>
-        <w:shd w:val="clear" w:color="ffffff" w:fill="ffffff"/>
-        <w:spacing w:after="239" w:before="239"/>
-        <w:ind w:right="0"/>
-        <w:rPr/>
-      </w:pPr>
-      <w:r>
-        <w:rPr>
-          <w:rFonts w:ascii="Aptos" w:hAnsi="Aptos" w:eastAsia="Aptos" w:cs="Aptos"/>
-          <w:b/>
-          <w:color w:val="000000"/>
-          <w:sz w:val="24"/>
-        </w:rPr>
-        <w:t xml:space="preserve">No paid labour</w:t>
-      </w:r>
-      <w:r>
-        <w:rPr>
-          <w:rFonts w:ascii="Aptos" w:hAnsi="Aptos" w:eastAsia="Aptos" w:cs="Aptos"/>
-          <w:color w:val="000000"/>
-        </w:rPr>
-        <w:t xml:space="preserve"> is included.</w:t>
-      </w:r>
-      <w:r/>
-    </w:p>
-    <w:p>
-      <w:pPr>
-        <w:pBdr>
-          <w:top w:val="none" w:color="000000" w:sz="4" w:space="0"/>
-          <w:left w:val="none" w:color="000000" w:sz="4" w:space="0"/>
-          <w:bottom w:val="none" w:color="000000" w:sz="4" w:space="0"/>
-          <w:right w:val="none" w:color="000000" w:sz="4" w:space="0"/>
-        </w:pBdr>
-        <w:shd w:val="clear" w:color="ffffff" w:fill="ffffff"/>
-        <w:spacing w:after="0" w:before="0"/>
-        <w:ind w:right="0" w:firstLine="0" w:left="0"/>
-        <w:rPr/>
-      </w:pPr>
-      <w:r>
-        <w:rPr>
-          <w:rFonts w:ascii="Aptos" w:hAnsi="Aptos" w:eastAsia="Aptos" w:cs="Aptos"/>
-          <w:b/>
-          <w:color w:val="000000"/>
-          <w:sz w:val="24"/>
-        </w:rPr>
-        <w:t xml:space="preserve">Engagement &amp; Showcasing (£500)</w:t>
-      </w:r>
-      <w:r/>
-    </w:p>
-    <w:p>
-      <w:pPr>
-        <w:pStyle w:val="901"/>
-        <w:numPr>
-          <w:ilvl w:val="0"/>
-          <w:numId w:val="6"/>
-        </w:numPr>
-        <w:pBdr>
-          <w:top w:val="none" w:color="000000" w:sz="4" w:space="0"/>
-          <w:left w:val="none" w:color="000000" w:sz="4" w:space="0"/>
-          <w:bottom w:val="none" w:color="000000" w:sz="4" w:space="0"/>
-          <w:right w:val="none" w:color="000000" w:sz="4" w:space="0"/>
-        </w:pBdr>
-        <w:shd w:val="clear" w:color="ffffff" w:fill="ffffff"/>
-        <w:spacing w:after="239" w:before="239"/>
-        <w:ind w:right="0"/>
-        <w:rPr/>
-      </w:pPr>
-      <w:r>
-        <w:rPr>
-          <w:rFonts w:ascii="Aptos" w:hAnsi="Aptos" w:eastAsia="Aptos" w:cs="Aptos"/>
-          <w:color w:val="000000"/>
-        </w:rPr>
-        <w:t xml:space="preserve">Promotion &amp; awareness materials: £150</w:t>
-      </w:r>
-      <w:r/>
-    </w:p>
-    <w:p>
-      <w:pPr>
-        <w:pStyle w:val="901"/>
-        <w:numPr>
-          <w:ilvl w:val="0"/>
-          <w:numId w:val="6"/>
-        </w:numPr>
-        <w:pBdr>
-          <w:top w:val="none" w:color="000000" w:sz="4" w:space="0"/>
-          <w:left w:val="none" w:color="000000" w:sz="4" w:space="0"/>
-          <w:bottom w:val="none" w:color="000000" w:sz="4" w:space="0"/>
-          <w:right w:val="none" w:color="000000" w:sz="4" w:space="0"/>
-        </w:pBdr>
-        <w:shd w:val="clear" w:color="ffffff" w:fill="ffffff"/>
-        <w:spacing w:after="239" w:before="239"/>
-        <w:ind w:right="0"/>
-        <w:rPr/>
-      </w:pPr>
-      <w:r>
-        <w:rPr>
-          <w:rFonts w:ascii="Aptos" w:hAnsi="Aptos" w:eastAsia="Aptos" w:cs="Aptos"/>
-          <w:color w:val="000000"/>
-        </w:rPr>
-        <w:t xml:space="preserve">Launch or engagement events: £150</w:t>
-      </w:r>
-      <w:r/>
-    </w:p>
-    <w:p>
-      <w:pPr>
-        <w:pStyle w:val="901"/>
-        <w:numPr>
-          <w:ilvl w:val="0"/>
-          <w:numId w:val="6"/>
-        </w:numPr>
-        <w:pBdr>
-          <w:top w:val="none" w:color="000000" w:sz="4" w:space="0"/>
-          <w:left w:val="none" w:color="000000" w:sz="4" w:space="0"/>
-          <w:bottom w:val="none" w:color="000000" w:sz="4" w:space="0"/>
-          <w:right w:val="none" w:color="000000" w:sz="4" w:space="0"/>
-        </w:pBdr>
-        <w:shd w:val="clear" w:color="ffffff" w:fill="ffffff"/>
-        <w:spacing w:after="239" w:before="239"/>
-        <w:ind w:right="0"/>
-        <w:rPr/>
-      </w:pPr>
-      <w:r>
-        <w:rPr>
-          <w:rFonts w:ascii="Aptos" w:hAnsi="Aptos" w:eastAsia="Aptos" w:cs="Aptos"/>
-          <w:color w:val="000000"/>
-        </w:rPr>
-        <w:t xml:space="preserve">User incentives: £200</w:t>
-      </w:r>
-      <w:r/>
-    </w:p>
-    <w:p>
-      <w:pPr>
         <w:pBdr/>
         <w:spacing/>
         <w:ind/>
@@ -2973,17 +3074,13 @@
       <w:r>
         <w:rPr>
           <w:highlight w:val="none"/>
-          <w:lang w:val="en-US" w:bidi="en-US"/>
-        </w:rPr>
+          <w:lang w:val="en-GB"/>
+        </w:rPr>
+        <w:t xml:space="preserve">Beyond strengthening the proof-of-concept, UHI’s converge competition has been considered for long term maintenance and future development of the project, including exploring avenues of partnership with more local conservation initiatives and eventually modelling the software for enterprise adoption. </w:t>
       </w:r>
       <w:r>
         <w:rPr>
           <w:highlight w:val="none"/>
-          <w:lang w:val="en-US"/>
-        </w:rPr>
-      </w:r>
-      <w:r>
-        <w:rPr>
           <w:lang w:val="en-US"/>
         </w:rPr>
       </w:r>
@@ -3025,22 +3122,29 @@
         <w:spacing/>
         <w:ind/>
         <w:rPr>
+          <w:bCs/>
+          <w:i/>
+        </w:rPr>
+      </w:pPr>
+      <w:r>
+        <w:rPr>
+          <w:i/>
+          <w:iCs/>
           <w:lang w:val="en-US"/>
         </w:rPr>
-      </w:pPr>
-      <w:r>
-        <w:rPr>
+        <w:t xml:space="preserve">Identify potential risks (technical, market, financial) and your mitigation strategies.</w:t>
+      </w:r>
+      <w:r>
+        <w:rPr>
+          <w:i/>
+          <w:iCs/>
           <w:lang w:val="en-US"/>
         </w:rPr>
-        <w:t xml:space="preserve">Identify potential risks (technical, market, financial) and your mitigation strategies.</w:t>
-      </w:r>
-      <w:r>
-        <w:rPr>
-          <w:lang w:val="en-US"/>
-        </w:rPr>
-      </w:r>
-      <w:r>
-        <w:rPr>
+      </w:r>
+      <w:r>
+        <w:rPr>
+          <w:i/>
+          <w:iCs/>
           <w:lang w:val="en-US"/>
         </w:rPr>
       </w:r>
@@ -3064,7 +3168,7 @@
         <w:rPr>
           <w:lang w:val="en-GB"/>
         </w:rPr>
-        <w:t xml:space="preserve">A risk register was made with the team to identify, prioritise and offer mitigations for various risks to both development and project management (Keenan. 2025).</w:t>
+        <w:t xml:space="preserve">A risk register was made with the team to identify, prioritise and offer mitigations for various risks to both development and project management, and also to external operations of the project such as the conservation event (Keenan. 2025).</w:t>
       </w:r>
       <w:r>
         <w:rPr>
@@ -3296,28 +3400,116 @@
         <w:spacing/>
         <w:ind/>
         <w:rPr>
+          <w:bCs/>
+          <w:i/>
+          <w:highlight w:val="none"/>
+        </w:rPr>
+      </w:pPr>
+      <w:r>
+        <w:rPr>
+          <w:i/>
+          <w:iCs/>
           <w:lang w:val="en-US"/>
         </w:rPr>
-      </w:pPr>
-      <w:r>
-        <w:rPr>
+        <w:t xml:space="preserve">Describe how these skills were applied and improved throughout the project.</w:t>
+      </w:r>
+      <w:r>
+        <w:rPr>
+          <w:i/>
+          <w:iCs/>
           <w:lang w:val="en-US"/>
         </w:rPr>
-        <w:t xml:space="preserve">Describe how these skills were applied and improved throughout the project.</w:t>
-      </w:r>
-      <w:r>
-        <w:rPr>
+        <w:t xml:space="preserve"> Use the meta-skills tools provided to assist you.</w:t>
+      </w:r>
+      <w:r>
+        <w:rPr>
+          <w:i/>
+          <w:iCs/>
           <w:lang w:val="en-US"/>
         </w:rPr>
-        <w:t xml:space="preserve"> Use the meta-skills tools provided to assist you.</w:t>
-      </w:r>
-      <w:r>
-        <w:rPr>
+      </w:r>
+      <w:r>
+        <w:rPr>
+          <w:i/>
+          <w:iCs/>
+          <w:highlight w:val="none"/>
           <w:lang w:val="en-US"/>
         </w:rPr>
       </w:r>
-      <w:r>
-        <w:rPr>
+    </w:p>
+    <w:p>
+      <w:pPr>
+        <w:pBdr/>
+        <w:spacing/>
+        <w:ind/>
+        <w:rPr>
+          <w:highlight w:val="none"/>
+          <w:lang w:val="en-GB"/>
+        </w:rPr>
+      </w:pPr>
+      <w:r>
+        <w:rPr>
+          <w:highlight w:val="none"/>
+          <w:lang w:val="en-GB"/>
+        </w:rPr>
+        <w:t xml:space="preserve">Skills I identified as weaker and to develop have been leading, collaborating, critical thinking and initiative. In making an effort to develop these skills I have found that my skills in leading have been developed by being more conscious and considered about collaborating, which has helped me develop an understanding of when and how to lead and what is necessary to step forward into to push development forward.</w:t>
+      </w:r>
+      <w:r>
+        <w:rPr>
+          <w:highlight w:val="none"/>
+          <w:lang w:val="en-US"/>
+        </w:rPr>
+      </w:r>
+    </w:p>
+    <w:p>
+      <w:pPr>
+        <w:pBdr/>
+        <w:spacing/>
+        <w:ind/>
+        <w:rPr>
+          <w:highlight w:val="none"/>
+          <w:lang w:val="en-GB"/>
+        </w:rPr>
+      </w:pPr>
+      <w:r>
+        <w:rPr>
+          <w:highlight w:val="none"/>
+          <w:lang w:val="en-GB"/>
+        </w:rPr>
+        <w:t xml:space="preserve">Similarly I have found that focussing on developing my leading and collaboration skills have greatly improved my critical thinking, because as a topic is discussed and passed between hands I have found it allows me to step back from the issue and see it from different perspectives. Also by sharing the responsibility for the idea discussed, my personal resources around considering the topic are freed up, and I notice I have more mental bandwidth to consider the topic critically. It also helps immensely to see things from another persons perspective, particular way of thinking or skill-set.</w:t>
+      </w:r>
+      <w:r>
+        <w:rPr>
+          <w:highlight w:val="none"/>
+          <w:lang w:val="en-US"/>
+        </w:rPr>
+      </w:r>
+    </w:p>
+    <w:p>
+      <w:pPr>
+        <w:pBdr/>
+        <w:spacing/>
+        <w:ind/>
+        <w:rPr>
+          <w:lang w:val="en-US"/>
+        </w:rPr>
+      </w:pPr>
+      <w:r>
+        <w:rPr>
+          <w:highlight w:val="none"/>
+          <w:lang w:val="en-GB"/>
+        </w:rPr>
+        <w:t xml:space="preserve">I have found that leading and collaborating have also informed my ability to take initiative and I’ve noticed a big development here also, as understanding my place at different levels within a team has given me a greater insight into what actions I can take and where, to create more effective and positive change. This is also helping me develop a confidence in understanding where my initiative is best placed, as project sprints progress.  </w:t>
+      </w:r>
+      <w:r>
+        <w:rPr>
+          <w:highlight w:val="none"/>
+          <w:lang w:val="en-US" w:bidi="en-US"/>
+        </w:rPr>
+      </w:r>
+      <w:r>
+        <w:rPr>
+          <w:highlight w:val="none"/>
           <w:lang w:val="en-US"/>
         </w:rPr>
       </w:r>
@@ -4439,6 +4631,834 @@
       <w:rPr>
         <w:rFonts w:hint="default" w:ascii="Wingdings" w:hAnsi="Wingdings" w:eastAsia="Wingdings" w:cs="Wingdings"/>
       </w:rPr>
+      <w:start w:val="1"/>
+      <w:suff w:val="tab"/>
+    </w:lvl>
+  </w:abstractNum>
+  <w:abstractNum w:abstractNumId="6">
+    <w:nsid w:val="0CC637CB"/>
+    <w:lvl w:ilvl="0">
+      <w:isLgl w:val="false"/>
+      <w:lvlJc w:val="left"/>
+      <w:lvlText w:val="%1."/>
+      <w:numFmt w:val="decimal"/>
+      <w:pPr>
+        <w:pBdr/>
+        <w:spacing/>
+        <w:ind w:hanging="360" w:left="720"/>
+      </w:pPr>
+      <w:rPr/>
+      <w:start w:val="1"/>
+      <w:suff w:val="tab"/>
+    </w:lvl>
+    <w:lvl w:ilvl="1">
+      <w:isLgl w:val="false"/>
+      <w:lvlJc w:val="left"/>
+      <w:lvlText w:val="%2."/>
+      <w:numFmt w:val="lowerLetter"/>
+      <w:pPr>
+        <w:pBdr/>
+        <w:spacing/>
+        <w:ind w:hanging="360" w:left="1440"/>
+      </w:pPr>
+      <w:rPr/>
+      <w:start w:val="1"/>
+      <w:suff w:val="tab"/>
+    </w:lvl>
+    <w:lvl w:ilvl="2">
+      <w:isLgl w:val="false"/>
+      <w:lvlJc w:val="right"/>
+      <w:lvlText w:val="%3."/>
+      <w:numFmt w:val="lowerRoman"/>
+      <w:pPr>
+        <w:pBdr/>
+        <w:spacing/>
+        <w:ind w:hanging="180" w:left="2160"/>
+      </w:pPr>
+      <w:rPr/>
+      <w:start w:val="1"/>
+      <w:suff w:val="tab"/>
+    </w:lvl>
+    <w:lvl w:ilvl="3">
+      <w:isLgl w:val="false"/>
+      <w:lvlJc w:val="left"/>
+      <w:lvlText w:val="%4."/>
+      <w:numFmt w:val="decimal"/>
+      <w:pPr>
+        <w:pBdr/>
+        <w:spacing/>
+        <w:ind w:hanging="360" w:left="2880"/>
+      </w:pPr>
+      <w:rPr/>
+      <w:start w:val="1"/>
+      <w:suff w:val="tab"/>
+    </w:lvl>
+    <w:lvl w:ilvl="4">
+      <w:isLgl w:val="false"/>
+      <w:lvlJc w:val="left"/>
+      <w:lvlText w:val="%5."/>
+      <w:numFmt w:val="lowerLetter"/>
+      <w:pPr>
+        <w:pBdr/>
+        <w:spacing/>
+        <w:ind w:hanging="360" w:left="3600"/>
+      </w:pPr>
+      <w:rPr/>
+      <w:start w:val="1"/>
+      <w:suff w:val="tab"/>
+    </w:lvl>
+    <w:lvl w:ilvl="5">
+      <w:isLgl w:val="false"/>
+      <w:lvlJc w:val="right"/>
+      <w:lvlText w:val="%6."/>
+      <w:numFmt w:val="lowerRoman"/>
+      <w:pPr>
+        <w:pBdr/>
+        <w:spacing/>
+        <w:ind w:hanging="180" w:left="4320"/>
+      </w:pPr>
+      <w:rPr/>
+      <w:start w:val="1"/>
+      <w:suff w:val="tab"/>
+    </w:lvl>
+    <w:lvl w:ilvl="6">
+      <w:isLgl w:val="false"/>
+      <w:lvlJc w:val="left"/>
+      <w:lvlText w:val="%7."/>
+      <w:numFmt w:val="decimal"/>
+      <w:pPr>
+        <w:pBdr/>
+        <w:spacing/>
+        <w:ind w:hanging="360" w:left="5040"/>
+      </w:pPr>
+      <w:rPr/>
+      <w:start w:val="1"/>
+      <w:suff w:val="tab"/>
+    </w:lvl>
+    <w:lvl w:ilvl="7">
+      <w:isLgl w:val="false"/>
+      <w:lvlJc w:val="left"/>
+      <w:lvlText w:val="%8."/>
+      <w:numFmt w:val="lowerLetter"/>
+      <w:pPr>
+        <w:pBdr/>
+        <w:spacing/>
+        <w:ind w:hanging="360" w:left="5760"/>
+      </w:pPr>
+      <w:rPr/>
+      <w:start w:val="1"/>
+      <w:suff w:val="tab"/>
+    </w:lvl>
+    <w:lvl w:ilvl="8">
+      <w:isLgl w:val="false"/>
+      <w:lvlJc w:val="right"/>
+      <w:lvlText w:val="%9."/>
+      <w:numFmt w:val="lowerRoman"/>
+      <w:pPr>
+        <w:pBdr/>
+        <w:spacing/>
+        <w:ind w:hanging="180" w:left="6480"/>
+      </w:pPr>
+      <w:rPr/>
+      <w:start w:val="1"/>
+      <w:suff w:val="tab"/>
+    </w:lvl>
+  </w:abstractNum>
+  <w:abstractNum w:abstractNumId="7">
+    <w:nsid w:val="5F836DAB"/>
+    <w:lvl w:ilvl="0">
+      <w:isLgl w:val="false"/>
+      <w:lvlJc w:val="left"/>
+      <w:lvlText w:val="–"/>
+      <w:numFmt w:val="bullet"/>
+      <w:pPr>
+        <w:pBdr/>
+        <w:spacing/>
+        <w:ind w:hanging="360" w:left="709"/>
+      </w:pPr>
+      <w:rPr>
+        <w:rFonts w:hint="default" w:ascii="Arial" w:hAnsi="Arial" w:eastAsia="Arial" w:cs="Arial"/>
+      </w:rPr>
+      <w:start w:val="1"/>
+      <w:suff w:val="tab"/>
+    </w:lvl>
+    <w:lvl w:ilvl="1">
+      <w:isLgl w:val="false"/>
+      <w:lvlJc w:val="left"/>
+      <w:lvlText w:val="o"/>
+      <w:numFmt w:val="bullet"/>
+      <w:pPr>
+        <w:pBdr/>
+        <w:spacing/>
+        <w:ind w:hanging="360" w:left="1429"/>
+      </w:pPr>
+      <w:rPr>
+        <w:rFonts w:hint="default" w:ascii="Courier New" w:hAnsi="Courier New" w:eastAsia="Courier New" w:cs="Courier New"/>
+      </w:rPr>
+      <w:start w:val="1"/>
+      <w:suff w:val="tab"/>
+    </w:lvl>
+    <w:lvl w:ilvl="2">
+      <w:isLgl w:val="false"/>
+      <w:lvlJc w:val="left"/>
+      <w:lvlText w:val="§"/>
+      <w:numFmt w:val="bullet"/>
+      <w:pPr>
+        <w:pBdr/>
+        <w:spacing/>
+        <w:ind w:hanging="360" w:left="2149"/>
+      </w:pPr>
+      <w:rPr>
+        <w:rFonts w:hint="default" w:ascii="Wingdings" w:hAnsi="Wingdings" w:eastAsia="Wingdings" w:cs="Wingdings"/>
+      </w:rPr>
+      <w:start w:val="1"/>
+      <w:suff w:val="tab"/>
+    </w:lvl>
+    <w:lvl w:ilvl="3">
+      <w:isLgl w:val="false"/>
+      <w:lvlJc w:val="left"/>
+      <w:lvlText w:val="·"/>
+      <w:numFmt w:val="bullet"/>
+      <w:pPr>
+        <w:pBdr/>
+        <w:spacing/>
+        <w:ind w:hanging="360" w:left="2869"/>
+      </w:pPr>
+      <w:rPr>
+        <w:rFonts w:hint="default" w:ascii="Symbol" w:hAnsi="Symbol" w:eastAsia="Symbol" w:cs="Symbol"/>
+      </w:rPr>
+      <w:start w:val="1"/>
+      <w:suff w:val="tab"/>
+    </w:lvl>
+    <w:lvl w:ilvl="4">
+      <w:isLgl w:val="false"/>
+      <w:lvlJc w:val="left"/>
+      <w:lvlText w:val="o"/>
+      <w:numFmt w:val="bullet"/>
+      <w:pPr>
+        <w:pBdr/>
+        <w:spacing/>
+        <w:ind w:hanging="360" w:left="3589"/>
+      </w:pPr>
+      <w:rPr>
+        <w:rFonts w:hint="default" w:ascii="Courier New" w:hAnsi="Courier New" w:eastAsia="Courier New" w:cs="Courier New"/>
+      </w:rPr>
+      <w:start w:val="1"/>
+      <w:suff w:val="tab"/>
+    </w:lvl>
+    <w:lvl w:ilvl="5">
+      <w:isLgl w:val="false"/>
+      <w:lvlJc w:val="left"/>
+      <w:lvlText w:val="§"/>
+      <w:numFmt w:val="bullet"/>
+      <w:pPr>
+        <w:pBdr/>
+        <w:spacing/>
+        <w:ind w:hanging="360" w:left="4309"/>
+      </w:pPr>
+      <w:rPr>
+        <w:rFonts w:hint="default" w:ascii="Wingdings" w:hAnsi="Wingdings" w:eastAsia="Wingdings" w:cs="Wingdings"/>
+      </w:rPr>
+      <w:start w:val="1"/>
+      <w:suff w:val="tab"/>
+    </w:lvl>
+    <w:lvl w:ilvl="6">
+      <w:isLgl w:val="false"/>
+      <w:lvlJc w:val="left"/>
+      <w:lvlText w:val="·"/>
+      <w:numFmt w:val="bullet"/>
+      <w:pPr>
+        <w:pBdr/>
+        <w:spacing/>
+        <w:ind w:hanging="360" w:left="5029"/>
+      </w:pPr>
+      <w:rPr>
+        <w:rFonts w:hint="default" w:ascii="Symbol" w:hAnsi="Symbol" w:eastAsia="Symbol" w:cs="Symbol"/>
+      </w:rPr>
+      <w:start w:val="1"/>
+      <w:suff w:val="tab"/>
+    </w:lvl>
+    <w:lvl w:ilvl="7">
+      <w:isLgl w:val="false"/>
+      <w:lvlJc w:val="left"/>
+      <w:lvlText w:val="o"/>
+      <w:numFmt w:val="bullet"/>
+      <w:pPr>
+        <w:pBdr/>
+        <w:spacing/>
+        <w:ind w:hanging="360" w:left="5749"/>
+      </w:pPr>
+      <w:rPr>
+        <w:rFonts w:hint="default" w:ascii="Courier New" w:hAnsi="Courier New" w:eastAsia="Courier New" w:cs="Courier New"/>
+      </w:rPr>
+      <w:start w:val="1"/>
+      <w:suff w:val="tab"/>
+    </w:lvl>
+    <w:lvl w:ilvl="8">
+      <w:isLgl w:val="false"/>
+      <w:lvlJc w:val="left"/>
+      <w:lvlText w:val="§"/>
+      <w:numFmt w:val="bullet"/>
+      <w:pPr>
+        <w:pBdr/>
+        <w:spacing/>
+        <w:ind w:hanging="360" w:left="6469"/>
+      </w:pPr>
+      <w:rPr>
+        <w:rFonts w:hint="default" w:ascii="Wingdings" w:hAnsi="Wingdings" w:eastAsia="Wingdings" w:cs="Wingdings"/>
+      </w:rPr>
+      <w:start w:val="1"/>
+      <w:suff w:val="tab"/>
+    </w:lvl>
+  </w:abstractNum>
+  <w:abstractNum w:abstractNumId="8">
+    <w:nsid w:val="46E13662"/>
+    <w:lvl w:ilvl="0">
+      <w:isLgl w:val="false"/>
+      <w:lvlJc w:val="left"/>
+      <w:lvlText w:val="·"/>
+      <w:numFmt w:val="bullet"/>
+      <w:pPr>
+        <w:pBdr/>
+        <w:spacing/>
+        <w:ind w:hanging="360" w:left="709"/>
+      </w:pPr>
+      <w:rPr>
+        <w:rFonts w:hint="default" w:ascii="Symbol" w:hAnsi="Symbol" w:eastAsia="Symbol" w:cs="Symbol"/>
+      </w:rPr>
+      <w:start w:val="1"/>
+      <w:suff w:val="tab"/>
+    </w:lvl>
+    <w:lvl w:ilvl="1">
+      <w:isLgl w:val="false"/>
+      <w:lvlJc w:val="left"/>
+      <w:lvlText w:val="o"/>
+      <w:numFmt w:val="bullet"/>
+      <w:pPr>
+        <w:pBdr/>
+        <w:spacing/>
+        <w:ind w:hanging="360" w:left="1429"/>
+      </w:pPr>
+      <w:rPr>
+        <w:rFonts w:hint="default" w:ascii="Courier New" w:hAnsi="Courier New" w:eastAsia="Courier New" w:cs="Courier New"/>
+      </w:rPr>
+      <w:start w:val="1"/>
+      <w:suff w:val="tab"/>
+    </w:lvl>
+    <w:lvl w:ilvl="2">
+      <w:isLgl w:val="false"/>
+      <w:lvlJc w:val="left"/>
+      <w:lvlText w:val="§"/>
+      <w:numFmt w:val="bullet"/>
+      <w:pPr>
+        <w:pBdr/>
+        <w:spacing/>
+        <w:ind w:hanging="360" w:left="2149"/>
+      </w:pPr>
+      <w:rPr>
+        <w:rFonts w:hint="default" w:ascii="Wingdings" w:hAnsi="Wingdings" w:eastAsia="Wingdings" w:cs="Wingdings"/>
+      </w:rPr>
+      <w:start w:val="1"/>
+      <w:suff w:val="tab"/>
+    </w:lvl>
+    <w:lvl w:ilvl="3">
+      <w:isLgl w:val="false"/>
+      <w:lvlJc w:val="left"/>
+      <w:lvlText w:val="·"/>
+      <w:numFmt w:val="bullet"/>
+      <w:pPr>
+        <w:pBdr/>
+        <w:spacing/>
+        <w:ind w:hanging="360" w:left="2869"/>
+      </w:pPr>
+      <w:rPr>
+        <w:rFonts w:hint="default" w:ascii="Symbol" w:hAnsi="Symbol" w:eastAsia="Symbol" w:cs="Symbol"/>
+      </w:rPr>
+      <w:start w:val="1"/>
+      <w:suff w:val="tab"/>
+    </w:lvl>
+    <w:lvl w:ilvl="4">
+      <w:isLgl w:val="false"/>
+      <w:lvlJc w:val="left"/>
+      <w:lvlText w:val="o"/>
+      <w:numFmt w:val="bullet"/>
+      <w:pPr>
+        <w:pBdr/>
+        <w:spacing/>
+        <w:ind w:hanging="360" w:left="3589"/>
+      </w:pPr>
+      <w:rPr>
+        <w:rFonts w:hint="default" w:ascii="Courier New" w:hAnsi="Courier New" w:eastAsia="Courier New" w:cs="Courier New"/>
+      </w:rPr>
+      <w:start w:val="1"/>
+      <w:suff w:val="tab"/>
+    </w:lvl>
+    <w:lvl w:ilvl="5">
+      <w:isLgl w:val="false"/>
+      <w:lvlJc w:val="left"/>
+      <w:lvlText w:val="§"/>
+      <w:numFmt w:val="bullet"/>
+      <w:pPr>
+        <w:pBdr/>
+        <w:spacing/>
+        <w:ind w:hanging="360" w:left="4309"/>
+      </w:pPr>
+      <w:rPr>
+        <w:rFonts w:hint="default" w:ascii="Wingdings" w:hAnsi="Wingdings" w:eastAsia="Wingdings" w:cs="Wingdings"/>
+      </w:rPr>
+      <w:start w:val="1"/>
+      <w:suff w:val="tab"/>
+    </w:lvl>
+    <w:lvl w:ilvl="6">
+      <w:isLgl w:val="false"/>
+      <w:lvlJc w:val="left"/>
+      <w:lvlText w:val="·"/>
+      <w:numFmt w:val="bullet"/>
+      <w:pPr>
+        <w:pBdr/>
+        <w:spacing/>
+        <w:ind w:hanging="360" w:left="5029"/>
+      </w:pPr>
+      <w:rPr>
+        <w:rFonts w:hint="default" w:ascii="Symbol" w:hAnsi="Symbol" w:eastAsia="Symbol" w:cs="Symbol"/>
+      </w:rPr>
+      <w:start w:val="1"/>
+      <w:suff w:val="tab"/>
+    </w:lvl>
+    <w:lvl w:ilvl="7">
+      <w:isLgl w:val="false"/>
+      <w:lvlJc w:val="left"/>
+      <w:lvlText w:val="o"/>
+      <w:numFmt w:val="bullet"/>
+      <w:pPr>
+        <w:pBdr/>
+        <w:spacing/>
+        <w:ind w:hanging="360" w:left="5749"/>
+      </w:pPr>
+      <w:rPr>
+        <w:rFonts w:hint="default" w:ascii="Courier New" w:hAnsi="Courier New" w:eastAsia="Courier New" w:cs="Courier New"/>
+      </w:rPr>
+      <w:start w:val="1"/>
+      <w:suff w:val="tab"/>
+    </w:lvl>
+    <w:lvl w:ilvl="8">
+      <w:isLgl w:val="false"/>
+      <w:lvlJc w:val="left"/>
+      <w:lvlText w:val="§"/>
+      <w:numFmt w:val="bullet"/>
+      <w:pPr>
+        <w:pBdr/>
+        <w:spacing/>
+        <w:ind w:hanging="360" w:left="6469"/>
+      </w:pPr>
+      <w:rPr>
+        <w:rFonts w:hint="default" w:ascii="Wingdings" w:hAnsi="Wingdings" w:eastAsia="Wingdings" w:cs="Wingdings"/>
+      </w:rPr>
+      <w:start w:val="1"/>
+      <w:suff w:val="tab"/>
+    </w:lvl>
+  </w:abstractNum>
+  <w:abstractNum w:abstractNumId="9">
+    <w:nsid w:val="75F1EFAB"/>
+    <w:lvl w:ilvl="0">
+      <w:isLgl w:val="false"/>
+      <w:lvlJc w:val="left"/>
+      <w:lvlText w:val="·"/>
+      <w:numFmt w:val="bullet"/>
+      <w:pPr>
+        <w:pBdr/>
+        <w:spacing/>
+        <w:ind w:hanging="360" w:left="709"/>
+      </w:pPr>
+      <w:rPr>
+        <w:rFonts w:hint="default" w:ascii="Symbol" w:hAnsi="Symbol" w:eastAsia="Symbol" w:cs="Symbol"/>
+      </w:rPr>
+      <w:start w:val="1"/>
+      <w:suff w:val="tab"/>
+    </w:lvl>
+    <w:lvl w:ilvl="1">
+      <w:isLgl w:val="false"/>
+      <w:lvlJc w:val="left"/>
+      <w:lvlText w:val="o"/>
+      <w:numFmt w:val="bullet"/>
+      <w:pPr>
+        <w:pBdr/>
+        <w:spacing/>
+        <w:ind w:hanging="360" w:left="1429"/>
+      </w:pPr>
+      <w:rPr>
+        <w:rFonts w:hint="default" w:ascii="Courier New" w:hAnsi="Courier New" w:eastAsia="Courier New" w:cs="Courier New"/>
+      </w:rPr>
+      <w:start w:val="1"/>
+      <w:suff w:val="tab"/>
+    </w:lvl>
+    <w:lvl w:ilvl="2">
+      <w:isLgl w:val="false"/>
+      <w:lvlJc w:val="left"/>
+      <w:lvlText w:val="§"/>
+      <w:numFmt w:val="bullet"/>
+      <w:pPr>
+        <w:pBdr/>
+        <w:spacing/>
+        <w:ind w:hanging="360" w:left="2149"/>
+      </w:pPr>
+      <w:rPr>
+        <w:rFonts w:hint="default" w:ascii="Wingdings" w:hAnsi="Wingdings" w:eastAsia="Wingdings" w:cs="Wingdings"/>
+      </w:rPr>
+      <w:start w:val="1"/>
+      <w:suff w:val="tab"/>
+    </w:lvl>
+    <w:lvl w:ilvl="3">
+      <w:isLgl w:val="false"/>
+      <w:lvlJc w:val="left"/>
+      <w:lvlText w:val="·"/>
+      <w:numFmt w:val="bullet"/>
+      <w:pPr>
+        <w:pBdr/>
+        <w:spacing/>
+        <w:ind w:hanging="360" w:left="2869"/>
+      </w:pPr>
+      <w:rPr>
+        <w:rFonts w:hint="default" w:ascii="Symbol" w:hAnsi="Symbol" w:eastAsia="Symbol" w:cs="Symbol"/>
+      </w:rPr>
+      <w:start w:val="1"/>
+      <w:suff w:val="tab"/>
+    </w:lvl>
+    <w:lvl w:ilvl="4">
+      <w:isLgl w:val="false"/>
+      <w:lvlJc w:val="left"/>
+      <w:lvlText w:val="o"/>
+      <w:numFmt w:val="bullet"/>
+      <w:pPr>
+        <w:pBdr/>
+        <w:spacing/>
+        <w:ind w:hanging="360" w:left="3589"/>
+      </w:pPr>
+      <w:rPr>
+        <w:rFonts w:hint="default" w:ascii="Courier New" w:hAnsi="Courier New" w:eastAsia="Courier New" w:cs="Courier New"/>
+      </w:rPr>
+      <w:start w:val="1"/>
+      <w:suff w:val="tab"/>
+    </w:lvl>
+    <w:lvl w:ilvl="5">
+      <w:isLgl w:val="false"/>
+      <w:lvlJc w:val="left"/>
+      <w:lvlText w:val="§"/>
+      <w:numFmt w:val="bullet"/>
+      <w:pPr>
+        <w:pBdr/>
+        <w:spacing/>
+        <w:ind w:hanging="360" w:left="4309"/>
+      </w:pPr>
+      <w:rPr>
+        <w:rFonts w:hint="default" w:ascii="Wingdings" w:hAnsi="Wingdings" w:eastAsia="Wingdings" w:cs="Wingdings"/>
+      </w:rPr>
+      <w:start w:val="1"/>
+      <w:suff w:val="tab"/>
+    </w:lvl>
+    <w:lvl w:ilvl="6">
+      <w:isLgl w:val="false"/>
+      <w:lvlJc w:val="left"/>
+      <w:lvlText w:val="·"/>
+      <w:numFmt w:val="bullet"/>
+      <w:pPr>
+        <w:pBdr/>
+        <w:spacing/>
+        <w:ind w:hanging="360" w:left="5029"/>
+      </w:pPr>
+      <w:rPr>
+        <w:rFonts w:hint="default" w:ascii="Symbol" w:hAnsi="Symbol" w:eastAsia="Symbol" w:cs="Symbol"/>
+      </w:rPr>
+      <w:start w:val="1"/>
+      <w:suff w:val="tab"/>
+    </w:lvl>
+    <w:lvl w:ilvl="7">
+      <w:isLgl w:val="false"/>
+      <w:lvlJc w:val="left"/>
+      <w:lvlText w:val="o"/>
+      <w:numFmt w:val="bullet"/>
+      <w:pPr>
+        <w:pBdr/>
+        <w:spacing/>
+        <w:ind w:hanging="360" w:left="5749"/>
+      </w:pPr>
+      <w:rPr>
+        <w:rFonts w:hint="default" w:ascii="Courier New" w:hAnsi="Courier New" w:eastAsia="Courier New" w:cs="Courier New"/>
+      </w:rPr>
+      <w:start w:val="1"/>
+      <w:suff w:val="tab"/>
+    </w:lvl>
+    <w:lvl w:ilvl="8">
+      <w:isLgl w:val="false"/>
+      <w:lvlJc w:val="left"/>
+      <w:lvlText w:val="§"/>
+      <w:numFmt w:val="bullet"/>
+      <w:pPr>
+        <w:pBdr/>
+        <w:spacing/>
+        <w:ind w:hanging="360" w:left="6469"/>
+      </w:pPr>
+      <w:rPr>
+        <w:rFonts w:hint="default" w:ascii="Wingdings" w:hAnsi="Wingdings" w:eastAsia="Wingdings" w:cs="Wingdings"/>
+      </w:rPr>
+      <w:start w:val="1"/>
+      <w:suff w:val="tab"/>
+    </w:lvl>
+  </w:abstractNum>
+  <w:abstractNum w:abstractNumId="10">
+    <w:nsid w:val="2099C188"/>
+    <w:lvl w:ilvl="0">
+      <w:isLgl w:val="false"/>
+      <w:lvlJc w:val="left"/>
+      <w:lvlText w:val="%1."/>
+      <w:numFmt w:val="decimal"/>
+      <w:pPr>
+        <w:pBdr/>
+        <w:spacing/>
+        <w:ind w:hanging="360" w:left="720"/>
+      </w:pPr>
+      <w:rPr/>
+      <w:start w:val="1"/>
+      <w:suff w:val="tab"/>
+    </w:lvl>
+    <w:lvl w:ilvl="1">
+      <w:isLgl w:val="false"/>
+      <w:lvlJc w:val="left"/>
+      <w:lvlText w:val="%2."/>
+      <w:numFmt w:val="lowerLetter"/>
+      <w:pPr>
+        <w:pBdr/>
+        <w:spacing/>
+        <w:ind w:hanging="360" w:left="1440"/>
+      </w:pPr>
+      <w:rPr/>
+      <w:start w:val="1"/>
+      <w:suff w:val="tab"/>
+    </w:lvl>
+    <w:lvl w:ilvl="2">
+      <w:isLgl w:val="false"/>
+      <w:lvlJc w:val="right"/>
+      <w:lvlText w:val="%3."/>
+      <w:numFmt w:val="lowerRoman"/>
+      <w:pPr>
+        <w:pBdr/>
+        <w:spacing/>
+        <w:ind w:hanging="180" w:left="2160"/>
+      </w:pPr>
+      <w:rPr/>
+      <w:start w:val="1"/>
+      <w:suff w:val="tab"/>
+    </w:lvl>
+    <w:lvl w:ilvl="3">
+      <w:isLgl w:val="false"/>
+      <w:lvlJc w:val="left"/>
+      <w:lvlText w:val="%4."/>
+      <w:numFmt w:val="decimal"/>
+      <w:pPr>
+        <w:pBdr/>
+        <w:spacing/>
+        <w:ind w:hanging="360" w:left="2880"/>
+      </w:pPr>
+      <w:rPr/>
+      <w:start w:val="1"/>
+      <w:suff w:val="tab"/>
+    </w:lvl>
+    <w:lvl w:ilvl="4">
+      <w:isLgl w:val="false"/>
+      <w:lvlJc w:val="left"/>
+      <w:lvlText w:val="%5."/>
+      <w:numFmt w:val="lowerLetter"/>
+      <w:pPr>
+        <w:pBdr/>
+        <w:spacing/>
+        <w:ind w:hanging="360" w:left="3600"/>
+      </w:pPr>
+      <w:rPr/>
+      <w:start w:val="1"/>
+      <w:suff w:val="tab"/>
+    </w:lvl>
+    <w:lvl w:ilvl="5">
+      <w:isLgl w:val="false"/>
+      <w:lvlJc w:val="right"/>
+      <w:lvlText w:val="%6."/>
+      <w:numFmt w:val="lowerRoman"/>
+      <w:pPr>
+        <w:pBdr/>
+        <w:spacing/>
+        <w:ind w:hanging="180" w:left="4320"/>
+      </w:pPr>
+      <w:rPr/>
+      <w:start w:val="1"/>
+      <w:suff w:val="tab"/>
+    </w:lvl>
+    <w:lvl w:ilvl="6">
+      <w:isLgl w:val="false"/>
+      <w:lvlJc w:val="left"/>
+      <w:lvlText w:val="%7."/>
+      <w:numFmt w:val="decimal"/>
+      <w:pPr>
+        <w:pBdr/>
+        <w:spacing/>
+        <w:ind w:hanging="360" w:left="5040"/>
+      </w:pPr>
+      <w:rPr/>
+      <w:start w:val="1"/>
+      <w:suff w:val="tab"/>
+    </w:lvl>
+    <w:lvl w:ilvl="7">
+      <w:isLgl w:val="false"/>
+      <w:lvlJc w:val="left"/>
+      <w:lvlText w:val="%8."/>
+      <w:numFmt w:val="lowerLetter"/>
+      <w:pPr>
+        <w:pBdr/>
+        <w:spacing/>
+        <w:ind w:hanging="360" w:left="5760"/>
+      </w:pPr>
+      <w:rPr/>
+      <w:start w:val="1"/>
+      <w:suff w:val="tab"/>
+    </w:lvl>
+    <w:lvl w:ilvl="8">
+      <w:isLgl w:val="false"/>
+      <w:lvlJc w:val="right"/>
+      <w:lvlText w:val="%9."/>
+      <w:numFmt w:val="lowerRoman"/>
+      <w:pPr>
+        <w:pBdr/>
+        <w:spacing/>
+        <w:ind w:hanging="180" w:left="6480"/>
+      </w:pPr>
+      <w:rPr/>
+      <w:start w:val="1"/>
+      <w:suff w:val="tab"/>
+    </w:lvl>
+  </w:abstractNum>
+  <w:abstractNum w:abstractNumId="11">
+    <w:nsid w:val="56F62BB3"/>
+    <w:lvl w:ilvl="0">
+      <w:isLgl w:val="false"/>
+      <w:lvlJc w:val="left"/>
+      <w:lvlText w:val="%1."/>
+      <w:numFmt w:val="decimal"/>
+      <w:pPr>
+        <w:pBdr/>
+        <w:spacing/>
+        <w:ind w:hanging="360" w:left="720"/>
+      </w:pPr>
+      <w:rPr/>
+      <w:start w:val="1"/>
+      <w:suff w:val="tab"/>
+    </w:lvl>
+    <w:lvl w:ilvl="1">
+      <w:isLgl w:val="false"/>
+      <w:lvlJc w:val="left"/>
+      <w:lvlText w:val="%2."/>
+      <w:numFmt w:val="lowerLetter"/>
+      <w:pPr>
+        <w:pBdr/>
+        <w:spacing/>
+        <w:ind w:hanging="360" w:left="1440"/>
+      </w:pPr>
+      <w:rPr/>
+      <w:start w:val="1"/>
+      <w:suff w:val="tab"/>
+    </w:lvl>
+    <w:lvl w:ilvl="2">
+      <w:isLgl w:val="false"/>
+      <w:lvlJc w:val="right"/>
+      <w:lvlText w:val="%3."/>
+      <w:numFmt w:val="lowerRoman"/>
+      <w:pPr>
+        <w:pBdr/>
+        <w:spacing/>
+        <w:ind w:hanging="180" w:left="2160"/>
+      </w:pPr>
+      <w:rPr/>
+      <w:start w:val="1"/>
+      <w:suff w:val="tab"/>
+    </w:lvl>
+    <w:lvl w:ilvl="3">
+      <w:isLgl w:val="false"/>
+      <w:lvlJc w:val="left"/>
+      <w:lvlText w:val="%4."/>
+      <w:numFmt w:val="decimal"/>
+      <w:pPr>
+        <w:pBdr/>
+        <w:spacing/>
+        <w:ind w:hanging="360" w:left="2880"/>
+      </w:pPr>
+      <w:rPr/>
+      <w:start w:val="1"/>
+      <w:suff w:val="tab"/>
+    </w:lvl>
+    <w:lvl w:ilvl="4">
+      <w:isLgl w:val="false"/>
+      <w:lvlJc w:val="left"/>
+      <w:lvlText w:val="%5."/>
+      <w:numFmt w:val="lowerLetter"/>
+      <w:pPr>
+        <w:pBdr/>
+        <w:spacing/>
+        <w:ind w:hanging="360" w:left="3600"/>
+      </w:pPr>
+      <w:rPr/>
+      <w:start w:val="1"/>
+      <w:suff w:val="tab"/>
+    </w:lvl>
+    <w:lvl w:ilvl="5">
+      <w:isLgl w:val="false"/>
+      <w:lvlJc w:val="right"/>
+      <w:lvlText w:val="%6."/>
+      <w:numFmt w:val="lowerRoman"/>
+      <w:pPr>
+        <w:pBdr/>
+        <w:spacing/>
+        <w:ind w:hanging="180" w:left="4320"/>
+      </w:pPr>
+      <w:rPr/>
+      <w:start w:val="1"/>
+      <w:suff w:val="tab"/>
+    </w:lvl>
+    <w:lvl w:ilvl="6">
+      <w:isLgl w:val="false"/>
+      <w:lvlJc w:val="left"/>
+      <w:lvlText w:val="%7."/>
+      <w:numFmt w:val="decimal"/>
+      <w:pPr>
+        <w:pBdr/>
+        <w:spacing/>
+        <w:ind w:hanging="360" w:left="5040"/>
+      </w:pPr>
+      <w:rPr/>
+      <w:start w:val="1"/>
+      <w:suff w:val="tab"/>
+    </w:lvl>
+    <w:lvl w:ilvl="7">
+      <w:isLgl w:val="false"/>
+      <w:lvlJc w:val="left"/>
+      <w:lvlText w:val="%8."/>
+      <w:numFmt w:val="lowerLetter"/>
+      <w:pPr>
+        <w:pBdr/>
+        <w:spacing/>
+        <w:ind w:hanging="360" w:left="5760"/>
+      </w:pPr>
+      <w:rPr/>
+      <w:start w:val="1"/>
+      <w:suff w:val="tab"/>
+    </w:lvl>
+    <w:lvl w:ilvl="8">
+      <w:isLgl w:val="false"/>
+      <w:lvlJc w:val="right"/>
+      <w:lvlText w:val="%9."/>
+      <w:numFmt w:val="lowerRoman"/>
+      <w:pPr>
+        <w:pBdr/>
+        <w:spacing/>
+        <w:ind w:hanging="180" w:left="6480"/>
+      </w:pPr>
+      <w:rPr/>
       <w:start w:val="1"/>
       <w:suff w:val="tab"/>
     </w:lvl>
@@ -4460,6 +5480,24 @@
   </w:num>
   <w:num w:numId="6">
     <w:abstractNumId w:val="5"/>
+  </w:num>
+  <w:num w:numId="7">
+    <w:abstractNumId w:val="6"/>
+  </w:num>
+  <w:num w:numId="8">
+    <w:abstractNumId w:val="7"/>
+  </w:num>
+  <w:num w:numId="9">
+    <w:abstractNumId w:val="8"/>
+  </w:num>
+  <w:num w:numId="10">
+    <w:abstractNumId w:val="9"/>
+  </w:num>
+  <w:num w:numId="11">
+    <w:abstractNumId w:val="10"/>
+  </w:num>
+  <w:num w:numId="12">
+    <w:abstractNumId w:val="11"/>
   </w:num>
 </w:numbering>
 </file>

--- a/UI_Software_Project_Initiation_and_Planning/Business Plan Template ASD.docx
+++ b/UI_Software_Project_Initiation_and_Planning/Business Plan Template ASD.docx
@@ -28,22 +28,20 @@
       </w:r>
       <w:r>
         <w:rPr>
-          <w:rFonts w:ascii="Aptos Display" w:hAnsi="Aptos Display" w:eastAsia="Aptos Display" w:cs="Aptos Display"/>
+          <w:rFonts w:ascii="Aptos Display" w:hAnsi="Aptos Display" w:cs="Aptos Display"/>
           <w:b/>
           <w:bCs/>
           <w:sz w:val="40"/>
           <w:szCs w:val="40"/>
-          <w:lang w:val="en-US"/>
-        </w:rPr>
-      </w:r>
-      <w:r>
-        <w:rPr>
-          <w:rFonts w:ascii="Aptos Display" w:hAnsi="Aptos Display" w:eastAsia="Aptos Display" w:cs="Aptos Display"/>
+        </w:rPr>
+      </w:r>
+      <w:r>
+        <w:rPr>
+          <w:rFonts w:ascii="Aptos Display" w:hAnsi="Aptos Display" w:cs="Aptos Display"/>
           <w:b/>
           <w:bCs/>
           <w:sz w:val="40"/>
           <w:szCs w:val="40"/>
-          <w:lang w:val="en-US"/>
         </w:rPr>
       </w:r>
     </w:p>
@@ -78,18 +76,16 @@
       </w:r>
       <w:r>
         <w:rPr>
-          <w:rFonts w:ascii="Aptos Display" w:hAnsi="Aptos Display" w:eastAsia="Aptos Display" w:cs="Aptos Display"/>
+          <w:rFonts w:ascii="Aptos Display" w:hAnsi="Aptos Display" w:cs="Aptos Display"/>
           <w:sz w:val="40"/>
           <w:szCs w:val="40"/>
-          <w:lang w:val="en-US"/>
-        </w:rPr>
-      </w:r>
-      <w:r>
-        <w:rPr>
-          <w:rFonts w:ascii="Aptos Display" w:hAnsi="Aptos Display" w:eastAsia="Aptos Display" w:cs="Aptos Display"/>
+        </w:rPr>
+      </w:r>
+      <w:r>
+        <w:rPr>
+          <w:rFonts w:ascii="Aptos Display" w:hAnsi="Aptos Display" w:cs="Aptos Display"/>
           <w:sz w:val="40"/>
           <w:szCs w:val="40"/>
-          <w:lang w:val="en-US"/>
         </w:rPr>
       </w:r>
     </w:p>
@@ -170,7 +166,7 @@
     </w:p>
     <w:p>
       <w:pPr>
-        <w:pStyle w:val="874"/>
+        <w:pStyle w:val="886"/>
         <w:pBdr/>
         <w:spacing/>
         <w:ind/>
@@ -772,7 +768,7 @@
     </w:p>
     <w:p>
       <w:pPr>
-        <w:pStyle w:val="874"/>
+        <w:pStyle w:val="886"/>
         <w:pBdr/>
         <w:spacing/>
         <w:ind/>
@@ -854,7 +850,7 @@
     </w:p>
     <w:p>
       <w:pPr>
-        <w:pStyle w:val="875"/>
+        <w:pStyle w:val="887"/>
         <w:numPr>
           <w:ilvl w:val="0"/>
           <w:numId w:val="12"/>
@@ -885,7 +881,7 @@
     </w:p>
     <w:p>
       <w:pPr>
-        <w:pStyle w:val="875"/>
+        <w:pStyle w:val="887"/>
         <w:numPr>
           <w:ilvl w:val="0"/>
           <w:numId w:val="12"/>
@@ -913,31 +909,10 @@
           <w:lang w:val="en-US"/>
         </w:rPr>
       </w:r>
-      <w:r>
-        <w:rPr>
-          <w:highlight w:val="none"/>
-          <w:lang w:val="en-GB" w:bidi="en-GB"/>
-        </w:rPr>
-      </w:r>
-      <w:r>
-        <w:rPr>
-          <w:lang w:val="en-GB"/>
-        </w:rPr>
-      </w:r>
-      <w:r>
-        <w:rPr>
-          <w:lang w:val="en-GB"/>
-        </w:rPr>
-      </w:r>
-      <w:r>
-        <w:rPr>
-          <w:lang w:val="en-US"/>
-        </w:rPr>
-      </w:r>
     </w:p>
     <w:p>
       <w:pPr>
-        <w:pStyle w:val="875"/>
+        <w:pStyle w:val="887"/>
         <w:numPr>
           <w:ilvl w:val="0"/>
           <w:numId w:val="12"/>
@@ -965,31 +940,10 @@
           <w:lang w:val="en-US"/>
         </w:rPr>
       </w:r>
-      <w:r>
-        <w:rPr>
-          <w:highlight w:val="none"/>
-          <w:lang w:val="en-US" w:bidi="en-US"/>
-        </w:rPr>
-      </w:r>
-      <w:r>
-        <w:rPr>
-          <w:lang w:val="en-US"/>
-        </w:rPr>
-      </w:r>
-      <w:r>
-        <w:rPr>
-          <w:lang w:val="en-US"/>
-        </w:rPr>
-      </w:r>
-      <w:r>
-        <w:rPr>
-          <w:lang w:val="en-US"/>
-        </w:rPr>
-      </w:r>
     </w:p>
     <w:p>
       <w:pPr>
-        <w:pStyle w:val="875"/>
+        <w:pStyle w:val="887"/>
         <w:numPr>
           <w:ilvl w:val="0"/>
           <w:numId w:val="12"/>
@@ -1020,7 +974,7 @@
     </w:p>
     <w:p>
       <w:pPr>
-        <w:pStyle w:val="875"/>
+        <w:pStyle w:val="887"/>
         <w:numPr>
           <w:ilvl w:val="0"/>
           <w:numId w:val="12"/>
@@ -1051,7 +1005,7 @@
     </w:p>
     <w:p>
       <w:pPr>
-        <w:pStyle w:val="875"/>
+        <w:pStyle w:val="887"/>
         <w:numPr>
           <w:ilvl w:val="0"/>
           <w:numId w:val="12"/>
@@ -1082,7 +1036,7 @@
     </w:p>
     <w:p>
       <w:pPr>
-        <w:pStyle w:val="875"/>
+        <w:pStyle w:val="887"/>
         <w:numPr>
           <w:ilvl w:val="0"/>
           <w:numId w:val="12"/>
@@ -1113,7 +1067,7 @@
     </w:p>
     <w:p>
       <w:pPr>
-        <w:pStyle w:val="875"/>
+        <w:pStyle w:val="887"/>
         <w:numPr>
           <w:ilvl w:val="0"/>
           <w:numId w:val="12"/>
@@ -1141,31 +1095,10 @@
           <w:lang w:val="en-US"/>
         </w:rPr>
       </w:r>
-      <w:r>
-        <w:rPr>
-          <w:highlight w:val="none"/>
-          <w:lang w:val="en-US" w:bidi="en-US"/>
-        </w:rPr>
-      </w:r>
-      <w:r>
-        <w:rPr>
-          <w:lang w:val="en-US"/>
-        </w:rPr>
-      </w:r>
-      <w:r>
-        <w:rPr>
-          <w:lang w:val="en-US"/>
-        </w:rPr>
-      </w:r>
-      <w:r>
-        <w:rPr>
-          <w:lang w:val="en-US"/>
-        </w:rPr>
-      </w:r>
     </w:p>
     <w:p>
       <w:pPr>
-        <w:pStyle w:val="875"/>
+        <w:pStyle w:val="887"/>
         <w:numPr>
           <w:ilvl w:val="0"/>
           <w:numId w:val="12"/>
@@ -1188,10 +1121,15 @@
           <w:lang w:val="en-US"/>
         </w:rPr>
       </w:r>
+      <w:r>
+        <w:rPr>
+          <w:lang w:val="en-US"/>
+        </w:rPr>
+      </w:r>
     </w:p>
     <w:p>
       <w:pPr>
-        <w:pStyle w:val="875"/>
+        <w:pStyle w:val="887"/>
         <w:numPr>
           <w:ilvl w:val="0"/>
           <w:numId w:val="12"/>
@@ -1219,11 +1157,15 @@
           <w:lang w:val="en-US"/>
         </w:rPr>
       </w:r>
-      <w:r/>
+      <w:r>
+        <w:rPr>
+          <w:lang w:val="en-US"/>
+        </w:rPr>
+      </w:r>
     </w:p>
     <w:p>
       <w:pPr>
-        <w:pStyle w:val="875"/>
+        <w:pStyle w:val="887"/>
         <w:numPr>
           <w:ilvl w:val="0"/>
           <w:numId w:val="12"/>
@@ -1237,7 +1179,6 @@
         <w:t xml:space="preserve">Conclusion</w:t>
       </w:r>
       <w:r/>
-      <w:r/>
     </w:p>
     <w:p>
       <w:pPr>
@@ -1246,13 +1187,12 @@
         <w:ind/>
         <w:rPr/>
       </w:pPr>
-      <w:r/>
       <w:r/>
       <w:r/>
     </w:p>
     <w:p>
       <w:pPr>
-        <w:pStyle w:val="875"/>
+        <w:pStyle w:val="887"/>
         <w:numPr>
           <w:ilvl w:val="0"/>
           <w:numId w:val="12"/>
@@ -1266,7 +1206,6 @@
         <w:t xml:space="preserve">References</w:t>
       </w:r>
       <w:r/>
-      <w:r/>
     </w:p>
     <w:p>
       <w:pPr>
@@ -1420,7 +1359,7 @@
     </w:p>
     <w:p>
       <w:pPr>
-        <w:pStyle w:val="875"/>
+        <w:pStyle w:val="887"/>
         <w:pBdr/>
         <w:spacing/>
         <w:ind/>
@@ -1479,7 +1418,7 @@
     </w:p>
     <w:p>
       <w:pPr>
-        <w:pStyle w:val="875"/>
+        <w:pStyle w:val="887"/>
         <w:numPr>
           <w:ilvl w:val="0"/>
           <w:numId w:val="2"/>
@@ -1528,16 +1467,14 @@
       </w:r>
       <w:r>
         <w:rPr>
+          <w:bCs/>
           <w:i/>
-          <w:iCs/>
-          <w:lang w:val="en-US"/>
-        </w:rPr>
-      </w:r>
-      <w:r>
-        <w:rPr>
+        </w:rPr>
+      </w:r>
+      <w:r>
+        <w:rPr>
+          <w:bCs/>
           <w:i/>
-          <w:iCs/>
-          <w:lang w:val="en-US"/>
         </w:rPr>
       </w:r>
     </w:p>
@@ -1555,7 +1492,7 @@
         <w:rPr>
           <w:lang w:val="en-GB"/>
         </w:rPr>
-        <w:t xml:space="preserve">The business idea is to mitigate social media and general phone addiction in a way that promotes digital wellbeing, encourages carbon literacy and reconnects users with the natural world.</w:t>
+        <w:t xml:space="preserve">The business idea is to mitigate social media and general phone overuse in a way that promotes digital wellbeing, encourages carbon literacy and reconnects users with the natural world.</w:t>
       </w:r>
       <w:r>
         <w:rPr>
@@ -1635,7 +1572,7 @@
     </w:p>
     <w:p>
       <w:pPr>
-        <w:pStyle w:val="875"/>
+        <w:pStyle w:val="887"/>
         <w:numPr>
           <w:ilvl w:val="0"/>
           <w:numId w:val="2"/>
@@ -1693,24 +1630,22 @@
       </w:r>
       <w:r>
         <w:rPr>
+          <w:bCs/>
           <w:i/>
-          <w:iCs/>
           <w:highlight w:val="none"/>
-          <w:lang w:val="en-US"/>
-        </w:rPr>
-      </w:r>
-      <w:r>
-        <w:rPr>
+        </w:rPr>
+      </w:r>
+      <w:r>
+        <w:rPr>
+          <w:bCs/>
           <w:i/>
-          <w:iCs/>
           <w:highlight w:val="none"/>
-          <w:lang w:val="en-US"/>
         </w:rPr>
       </w:r>
     </w:p>
     <w:p>
       <w:pPr>
-        <w:pStyle w:val="901"/>
+        <w:pStyle w:val="913"/>
         <w:numPr>
           <w:ilvl w:val="0"/>
           <w:numId w:val="4"/>
@@ -1768,7 +1703,7 @@
     </w:p>
     <w:p>
       <w:pPr>
-        <w:pStyle w:val="875"/>
+        <w:pStyle w:val="887"/>
         <w:numPr>
           <w:ilvl w:val="0"/>
           <w:numId w:val="2"/>
@@ -1833,16 +1768,14 @@
       </w:r>
       <w:r>
         <w:rPr>
+          <w:bCs/>
           <w:i/>
-          <w:iCs/>
-          <w:lang w:val="en-US"/>
-        </w:rPr>
-      </w:r>
-      <w:r>
-        <w:rPr>
+        </w:rPr>
+      </w:r>
+      <w:r>
+        <w:rPr>
+          <w:bCs/>
           <w:i/>
-          <w:iCs/>
-          <w:lang w:val="en-US"/>
         </w:rPr>
       </w:r>
     </w:p>
@@ -1866,7 +1799,7 @@
           <mc:Choice Requires="wpg">
             <w:drawing>
               <wp:inline xmlns:wp="http://schemas.openxmlformats.org/drawingml/2006/wordprocessingDrawing" distT="0" distB="0" distL="0" distR="0">
-                <wp:extent cx="5536865" cy="4701000"/>
+                <wp:extent cx="5534025" cy="4200525"/>
                 <wp:effectExtent l="0" t="0" r="0" b="0"/>
                 <wp:docPr id="1" name=""/>
                 <wp:cNvGraphicFramePr>
@@ -1876,7 +1809,7 @@
                   <a:graphicData uri="http://schemas.openxmlformats.org/drawingml/2006/picture">
                     <pic:pic xmlns:pic="http://schemas.openxmlformats.org/drawingml/2006/picture">
                       <pic:nvPicPr>
-                        <pic:cNvPr id="985762397" name=""/>
+                        <pic:cNvPr id="515702043" name=""/>
                         <pic:cNvPicPr>
                           <a:picLocks noChangeAspect="1"/>
                         </pic:cNvPicPr>
@@ -1887,9 +1820,9 @@
                         <a:stretch/>
                       </pic:blipFill>
                       <pic:spPr bwMode="auto">
-                        <a:xfrm flipH="0" flipV="0">
+                        <a:xfrm>
                           <a:off x="0" y="0"/>
-                          <a:ext cx="5536864" cy="4700999"/>
+                          <a:ext cx="5534024" cy="4200525"/>
                         </a:xfrm>
                         <a:prstGeom prst="rect">
                           <a:avLst/>
@@ -1922,7 +1855,7 @@
                 <v:path o:extrusionok="f" gradientshapeok="t" o:connecttype="rect"/>
                 <o:lock v:ext="edit" aspectratio="t"/>
               </v:shapetype>
-              <v:shape id="_x0000_i0" o:spid="_x0000_s0" type="#_x0000_t75" style="width:435.97pt;height:370.16pt;mso-wrap-distance-left:0.00pt;mso-wrap-distance-top:0.00pt;mso-wrap-distance-right:0.00pt;mso-wrap-distance-bottom:0.00pt;z-index:1;" stroked="false">
+              <v:shape id="_x0000_i0" o:spid="_x0000_s0" type="#_x0000_t75" style="width:435.75pt;height:330.75pt;mso-wrap-distance-left:0.00pt;mso-wrap-distance-top:0.00pt;mso-wrap-distance-right:0.00pt;mso-wrap-distance-bottom:0.00pt;z-index:1;" stroked="false">
                 <v:imagedata r:id="rId9" o:title=""/>
                 <o:lock v:ext="edit" rotation="t"/>
               </v:shape>
@@ -1933,6 +1866,13 @@
       <w:r>
         <w:rPr>
           <w:highlight w:val="none"/>
+          <w:lang w:val="en-US" w:bidi="en-US"/>
+        </w:rPr>
+      </w:r>
+      <w:r/>
+      <w:r>
+        <w:rPr>
+          <w:highlight w:val="none"/>
         </w:rPr>
       </w:r>
       <w:r>
@@ -2038,7 +1978,27 @@
         <w:rPr>
           <w:highlight w:val="none"/>
         </w:rPr>
-        <w:t xml:space="preserve">StayFree is more moderate and allows users to block apps with a number of different settings and controls available to tailor the experience to user needs.</w:t>
+        <w:t xml:space="preserve">Forest App is a lower effort and moderate yield service which encourages users to use their pomodoro-style timer by “growing” a virtual tree for the duration of the timer, restricting access to other apps. </w:t>
+      </w:r>
+      <w:r>
+        <w:rPr>
+          <w:highlight w:val="none"/>
+        </w:rPr>
+      </w:r>
+      <w:r>
+        <w:rPr>
+          <w:highlight w:val="none"/>
+        </w:rPr>
+      </w:r>
+      <w:r>
+        <w:rPr>
+          <w:highlight w:val="none"/>
+        </w:rPr>
+      </w:r>
+      <w:r>
+        <w:rPr>
+          <w:highlight w:val="none"/>
+        </w:rPr>
       </w:r>
       <w:r>
         <w:rPr>
@@ -2064,7 +2024,7 @@
         <w:rPr>
           <w:highlight w:val="none"/>
         </w:rPr>
-        <w:t xml:space="preserve">Forest App is another, marginally less effort and lower yield service which encourages users to use their pomodoro-style timer by “growing” a virtual tree for the duration of the timer, restricting access to other apps. </w:t>
+        <w:t xml:space="preserve">Barrier is a low effort, low yield solution that interrupts the user from their digital habits by locking apps with a timer and requiring adverts to be watched in order to unlock the application.</w:t>
       </w:r>
       <w:r>
         <w:rPr>
@@ -2090,7 +2050,7 @@
         <w:rPr>
           <w:highlight w:val="none"/>
         </w:rPr>
-        <w:t xml:space="preserve">From this analysis it can be determined there are three distinct areas that can be moved into: High effort low yield, low effort low yield, and low effort high yield. </w:t>
+        <w:t xml:space="preserve">From this analysis it can be determined there are two distinct areas that can be moved into: High effort low yield and low effort high yield. </w:t>
       </w:r>
       <w:r>
         <w:rPr>
@@ -2137,7 +2097,7 @@
     </w:p>
     <w:p>
       <w:pPr>
-        <w:pStyle w:val="875"/>
+        <w:pStyle w:val="887"/>
         <w:numPr>
           <w:ilvl w:val="0"/>
           <w:numId w:val="2"/>
@@ -2195,18 +2155,16 @@
       </w:r>
       <w:r>
         <w:rPr>
+          <w:bCs/>
           <w:i/>
-          <w:iCs/>
           <w:highlight w:val="none"/>
-          <w:lang w:val="en-US"/>
-        </w:rPr>
-      </w:r>
-      <w:r>
-        <w:rPr>
+        </w:rPr>
+      </w:r>
+      <w:r>
+        <w:rPr>
+          <w:bCs/>
           <w:i/>
-          <w:iCs/>
           <w:highlight w:val="none"/>
-          <w:lang w:val="en-US"/>
         </w:rPr>
       </w:r>
     </w:p>
@@ -2274,7 +2232,7 @@
       <w:r>
         <w:rPr>
           <w:highlight w:val="none"/>
-          <w:lang w:val="en-GB" w:bidi="en-GB"/>
+          <w:lang w:val="en-GB"/>
         </w:rPr>
       </w:r>
       <w:r>
@@ -2313,7 +2271,7 @@
     </w:p>
     <w:p>
       <w:pPr>
-        <w:pStyle w:val="875"/>
+        <w:pStyle w:val="887"/>
         <w:numPr>
           <w:ilvl w:val="0"/>
           <w:numId w:val="2"/>
@@ -2363,18 +2321,16 @@
       </w:r>
       <w:r>
         <w:rPr>
+          <w:bCs/>
           <w:i/>
-          <w:iCs/>
           <w:highlight w:val="none"/>
-          <w:lang w:val="en-US"/>
-        </w:rPr>
-      </w:r>
-      <w:r>
-        <w:rPr>
+        </w:rPr>
+      </w:r>
+      <w:r>
+        <w:rPr>
+          <w:bCs/>
           <w:i/>
-          <w:iCs/>
           <w:highlight w:val="none"/>
-          <w:lang w:val="en-US"/>
         </w:rPr>
       </w:r>
     </w:p>
@@ -2527,7 +2483,7 @@
     </w:p>
     <w:p>
       <w:pPr>
-        <w:pStyle w:val="875"/>
+        <w:pStyle w:val="887"/>
         <w:numPr>
           <w:ilvl w:val="0"/>
           <w:numId w:val="2"/>
@@ -2601,18 +2557,16 @@
       </w:r>
       <w:r>
         <w:rPr>
+          <w:bCs/>
           <w:i/>
-          <w:iCs/>
           <w:highlight w:val="none"/>
-          <w:lang w:val="en-US"/>
-        </w:rPr>
-      </w:r>
-      <w:r>
-        <w:rPr>
+        </w:rPr>
+      </w:r>
+      <w:r>
+        <w:rPr>
+          <w:bCs/>
           <w:i/>
-          <w:iCs/>
           <w:highlight w:val="none"/>
-          <w:lang w:val="en-US"/>
         </w:rPr>
       </w:r>
     </w:p>
@@ -2662,7 +2616,7 @@
     </w:p>
     <w:p>
       <w:pPr>
-        <w:pStyle w:val="875"/>
+        <w:pStyle w:val="887"/>
         <w:numPr>
           <w:ilvl w:val="0"/>
           <w:numId w:val="2"/>
@@ -2712,20 +2666,74 @@
       </w:r>
       <w:r>
         <w:rPr>
+          <w:bCs/>
           <w:i/>
-          <w:iCs/>
+          <w:highlight w:val="none"/>
+        </w:rPr>
+      </w:r>
+      <w:r>
+        <w:rPr>
+          <w:bCs/>
+          <w:i/>
+          <w:highlight w:val="none"/>
+        </w:rPr>
+      </w:r>
+    </w:p>
+    <w:p>
+      <w:pPr>
+        <w:pBdr/>
+        <w:spacing/>
+        <w:ind/>
+        <w:rPr>
+          <w:lang w:val="en-US"/>
+        </w:rPr>
+      </w:pPr>
+      <w:r>
+        <w:rPr>
+          <w:highlight w:val="none"/>
+          <w:lang w:val="en-GB"/>
+        </w:rPr>
+        <w:t xml:space="preserve">Add Budget tracker here?</w:t>
+      </w:r>
+      <w:r>
+        <w:rPr>
+          <w:lang w:val="en-US"/>
+        </w:rPr>
+      </w:r>
+      <w:r>
+        <w:rPr>
+          <w:lang w:val="en-US"/>
+        </w:rPr>
+      </w:r>
+    </w:p>
+    <w:p>
+      <w:pPr>
+        <w:pBdr/>
+        <w:spacing/>
+        <w:ind/>
+        <w:rPr>
           <w:highlight w:val="none"/>
           <w:lang w:val="en-US"/>
         </w:rPr>
-      </w:r>
-      <w:r>
-        <w:rPr>
-          <w:i/>
-          <w:iCs/>
+      </w:pPr>
+      <w:r>
+        <w:rPr>
+          <w:lang w:val="en-US"/>
+        </w:rPr>
+        <w:t xml:space="preserve">Include budget tables, break-even analysis, and assumptions if possible.</w:t>
+      </w:r>
+      <w:r>
+        <w:rPr>
           <w:highlight w:val="none"/>
           <w:lang w:val="en-US"/>
         </w:rPr>
       </w:r>
+      <w:r>
+        <w:rPr>
+          <w:highlight w:val="none"/>
+          <w:lang w:val="en-US"/>
+        </w:rPr>
+      </w:r>
     </w:p>
     <w:p>
       <w:pPr>
@@ -2733,6 +2741,7 @@
         <w:spacing/>
         <w:ind/>
         <w:rPr>
+          <w:highlight w:val="none"/>
           <w:lang w:val="en-US"/>
         </w:rPr>
       </w:pPr>
@@ -2741,15 +2750,17 @@
           <w:highlight w:val="none"/>
           <w:lang w:val="en-GB"/>
         </w:rPr>
-        <w:t xml:space="preserve">Add Budget tracker here?</w:t>
-      </w:r>
-      <w:r>
-        <w:rPr>
+        <w:t xml:space="preserve"> – Ben will help with</w:t>
+      </w:r>
+      <w:r>
+        <w:rPr>
+          <w:highlight w:val="none"/>
           <w:lang w:val="en-US"/>
         </w:rPr>
       </w:r>
       <w:r>
         <w:rPr>
+          <w:highlight w:val="none"/>
           <w:lang w:val="en-US"/>
         </w:rPr>
       </w:r>
@@ -2766,9 +2777,17 @@
       </w:pPr>
       <w:r>
         <w:rPr>
-          <w:lang w:val="en-US"/>
-        </w:rPr>
-        <w:t xml:space="preserve">Include budget tables, break-even analysis, and assumptions if possible.</w:t>
+          <w:highlight w:val="none"/>
+          <w:lang w:val="en-GB"/>
+        </w:rPr>
+        <w:t xml:space="preserve">Budget for rebel fund</w:t>
+      </w:r>
+      <w:r>
+        <w:rPr>
+          <w:highlight w:val="none"/>
+          <w:lang w:val="en-GB"/>
+        </w:rPr>
+        <w:t xml:space="preserve"> (Lois wants it to show how it’s funded)</w:t>
       </w:r>
       <w:r>
         <w:rPr>
@@ -2798,81 +2817,20 @@
           <w:highlight w:val="none"/>
           <w:lang w:val="en-GB"/>
         </w:rPr>
-        <w:t xml:space="preserve"> – Ben will help with</w:t>
+        <w:t xml:space="preserve">Current funding for the project proof of concept</w:t>
+      </w:r>
+      <w:r>
+        <w:rPr>
+          <w:highlight w:val="none"/>
+          <w:lang w:val="en-GB"/>
+        </w:rPr>
+        <w:t xml:space="preserve"> includes £2500 from Prickly Thistle.</w:t>
       </w:r>
       <w:r>
         <w:rPr>
           <w:highlight w:val="none"/>
           <w:lang w:val="en-US"/>
         </w:rPr>
-      </w:r>
-      <w:r>
-        <w:rPr>
-          <w:highlight w:val="none"/>
-          <w:lang w:val="en-US"/>
-        </w:rPr>
-      </w:r>
-    </w:p>
-    <w:p>
-      <w:pPr>
-        <w:pBdr/>
-        <w:spacing/>
-        <w:ind/>
-        <w:rPr>
-          <w:highlight w:val="none"/>
-          <w:lang w:val="en-US"/>
-        </w:rPr>
-      </w:pPr>
-      <w:r>
-        <w:rPr>
-          <w:highlight w:val="none"/>
-          <w:lang w:val="en-GB"/>
-        </w:rPr>
-        <w:t xml:space="preserve">Budget for rebel fund</w:t>
-      </w:r>
-      <w:r>
-        <w:rPr>
-          <w:highlight w:val="none"/>
-          <w:lang w:val="en-GB"/>
-        </w:rPr>
-        <w:t xml:space="preserve"> (Lois wants it to show how it’s funded)</w:t>
-      </w:r>
-      <w:r>
-        <w:rPr>
-          <w:highlight w:val="none"/>
-          <w:lang w:val="en-US"/>
-        </w:rPr>
-      </w:r>
-      <w:r>
-        <w:rPr>
-          <w:highlight w:val="none"/>
-          <w:lang w:val="en-US"/>
-        </w:rPr>
-      </w:r>
-    </w:p>
-    <w:p>
-      <w:pPr>
-        <w:pBdr/>
-        <w:spacing/>
-        <w:ind/>
-        <w:rPr>
-          <w:highlight w:val="none"/>
-          <w:lang w:val="en-US"/>
-        </w:rPr>
-      </w:pPr>
-      <w:r>
-        <w:rPr>
-          <w:highlight w:val="none"/>
-          <w:lang w:val="en-GB"/>
-        </w:rPr>
-        <w:t xml:space="preserve">Current funding for the project proof of concept</w:t>
-      </w:r>
-      <w:r>
-        <w:rPr>
-          <w:highlight w:val="none"/>
-          <w:lang w:val="en-GB"/>
-        </w:rPr>
-        <w:t xml:space="preserve"> includes £2500 from Prickly Thistle.</w:t>
       </w:r>
       <w:r>
         <w:rPr>
@@ -2908,7 +2866,24 @@
         </w:rPr>
         <w:t xml:space="preserve">The funding stipulation excludes coursework from payment, and so only non-technical elements of the project development will be funded. Funding also excludes paid labour, and therefore only materials and event support are funded.</w:t>
       </w:r>
-      <w:r/>
+      <w:r>
+        <w:rPr>
+          <w:rFonts w:ascii="Aptos" w:hAnsi="Aptos" w:eastAsia="Aptos" w:cs="Aptos"/>
+          <w:color w:val="000000"/>
+          <w:sz w:val="24"/>
+          <w:szCs w:val="24"/>
+          <w:highlight w:val="none"/>
+        </w:rPr>
+      </w:r>
+      <w:r>
+        <w:rPr>
+          <w:rFonts w:ascii="Aptos" w:hAnsi="Aptos" w:eastAsia="Aptos" w:cs="Aptos"/>
+          <w:color w:val="000000"/>
+          <w:sz w:val="24"/>
+          <w:szCs w:val="24"/>
+          <w:highlight w:val="none"/>
+        </w:rPr>
+      </w:r>
     </w:p>
     <w:p>
       <w:pPr>
@@ -2961,10 +2936,19 @@
           <w:rFonts w:ascii="Aptos" w:hAnsi="Aptos" w:eastAsia="Aptos" w:cs="Aptos"/>
           <w:color w:val="000000"/>
           <w:sz w:val="24"/>
+          <w:szCs w:val="24"/>
           <w:highlight w:val="none"/>
         </w:rPr>
       </w:r>
-      <w:r/>
+      <w:r>
+        <w:rPr>
+          <w:rFonts w:ascii="Aptos" w:hAnsi="Aptos" w:eastAsia="Aptos" w:cs="Aptos"/>
+          <w:color w:val="000000"/>
+          <w:sz w:val="24"/>
+          <w:szCs w:val="24"/>
+          <w:highlight w:val="none"/>
+        </w:rPr>
+      </w:r>
     </w:p>
     <w:p>
       <w:pPr>
@@ -3003,7 +2987,35 @@
       </w:r>
       <w:r>
         <w:rPr>
+          <w:highlight w:val="none"/>
+          <w:lang w:val="en-GB"/>
+        </w:rPr>
+      </w:r>
+      <w:r>
+        <w:rPr>
+          <w:highlight w:val="none"/>
+          <w:lang w:val="en-GB"/>
+        </w:rPr>
+      </w:r>
+      <w:r>
+        <w:rPr>
           <w:lang w:val="en-US"/>
+        </w:rPr>
+      </w:r>
+      <w:r>
+        <w:rPr>
+          <w:lang w:val="en-US"/>
+        </w:rPr>
+      </w:r>
+      <w:r>
+        <w:rPr>
+          <w:lang w:val="en-US"/>
+        </w:rPr>
+      </w:r>
+      <w:r>
+        <w:rPr>
+          <w:highlight w:val="none"/>
+          <w:lang w:val="en-GB"/>
         </w:rPr>
       </w:r>
     </w:p>
@@ -3013,22 +3025,34 @@
         <w:spacing/>
         <w:ind/>
         <w:rPr>
-          <w:lang w:val="en-US"/>
-        </w:rPr>
-      </w:pPr>
-      <w:r>
-        <w:rPr>
-          <w:lang w:val="en-US"/>
-        </w:rPr>
-      </w:r>
-      <w:r>
-        <w:rPr>
-          <w:lang w:val="en-US"/>
-        </w:rPr>
-      </w:r>
-      <w:r>
-        <w:rPr>
-          <w:lang w:val="en-US"/>
+          <w:highlight w:val="none"/>
+          <w:lang w:val="en-GB"/>
+        </w:rPr>
+      </w:pPr>
+      <w:r>
+        <w:rPr>
+          <w:highlight w:val="none"/>
+          <w:lang w:val="en-GB"/>
+        </w:rPr>
+        <w:t xml:space="preserve">For further development beyond the proof of concept, further avenues of funding have been researched in UHI’s Staff &amp; Student enterprise fund, where a further £3000 - £5000 has been applied for in order to </w:t>
+      </w:r>
+      <w:r>
+        <w:rPr>
+          <w:highlight w:val="none"/>
+          <w:lang w:val="en-GB"/>
+        </w:rPr>
+        <w:t xml:space="preserve">support feature development and integration of user feedback to strengthen and stabilise the platform. </w:t>
+      </w:r>
+      <w:r>
+        <w:rPr>
+          <w:highlight w:val="none"/>
+          <w:lang w:val="en-GB"/>
+        </w:rPr>
+      </w:r>
+      <w:r>
+        <w:rPr>
+          <w:highlight w:val="none"/>
+          <w:lang w:val="en-GB"/>
         </w:rPr>
       </w:r>
     </w:p>
@@ -3038,23 +3062,27 @@
         <w:spacing/>
         <w:ind/>
         <w:rPr>
+          <w:lang w:val="en-US"/>
+        </w:rPr>
+      </w:pPr>
+      <w:r>
+        <w:rPr>
           <w:highlight w:val="none"/>
           <w:lang w:val="en-GB"/>
         </w:rPr>
-      </w:pPr>
+        <w:t xml:space="preserve">Beyond strengthening the proof-of-concept, UHI</w:t>
+      </w:r>
       <w:r>
         <w:rPr>
           <w:highlight w:val="none"/>
           <w:lang w:val="en-GB"/>
         </w:rPr>
-        <w:t xml:space="preserve">For further development beyond the proof of concept, further avenues of funding have been researched in UHI’s Staff &amp; Student enterprise fund, where a further £3000 - £5000 has been applied for in order to </w:t>
-      </w:r>
-      <w:r>
-        <w:rPr>
-          <w:highlight w:val="none"/>
-          <w:lang w:val="en-GB"/>
-        </w:rPr>
-        <w:t xml:space="preserve">support feature development and integration of user feedback to strengthen and stabilise the platform. </w:t>
+        <w:t xml:space="preserve">’s converge competition has been considered for long term maintenance and future development of the project, including exploring avenues of partnership with more local conservation initiatives and eventually modelling the software for enterprise adoption. </w:t>
+      </w:r>
+      <w:r>
+        <w:rPr>
+          <w:lang w:val="en-US"/>
+        </w:rPr>
       </w:r>
       <w:r>
         <w:rPr>
@@ -3064,30 +3092,7 @@
     </w:p>
     <w:p>
       <w:pPr>
-        <w:pBdr/>
-        <w:spacing/>
-        <w:ind/>
-        <w:rPr>
-          <w:lang w:val="en-US"/>
-        </w:rPr>
-      </w:pPr>
-      <w:r>
-        <w:rPr>
-          <w:highlight w:val="none"/>
-          <w:lang w:val="en-GB"/>
-        </w:rPr>
-        <w:t xml:space="preserve">Beyond strengthening the proof-of-concept, UHI’s converge competition has been considered for long term maintenance and future development of the project, including exploring avenues of partnership with more local conservation initiatives and eventually modelling the software for enterprise adoption. </w:t>
-      </w:r>
-      <w:r>
-        <w:rPr>
-          <w:highlight w:val="none"/>
-          <w:lang w:val="en-US"/>
-        </w:rPr>
-      </w:r>
-    </w:p>
-    <w:p>
-      <w:pPr>
-        <w:pStyle w:val="875"/>
+        <w:pStyle w:val="887"/>
         <w:numPr>
           <w:ilvl w:val="0"/>
           <w:numId w:val="2"/>
@@ -3136,16 +3141,14 @@
       </w:r>
       <w:r>
         <w:rPr>
+          <w:bCs/>
           <w:i/>
-          <w:iCs/>
-          <w:lang w:val="en-US"/>
-        </w:rPr>
-      </w:r>
-      <w:r>
-        <w:rPr>
+        </w:rPr>
+      </w:r>
+      <w:r>
+        <w:rPr>
+          <w:bCs/>
           <w:i/>
-          <w:iCs/>
-          <w:lang w:val="en-US"/>
         </w:rPr>
       </w:r>
     </w:p>
@@ -3183,7 +3186,7 @@
     </w:p>
     <w:p>
       <w:pPr>
-        <w:pStyle w:val="875"/>
+        <w:pStyle w:val="887"/>
         <w:numPr>
           <w:ilvl w:val="0"/>
           <w:numId w:val="2"/>
@@ -3423,17 +3426,16 @@
       </w:r>
       <w:r>
         <w:rPr>
+          <w:bCs/>
           <w:i/>
-          <w:iCs/>
-          <w:lang w:val="en-US"/>
-        </w:rPr>
-      </w:r>
-      <w:r>
-        <w:rPr>
+          <w:highlight w:val="none"/>
+        </w:rPr>
+      </w:r>
+      <w:r>
+        <w:rPr>
+          <w:bCs/>
           <w:i/>
-          <w:iCs/>
           <w:highlight w:val="none"/>
-          <w:lang w:val="en-US"/>
         </w:rPr>
       </w:r>
     </w:p>
@@ -3452,12 +3454,25 @@
           <w:highlight w:val="none"/>
           <w:lang w:val="en-GB"/>
         </w:rPr>
-        <w:t xml:space="preserve">Skills I identified as weaker and to develop have been leading, collaborating, critical thinking and initiative. In making an effort to develop these skills I have found that my skills in leading have been developed by being more conscious and considered about collaborating, which has helped me develop an understanding of when and how to lead and what is necessary to step forward into to push development forward.</w:t>
+        <w:t xml:space="preserve">Skills I identified as weaker and to develop have been leading, collaborating, critical thinking and initiative. In developing these skills I’ve</w:t>
       </w:r>
       <w:r>
         <w:rPr>
           <w:highlight w:val="none"/>
-          <w:lang w:val="en-US"/>
+          <w:lang w:val="en-GB"/>
+        </w:rPr>
+        <w:t xml:space="preserve"> improved my leading skills by becoming more conscientious when collaborating. I am better understanding when and how to lead and what is necessary to step forward into, in order to push development forward.</w:t>
+      </w:r>
+      <w:r>
+        <w:rPr>
+          <w:highlight w:val="none"/>
+          <w:lang w:val="en-GB"/>
+        </w:rPr>
+      </w:r>
+      <w:r>
+        <w:rPr>
+          <w:highlight w:val="none"/>
+          <w:lang w:val="en-GB"/>
         </w:rPr>
       </w:r>
     </w:p>
@@ -3476,12 +3491,19 @@
           <w:highlight w:val="none"/>
           <w:lang w:val="en-GB"/>
         </w:rPr>
-        <w:t xml:space="preserve">Similarly I have found that focussing on developing my leading and collaboration skills have greatly improved my critical thinking, because as a topic is discussed and passed between hands I have found it allows me to step back from the issue and see it from different perspectives. Also by sharing the responsibility for the idea discussed, my personal resources around considering the topic are freed up, and I notice I have more mental bandwidth to consider the topic critically. It also helps immensely to see things from another persons perspective, particular way of thinking or skill-set.</w:t>
+        <w:t xml:space="preserve">Focussing on leading and collaborating has</w:t>
       </w:r>
       <w:r>
         <w:rPr>
           <w:highlight w:val="none"/>
-          <w:lang w:val="en-US"/>
+          <w:lang w:val="en-GB"/>
+        </w:rPr>
+        <w:t xml:space="preserve"> greatly improved my critical thinking, as discussing a topic with other people allows me to see it from different perspectives. This allows different skill-sets to consider a problem too.</w:t>
+      </w:r>
+      <w:r>
+        <w:rPr>
+          <w:highlight w:val="none"/>
+          <w:lang w:val="en-GB"/>
         </w:rPr>
       </w:r>
     </w:p>
@@ -3491,73 +3513,29 @@
         <w:spacing/>
         <w:ind/>
         <w:rPr>
-          <w:lang w:val="en-US"/>
-        </w:rPr>
-      </w:pPr>
-      <w:r>
-        <w:rPr>
           <w:highlight w:val="none"/>
           <w:lang w:val="en-GB"/>
         </w:rPr>
-        <w:t xml:space="preserve">I have found that leading and collaborating have also informed my ability to take initiative and I’ve noticed a big development here also, as understanding my place at different levels within a team has given me a greater insight into what actions I can take and where, to create more effective and positive change. This is also helping me develop a confidence in understanding where my initiative is best placed, as project sprints progress.  </w:t>
-      </w:r>
+      </w:pPr>
       <w:r>
         <w:rPr>
           <w:highlight w:val="none"/>
-          <w:lang w:val="en-US" w:bidi="en-US"/>
-        </w:rPr>
+          <w:lang w:val="en-GB"/>
+        </w:rPr>
+        <w:t xml:space="preserve">Sharing the responsibility for ideas also takes the weight of sole responsibility away, </w:t>
       </w:r>
       <w:r>
         <w:rPr>
           <w:highlight w:val="none"/>
-          <w:lang w:val="en-US"/>
-        </w:rPr>
-      </w:r>
-    </w:p>
-    <w:p>
-      <w:pPr>
-        <w:pBdr/>
-        <w:spacing/>
-        <w:ind/>
+          <w:lang w:val="en-GB"/>
+        </w:rPr>
+        <w:t xml:space="preserve">and gives more mental bandwidth to consider the topic critically. </w:t>
+      </w:r>
+      <w:r>
         <w:rPr>
           <w:highlight w:val="none"/>
-          <w:lang w:val="en-US"/>
-        </w:rPr>
-      </w:pPr>
-      <w:r>
-        <w:rPr>
-          <w:lang w:val="en-US"/>
-        </w:rPr>
-      </w:r>
-      <w:r>
-        <w:rPr>
           <w:lang w:val="en-GB"/>
         </w:rPr>
-        <w:t xml:space="preserve">Link the meta skills pdf</w:t>
-      </w:r>
-      <w:r>
-        <w:rPr>
-          <w:highlight w:val="none"/>
-          <w:lang w:val="en-US"/>
-        </w:rPr>
-      </w:r>
-      <w:r>
-        <w:rPr>
-          <w:highlight w:val="none"/>
-          <w:lang w:val="en-US"/>
-        </w:rPr>
-      </w:r>
-    </w:p>
-    <w:p>
-      <w:pPr>
-        <w:pStyle w:val="875"/>
-        <w:pBdr/>
-        <w:spacing/>
-        <w:ind/>
-        <w:rPr/>
-      </w:pPr>
-      <w:r>
-        <w:t xml:space="preserve">Conclusion</w:t>
       </w:r>
       <w:r/>
     </w:p>
@@ -3572,8 +3550,86 @@
       </w:pPr>
       <w:r>
         <w:rPr>
+          <w:highlight w:val="none"/>
+          <w:lang w:val="en-GB"/>
+        </w:rPr>
+        <w:t xml:space="preserve">Leading and collaborating have also informed my skills with initiative and I’ve noticed a big development with this skill. Understanding my place at different levels wit</w:t>
+      </w:r>
+      <w:r>
+        <w:rPr>
+          <w:highlight w:val="none"/>
+          <w:lang w:val="en-GB"/>
+        </w:rPr>
+        <w:t xml:space="preserve">hin a team gives a greater insight into where I fit and can create more effective and positive change.</w:t>
+      </w:r>
+      <w:r>
+        <w:rPr>
           <w:lang w:val="en-US"/>
         </w:rPr>
+      </w:r>
+    </w:p>
+    <w:p>
+      <w:pPr>
+        <w:pBdr/>
+        <w:spacing/>
+        <w:ind/>
+        <w:rPr>
+          <w:highlight w:val="none"/>
+          <w:lang w:val="en-US"/>
+        </w:rPr>
+      </w:pPr>
+      <w:r>
+        <w:rPr>
+          <w:lang w:val="en-GB"/>
+        </w:rPr>
+        <w:t xml:space="preserve">Progress is documented in the meta skills pdf (</w:t>
+      </w:r>
+      <w:r>
+        <w:rPr>
+          <w:lang w:val="en-GB"/>
+        </w:rPr>
+        <w:t xml:space="preserve">https://github.com/TortoiseLeaf/laurenk_personal_repository_2025/blob/main/UI_Software_Project_Management_Lifecycles/Lauren%20Keenan%20Self%20assessment%20tool%20final.pdf</w:t>
+      </w:r>
+      <w:r>
+        <w:rPr>
+          <w:lang w:val="en-GB"/>
+        </w:rPr>
+        <w:t xml:space="preserve">)</w:t>
+      </w:r>
+      <w:r>
+        <w:rPr>
+          <w:highlight w:val="none"/>
+          <w:lang w:val="en-US"/>
+        </w:rPr>
+      </w:r>
+    </w:p>
+    <w:p>
+      <w:pPr>
+        <w:pStyle w:val="887"/>
+        <w:pBdr/>
+        <w:spacing/>
+        <w:ind/>
+        <w:rPr/>
+      </w:pPr>
+      <w:r>
+        <w:t xml:space="preserve">Conclusion</w:t>
+      </w:r>
+      <w:r/>
+    </w:p>
+    <w:p>
+      <w:pPr>
+        <w:pBdr/>
+        <w:spacing/>
+        <w:ind/>
+        <w:rPr>
+          <w:highlight w:val="none"/>
+          <w:lang w:val="en-US"/>
+        </w:rPr>
+      </w:pPr>
+      <w:r>
+        <w:rPr>
+          <w:lang w:val="en-US"/>
+        </w:rPr>
         <w:t xml:space="preserve">Summarize the overall value of the project, its potential impact, and future development opportunities.</w:t>
       </w:r>
       <w:r>
@@ -3595,6 +3651,58 @@
       </w:r>
       <w:r>
         <w:rPr>
+          <w:lang w:val="en-US"/>
+        </w:rPr>
+      </w:r>
+    </w:p>
+    <w:p>
+      <w:pPr>
+        <w:pBdr/>
+        <w:spacing/>
+        <w:ind/>
+        <w:rPr>
+          <w:highlight w:val="none"/>
+          <w:lang w:val="en-GB"/>
+        </w:rPr>
+      </w:pPr>
+      <w:r>
+        <w:rPr>
+          <w:highlight w:val="none"/>
+          <w:lang w:val="en-GB"/>
+        </w:rPr>
+        <w:t xml:space="preserve">The overall value of the project is as a health app helping users to reduce their screen time on deliberately addictive social media applications, whilst also directly contributing to local conservation efforts. The application provides insights into user data, and real-world carbon-positive actions that could be adapted for enterprise adoption in future for businesses that want to reduce their scope 3 emissions and potentially collect carbon credits. </w:t>
+      </w:r>
+      <w:r>
+        <w:rPr>
+          <w:lang w:val="en-US"/>
+        </w:rPr>
+      </w:r>
+    </w:p>
+    <w:p>
+      <w:pPr>
+        <w:pBdr/>
+        <w:spacing/>
+        <w:ind/>
+        <w:rPr>
+          <w:lang w:val="en-US"/>
+        </w:rPr>
+      </w:pPr>
+      <w:r>
+        <w:rPr>
+          <w:highlight w:val="none"/>
+          <w:lang w:val="en-GB"/>
+        </w:rPr>
+        <w:t xml:space="preserve">Next steps include stabilising the prototype by integrating user feedback from beta testing, and strengthening a brand identity and presence by developing partnerships with local conservation initiatives.</w:t>
+      </w:r>
+      <w:r>
+        <w:rPr>
+          <w:highlight w:val="none"/>
+          <w:lang w:val="en-US" w:bidi="en-US"/>
+        </w:rPr>
+      </w:r>
+      <w:r>
+        <w:rPr>
+          <w:highlight w:val="none"/>
           <w:lang w:val="en-US"/>
         </w:rPr>
       </w:r>
@@ -3611,7 +3719,7 @@
     </w:p>
     <w:p>
       <w:pPr>
-        <w:pStyle w:val="875"/>
+        <w:pStyle w:val="887"/>
         <w:pBdr/>
         <w:spacing/>
         <w:ind/>
@@ -5661,9 +5769,9 @@
     <w:lsdException w:name="Bibliography" w:uiPriority="37"/>
     <w:lsdException w:name="TOC Heading" w:uiPriority="39" w:qFormat="1"/>
   </w:latentStyles>
-  <w:style w:type="table" w:styleId="716">
+  <w:style w:type="table" w:styleId="728">
     <w:name w:val="Table Grid"/>
-    <w:basedOn w:val="884"/>
+    <w:basedOn w:val="896"/>
     <w:uiPriority w:val="59"/>
     <w:pPr>
       <w:pBdr/>
@@ -5860,9 +5968,9 @@
       </w:tcPr>
     </w:tblStylePr>
   </w:style>
-  <w:style w:type="table" w:styleId="717">
+  <w:style w:type="table" w:styleId="729">
     <w:name w:val="Table Grid Light"/>
-    <w:basedOn w:val="884"/>
+    <w:basedOn w:val="896"/>
     <w:uiPriority w:val="59"/>
     <w:pPr>
       <w:pBdr/>
@@ -6059,9 +6167,9 @@
       </w:tcPr>
     </w:tblStylePr>
   </w:style>
-  <w:style w:type="table" w:styleId="718">
+  <w:style w:type="table" w:styleId="730">
     <w:name w:val="Plain Table 1"/>
-    <w:basedOn w:val="884"/>
+    <w:basedOn w:val="896"/>
     <w:uiPriority w:val="59"/>
     <w:pPr>
       <w:pBdr/>
@@ -6284,9 +6392,9 @@
       </w:tcPr>
     </w:tblStylePr>
   </w:style>
-  <w:style w:type="table" w:styleId="719">
+  <w:style w:type="table" w:styleId="731">
     <w:name w:val="Plain Table 2"/>
-    <w:basedOn w:val="884"/>
+    <w:basedOn w:val="896"/>
     <w:uiPriority w:val="59"/>
     <w:pPr>
       <w:pBdr/>
@@ -6517,9 +6625,9 @@
       </w:tcPr>
     </w:tblStylePr>
   </w:style>
-  <w:style w:type="table" w:styleId="720">
+  <w:style w:type="table" w:styleId="732">
     <w:name w:val="Plain Table 3"/>
-    <w:basedOn w:val="884"/>
+    <w:basedOn w:val="896"/>
     <w:uiPriority w:val="99"/>
     <w:pPr>
       <w:pBdr/>
@@ -6747,9 +6855,9 @@
       </w:tcPr>
     </w:tblStylePr>
   </w:style>
-  <w:style w:type="table" w:styleId="721">
+  <w:style w:type="table" w:styleId="733">
     <w:name w:val="Plain Table 4"/>
-    <w:basedOn w:val="884"/>
+    <w:basedOn w:val="896"/>
     <w:uiPriority w:val="99"/>
     <w:pPr>
       <w:pBdr/>
@@ -6963,9 +7071,9 @@
       </w:tcPr>
     </w:tblStylePr>
   </w:style>
-  <w:style w:type="table" w:styleId="722">
+  <w:style w:type="table" w:styleId="734">
     <w:name w:val="Plain Table 5"/>
-    <w:basedOn w:val="884"/>
+    <w:basedOn w:val="896"/>
     <w:uiPriority w:val="99"/>
     <w:pPr>
       <w:pBdr/>
@@ -7196,9 +7304,9 @@
       </w:tcPr>
     </w:tblStylePr>
   </w:style>
-  <w:style w:type="table" w:styleId="723">
+  <w:style w:type="table" w:styleId="735">
     <w:name w:val="Grid Table 1 Light"/>
-    <w:basedOn w:val="884"/>
+    <w:basedOn w:val="896"/>
     <w:uiPriority w:val="99"/>
     <w:pPr>
       <w:pBdr/>
@@ -7419,9 +7527,9 @@
       </w:tcPr>
     </w:tblStylePr>
   </w:style>
-  <w:style w:type="table" w:styleId="724">
+  <w:style w:type="table" w:styleId="736">
     <w:name w:val="Grid Table 1 Light - Accent 1"/>
-    <w:basedOn w:val="884"/>
+    <w:basedOn w:val="896"/>
     <w:uiPriority w:val="99"/>
     <w:pPr>
       <w:pBdr/>
@@ -7642,9 +7750,9 @@
       </w:tcPr>
     </w:tblStylePr>
   </w:style>
-  <w:style w:type="table" w:styleId="725">
+  <w:style w:type="table" w:styleId="737">
     <w:name w:val="Grid Table 1 Light - Accent 2"/>
-    <w:basedOn w:val="884"/>
+    <w:basedOn w:val="896"/>
     <w:uiPriority w:val="99"/>
     <w:pPr>
       <w:pBdr/>
@@ -7865,9 +7973,9 @@
       </w:tcPr>
     </w:tblStylePr>
   </w:style>
-  <w:style w:type="table" w:styleId="726">
+  <w:style w:type="table" w:styleId="738">
     <w:name w:val="Grid Table 1 Light - Accent 3"/>
-    <w:basedOn w:val="884"/>
+    <w:basedOn w:val="896"/>
     <w:uiPriority w:val="99"/>
     <w:pPr>
       <w:pBdr/>
@@ -8088,9 +8196,9 @@
       </w:tcPr>
     </w:tblStylePr>
   </w:style>
-  <w:style w:type="table" w:styleId="727">
+  <w:style w:type="table" w:styleId="739">
     <w:name w:val="Grid Table 1 Light - Accent 4"/>
-    <w:basedOn w:val="884"/>
+    <w:basedOn w:val="896"/>
     <w:uiPriority w:val="99"/>
     <w:pPr>
       <w:pBdr/>
@@ -8311,9 +8419,9 @@
       </w:tcPr>
     </w:tblStylePr>
   </w:style>
-  <w:style w:type="table" w:styleId="728">
+  <w:style w:type="table" w:styleId="740">
     <w:name w:val="Grid Table 1 Light - Accent 5"/>
-    <w:basedOn w:val="884"/>
+    <w:basedOn w:val="896"/>
     <w:uiPriority w:val="99"/>
     <w:pPr>
       <w:pBdr/>
@@ -8534,9 +8642,9 @@
       </w:tcPr>
     </w:tblStylePr>
   </w:style>
-  <w:style w:type="table" w:styleId="729">
+  <w:style w:type="table" w:styleId="741">
     <w:name w:val="Grid Table 1 Light - Accent 6"/>
-    <w:basedOn w:val="884"/>
+    <w:basedOn w:val="896"/>
     <w:uiPriority w:val="99"/>
     <w:pPr>
       <w:pBdr/>
@@ -8757,9 +8865,9 @@
       </w:tcPr>
     </w:tblStylePr>
   </w:style>
-  <w:style w:type="table" w:styleId="730">
+  <w:style w:type="table" w:styleId="742">
     <w:name w:val="Grid Table 2"/>
-    <w:basedOn w:val="884"/>
+    <w:basedOn w:val="896"/>
     <w:uiPriority w:val="99"/>
     <w:pPr>
       <w:pBdr/>
@@ -8989,9 +9097,9 @@
       </w:tcPr>
     </w:tblStylePr>
   </w:style>
-  <w:style w:type="table" w:styleId="731">
+  <w:style w:type="table" w:styleId="743">
     <w:name w:val="Grid Table 2 - Accent 1"/>
-    <w:basedOn w:val="884"/>
+    <w:basedOn w:val="896"/>
     <w:uiPriority w:val="99"/>
     <w:pPr>
       <w:pBdr/>
@@ -9221,9 +9329,9 @@
       </w:tcPr>
     </w:tblStylePr>
   </w:style>
-  <w:style w:type="table" w:styleId="732">
+  <w:style w:type="table" w:styleId="744">
     <w:name w:val="Grid Table 2 - Accent 2"/>
-    <w:basedOn w:val="884"/>
+    <w:basedOn w:val="896"/>
     <w:uiPriority w:val="99"/>
     <w:pPr>
       <w:pBdr/>
@@ -9453,9 +9561,9 @@
       </w:tcPr>
     </w:tblStylePr>
   </w:style>
-  <w:style w:type="table" w:styleId="733">
+  <w:style w:type="table" w:styleId="745">
     <w:name w:val="Grid Table 2 - Accent 3"/>
-    <w:basedOn w:val="884"/>
+    <w:basedOn w:val="896"/>
     <w:uiPriority w:val="99"/>
     <w:pPr>
       <w:pBdr/>
@@ -9685,9 +9793,9 @@
       </w:tcPr>
     </w:tblStylePr>
   </w:style>
-  <w:style w:type="table" w:styleId="734">
+  <w:style w:type="table" w:styleId="746">
     <w:name w:val="Grid Table 2 - Accent 4"/>
-    <w:basedOn w:val="884"/>
+    <w:basedOn w:val="896"/>
     <w:uiPriority w:val="99"/>
     <w:pPr>
       <w:pBdr/>
@@ -9917,9 +10025,9 @@
       </w:tcPr>
     </w:tblStylePr>
   </w:style>
-  <w:style w:type="table" w:styleId="735">
+  <w:style w:type="table" w:styleId="747">
     <w:name w:val="Grid Table 2 - Accent 5"/>
-    <w:basedOn w:val="884"/>
+    <w:basedOn w:val="896"/>
     <w:uiPriority w:val="99"/>
     <w:pPr>
       <w:pBdr/>
@@ -10149,9 +10257,9 @@
       </w:tcPr>
     </w:tblStylePr>
   </w:style>
-  <w:style w:type="table" w:styleId="736">
+  <w:style w:type="table" w:styleId="748">
     <w:name w:val="Grid Table 2 - Accent 6"/>
-    <w:basedOn w:val="884"/>
+    <w:basedOn w:val="896"/>
     <w:uiPriority w:val="99"/>
     <w:pPr>
       <w:pBdr/>
@@ -10381,9 +10489,9 @@
       </w:tcPr>
     </w:tblStylePr>
   </w:style>
-  <w:style w:type="table" w:styleId="737">
+  <w:style w:type="table" w:styleId="749">
     <w:name w:val="Grid Table 3"/>
-    <w:basedOn w:val="884"/>
+    <w:basedOn w:val="896"/>
     <w:uiPriority w:val="99"/>
     <w:pPr>
       <w:pBdr/>
@@ -10626,9 +10734,9 @@
       </w:tcPr>
     </w:tblStylePr>
   </w:style>
-  <w:style w:type="table" w:styleId="738">
+  <w:style w:type="table" w:styleId="750">
     <w:name w:val="Grid Table 3 - Accent 1"/>
-    <w:basedOn w:val="884"/>
+    <w:basedOn w:val="896"/>
     <w:uiPriority w:val="99"/>
     <w:pPr>
       <w:pBdr/>
@@ -10871,9 +10979,9 @@
       </w:tcPr>
     </w:tblStylePr>
   </w:style>
-  <w:style w:type="table" w:styleId="739">
+  <w:style w:type="table" w:styleId="751">
     <w:name w:val="Grid Table 3 - Accent 2"/>
-    <w:basedOn w:val="884"/>
+    <w:basedOn w:val="896"/>
     <w:uiPriority w:val="99"/>
     <w:pPr>
       <w:pBdr/>
@@ -11116,9 +11224,9 @@
       </w:tcPr>
     </w:tblStylePr>
   </w:style>
-  <w:style w:type="table" w:styleId="740">
+  <w:style w:type="table" w:styleId="752">
     <w:name w:val="Grid Table 3 - Accent 3"/>
-    <w:basedOn w:val="884"/>
+    <w:basedOn w:val="896"/>
     <w:uiPriority w:val="99"/>
     <w:pPr>
       <w:pBdr/>
@@ -11361,9 +11469,9 @@
       </w:tcPr>
     </w:tblStylePr>
   </w:style>
-  <w:style w:type="table" w:styleId="741">
+  <w:style w:type="table" w:styleId="753">
     <w:name w:val="Grid Table 3 - Accent 4"/>
-    <w:basedOn w:val="884"/>
+    <w:basedOn w:val="896"/>
     <w:uiPriority w:val="99"/>
     <w:pPr>
       <w:pBdr/>
@@ -11606,9 +11714,9 @@
       </w:tcPr>
     </w:tblStylePr>
   </w:style>
-  <w:style w:type="table" w:styleId="742">
+  <w:style w:type="table" w:styleId="754">
     <w:name w:val="Grid Table 3 - Accent 5"/>
-    <w:basedOn w:val="884"/>
+    <w:basedOn w:val="896"/>
     <w:uiPriority w:val="99"/>
     <w:pPr>
       <w:pBdr/>
@@ -11851,9 +11959,9 @@
       </w:tcPr>
     </w:tblStylePr>
   </w:style>
-  <w:style w:type="table" w:styleId="743">
+  <w:style w:type="table" w:styleId="755">
     <w:name w:val="Grid Table 3 - Accent 6"/>
-    <w:basedOn w:val="884"/>
+    <w:basedOn w:val="896"/>
     <w:uiPriority w:val="99"/>
     <w:pPr>
       <w:pBdr/>
@@ -12096,9 +12204,9 @@
       </w:tcPr>
     </w:tblStylePr>
   </w:style>
-  <w:style w:type="table" w:styleId="744">
+  <w:style w:type="table" w:styleId="756">
     <w:name w:val="Grid Table 4"/>
-    <w:basedOn w:val="884"/>
+    <w:basedOn w:val="896"/>
     <w:uiPriority w:val="59"/>
     <w:pPr>
       <w:pBdr/>
@@ -12329,9 +12437,9 @@
       </w:tcPr>
     </w:tblStylePr>
   </w:style>
-  <w:style w:type="table" w:styleId="745">
+  <w:style w:type="table" w:styleId="757">
     <w:name w:val="Grid Table 4 - Accent 1"/>
-    <w:basedOn w:val="884"/>
+    <w:basedOn w:val="896"/>
     <w:uiPriority w:val="59"/>
     <w:pPr>
       <w:pBdr/>
@@ -12562,9 +12670,9 @@
       </w:tcPr>
     </w:tblStylePr>
   </w:style>
-  <w:style w:type="table" w:styleId="746">
+  <w:style w:type="table" w:styleId="758">
     <w:name w:val="Grid Table 4 - Accent 2"/>
-    <w:basedOn w:val="884"/>
+    <w:basedOn w:val="896"/>
     <w:uiPriority w:val="59"/>
     <w:pPr>
       <w:pBdr/>
@@ -12795,9 +12903,9 @@
       </w:tcPr>
     </w:tblStylePr>
   </w:style>
-  <w:style w:type="table" w:styleId="747">
+  <w:style w:type="table" w:styleId="759">
     <w:name w:val="Grid Table 4 - Accent 3"/>
-    <w:basedOn w:val="884"/>
+    <w:basedOn w:val="896"/>
     <w:uiPriority w:val="59"/>
     <w:pPr>
       <w:pBdr/>
@@ -13028,9 +13136,9 @@
       </w:tcPr>
     </w:tblStylePr>
   </w:style>
-  <w:style w:type="table" w:styleId="748">
+  <w:style w:type="table" w:styleId="760">
     <w:name w:val="Grid Table 4 - Accent 4"/>
-    <w:basedOn w:val="884"/>
+    <w:basedOn w:val="896"/>
     <w:uiPriority w:val="59"/>
     <w:pPr>
       <w:pBdr/>
@@ -13261,9 +13369,9 @@
       </w:tcPr>
     </w:tblStylePr>
   </w:style>
-  <w:style w:type="table" w:styleId="749">
+  <w:style w:type="table" w:styleId="761">
     <w:name w:val="Grid Table 4 - Accent 5"/>
-    <w:basedOn w:val="884"/>
+    <w:basedOn w:val="896"/>
     <w:uiPriority w:val="59"/>
     <w:pPr>
       <w:pBdr/>
@@ -13494,9 +13602,9 @@
       </w:tcPr>
     </w:tblStylePr>
   </w:style>
-  <w:style w:type="table" w:styleId="750">
+  <w:style w:type="table" w:styleId="762">
     <w:name w:val="Grid Table 4 - Accent 6"/>
-    <w:basedOn w:val="884"/>
+    <w:basedOn w:val="896"/>
     <w:uiPriority w:val="59"/>
     <w:pPr>
       <w:pBdr/>
@@ -13727,9 +13835,9 @@
       </w:tcPr>
     </w:tblStylePr>
   </w:style>
-  <w:style w:type="table" w:styleId="751">
+  <w:style w:type="table" w:styleId="763">
     <w:name w:val="Grid Table 5 Dark"/>
-    <w:basedOn w:val="884"/>
+    <w:basedOn w:val="896"/>
     <w:uiPriority w:val="99"/>
     <w:pPr>
       <w:pBdr/>
@@ -13955,9 +14063,9 @@
       </w:tcPr>
     </w:tblStylePr>
   </w:style>
-  <w:style w:type="table" w:styleId="752">
+  <w:style w:type="table" w:styleId="764">
     <w:name w:val="Grid Table 5 Dark- Accent 1"/>
-    <w:basedOn w:val="884"/>
+    <w:basedOn w:val="896"/>
     <w:uiPriority w:val="99"/>
     <w:pPr>
       <w:pBdr/>
@@ -14183,9 +14291,9 @@
       </w:tcPr>
     </w:tblStylePr>
   </w:style>
-  <w:style w:type="table" w:styleId="753">
+  <w:style w:type="table" w:styleId="765">
     <w:name w:val="Grid Table 5 Dark - Accent 2"/>
-    <w:basedOn w:val="884"/>
+    <w:basedOn w:val="896"/>
     <w:uiPriority w:val="99"/>
     <w:pPr>
       <w:pBdr/>
@@ -14411,9 +14519,9 @@
       </w:tcPr>
     </w:tblStylePr>
   </w:style>
-  <w:style w:type="table" w:styleId="754">
+  <w:style w:type="table" w:styleId="766">
     <w:name w:val="Grid Table 5 Dark - Accent 3"/>
-    <w:basedOn w:val="884"/>
+    <w:basedOn w:val="896"/>
     <w:uiPriority w:val="99"/>
     <w:pPr>
       <w:pBdr/>
@@ -14639,9 +14747,9 @@
       </w:tcPr>
     </w:tblStylePr>
   </w:style>
-  <w:style w:type="table" w:styleId="755">
+  <w:style w:type="table" w:styleId="767">
     <w:name w:val="Grid Table 5 Dark- Accent 4"/>
-    <w:basedOn w:val="884"/>
+    <w:basedOn w:val="896"/>
     <w:uiPriority w:val="99"/>
     <w:pPr>
       <w:pBdr/>
@@ -14867,9 +14975,9 @@
       </w:tcPr>
     </w:tblStylePr>
   </w:style>
-  <w:style w:type="table" w:styleId="756">
+  <w:style w:type="table" w:styleId="768">
     <w:name w:val="Grid Table 5 Dark - Accent 5"/>
-    <w:basedOn w:val="884"/>
+    <w:basedOn w:val="896"/>
     <w:uiPriority w:val="99"/>
     <w:pPr>
       <w:pBdr/>
@@ -15095,9 +15203,9 @@
       </w:tcPr>
     </w:tblStylePr>
   </w:style>
-  <w:style w:type="table" w:styleId="757">
+  <w:style w:type="table" w:styleId="769">
     <w:name w:val="Grid Table 5 Dark - Accent 6"/>
-    <w:basedOn w:val="884"/>
+    <w:basedOn w:val="896"/>
     <w:uiPriority w:val="99"/>
     <w:pPr>
       <w:pBdr/>
@@ -15323,9 +15431,9 @@
       </w:tcPr>
     </w:tblStylePr>
   </w:style>
-  <w:style w:type="table" w:styleId="758">
+  <w:style w:type="table" w:styleId="770">
     <w:name w:val="Grid Table 6 Colorful"/>
-    <w:basedOn w:val="884"/>
+    <w:basedOn w:val="896"/>
     <w:uiPriority w:val="99"/>
     <w:pPr>
       <w:pBdr/>
@@ -15553,9 +15661,9 @@
       </w:tcPr>
     </w:tblStylePr>
   </w:style>
-  <w:style w:type="table" w:styleId="759">
+  <w:style w:type="table" w:styleId="771">
     <w:name w:val="Grid Table 6 Colorful - Accent 1"/>
-    <w:basedOn w:val="884"/>
+    <w:basedOn w:val="896"/>
     <w:uiPriority w:val="99"/>
     <w:pPr>
       <w:pBdr/>
@@ -15783,9 +15891,9 @@
       </w:tcPr>
     </w:tblStylePr>
   </w:style>
-  <w:style w:type="table" w:styleId="760">
+  <w:style w:type="table" w:styleId="772">
     <w:name w:val="Grid Table 6 Colorful - Accent 2"/>
-    <w:basedOn w:val="884"/>
+    <w:basedOn w:val="896"/>
     <w:uiPriority w:val="99"/>
     <w:pPr>
       <w:pBdr/>
@@ -16013,9 +16121,9 @@
       </w:tcPr>
     </w:tblStylePr>
   </w:style>
-  <w:style w:type="table" w:styleId="761">
+  <w:style w:type="table" w:styleId="773">
     <w:name w:val="Grid Table 6 Colorful - Accent 3"/>
-    <w:basedOn w:val="884"/>
+    <w:basedOn w:val="896"/>
     <w:uiPriority w:val="99"/>
     <w:pPr>
       <w:pBdr/>
@@ -16243,9 +16351,9 @@
       </w:tcPr>
     </w:tblStylePr>
   </w:style>
-  <w:style w:type="table" w:styleId="762">
+  <w:style w:type="table" w:styleId="774">
     <w:name w:val="Grid Table 6 Colorful - Accent 4"/>
-    <w:basedOn w:val="884"/>
+    <w:basedOn w:val="896"/>
     <w:uiPriority w:val="99"/>
     <w:pPr>
       <w:pBdr/>
@@ -16473,9 +16581,9 @@
       </w:tcPr>
     </w:tblStylePr>
   </w:style>
-  <w:style w:type="table" w:styleId="763">
+  <w:style w:type="table" w:styleId="775">
     <w:name w:val="Grid Table 6 Colorful - Accent 5"/>
-    <w:basedOn w:val="884"/>
+    <w:basedOn w:val="896"/>
     <w:uiPriority w:val="99"/>
     <w:pPr>
       <w:pBdr/>
@@ -16703,9 +16811,9 @@
       </w:tcPr>
     </w:tblStylePr>
   </w:style>
-  <w:style w:type="table" w:styleId="764">
+  <w:style w:type="table" w:styleId="776">
     <w:name w:val="Grid Table 6 Colorful - Accent 6"/>
-    <w:basedOn w:val="884"/>
+    <w:basedOn w:val="896"/>
     <w:uiPriority w:val="99"/>
     <w:pPr>
       <w:pBdr/>
@@ -16933,9 +17041,9 @@
       </w:tcPr>
     </w:tblStylePr>
   </w:style>
-  <w:style w:type="table" w:styleId="765">
+  <w:style w:type="table" w:styleId="777">
     <w:name w:val="Grid Table 7 Colorful"/>
-    <w:basedOn w:val="884"/>
+    <w:basedOn w:val="896"/>
     <w:uiPriority w:val="99"/>
     <w:pPr>
       <w:pBdr/>
@@ -17187,9 +17295,9 @@
       </w:tcPr>
     </w:tblStylePr>
   </w:style>
-  <w:style w:type="table" w:styleId="766">
+  <w:style w:type="table" w:styleId="778">
     <w:name w:val="Grid Table 7 Colorful - Accent 1"/>
-    <w:basedOn w:val="884"/>
+    <w:basedOn w:val="896"/>
     <w:uiPriority w:val="99"/>
     <w:pPr>
       <w:pBdr/>
@@ -17441,9 +17549,9 @@
       </w:tcPr>
     </w:tblStylePr>
   </w:style>
-  <w:style w:type="table" w:styleId="767">
+  <w:style w:type="table" w:styleId="779">
     <w:name w:val="Grid Table 7 Colorful - Accent 2"/>
-    <w:basedOn w:val="884"/>
+    <w:basedOn w:val="896"/>
     <w:uiPriority w:val="99"/>
     <w:pPr>
       <w:pBdr/>
@@ -17695,9 +17803,9 @@
       </w:tcPr>
     </w:tblStylePr>
   </w:style>
-  <w:style w:type="table" w:styleId="768">
+  <w:style w:type="table" w:styleId="780">
     <w:name w:val="Grid Table 7 Colorful - Accent 3"/>
-    <w:basedOn w:val="884"/>
+    <w:basedOn w:val="896"/>
     <w:uiPriority w:val="99"/>
     <w:pPr>
       <w:pBdr/>
@@ -17949,9 +18057,9 @@
       </w:tcPr>
     </w:tblStylePr>
   </w:style>
-  <w:style w:type="table" w:styleId="769">
+  <w:style w:type="table" w:styleId="781">
     <w:name w:val="Grid Table 7 Colorful - Accent 4"/>
-    <w:basedOn w:val="884"/>
+    <w:basedOn w:val="896"/>
     <w:uiPriority w:val="99"/>
     <w:pPr>
       <w:pBdr/>
@@ -18203,9 +18311,9 @@
       </w:tcPr>
     </w:tblStylePr>
   </w:style>
-  <w:style w:type="table" w:styleId="770">
+  <w:style w:type="table" w:styleId="782">
     <w:name w:val="Grid Table 7 Colorful - Accent 5"/>
-    <w:basedOn w:val="884"/>
+    <w:basedOn w:val="896"/>
     <w:uiPriority w:val="99"/>
     <w:pPr>
       <w:pBdr/>
@@ -18457,9 +18565,9 @@
       </w:tcPr>
     </w:tblStylePr>
   </w:style>
-  <w:style w:type="table" w:styleId="771">
+  <w:style w:type="table" w:styleId="783">
     <w:name w:val="Grid Table 7 Colorful - Accent 6"/>
-    <w:basedOn w:val="884"/>
+    <w:basedOn w:val="896"/>
     <w:uiPriority w:val="99"/>
     <w:pPr>
       <w:pBdr/>
@@ -18711,9 +18819,9 @@
       </w:tcPr>
     </w:tblStylePr>
   </w:style>
-  <w:style w:type="table" w:styleId="772">
+  <w:style w:type="table" w:styleId="784">
     <w:name w:val="List Table 1 Light"/>
-    <w:basedOn w:val="884"/>
+    <w:basedOn w:val="896"/>
     <w:uiPriority w:val="99"/>
     <w:pPr>
       <w:pBdr/>
@@ -18927,9 +19035,9 @@
       </w:tcPr>
     </w:tblStylePr>
   </w:style>
-  <w:style w:type="table" w:styleId="773">
+  <w:style w:type="table" w:styleId="785">
     <w:name w:val="List Table 1 Light - Accent 1"/>
-    <w:basedOn w:val="884"/>
+    <w:basedOn w:val="896"/>
     <w:uiPriority w:val="99"/>
     <w:pPr>
       <w:pBdr/>
@@ -19143,9 +19251,9 @@
       </w:tcPr>
     </w:tblStylePr>
   </w:style>
-  <w:style w:type="table" w:styleId="774">
+  <w:style w:type="table" w:styleId="786">
     <w:name w:val="List Table 1 Light - Accent 2"/>
-    <w:basedOn w:val="884"/>
+    <w:basedOn w:val="896"/>
     <w:uiPriority w:val="99"/>
     <w:pPr>
       <w:pBdr/>
@@ -19359,9 +19467,9 @@
       </w:tcPr>
     </w:tblStylePr>
   </w:style>
-  <w:style w:type="table" w:styleId="775">
+  <w:style w:type="table" w:styleId="787">
     <w:name w:val="List Table 1 Light - Accent 3"/>
-    <w:basedOn w:val="884"/>
+    <w:basedOn w:val="896"/>
     <w:uiPriority w:val="99"/>
     <w:pPr>
       <w:pBdr/>
@@ -19575,9 +19683,9 @@
       </w:tcPr>
     </w:tblStylePr>
   </w:style>
-  <w:style w:type="table" w:styleId="776">
+  <w:style w:type="table" w:styleId="788">
     <w:name w:val="List Table 1 Light - Accent 4"/>
-    <w:basedOn w:val="884"/>
+    <w:basedOn w:val="896"/>
     <w:uiPriority w:val="99"/>
     <w:pPr>
       <w:pBdr/>
@@ -19791,9 +19899,9 @@
       </w:tcPr>
     </w:tblStylePr>
   </w:style>
-  <w:style w:type="table" w:styleId="777">
+  <w:style w:type="table" w:styleId="789">
     <w:name w:val="List Table 1 Light - Accent 5"/>
-    <w:basedOn w:val="884"/>
+    <w:basedOn w:val="896"/>
     <w:uiPriority w:val="99"/>
     <w:pPr>
       <w:pBdr/>
@@ -20007,9 +20115,9 @@
       </w:tcPr>
     </w:tblStylePr>
   </w:style>
-  <w:style w:type="table" w:styleId="778">
+  <w:style w:type="table" w:styleId="790">
     <w:name w:val="List Table 1 Light - Accent 6"/>
-    <w:basedOn w:val="884"/>
+    <w:basedOn w:val="896"/>
     <w:uiPriority w:val="99"/>
     <w:pPr>
       <w:pBdr/>
@@ -20223,9 +20331,9 @@
       </w:tcPr>
     </w:tblStylePr>
   </w:style>
-  <w:style w:type="table" w:styleId="779">
+  <w:style w:type="table" w:styleId="791">
     <w:name w:val="List Table 2"/>
-    <w:basedOn w:val="884"/>
+    <w:basedOn w:val="896"/>
     <w:uiPriority w:val="99"/>
     <w:pPr>
       <w:pBdr/>
@@ -20461,9 +20569,9 @@
       </w:tcPr>
     </w:tblStylePr>
   </w:style>
-  <w:style w:type="table" w:styleId="780">
+  <w:style w:type="table" w:styleId="792">
     <w:name w:val="List Table 2 - Accent 1"/>
-    <w:basedOn w:val="884"/>
+    <w:basedOn w:val="896"/>
     <w:uiPriority w:val="99"/>
     <w:pPr>
       <w:pBdr/>
@@ -20699,9 +20807,9 @@
       </w:tcPr>
     </w:tblStylePr>
   </w:style>
-  <w:style w:type="table" w:styleId="781">
+  <w:style w:type="table" w:styleId="793">
     <w:name w:val="List Table 2 - Accent 2"/>
-    <w:basedOn w:val="884"/>
+    <w:basedOn w:val="896"/>
     <w:uiPriority w:val="99"/>
     <w:pPr>
       <w:pBdr/>
@@ -20937,9 +21045,9 @@
       </w:tcPr>
     </w:tblStylePr>
   </w:style>
-  <w:style w:type="table" w:styleId="782">
+  <w:style w:type="table" w:styleId="794">
     <w:name w:val="List Table 2 - Accent 3"/>
-    <w:basedOn w:val="884"/>
+    <w:basedOn w:val="896"/>
     <w:uiPriority w:val="99"/>
     <w:pPr>
       <w:pBdr/>
@@ -21175,9 +21283,9 @@
       </w:tcPr>
     </w:tblStylePr>
   </w:style>
-  <w:style w:type="table" w:styleId="783">
+  <w:style w:type="table" w:styleId="795">
     <w:name w:val="List Table 2 - Accent 4"/>
-    <w:basedOn w:val="884"/>
+    <w:basedOn w:val="896"/>
     <w:uiPriority w:val="99"/>
     <w:pPr>
       <w:pBdr/>
@@ -21413,9 +21521,9 @@
       </w:tcPr>
     </w:tblStylePr>
   </w:style>
-  <w:style w:type="table" w:styleId="784">
+  <w:style w:type="table" w:styleId="796">
     <w:name w:val="List Table 2 - Accent 5"/>
-    <w:basedOn w:val="884"/>
+    <w:basedOn w:val="896"/>
     <w:uiPriority w:val="99"/>
     <w:pPr>
       <w:pBdr/>
@@ -21651,9 +21759,9 @@
       </w:tcPr>
     </w:tblStylePr>
   </w:style>
-  <w:style w:type="table" w:styleId="785">
+  <w:style w:type="table" w:styleId="797">
     <w:name w:val="List Table 2 - Accent 6"/>
-    <w:basedOn w:val="884"/>
+    <w:basedOn w:val="896"/>
     <w:uiPriority w:val="99"/>
     <w:pPr>
       <w:pBdr/>
@@ -21889,9 +21997,9 @@
       </w:tcPr>
     </w:tblStylePr>
   </w:style>
-  <w:style w:type="table" w:styleId="786">
+  <w:style w:type="table" w:styleId="798">
     <w:name w:val="List Table 3"/>
-    <w:basedOn w:val="884"/>
+    <w:basedOn w:val="896"/>
     <w:uiPriority w:val="99"/>
     <w:pPr>
       <w:pBdr/>
@@ -22117,9 +22225,9 @@
       </w:tcPr>
     </w:tblStylePr>
   </w:style>
-  <w:style w:type="table" w:styleId="787">
+  <w:style w:type="table" w:styleId="799">
     <w:name w:val="List Table 3 - Accent 1"/>
-    <w:basedOn w:val="884"/>
+    <w:basedOn w:val="896"/>
     <w:uiPriority w:val="99"/>
     <w:pPr>
       <w:pBdr/>
@@ -22345,9 +22453,9 @@
       </w:tcPr>
     </w:tblStylePr>
   </w:style>
-  <w:style w:type="table" w:styleId="788">
+  <w:style w:type="table" w:styleId="800">
     <w:name w:val="List Table 3 - Accent 2"/>
-    <w:basedOn w:val="884"/>
+    <w:basedOn w:val="896"/>
     <w:uiPriority w:val="99"/>
     <w:pPr>
       <w:pBdr/>
@@ -22573,9 +22681,9 @@
       </w:tcPr>
     </w:tblStylePr>
   </w:style>
-  <w:style w:type="table" w:styleId="789">
+  <w:style w:type="table" w:styleId="801">
     <w:name w:val="List Table 3 - Accent 3"/>
-    <w:basedOn w:val="884"/>
+    <w:basedOn w:val="896"/>
     <w:uiPriority w:val="99"/>
     <w:pPr>
       <w:pBdr/>
@@ -22801,9 +22909,9 @@
       </w:tcPr>
     </w:tblStylePr>
   </w:style>
-  <w:style w:type="table" w:styleId="790">
+  <w:style w:type="table" w:styleId="802">
     <w:name w:val="List Table 3 - Accent 4"/>
-    <w:basedOn w:val="884"/>
+    <w:basedOn w:val="896"/>
     <w:uiPriority w:val="99"/>
     <w:pPr>
       <w:pBdr/>
@@ -23029,9 +23137,9 @@
       </w:tcPr>
     </w:tblStylePr>
   </w:style>
-  <w:style w:type="table" w:styleId="791">
+  <w:style w:type="table" w:styleId="803">
     <w:name w:val="List Table 3 - Accent 5"/>
-    <w:basedOn w:val="884"/>
+    <w:basedOn w:val="896"/>
     <w:uiPriority w:val="99"/>
     <w:pPr>
       <w:pBdr/>
@@ -23257,9 +23365,9 @@
       </w:tcPr>
     </w:tblStylePr>
   </w:style>
-  <w:style w:type="table" w:styleId="792">
+  <w:style w:type="table" w:styleId="804">
     <w:name w:val="List Table 3 - Accent 6"/>
-    <w:basedOn w:val="884"/>
+    <w:basedOn w:val="896"/>
     <w:uiPriority w:val="99"/>
     <w:pPr>
       <w:pBdr/>
@@ -23485,9 +23593,9 @@
       </w:tcPr>
     </w:tblStylePr>
   </w:style>
-  <w:style w:type="table" w:styleId="793">
+  <w:style w:type="table" w:styleId="805">
     <w:name w:val="List Table 4"/>
-    <w:basedOn w:val="884"/>
+    <w:basedOn w:val="896"/>
     <w:uiPriority w:val="99"/>
     <w:pPr>
       <w:pBdr/>
@@ -23710,9 +23818,9 @@
       </w:tcPr>
     </w:tblStylePr>
   </w:style>
-  <w:style w:type="table" w:styleId="794">
+  <w:style w:type="table" w:styleId="806">
     <w:name w:val="List Table 4 - Accent 1"/>
-    <w:basedOn w:val="884"/>
+    <w:basedOn w:val="896"/>
     <w:uiPriority w:val="99"/>
     <w:pPr>
       <w:pBdr/>
@@ -23935,9 +24043,9 @@
       </w:tcPr>
     </w:tblStylePr>
   </w:style>
-  <w:style w:type="table" w:styleId="795">
+  <w:style w:type="table" w:styleId="807">
     <w:name w:val="List Table 4 - Accent 2"/>
-    <w:basedOn w:val="884"/>
+    <w:basedOn w:val="896"/>
     <w:uiPriority w:val="99"/>
     <w:pPr>
       <w:pBdr/>
@@ -24160,9 +24268,9 @@
       </w:tcPr>
     </w:tblStylePr>
   </w:style>
-  <w:style w:type="table" w:styleId="796">
+  <w:style w:type="table" w:styleId="808">
     <w:name w:val="List Table 4 - Accent 3"/>
-    <w:basedOn w:val="884"/>
+    <w:basedOn w:val="896"/>
     <w:uiPriority w:val="99"/>
     <w:pPr>
       <w:pBdr/>
@@ -24385,9 +24493,9 @@
       </w:tcPr>
     </w:tblStylePr>
   </w:style>
-  <w:style w:type="table" w:styleId="797">
+  <w:style w:type="table" w:styleId="809">
     <w:name w:val="List Table 4 - Accent 4"/>
-    <w:basedOn w:val="884"/>
+    <w:basedOn w:val="896"/>
     <w:uiPriority w:val="99"/>
     <w:pPr>
       <w:pBdr/>
@@ -24610,9 +24718,9 @@
       </w:tcPr>
     </w:tblStylePr>
   </w:style>
-  <w:style w:type="table" w:styleId="798">
+  <w:style w:type="table" w:styleId="810">
     <w:name w:val="List Table 4 - Accent 5"/>
-    <w:basedOn w:val="884"/>
+    <w:basedOn w:val="896"/>
     <w:uiPriority w:val="99"/>
     <w:pPr>
       <w:pBdr/>
@@ -24835,9 +24943,9 @@
       </w:tcPr>
     </w:tblStylePr>
   </w:style>
-  <w:style w:type="table" w:styleId="799">
+  <w:style w:type="table" w:styleId="811">
     <w:name w:val="List Table 4 - Accent 6"/>
-    <w:basedOn w:val="884"/>
+    <w:basedOn w:val="896"/>
     <w:uiPriority w:val="99"/>
     <w:pPr>
       <w:pBdr/>
@@ -25060,9 +25168,9 @@
       </w:tcPr>
     </w:tblStylePr>
   </w:style>
-  <w:style w:type="table" w:styleId="800">
+  <w:style w:type="table" w:styleId="812">
     <w:name w:val="List Table 5 Dark"/>
-    <w:basedOn w:val="884"/>
+    <w:basedOn w:val="896"/>
     <w:uiPriority w:val="99"/>
     <w:pPr>
       <w:pBdr/>
@@ -25302,9 +25410,9 @@
       </w:tcPr>
     </w:tblStylePr>
   </w:style>
-  <w:style w:type="table" w:styleId="801">
+  <w:style w:type="table" w:styleId="813">
     <w:name w:val="List Table 5 Dark - Accent 1"/>
-    <w:basedOn w:val="884"/>
+    <w:basedOn w:val="896"/>
     <w:uiPriority w:val="99"/>
     <w:pPr>
       <w:pBdr/>
@@ -25544,9 +25652,9 @@
       </w:tcPr>
     </w:tblStylePr>
   </w:style>
-  <w:style w:type="table" w:styleId="802">
+  <w:style w:type="table" w:styleId="814">
     <w:name w:val="List Table 5 Dark - Accent 2"/>
-    <w:basedOn w:val="884"/>
+    <w:basedOn w:val="896"/>
     <w:uiPriority w:val="99"/>
     <w:pPr>
       <w:pBdr/>
@@ -25786,9 +25894,9 @@
       </w:tcPr>
     </w:tblStylePr>
   </w:style>
-  <w:style w:type="table" w:styleId="803">
+  <w:style w:type="table" w:styleId="815">
     <w:name w:val="List Table 5 Dark - Accent 3"/>
-    <w:basedOn w:val="884"/>
+    <w:basedOn w:val="896"/>
     <w:uiPriority w:val="99"/>
     <w:pPr>
       <w:pBdr/>
@@ -26028,9 +26136,9 @@
       </w:tcPr>
     </w:tblStylePr>
   </w:style>
-  <w:style w:type="table" w:styleId="804">
+  <w:style w:type="table" w:styleId="816">
     <w:name w:val="List Table 5 Dark - Accent 4"/>
-    <w:basedOn w:val="884"/>
+    <w:basedOn w:val="896"/>
     <w:uiPriority w:val="99"/>
     <w:pPr>
       <w:pBdr/>
@@ -26270,9 +26378,9 @@
       </w:tcPr>
     </w:tblStylePr>
   </w:style>
-  <w:style w:type="table" w:styleId="805">
+  <w:style w:type="table" w:styleId="817">
     <w:name w:val="List Table 5 Dark - Accent 5"/>
-    <w:basedOn w:val="884"/>
+    <w:basedOn w:val="896"/>
     <w:uiPriority w:val="99"/>
     <w:pPr>
       <w:pBdr/>
@@ -26512,9 +26620,9 @@
       </w:tcPr>
     </w:tblStylePr>
   </w:style>
-  <w:style w:type="table" w:styleId="806">
+  <w:style w:type="table" w:styleId="818">
     <w:name w:val="List Table 5 Dark - Accent 6"/>
-    <w:basedOn w:val="884"/>
+    <w:basedOn w:val="896"/>
     <w:uiPriority w:val="99"/>
     <w:pPr>
       <w:pBdr/>
@@ -26754,9 +26862,9 @@
       </w:tcPr>
     </w:tblStylePr>
   </w:style>
-  <w:style w:type="table" w:styleId="807">
+  <w:style w:type="table" w:styleId="819">
     <w:name w:val="List Table 6 Colorful"/>
-    <w:basedOn w:val="884"/>
+    <w:basedOn w:val="896"/>
     <w:uiPriority w:val="99"/>
     <w:pPr>
       <w:pBdr/>
@@ -26977,9 +27085,9 @@
       </w:tcPr>
     </w:tblStylePr>
   </w:style>
-  <w:style w:type="table" w:styleId="808">
+  <w:style w:type="table" w:styleId="820">
     <w:name w:val="List Table 6 Colorful - Accent 1"/>
-    <w:basedOn w:val="884"/>
+    <w:basedOn w:val="896"/>
     <w:uiPriority w:val="99"/>
     <w:pPr>
       <w:pBdr/>
@@ -27200,9 +27308,9 @@
       </w:tcPr>
     </w:tblStylePr>
   </w:style>
-  <w:style w:type="table" w:styleId="809">
+  <w:style w:type="table" w:styleId="821">
     <w:name w:val="List Table 6 Colorful - Accent 2"/>
-    <w:basedOn w:val="884"/>
+    <w:basedOn w:val="896"/>
     <w:uiPriority w:val="99"/>
     <w:pPr>
       <w:pBdr/>
@@ -27423,9 +27531,9 @@
       </w:tcPr>
     </w:tblStylePr>
   </w:style>
-  <w:style w:type="table" w:styleId="810">
+  <w:style w:type="table" w:styleId="822">
     <w:name w:val="List Table 6 Colorful - Accent 3"/>
-    <w:basedOn w:val="884"/>
+    <w:basedOn w:val="896"/>
     <w:uiPriority w:val="99"/>
     <w:pPr>
       <w:pBdr/>
@@ -27646,9 +27754,9 @@
       </w:tcPr>
     </w:tblStylePr>
   </w:style>
-  <w:style w:type="table" w:styleId="811">
+  <w:style w:type="table" w:styleId="823">
     <w:name w:val="List Table 6 Colorful - Accent 4"/>
-    <w:basedOn w:val="884"/>
+    <w:basedOn w:val="896"/>
     <w:uiPriority w:val="99"/>
     <w:pPr>
       <w:pBdr/>
@@ -27869,9 +27977,9 @@
       </w:tcPr>
     </w:tblStylePr>
   </w:style>
-  <w:style w:type="table" w:styleId="812">
+  <w:style w:type="table" w:styleId="824">
     <w:name w:val="List Table 6 Colorful - Accent 5"/>
-    <w:basedOn w:val="884"/>
+    <w:basedOn w:val="896"/>
     <w:uiPriority w:val="99"/>
     <w:pPr>
       <w:pBdr/>
@@ -28092,9 +28200,9 @@
       </w:tcPr>
     </w:tblStylePr>
   </w:style>
-  <w:style w:type="table" w:styleId="813">
+  <w:style w:type="table" w:styleId="825">
     <w:name w:val="List Table 6 Colorful - Accent 6"/>
-    <w:basedOn w:val="884"/>
+    <w:basedOn w:val="896"/>
     <w:uiPriority w:val="99"/>
     <w:pPr>
       <w:pBdr/>
@@ -28315,9 +28423,9 @@
       </w:tcPr>
     </w:tblStylePr>
   </w:style>
-  <w:style w:type="table" w:styleId="814">
+  <w:style w:type="table" w:styleId="826">
     <w:name w:val="List Table 7 Colorful"/>
-    <w:basedOn w:val="884"/>
+    <w:basedOn w:val="896"/>
     <w:uiPriority w:val="99"/>
     <w:pPr>
       <w:pBdr/>
@@ -28571,9 +28679,9 @@
       </w:tcPr>
     </w:tblStylePr>
   </w:style>
-  <w:style w:type="table" w:styleId="815">
+  <w:style w:type="table" w:styleId="827">
     <w:name w:val="List Table 7 Colorful - Accent 1"/>
-    <w:basedOn w:val="884"/>
+    <w:basedOn w:val="896"/>
     <w:uiPriority w:val="99"/>
     <w:pPr>
       <w:pBdr/>
@@ -28827,9 +28935,9 @@
       </w:tcPr>
     </w:tblStylePr>
   </w:style>
-  <w:style w:type="table" w:styleId="816">
+  <w:style w:type="table" w:styleId="828">
     <w:name w:val="List Table 7 Colorful - Accent 2"/>
-    <w:basedOn w:val="884"/>
+    <w:basedOn w:val="896"/>
     <w:uiPriority w:val="99"/>
     <w:pPr>
       <w:pBdr/>
@@ -29083,9 +29191,9 @@
       </w:tcPr>
     </w:tblStylePr>
   </w:style>
-  <w:style w:type="table" w:styleId="817">
+  <w:style w:type="table" w:styleId="829">
     <w:name w:val="List Table 7 Colorful - Accent 3"/>
-    <w:basedOn w:val="884"/>
+    <w:basedOn w:val="896"/>
     <w:uiPriority w:val="99"/>
     <w:pPr>
       <w:pBdr/>
@@ -29339,9 +29447,9 @@
       </w:tcPr>
     </w:tblStylePr>
   </w:style>
-  <w:style w:type="table" w:styleId="818">
+  <w:style w:type="table" w:styleId="830">
     <w:name w:val="List Table 7 Colorful - Accent 4"/>
-    <w:basedOn w:val="884"/>
+    <w:basedOn w:val="896"/>
     <w:uiPriority w:val="99"/>
     <w:pPr>
       <w:pBdr/>
@@ -29595,9 +29703,9 @@
       </w:tcPr>
     </w:tblStylePr>
   </w:style>
-  <w:style w:type="table" w:styleId="819">
+  <w:style w:type="table" w:styleId="831">
     <w:name w:val="List Table 7 Colorful - Accent 5"/>
-    <w:basedOn w:val="884"/>
+    <w:basedOn w:val="896"/>
     <w:uiPriority w:val="99"/>
     <w:pPr>
       <w:pBdr/>
@@ -29851,9 +29959,9 @@
       </w:tcPr>
     </w:tblStylePr>
   </w:style>
-  <w:style w:type="table" w:styleId="820">
+  <w:style w:type="table" w:styleId="832">
     <w:name w:val="List Table 7 Colorful - Accent 6"/>
-    <w:basedOn w:val="884"/>
+    <w:basedOn w:val="896"/>
     <w:uiPriority w:val="99"/>
     <w:pPr>
       <w:pBdr/>
@@ -30107,9 +30215,9 @@
       </w:tcPr>
     </w:tblStylePr>
   </w:style>
-  <w:style w:type="table" w:styleId="821">
+  <w:style w:type="table" w:styleId="833">
     <w:name w:val="Lined - Accent"/>
-    <w:basedOn w:val="884"/>
+    <w:basedOn w:val="896"/>
     <w:uiPriority w:val="99"/>
     <w:pPr>
       <w:pBdr/>
@@ -30344,9 +30452,9 @@
       </w:tcPr>
     </w:tblStylePr>
   </w:style>
-  <w:style w:type="table" w:styleId="822">
+  <w:style w:type="table" w:styleId="834">
     <w:name w:val="Lined - Accent 1"/>
-    <w:basedOn w:val="884"/>
+    <w:basedOn w:val="896"/>
     <w:uiPriority w:val="99"/>
     <w:pPr>
       <w:pBdr/>
@@ -30581,9 +30689,9 @@
       </w:tcPr>
     </w:tblStylePr>
   </w:style>
-  <w:style w:type="table" w:styleId="823">
+  <w:style w:type="table" w:styleId="835">
     <w:name w:val="Lined - Accent 2"/>
-    <w:basedOn w:val="884"/>
+    <w:basedOn w:val="896"/>
     <w:uiPriority w:val="99"/>
     <w:pPr>
       <w:pBdr/>
@@ -30818,9 +30926,9 @@
       </w:tcPr>
     </w:tblStylePr>
   </w:style>
-  <w:style w:type="table" w:styleId="824">
+  <w:style w:type="table" w:styleId="836">
     <w:name w:val="Lined - Accent 3"/>
-    <w:basedOn w:val="884"/>
+    <w:basedOn w:val="896"/>
     <w:uiPriority w:val="99"/>
     <w:pPr>
       <w:pBdr/>
@@ -31055,9 +31163,9 @@
       </w:tcPr>
     </w:tblStylePr>
   </w:style>
-  <w:style w:type="table" w:styleId="825">
+  <w:style w:type="table" w:styleId="837">
     <w:name w:val="Lined - Accent 4"/>
-    <w:basedOn w:val="884"/>
+    <w:basedOn w:val="896"/>
     <w:uiPriority w:val="99"/>
     <w:pPr>
       <w:pBdr/>
@@ -31292,9 +31400,9 @@
       </w:tcPr>
     </w:tblStylePr>
   </w:style>
-  <w:style w:type="table" w:styleId="826">
+  <w:style w:type="table" w:styleId="838">
     <w:name w:val="Lined - Accent 5"/>
-    <w:basedOn w:val="884"/>
+    <w:basedOn w:val="896"/>
     <w:uiPriority w:val="99"/>
     <w:pPr>
       <w:pBdr/>
@@ -31529,9 +31637,9 @@
       </w:tcPr>
     </w:tblStylePr>
   </w:style>
-  <w:style w:type="table" w:styleId="827">
+  <w:style w:type="table" w:styleId="839">
     <w:name w:val="Lined - Accent 6"/>
-    <w:basedOn w:val="884"/>
+    <w:basedOn w:val="896"/>
     <w:uiPriority w:val="99"/>
     <w:pPr>
       <w:pBdr/>
@@ -31766,9 +31874,9 @@
       </w:tcPr>
     </w:tblStylePr>
   </w:style>
-  <w:style w:type="table" w:styleId="828">
+  <w:style w:type="table" w:styleId="840">
     <w:name w:val="Bordered &amp; Lined - Accent"/>
-    <w:basedOn w:val="884"/>
+    <w:basedOn w:val="896"/>
     <w:uiPriority w:val="99"/>
     <w:pPr>
       <w:pBdr/>
@@ -32010,9 +32118,9 @@
       </w:tcPr>
     </w:tblStylePr>
   </w:style>
-  <w:style w:type="table" w:styleId="829">
+  <w:style w:type="table" w:styleId="841">
     <w:name w:val="Bordered &amp; Lined - Accent 1"/>
-    <w:basedOn w:val="884"/>
+    <w:basedOn w:val="896"/>
     <w:uiPriority w:val="99"/>
     <w:pPr>
       <w:pBdr/>
@@ -32254,9 +32362,9 @@
       </w:tcPr>
     </w:tblStylePr>
   </w:style>
-  <w:style w:type="table" w:styleId="830">
+  <w:style w:type="table" w:styleId="842">
     <w:name w:val="Bordered &amp; Lined - Accent 2"/>
-    <w:basedOn w:val="884"/>
+    <w:basedOn w:val="896"/>
     <w:uiPriority w:val="99"/>
     <w:pPr>
       <w:pBdr/>
@@ -32498,9 +32606,9 @@
       </w:tcPr>
     </w:tblStylePr>
   </w:style>
-  <w:style w:type="table" w:styleId="831">
+  <w:style w:type="table" w:styleId="843">
     <w:name w:val="Bordered &amp; Lined - Accent 3"/>
-    <w:basedOn w:val="884"/>
+    <w:basedOn w:val="896"/>
     <w:uiPriority w:val="99"/>
     <w:pPr>
       <w:pBdr/>
@@ -32742,9 +32850,9 @@
       </w:tcPr>
     </w:tblStylePr>
   </w:style>
-  <w:style w:type="table" w:styleId="832">
+  <w:style w:type="table" w:styleId="844">
     <w:name w:val="Bordered &amp; Lined - Accent 4"/>
-    <w:basedOn w:val="884"/>
+    <w:basedOn w:val="896"/>
     <w:uiPriority w:val="99"/>
     <w:pPr>
       <w:pBdr/>
@@ -32986,9 +33094,9 @@
       </w:tcPr>
     </w:tblStylePr>
   </w:style>
-  <w:style w:type="table" w:styleId="833">
+  <w:style w:type="table" w:styleId="845">
     <w:name w:val="Bordered &amp; Lined - Accent 5"/>
-    <w:basedOn w:val="884"/>
+    <w:basedOn w:val="896"/>
     <w:uiPriority w:val="99"/>
     <w:pPr>
       <w:pBdr/>
@@ -33230,9 +33338,9 @@
       </w:tcPr>
     </w:tblStylePr>
   </w:style>
-  <w:style w:type="table" w:styleId="834">
+  <w:style w:type="table" w:styleId="846">
     <w:name w:val="Bordered &amp; Lined - Accent 6"/>
-    <w:basedOn w:val="884"/>
+    <w:basedOn w:val="896"/>
     <w:uiPriority w:val="99"/>
     <w:pPr>
       <w:pBdr/>
@@ -33474,9 +33582,9 @@
       </w:tcPr>
     </w:tblStylePr>
   </w:style>
-  <w:style w:type="table" w:styleId="835">
+  <w:style w:type="table" w:styleId="847">
     <w:name w:val="Bordered"/>
-    <w:basedOn w:val="884"/>
+    <w:basedOn w:val="896"/>
     <w:uiPriority w:val="99"/>
     <w:pPr>
       <w:pBdr/>
@@ -33705,9 +33813,9 @@
       </w:tcPr>
     </w:tblStylePr>
   </w:style>
-  <w:style w:type="table" w:styleId="836">
+  <w:style w:type="table" w:styleId="848">
     <w:name w:val="Bordered - Accent 1"/>
-    <w:basedOn w:val="884"/>
+    <w:basedOn w:val="896"/>
     <w:uiPriority w:val="99"/>
     <w:pPr>
       <w:pBdr/>
@@ -33936,9 +34044,9 @@
       </w:tcPr>
     </w:tblStylePr>
   </w:style>
-  <w:style w:type="table" w:styleId="837">
+  <w:style w:type="table" w:styleId="849">
     <w:name w:val="Bordered - Accent 2"/>
-    <w:basedOn w:val="884"/>
+    <w:basedOn w:val="896"/>
     <w:uiPriority w:val="99"/>
     <w:pPr>
       <w:pBdr/>
@@ -34167,9 +34275,9 @@
       </w:tcPr>
     </w:tblStylePr>
   </w:style>
-  <w:style w:type="table" w:styleId="838">
+  <w:style w:type="table" w:styleId="850">
     <w:name w:val="Bordered - Accent 3"/>
-    <w:basedOn w:val="884"/>
+    <w:basedOn w:val="896"/>
     <w:uiPriority w:val="99"/>
     <w:pPr>
       <w:pBdr/>
@@ -34398,9 +34506,9 @@
       </w:tcPr>
     </w:tblStylePr>
   </w:style>
-  <w:style w:type="table" w:styleId="839">
+  <w:style w:type="table" w:styleId="851">
     <w:name w:val="Bordered - Accent 4"/>
-    <w:basedOn w:val="884"/>
+    <w:basedOn w:val="896"/>
     <w:uiPriority w:val="99"/>
     <w:pPr>
       <w:pBdr/>
@@ -34629,9 +34737,9 @@
       </w:tcPr>
     </w:tblStylePr>
   </w:style>
-  <w:style w:type="table" w:styleId="840">
+  <w:style w:type="table" w:styleId="852">
     <w:name w:val="Bordered - Accent 5"/>
-    <w:basedOn w:val="884"/>
+    <w:basedOn w:val="896"/>
     <w:uiPriority w:val="99"/>
     <w:pPr>
       <w:pBdr/>
@@ -34860,9 +34968,9 @@
       </w:tcPr>
     </w:tblStylePr>
   </w:style>
-  <w:style w:type="table" w:styleId="841">
+  <w:style w:type="table" w:styleId="853">
     <w:name w:val="Bordered - Accent 6"/>
-    <w:basedOn w:val="884"/>
+    <w:basedOn w:val="896"/>
     <w:uiPriority w:val="99"/>
     <w:pPr>
       <w:pBdr/>
@@ -35091,9 +35199,9 @@
       </w:tcPr>
     </w:tblStylePr>
   </w:style>
-  <w:style w:type="paragraph" w:styleId="842">
+  <w:style w:type="paragraph" w:styleId="854">
     <w:name w:val="No Spacing"/>
-    <w:basedOn w:val="873"/>
+    <w:basedOn w:val="885"/>
     <w:uiPriority w:val="1"/>
     <w:qFormat/>
     <w:pPr>
@@ -35102,9 +35210,9 @@
       <w:ind/>
     </w:pPr>
   </w:style>
-  <w:style w:type="character" w:styleId="843">
+  <w:style w:type="character" w:styleId="855">
     <w:name w:val="Subtle Emphasis"/>
-    <w:basedOn w:val="883"/>
+    <w:basedOn w:val="895"/>
     <w:uiPriority w:val="19"/>
     <w:qFormat/>
     <w:pPr>
@@ -35118,9 +35226,9 @@
       <w:color w:val="404040" w:themeColor="text1" w:themeTint="BF"/>
     </w:rPr>
   </w:style>
-  <w:style w:type="character" w:styleId="844">
+  <w:style w:type="character" w:styleId="856">
     <w:name w:val="Emphasis"/>
-    <w:basedOn w:val="883"/>
+    <w:basedOn w:val="895"/>
     <w:uiPriority w:val="20"/>
     <w:qFormat/>
     <w:pPr>
@@ -35133,9 +35241,9 @@
       <w:iCs/>
     </w:rPr>
   </w:style>
-  <w:style w:type="character" w:styleId="845">
+  <w:style w:type="character" w:styleId="857">
     <w:name w:val="Strong"/>
-    <w:basedOn w:val="883"/>
+    <w:basedOn w:val="895"/>
     <w:uiPriority w:val="22"/>
     <w:qFormat/>
     <w:pPr>
@@ -35148,9 +35256,9 @@
       <w:bCs/>
     </w:rPr>
   </w:style>
-  <w:style w:type="character" w:styleId="846">
+  <w:style w:type="character" w:styleId="858">
     <w:name w:val="Subtle Reference"/>
-    <w:basedOn w:val="883"/>
+    <w:basedOn w:val="895"/>
     <w:uiPriority w:val="31"/>
     <w:qFormat/>
     <w:pPr>
@@ -35163,9 +35271,9 @@
       <w:color w:val="5a5a5a" w:themeColor="text1" w:themeTint="A5"/>
     </w:rPr>
   </w:style>
-  <w:style w:type="character" w:styleId="847">
+  <w:style w:type="character" w:styleId="859">
     <w:name w:val="Book Title"/>
-    <w:basedOn w:val="883"/>
+    <w:basedOn w:val="895"/>
     <w:uiPriority w:val="33"/>
     <w:qFormat/>
     <w:pPr>
@@ -35181,10 +35289,10 @@
       <w:spacing w:val="5"/>
     </w:rPr>
   </w:style>
-  <w:style w:type="paragraph" w:styleId="848">
+  <w:style w:type="paragraph" w:styleId="860">
     <w:name w:val="Header"/>
-    <w:basedOn w:val="873"/>
-    <w:link w:val="849"/>
+    <w:basedOn w:val="885"/>
+    <w:link w:val="861"/>
     <w:uiPriority w:val="99"/>
     <w:unhideWhenUsed/>
     <w:pPr>
@@ -35197,10 +35305,10 @@
       <w:ind/>
     </w:pPr>
   </w:style>
-  <w:style w:type="character" w:styleId="849">
+  <w:style w:type="character" w:styleId="861">
     <w:name w:val="Header Char"/>
-    <w:basedOn w:val="883"/>
-    <w:link w:val="848"/>
+    <w:basedOn w:val="895"/>
+    <w:link w:val="860"/>
     <w:uiPriority w:val="99"/>
     <w:pPr>
       <w:pBdr/>
@@ -35208,10 +35316,10 @@
       <w:ind/>
     </w:pPr>
   </w:style>
-  <w:style w:type="paragraph" w:styleId="850">
+  <w:style w:type="paragraph" w:styleId="862">
     <w:name w:val="Footer"/>
-    <w:basedOn w:val="873"/>
-    <w:link w:val="851"/>
+    <w:basedOn w:val="885"/>
+    <w:link w:val="863"/>
     <w:uiPriority w:val="99"/>
     <w:unhideWhenUsed/>
     <w:pPr>
@@ -35224,10 +35332,10 @@
       <w:ind/>
     </w:pPr>
   </w:style>
-  <w:style w:type="character" w:styleId="851">
+  <w:style w:type="character" w:styleId="863">
     <w:name w:val="Footer Char"/>
-    <w:basedOn w:val="883"/>
-    <w:link w:val="850"/>
+    <w:basedOn w:val="895"/>
+    <w:link w:val="862"/>
     <w:uiPriority w:val="99"/>
     <w:pPr>
       <w:pBdr/>
@@ -35235,10 +35343,10 @@
       <w:ind/>
     </w:pPr>
   </w:style>
-  <w:style w:type="paragraph" w:styleId="852">
+  <w:style w:type="paragraph" w:styleId="864">
     <w:name w:val="Caption"/>
-    <w:basedOn w:val="873"/>
-    <w:next w:val="873"/>
+    <w:basedOn w:val="885"/>
+    <w:next w:val="885"/>
     <w:uiPriority w:val="35"/>
     <w:unhideWhenUsed/>
     <w:qFormat/>
@@ -35255,10 +35363,10 @@
       <w:szCs w:val="18"/>
     </w:rPr>
   </w:style>
-  <w:style w:type="paragraph" w:styleId="853">
+  <w:style w:type="paragraph" w:styleId="865">
     <w:name w:val="footnote text"/>
-    <w:basedOn w:val="873"/>
-    <w:link w:val="854"/>
+    <w:basedOn w:val="885"/>
+    <w:link w:val="866"/>
     <w:uiPriority w:val="99"/>
     <w:semiHidden/>
     <w:unhideWhenUsed/>
@@ -35272,10 +35380,10 @@
       <w:szCs w:val="20"/>
     </w:rPr>
   </w:style>
-  <w:style w:type="character" w:styleId="854">
+  <w:style w:type="character" w:styleId="866">
     <w:name w:val="Footnote Text Char"/>
-    <w:basedOn w:val="883"/>
-    <w:link w:val="853"/>
+    <w:basedOn w:val="895"/>
+    <w:link w:val="865"/>
     <w:uiPriority w:val="99"/>
     <w:semiHidden/>
     <w:pPr>
@@ -35288,9 +35396,9 @@
       <w:szCs w:val="20"/>
     </w:rPr>
   </w:style>
-  <w:style w:type="character" w:styleId="855">
+  <w:style w:type="character" w:styleId="867">
     <w:name w:val="footnote reference"/>
-    <w:basedOn w:val="883"/>
+    <w:basedOn w:val="895"/>
     <w:uiPriority w:val="99"/>
     <w:semiHidden/>
     <w:unhideWhenUsed/>
@@ -35303,10 +35411,10 @@
       <w:vertAlign w:val="superscript"/>
     </w:rPr>
   </w:style>
-  <w:style w:type="paragraph" w:styleId="856">
+  <w:style w:type="paragraph" w:styleId="868">
     <w:name w:val="endnote text"/>
-    <w:basedOn w:val="873"/>
-    <w:link w:val="857"/>
+    <w:basedOn w:val="885"/>
+    <w:link w:val="869"/>
     <w:uiPriority w:val="99"/>
     <w:semiHidden/>
     <w:unhideWhenUsed/>
@@ -35320,10 +35428,10 @@
       <w:szCs w:val="20"/>
     </w:rPr>
   </w:style>
-  <w:style w:type="character" w:styleId="857">
+  <w:style w:type="character" w:styleId="869">
     <w:name w:val="Endnote Text Char"/>
-    <w:basedOn w:val="883"/>
-    <w:link w:val="856"/>
+    <w:basedOn w:val="895"/>
+    <w:link w:val="868"/>
     <w:uiPriority w:val="99"/>
     <w:semiHidden/>
     <w:pPr>
@@ -35336,9 +35444,9 @@
       <w:szCs w:val="20"/>
     </w:rPr>
   </w:style>
-  <w:style w:type="character" w:styleId="858">
+  <w:style w:type="character" w:styleId="870">
     <w:name w:val="endnote reference"/>
-    <w:basedOn w:val="883"/>
+    <w:basedOn w:val="895"/>
     <w:uiPriority w:val="99"/>
     <w:semiHidden/>
     <w:unhideWhenUsed/>
@@ -35351,9 +35459,9 @@
       <w:vertAlign w:val="superscript"/>
     </w:rPr>
   </w:style>
-  <w:style w:type="character" w:styleId="859">
+  <w:style w:type="character" w:styleId="871">
     <w:name w:val="Hyperlink"/>
-    <w:basedOn w:val="883"/>
+    <w:basedOn w:val="895"/>
     <w:uiPriority w:val="99"/>
     <w:unhideWhenUsed/>
     <w:pPr>
@@ -35366,9 +35474,9 @@
       <w:u w:val="single"/>
     </w:rPr>
   </w:style>
-  <w:style w:type="character" w:styleId="860">
+  <w:style w:type="character" w:styleId="872">
     <w:name w:val="FollowedHyperlink"/>
-    <w:basedOn w:val="883"/>
+    <w:basedOn w:val="895"/>
     <w:uiPriority w:val="99"/>
     <w:semiHidden/>
     <w:unhideWhenUsed/>
@@ -35382,10 +35490,10 @@
       <w:u w:val="single"/>
     </w:rPr>
   </w:style>
-  <w:style w:type="paragraph" w:styleId="861">
+  <w:style w:type="paragraph" w:styleId="873">
     <w:name w:val="toc 1"/>
-    <w:basedOn w:val="873"/>
-    <w:next w:val="873"/>
+    <w:basedOn w:val="885"/>
+    <w:next w:val="885"/>
     <w:uiPriority w:val="39"/>
     <w:unhideWhenUsed/>
     <w:pPr>
@@ -35394,10 +35502,10 @@
       <w:ind/>
     </w:pPr>
   </w:style>
-  <w:style w:type="paragraph" w:styleId="862">
+  <w:style w:type="paragraph" w:styleId="874">
     <w:name w:val="toc 2"/>
-    <w:basedOn w:val="873"/>
-    <w:next w:val="873"/>
+    <w:basedOn w:val="885"/>
+    <w:next w:val="885"/>
     <w:uiPriority w:val="39"/>
     <w:unhideWhenUsed/>
     <w:pPr>
@@ -35406,10 +35514,10 @@
       <w:ind w:left="220"/>
     </w:pPr>
   </w:style>
-  <w:style w:type="paragraph" w:styleId="863">
+  <w:style w:type="paragraph" w:styleId="875">
     <w:name w:val="toc 3"/>
-    <w:basedOn w:val="873"/>
-    <w:next w:val="873"/>
+    <w:basedOn w:val="885"/>
+    <w:next w:val="885"/>
     <w:uiPriority w:val="39"/>
     <w:unhideWhenUsed/>
     <w:pPr>
@@ -35418,10 +35526,10 @@
       <w:ind w:left="440"/>
     </w:pPr>
   </w:style>
-  <w:style w:type="paragraph" w:styleId="864">
+  <w:style w:type="paragraph" w:styleId="876">
     <w:name w:val="toc 4"/>
-    <w:basedOn w:val="873"/>
-    <w:next w:val="873"/>
+    <w:basedOn w:val="885"/>
+    <w:next w:val="885"/>
     <w:uiPriority w:val="39"/>
     <w:unhideWhenUsed/>
     <w:pPr>
@@ -35430,10 +35538,10 @@
       <w:ind w:left="660"/>
     </w:pPr>
   </w:style>
-  <w:style w:type="paragraph" w:styleId="865">
+  <w:style w:type="paragraph" w:styleId="877">
     <w:name w:val="toc 5"/>
-    <w:basedOn w:val="873"/>
-    <w:next w:val="873"/>
+    <w:basedOn w:val="885"/>
+    <w:next w:val="885"/>
     <w:uiPriority w:val="39"/>
     <w:unhideWhenUsed/>
     <w:pPr>
@@ -35442,10 +35550,10 @@
       <w:ind w:left="880"/>
     </w:pPr>
   </w:style>
-  <w:style w:type="paragraph" w:styleId="866">
+  <w:style w:type="paragraph" w:styleId="878">
     <w:name w:val="toc 6"/>
-    <w:basedOn w:val="873"/>
-    <w:next w:val="873"/>
+    <w:basedOn w:val="885"/>
+    <w:next w:val="885"/>
     <w:uiPriority w:val="39"/>
     <w:unhideWhenUsed/>
     <w:pPr>
@@ -35454,10 +35562,10 @@
       <w:ind w:left="1100"/>
     </w:pPr>
   </w:style>
-  <w:style w:type="paragraph" w:styleId="867">
+  <w:style w:type="paragraph" w:styleId="879">
     <w:name w:val="toc 7"/>
-    <w:basedOn w:val="873"/>
-    <w:next w:val="873"/>
+    <w:basedOn w:val="885"/>
+    <w:next w:val="885"/>
     <w:uiPriority w:val="39"/>
     <w:unhideWhenUsed/>
     <w:pPr>
@@ -35466,10 +35574,10 @@
       <w:ind w:left="1320"/>
     </w:pPr>
   </w:style>
-  <w:style w:type="paragraph" w:styleId="868">
+  <w:style w:type="paragraph" w:styleId="880">
     <w:name w:val="toc 8"/>
-    <w:basedOn w:val="873"/>
-    <w:next w:val="873"/>
+    <w:basedOn w:val="885"/>
+    <w:next w:val="885"/>
     <w:uiPriority w:val="39"/>
     <w:unhideWhenUsed/>
     <w:pPr>
@@ -35478,10 +35586,10 @@
       <w:ind w:left="1540"/>
     </w:pPr>
   </w:style>
-  <w:style w:type="paragraph" w:styleId="869">
+  <w:style w:type="paragraph" w:styleId="881">
     <w:name w:val="toc 9"/>
-    <w:basedOn w:val="873"/>
-    <w:next w:val="873"/>
+    <w:basedOn w:val="885"/>
+    <w:next w:val="885"/>
     <w:uiPriority w:val="39"/>
     <w:unhideWhenUsed/>
     <w:pPr>
@@ -35490,9 +35598,9 @@
       <w:ind w:left="1760"/>
     </w:pPr>
   </w:style>
-  <w:style w:type="character" w:styleId="870">
+  <w:style w:type="character" w:styleId="882">
     <w:name w:val="Placeholder Text"/>
-    <w:basedOn w:val="883"/>
+    <w:basedOn w:val="895"/>
     <w:uiPriority w:val="99"/>
     <w:semiHidden/>
     <w:pPr>
@@ -35504,7 +35612,7 @@
       <w:color w:val="666666"/>
     </w:rPr>
   </w:style>
-  <w:style w:type="paragraph" w:styleId="871">
+  <w:style w:type="paragraph" w:styleId="883">
     <w:name w:val="TOC Heading"/>
     <w:uiPriority w:val="39"/>
     <w:unhideWhenUsed/>
@@ -35514,10 +35622,10 @@
       <w:ind/>
     </w:pPr>
   </w:style>
-  <w:style w:type="paragraph" w:styleId="872">
+  <w:style w:type="paragraph" w:styleId="884">
     <w:name w:val="table of figures"/>
-    <w:basedOn w:val="873"/>
-    <w:next w:val="873"/>
+    <w:basedOn w:val="885"/>
+    <w:next w:val="885"/>
     <w:uiPriority w:val="99"/>
     <w:unhideWhenUsed/>
     <w:pPr>
@@ -35526,7 +35634,7 @@
       <w:ind/>
     </w:pPr>
   </w:style>
-  <w:style w:type="paragraph" w:styleId="873" w:default="1">
+  <w:style w:type="paragraph" w:styleId="885" w:default="1">
     <w:name w:val="Normal"/>
     <w:qFormat/>
     <w:pPr>
@@ -35535,11 +35643,11 @@
       <w:ind/>
     </w:pPr>
   </w:style>
-  <w:style w:type="paragraph" w:styleId="874">
+  <w:style w:type="paragraph" w:styleId="886">
     <w:name w:val="Heading 1"/>
-    <w:basedOn w:val="873"/>
-    <w:next w:val="873"/>
-    <w:link w:val="886"/>
+    <w:basedOn w:val="885"/>
+    <w:next w:val="885"/>
+    <w:link w:val="898"/>
     <w:uiPriority w:val="9"/>
     <w:qFormat/>
     <w:pPr>
@@ -35557,11 +35665,11 @@
       <w:szCs w:val="40"/>
     </w:rPr>
   </w:style>
-  <w:style w:type="paragraph" w:styleId="875">
+  <w:style w:type="paragraph" w:styleId="887">
     <w:name w:val="Heading 2"/>
-    <w:basedOn w:val="873"/>
-    <w:next w:val="873"/>
-    <w:link w:val="887"/>
+    <w:basedOn w:val="885"/>
+    <w:next w:val="885"/>
+    <w:link w:val="899"/>
     <w:uiPriority w:val="9"/>
     <w:unhideWhenUsed/>
     <w:qFormat/>
@@ -35580,11 +35688,11 @@
       <w:szCs w:val="32"/>
     </w:rPr>
   </w:style>
-  <w:style w:type="paragraph" w:styleId="876">
+  <w:style w:type="paragraph" w:styleId="888">
     <w:name w:val="Heading 3"/>
-    <w:basedOn w:val="873"/>
-    <w:next w:val="873"/>
-    <w:link w:val="888"/>
+    <w:basedOn w:val="885"/>
+    <w:next w:val="885"/>
+    <w:link w:val="900"/>
     <w:uiPriority w:val="9"/>
     <w:semiHidden/>
     <w:unhideWhenUsed/>
@@ -35604,11 +35712,11 @@
       <w:szCs w:val="28"/>
     </w:rPr>
   </w:style>
-  <w:style w:type="paragraph" w:styleId="877">
+  <w:style w:type="paragraph" w:styleId="889">
     <w:name w:val="Heading 4"/>
-    <w:basedOn w:val="873"/>
-    <w:next w:val="873"/>
-    <w:link w:val="889"/>
+    <w:basedOn w:val="885"/>
+    <w:next w:val="885"/>
+    <w:link w:val="901"/>
     <w:uiPriority w:val="9"/>
     <w:semiHidden/>
     <w:unhideWhenUsed/>
@@ -35628,11 +35736,11 @@
       <w:color w:val="0f4761" w:themeColor="accent1" w:themeShade="BF"/>
     </w:rPr>
   </w:style>
-  <w:style w:type="paragraph" w:styleId="878">
+  <w:style w:type="paragraph" w:styleId="890">
     <w:name w:val="Heading 5"/>
-    <w:basedOn w:val="873"/>
-    <w:next w:val="873"/>
-    <w:link w:val="890"/>
+    <w:basedOn w:val="885"/>
+    <w:next w:val="885"/>
+    <w:link w:val="902"/>
     <w:uiPriority w:val="9"/>
     <w:semiHidden/>
     <w:unhideWhenUsed/>
@@ -35650,11 +35758,11 @@
       <w:color w:val="0f4761" w:themeColor="accent1" w:themeShade="BF"/>
     </w:rPr>
   </w:style>
-  <w:style w:type="paragraph" w:styleId="879">
+  <w:style w:type="paragraph" w:styleId="891">
     <w:name w:val="Heading 6"/>
-    <w:basedOn w:val="873"/>
-    <w:next w:val="873"/>
-    <w:link w:val="891"/>
+    <w:basedOn w:val="885"/>
+    <w:next w:val="885"/>
+    <w:link w:val="903"/>
     <w:uiPriority w:val="9"/>
     <w:semiHidden/>
     <w:unhideWhenUsed/>
@@ -35674,11 +35782,11 @@
       <w:color w:val="595959" w:themeColor="text1" w:themeTint="A6"/>
     </w:rPr>
   </w:style>
-  <w:style w:type="paragraph" w:styleId="880">
+  <w:style w:type="paragraph" w:styleId="892">
     <w:name w:val="Heading 7"/>
-    <w:basedOn w:val="873"/>
-    <w:next w:val="873"/>
-    <w:link w:val="892"/>
+    <w:basedOn w:val="885"/>
+    <w:next w:val="885"/>
+    <w:link w:val="904"/>
     <w:uiPriority w:val="9"/>
     <w:semiHidden/>
     <w:unhideWhenUsed/>
@@ -35696,11 +35804,11 @@
       <w:color w:val="595959" w:themeColor="text1" w:themeTint="A6"/>
     </w:rPr>
   </w:style>
-  <w:style w:type="paragraph" w:styleId="881">
+  <w:style w:type="paragraph" w:styleId="893">
     <w:name w:val="Heading 8"/>
-    <w:basedOn w:val="873"/>
-    <w:next w:val="873"/>
-    <w:link w:val="893"/>
+    <w:basedOn w:val="885"/>
+    <w:next w:val="885"/>
+    <w:link w:val="905"/>
     <w:uiPriority w:val="9"/>
     <w:semiHidden/>
     <w:unhideWhenUsed/>
@@ -35720,11 +35828,11 @@
       <w:color w:val="272727" w:themeColor="text1" w:themeTint="D8"/>
     </w:rPr>
   </w:style>
-  <w:style w:type="paragraph" w:styleId="882">
+  <w:style w:type="paragraph" w:styleId="894">
     <w:name w:val="Heading 9"/>
-    <w:basedOn w:val="873"/>
-    <w:next w:val="873"/>
-    <w:link w:val="894"/>
+    <w:basedOn w:val="885"/>
+    <w:next w:val="885"/>
+    <w:link w:val="906"/>
     <w:uiPriority w:val="9"/>
     <w:semiHidden/>
     <w:unhideWhenUsed/>
@@ -35742,7 +35850,7 @@
       <w:color w:val="272727" w:themeColor="text1" w:themeTint="D8"/>
     </w:rPr>
   </w:style>
-  <w:style w:type="character" w:styleId="883" w:default="1">
+  <w:style w:type="character" w:styleId="895" w:default="1">
     <w:name w:val="Default Paragraph Font"/>
     <w:uiPriority w:val="1"/>
     <w:unhideWhenUsed/>
@@ -35752,7 +35860,7 @@
       <w:ind/>
     </w:pPr>
   </w:style>
-  <w:style w:type="table" w:styleId="884" w:default="1">
+  <w:style w:type="table" w:styleId="896" w:default="1">
     <w:name w:val="Normal Table"/>
     <w:uiPriority w:val="99"/>
     <w:semiHidden/>
@@ -35945,7 +36053,7 @@
       </w:tcPr>
     </w:tblStylePr>
   </w:style>
-  <w:style w:type="numbering" w:styleId="885" w:default="1">
+  <w:style w:type="numbering" w:styleId="897" w:default="1">
     <w:name w:val="No List"/>
     <w:uiPriority w:val="99"/>
     <w:semiHidden/>
@@ -35956,10 +36064,10 @@
       <w:ind/>
     </w:pPr>
   </w:style>
-  <w:style w:type="character" w:styleId="886" w:customStyle="1">
+  <w:style w:type="character" w:styleId="898" w:customStyle="1">
     <w:name w:val="Heading 1 Char"/>
-    <w:basedOn w:val="883"/>
-    <w:link w:val="874"/>
+    <w:basedOn w:val="895"/>
+    <w:link w:val="886"/>
     <w:uiPriority w:val="9"/>
     <w:pPr>
       <w:pBdr/>
@@ -35973,10 +36081,10 @@
       <w:szCs w:val="40"/>
     </w:rPr>
   </w:style>
-  <w:style w:type="character" w:styleId="887" w:customStyle="1">
+  <w:style w:type="character" w:styleId="899" w:customStyle="1">
     <w:name w:val="Heading 2 Char"/>
-    <w:basedOn w:val="883"/>
-    <w:link w:val="875"/>
+    <w:basedOn w:val="895"/>
+    <w:link w:val="887"/>
     <w:uiPriority w:val="9"/>
     <w:pPr>
       <w:pBdr/>
@@ -35990,10 +36098,10 @@
       <w:szCs w:val="32"/>
     </w:rPr>
   </w:style>
-  <w:style w:type="character" w:styleId="888" w:customStyle="1">
+  <w:style w:type="character" w:styleId="900" w:customStyle="1">
     <w:name w:val="Heading 3 Char"/>
-    <w:basedOn w:val="883"/>
-    <w:link w:val="876"/>
+    <w:basedOn w:val="895"/>
+    <w:link w:val="888"/>
     <w:uiPriority w:val="9"/>
     <w:semiHidden/>
     <w:pPr>
@@ -36008,10 +36116,10 @@
       <w:szCs w:val="28"/>
     </w:rPr>
   </w:style>
-  <w:style w:type="character" w:styleId="889" w:customStyle="1">
+  <w:style w:type="character" w:styleId="901" w:customStyle="1">
     <w:name w:val="Heading 4 Char"/>
-    <w:basedOn w:val="883"/>
-    <w:link w:val="877"/>
+    <w:basedOn w:val="895"/>
+    <w:link w:val="889"/>
     <w:uiPriority w:val="9"/>
     <w:semiHidden/>
     <w:pPr>
@@ -36026,10 +36134,10 @@
       <w:color w:val="0f4761" w:themeColor="accent1" w:themeShade="BF"/>
     </w:rPr>
   </w:style>
-  <w:style w:type="character" w:styleId="890" w:customStyle="1">
+  <w:style w:type="character" w:styleId="902" w:customStyle="1">
     <w:name w:val="Heading 5 Char"/>
-    <w:basedOn w:val="883"/>
-    <w:link w:val="878"/>
+    <w:basedOn w:val="895"/>
+    <w:link w:val="890"/>
     <w:uiPriority w:val="9"/>
     <w:semiHidden/>
     <w:pPr>
@@ -36042,10 +36150,10 @@
       <w:color w:val="0f4761" w:themeColor="accent1" w:themeShade="BF"/>
     </w:rPr>
   </w:style>
-  <w:style w:type="character" w:styleId="891" w:customStyle="1">
+  <w:style w:type="character" w:styleId="903" w:customStyle="1">
     <w:name w:val="Heading 6 Char"/>
-    <w:basedOn w:val="883"/>
-    <w:link w:val="879"/>
+    <w:basedOn w:val="895"/>
+    <w:link w:val="891"/>
     <w:uiPriority w:val="9"/>
     <w:semiHidden/>
     <w:pPr>
@@ -36060,10 +36168,10 @@
       <w:color w:val="595959" w:themeColor="text1" w:themeTint="A6"/>
     </w:rPr>
   </w:style>
-  <w:style w:type="character" w:styleId="892" w:customStyle="1">
+  <w:style w:type="character" w:styleId="904" w:customStyle="1">
     <w:name w:val="Heading 7 Char"/>
-    <w:basedOn w:val="883"/>
-    <w:link w:val="880"/>
+    <w:basedOn w:val="895"/>
+    <w:link w:val="892"/>
     <w:uiPriority w:val="9"/>
     <w:semiHidden/>
     <w:pPr>
@@ -36076,10 +36184,10 @@
       <w:color w:val="595959" w:themeColor="text1" w:themeTint="A6"/>
     </w:rPr>
   </w:style>
-  <w:style w:type="character" w:styleId="893" w:customStyle="1">
+  <w:style w:type="character" w:styleId="905" w:customStyle="1">
     <w:name w:val="Heading 8 Char"/>
-    <w:basedOn w:val="883"/>
-    <w:link w:val="881"/>
+    <w:basedOn w:val="895"/>
+    <w:link w:val="893"/>
     <w:uiPriority w:val="9"/>
     <w:semiHidden/>
     <w:pPr>
@@ -36094,10 +36202,10 @@
       <w:color w:val="272727" w:themeColor="text1" w:themeTint="D8"/>
     </w:rPr>
   </w:style>
-  <w:style w:type="character" w:styleId="894" w:customStyle="1">
+  <w:style w:type="character" w:styleId="906" w:customStyle="1">
     <w:name w:val="Heading 9 Char"/>
-    <w:basedOn w:val="883"/>
-    <w:link w:val="882"/>
+    <w:basedOn w:val="895"/>
+    <w:link w:val="894"/>
     <w:uiPriority w:val="9"/>
     <w:semiHidden/>
     <w:pPr>
@@ -36110,11 +36218,11 @@
       <w:color w:val="272727" w:themeColor="text1" w:themeTint="D8"/>
     </w:rPr>
   </w:style>
-  <w:style w:type="paragraph" w:styleId="895">
+  <w:style w:type="paragraph" w:styleId="907">
     <w:name w:val="Title"/>
-    <w:basedOn w:val="873"/>
-    <w:next w:val="873"/>
-    <w:link w:val="896"/>
+    <w:basedOn w:val="885"/>
+    <w:next w:val="885"/>
+    <w:link w:val="908"/>
     <w:uiPriority w:val="10"/>
     <w:qFormat/>
     <w:pPr>
@@ -36130,10 +36238,10 @@
       <w:szCs w:val="56"/>
     </w:rPr>
   </w:style>
-  <w:style w:type="character" w:styleId="896" w:customStyle="1">
+  <w:style w:type="character" w:styleId="908" w:customStyle="1">
     <w:name w:val="Title Char"/>
-    <w:basedOn w:val="883"/>
-    <w:link w:val="895"/>
+    <w:basedOn w:val="895"/>
+    <w:link w:val="907"/>
     <w:uiPriority w:val="10"/>
     <w:pPr>
       <w:pBdr/>
@@ -36147,11 +36255,11 @@
       <w:szCs w:val="56"/>
     </w:rPr>
   </w:style>
-  <w:style w:type="paragraph" w:styleId="897">
+  <w:style w:type="paragraph" w:styleId="909">
     <w:name w:val="Subtitle"/>
-    <w:basedOn w:val="873"/>
-    <w:next w:val="873"/>
-    <w:link w:val="898"/>
+    <w:basedOn w:val="885"/>
+    <w:next w:val="885"/>
+    <w:link w:val="910"/>
     <w:uiPriority w:val="11"/>
     <w:qFormat/>
     <w:pPr>
@@ -36170,10 +36278,10 @@
       <w:szCs w:val="28"/>
     </w:rPr>
   </w:style>
-  <w:style w:type="character" w:styleId="898" w:customStyle="1">
+  <w:style w:type="character" w:styleId="910" w:customStyle="1">
     <w:name w:val="Subtitle Char"/>
-    <w:basedOn w:val="883"/>
-    <w:link w:val="897"/>
+    <w:basedOn w:val="895"/>
+    <w:link w:val="909"/>
     <w:uiPriority w:val="11"/>
     <w:pPr>
       <w:pBdr/>
@@ -36188,11 +36296,11 @@
       <w:szCs w:val="28"/>
     </w:rPr>
   </w:style>
-  <w:style w:type="paragraph" w:styleId="899">
+  <w:style w:type="paragraph" w:styleId="911">
     <w:name w:val="Quote"/>
-    <w:basedOn w:val="873"/>
-    <w:next w:val="873"/>
-    <w:link w:val="900"/>
+    <w:basedOn w:val="885"/>
+    <w:next w:val="885"/>
+    <w:link w:val="912"/>
     <w:uiPriority w:val="29"/>
     <w:qFormat/>
     <w:pPr>
@@ -36207,10 +36315,10 @@
       <w:color w:val="404040" w:themeColor="text1" w:themeTint="BF"/>
     </w:rPr>
   </w:style>
-  <w:style w:type="character" w:styleId="900" w:customStyle="1">
+  <w:style w:type="character" w:styleId="912" w:customStyle="1">
     <w:name w:val="Quote Char"/>
-    <w:basedOn w:val="883"/>
-    <w:link w:val="899"/>
+    <w:basedOn w:val="895"/>
+    <w:link w:val="911"/>
     <w:uiPriority w:val="29"/>
     <w:pPr>
       <w:pBdr/>
@@ -36223,9 +36331,9 @@
       <w:color w:val="404040" w:themeColor="text1" w:themeTint="BF"/>
     </w:rPr>
   </w:style>
-  <w:style w:type="paragraph" w:styleId="901">
+  <w:style w:type="paragraph" w:styleId="913">
     <w:name w:val="List Paragraph"/>
-    <w:basedOn w:val="873"/>
+    <w:basedOn w:val="885"/>
     <w:uiPriority w:val="34"/>
     <w:qFormat/>
     <w:pPr>
@@ -36235,9 +36343,9 @@
       <w:contextualSpacing w:val="true"/>
     </w:pPr>
   </w:style>
-  <w:style w:type="character" w:styleId="902">
+  <w:style w:type="character" w:styleId="914">
     <w:name w:val="Intense Emphasis"/>
-    <w:basedOn w:val="883"/>
+    <w:basedOn w:val="895"/>
     <w:uiPriority w:val="21"/>
     <w:qFormat/>
     <w:pPr>
@@ -36251,11 +36359,11 @@
       <w:color w:val="0f4761" w:themeColor="accent1" w:themeShade="BF"/>
     </w:rPr>
   </w:style>
-  <w:style w:type="paragraph" w:styleId="903">
+  <w:style w:type="paragraph" w:styleId="915">
     <w:name w:val="Intense Quote"/>
-    <w:basedOn w:val="873"/>
-    <w:next w:val="873"/>
-    <w:link w:val="904"/>
+    <w:basedOn w:val="885"/>
+    <w:next w:val="885"/>
+    <w:link w:val="916"/>
     <w:uiPriority w:val="30"/>
     <w:qFormat/>
     <w:pPr>
@@ -36273,10 +36381,10 @@
       <w:color w:val="0f4761" w:themeColor="accent1" w:themeShade="BF"/>
     </w:rPr>
   </w:style>
-  <w:style w:type="character" w:styleId="904" w:customStyle="1">
+  <w:style w:type="character" w:styleId="916" w:customStyle="1">
     <w:name w:val="Intense Quote Char"/>
-    <w:basedOn w:val="883"/>
-    <w:link w:val="903"/>
+    <w:basedOn w:val="895"/>
+    <w:link w:val="915"/>
     <w:uiPriority w:val="30"/>
     <w:pPr>
       <w:pBdr/>
@@ -36289,9 +36397,9 @@
       <w:color w:val="0f4761" w:themeColor="accent1" w:themeShade="BF"/>
     </w:rPr>
   </w:style>
-  <w:style w:type="character" w:styleId="905">
+  <w:style w:type="character" w:styleId="917">
     <w:name w:val="Intense Reference"/>
-    <w:basedOn w:val="883"/>
+    <w:basedOn w:val="895"/>
     <w:uiPriority w:val="32"/>
     <w:qFormat/>
     <w:pPr>

--- a/UI_Software_Project_Initiation_and_Planning/Business Plan Template ASD.docx
+++ b/UI_Software_Project_Initiation_and_Planning/Business Plan Template ASD.docx
@@ -24,7 +24,7 @@
           <w:szCs w:val="40"/>
           <w:lang w:val="en-US"/>
         </w:rPr>
-        <w:t xml:space="preserve">BUSINESS PLAN TEMPLATE</w:t>
+        <w:t xml:space="preserve">BUSINESS PLAN </w:t>
       </w:r>
       <w:r>
         <w:rPr>
@@ -35,15 +35,6 @@
           <w:szCs w:val="40"/>
         </w:rPr>
       </w:r>
-      <w:r>
-        <w:rPr>
-          <w:rFonts w:ascii="Aptos Display" w:hAnsi="Aptos Display" w:cs="Aptos Display"/>
-          <w:b/>
-          <w:bCs/>
-          <w:sz w:val="40"/>
-          <w:szCs w:val="40"/>
-        </w:rPr>
-      </w:r>
     </w:p>
     <w:p>
       <w:pPr>
@@ -54,6 +45,7 @@
           <w:rFonts w:ascii="Aptos Display" w:hAnsi="Aptos Display" w:cs="Aptos Display"/>
           <w:sz w:val="40"/>
           <w:szCs w:val="40"/>
+          <w:highlight w:val="none"/>
         </w:rPr>
       </w:pPr>
       <w:r>
@@ -95,99 +87,34 @@
         <w:spacing/>
         <w:ind/>
         <w:rPr>
-          <w:lang w:val="en-US"/>
-        </w:rPr>
-      </w:pPr>
-      <w:r>
-        <w:rPr>
-          <w:lang w:val="en-US"/>
-        </w:rPr>
-      </w:r>
-      <w:r>
-        <w:rPr>
-          <w:lang w:val="en-US"/>
-        </w:rPr>
-      </w:r>
-      <w:r>
-        <w:rPr>
-          <w:lang w:val="en-US"/>
-        </w:rPr>
-      </w:r>
-    </w:p>
-    <w:p>
-      <w:pPr>
-        <w:pBdr/>
-        <w:spacing/>
-        <w:ind/>
-        <w:rPr>
-          <w:lang w:val="en-US"/>
-        </w:rPr>
-      </w:pPr>
-      <w:r>
-        <w:rPr>
-          <w:lang w:val="en-US"/>
-        </w:rPr>
-      </w:r>
-      <w:r>
-        <w:rPr>
-          <w:lang w:val="en-US"/>
-        </w:rPr>
-      </w:r>
-      <w:r>
-        <w:rPr>
-          <w:lang w:val="en-US"/>
-        </w:rPr>
-      </w:r>
-    </w:p>
-    <w:p>
-      <w:pPr>
-        <w:pBdr/>
-        <w:spacing/>
-        <w:ind/>
-        <w:rPr>
-          <w:lang w:val="en-US"/>
-        </w:rPr>
-      </w:pPr>
-      <w:r>
-        <w:rPr>
-          <w:lang w:val="en-US"/>
-        </w:rPr>
-      </w:r>
-      <w:r>
-        <w:rPr>
-          <w:lang w:val="en-US"/>
-        </w:rPr>
-      </w:r>
-      <w:r>
-        <w:rPr>
-          <w:lang w:val="en-US"/>
-        </w:rPr>
-      </w:r>
-    </w:p>
-    <w:p>
-      <w:pPr>
-        <w:pStyle w:val="886"/>
-        <w:pBdr/>
-        <w:spacing/>
-        <w:ind/>
-        <w:rPr>
-          <w:lang w:val="en-US"/>
-        </w:rPr>
-      </w:pPr>
-      <w:r>
-        <w:rPr>
-          <w:lang w:val="en-US"/>
-        </w:rPr>
-        <w:t xml:space="preserve">ADD a FRONT COVER</w:t>
-      </w:r>
-      <w:r>
-        <w:rPr>
-          <w:lang w:val="en-US"/>
-        </w:rPr>
-      </w:r>
-      <w:r>
-        <w:rPr>
-          <w:lang w:val="en-US"/>
+          <w:rFonts w:ascii="Aptos Display" w:hAnsi="Aptos Display" w:cs="Aptos Display"/>
+          <w:sz w:val="40"/>
+          <w:szCs w:val="40"/>
+        </w:rPr>
+      </w:pPr>
+      <w:r>
+        <w:rPr>
+          <w:rFonts w:ascii="Aptos Display" w:hAnsi="Aptos Display" w:cs="Aptos Display"/>
+          <w:sz w:val="40"/>
+          <w:szCs w:val="40"/>
+          <w:highlight w:val="none"/>
+        </w:rPr>
+        <w:t xml:space="preserve">Lauren Keenan</w:t>
+      </w:r>
+      <w:r>
+        <w:rPr>
+          <w:rFonts w:ascii="Aptos Display" w:hAnsi="Aptos Display" w:cs="Aptos Display"/>
+          <w:sz w:val="40"/>
+          <w:szCs w:val="40"/>
+          <w:highlight w:val="none"/>
+        </w:rPr>
+      </w:r>
+      <w:r>
+        <w:rPr>
+          <w:rFonts w:ascii="Aptos Display" w:hAnsi="Aptos Display" w:cs="Aptos Display"/>
+          <w:sz w:val="40"/>
+          <w:szCs w:val="40"/>
+          <w:highlight w:val="none"/>
         </w:rPr>
       </w:r>
     </w:p>
@@ -1390,6 +1317,7 @@
         <w:spacing/>
         <w:ind/>
         <w:rPr>
+          <w:highlight w:val="none"/>
           <w:lang w:val="en-US"/>
         </w:rPr>
       </w:pPr>
@@ -1403,15 +1331,64 @@
         <w:rPr>
           <w:lang w:val="en-US"/>
         </w:rPr>
-        <w:br/>
       </w:r>
       <w:r>
         <w:rPr>
           <w:lang w:val="en-US"/>
         </w:rPr>
       </w:r>
-      <w:r>
-        <w:rPr>
+    </w:p>
+    <w:p>
+      <w:pPr>
+        <w:pBdr/>
+        <w:spacing/>
+        <w:ind/>
+        <w:rPr>
+          <w:lang w:val="en-US"/>
+        </w:rPr>
+      </w:pPr>
+      <w:r>
+        <w:rPr>
+          <w:lang w:val="en-GB"/>
+        </w:rPr>
+        <w:t xml:space="preserve">MauiScreenTime is a screen time tracker specifically for social media apps, that gives carbon insights into the users screen time and aims to incentivise</w:t>
+      </w:r>
+      <w:r>
+        <w:rPr>
+          <w:lang w:val="en-GB"/>
+        </w:rPr>
+        <w:t xml:space="preserve"> screen time reduction by offering goals like planting trees per x amount of CO2eg reduced. The goal is to create informed consumers who feel more empowered to control their consumption of highly addictive social media apps, while contributing directly to domestic conservation efforts and reducing their carbon footprint.</w:t>
+      </w:r>
+      <w:r>
+        <w:rPr>
+          <w:lang w:val="en-US"/>
+        </w:rPr>
+      </w:r>
+    </w:p>
+    <w:p>
+      <w:pPr>
+        <w:pBdr/>
+        <w:spacing/>
+        <w:ind/>
+        <w:rPr>
+          <w:lang w:val="en-US"/>
+        </w:rPr>
+      </w:pPr>
+      <w:r>
+        <w:rPr>
+          <w:highlight w:val="none"/>
+          <w:lang w:val="en-US" w:bidi="en-US"/>
+        </w:rPr>
+      </w:r>
+      <w:r>
+        <w:rPr>
+          <w:highlight w:val="none"/>
+          <w:lang w:val="en-US" w:bidi="en-US"/>
+        </w:rPr>
+      </w:r>
+      <w:r>
+        <w:rPr>
+          <w:highlight w:val="none"/>
           <w:lang w:val="en-US"/>
         </w:rPr>
       </w:r>
@@ -1645,29 +1622,34 @@
     </w:p>
     <w:p>
       <w:pPr>
-        <w:pStyle w:val="913"/>
-        <w:numPr>
-          <w:ilvl w:val="0"/>
-          <w:numId w:val="4"/>
-        </w:numPr>
-        <w:pBdr/>
-        <w:spacing/>
-        <w:ind/>
-        <w:rPr>
-          <w:lang w:val="en-US"/>
-        </w:rPr>
-      </w:pPr>
-      <w:r>
+        <w:pBdr/>
+        <w:spacing/>
+        <w:ind w:firstLine="0" w:left="0"/>
         <w:rPr>
           <w:highlight w:val="none"/>
           <w:lang w:val="en-GB"/>
         </w:rPr>
-        <w:t xml:space="preserve">Vicky will do with us</w:t>
-      </w:r>
-      <w:r>
-        <w:rPr>
-          <w:lang w:val="en-US"/>
-        </w:rPr>
+      </w:pPr>
+      <w:r>
+        <w:rPr>
+          <w:highlight w:val="none"/>
+          <w:lang w:val="en-GB"/>
+        </w:rPr>
+        <w:t xml:space="preserve">The target market along with customer segments has been identified and explored in the Market Analysis report (</w:t>
+      </w:r>
+      <w:r>
+        <w:rPr>
+          <w:highlight w:val="none"/>
+          <w:lang w:val="en-GB"/>
+        </w:rPr>
+        <w:t xml:space="preserve">https://github.com/TortoiseLeaf/laurenk_personal_repository_2025/blob/main/UI_Software_Delivery_and_Team_Management/Marketing-plan-Maui.docx</w:t>
+      </w:r>
+      <w:r>
+        <w:rPr>
+          <w:highlight w:val="none"/>
+          <w:lang w:val="en-GB"/>
+        </w:rPr>
+        <w:t xml:space="preserve">)</w:t>
       </w:r>
       <w:r>
         <w:rPr>
@@ -1679,7 +1661,7 @@
       <w:pPr>
         <w:pBdr/>
         <w:spacing/>
-        <w:ind w:firstLine="0" w:left="709"/>
+        <w:ind w:firstLine="0" w:left="0"/>
         <w:rPr>
           <w:lang w:val="en-US"/>
         </w:rPr>
@@ -1692,11 +1674,13 @@
       </w:r>
       <w:r>
         <w:rPr>
-          <w:lang w:val="en-US"/>
-        </w:rPr>
-      </w:r>
-      <w:r>
-        <w:rPr>
+          <w:highlight w:val="none"/>
+          <w:lang w:val="en-US" w:bidi="en-US"/>
+        </w:rPr>
+      </w:r>
+      <w:r>
+        <w:rPr>
+          <w:highlight w:val="none"/>
           <w:lang w:val="en-US"/>
         </w:rPr>
       </w:r>
@@ -1866,13 +1850,6 @@
       <w:r>
         <w:rPr>
           <w:highlight w:val="none"/>
-          <w:lang w:val="en-US" w:bidi="en-US"/>
-        </w:rPr>
-      </w:r>
-      <w:r/>
-      <w:r>
-        <w:rPr>
-          <w:highlight w:val="none"/>
         </w:rPr>
       </w:r>
       <w:r>
@@ -1952,7 +1929,19 @@
         <w:rPr>
           <w:highlight w:val="none"/>
         </w:rPr>
-        <w:t xml:space="preserve">Nature Unlock requires users to go outside, take a picture of a tree and upload it to unlock their phones. This is a high effort, high yield model of operation that rewards the user with a healthy beneficial experience.</w:t>
+        <w:t xml:space="preserve">A competitor analysis was also created around this research (</w:t>
+      </w:r>
+      <w:r>
+        <w:rPr>
+          <w:highlight w:val="none"/>
+        </w:rPr>
+        <w:t xml:space="preserve">https://github.com/TortoiseLeaf/laurenk_personal_repository_2025/blob/main/UI_Software_Project_Management_Lifecycles/Competitive-Analysis.pdf</w:t>
+      </w:r>
+      <w:r>
+        <w:rPr>
+          <w:highlight w:val="none"/>
+        </w:rPr>
+        <w:t xml:space="preserve">)</w:t>
       </w:r>
       <w:r>
         <w:rPr>
@@ -1978,27 +1967,33 @@
         <w:rPr>
           <w:highlight w:val="none"/>
         </w:rPr>
+        <w:t xml:space="preserve">Nature Unlock requires users to go outside, take a picture of a tree and upload it to unlock their phones. This is a high effort, high yield model of operation that rewards the user with a healthy beneficial experience.</w:t>
+      </w:r>
+      <w:r>
+        <w:rPr>
+          <w:highlight w:val="none"/>
+        </w:rPr>
+      </w:r>
+      <w:r>
+        <w:rPr>
+          <w:highlight w:val="none"/>
+        </w:rPr>
+      </w:r>
+    </w:p>
+    <w:p>
+      <w:pPr>
+        <w:pBdr/>
+        <w:spacing/>
+        <w:ind/>
+        <w:rPr>
+          <w:highlight w:val="none"/>
+        </w:rPr>
+      </w:pPr>
+      <w:r>
+        <w:rPr>
+          <w:highlight w:val="none"/>
+        </w:rPr>
         <w:t xml:space="preserve">Forest App is a lower effort and moderate yield service which encourages users to use their pomodoro-style timer by “growing” a virtual tree for the duration of the timer, restricting access to other apps. </w:t>
-      </w:r>
-      <w:r>
-        <w:rPr>
-          <w:highlight w:val="none"/>
-        </w:rPr>
-      </w:r>
-      <w:r>
-        <w:rPr>
-          <w:highlight w:val="none"/>
-        </w:rPr>
-      </w:r>
-      <w:r>
-        <w:rPr>
-          <w:highlight w:val="none"/>
-        </w:rPr>
-      </w:r>
-      <w:r>
-        <w:rPr>
-          <w:highlight w:val="none"/>
-        </w:rPr>
       </w:r>
       <w:r>
         <w:rPr>
@@ -2183,7 +2178,7 @@
           <w:highlight w:val="none"/>
           <w:lang w:val="en-GB"/>
         </w:rPr>
-        <w:t xml:space="preserve">Will be promoted to Inverness campus specifically but also on Linkedi</w:t>
+        <w:t xml:space="preserve">The project will be promoted to Inverness campus specifically but also to the wider UHI student-base and also on LinkedI</w:t>
       </w:r>
       <w:r>
         <w:rPr>
@@ -2197,7 +2192,7 @@
           <w:highlight w:val="none"/>
           <w:lang w:val="en-GB"/>
         </w:rPr>
-        <w:t xml:space="preserve">to explain the product to potential users, screenshots of the app printed to demonstrate. Small learning materials? Monetised user incentives for participating, 1st, 2nd, 3rd prize for who can plant the most trees, potentially runner up prizes for top 10. </w:t>
+        <w:t xml:space="preserve">to explain the product to potential users, screenshots of the app printed to demonstrate. Digital flyers and promotional and instruction videos will be created to help promote the software. Monetised user incentives for participating in beta testing, 1st, 2nd, 3rd prize for who can plant the most trees, runner up prizes for top 5. </w:t>
       </w:r>
       <w:r>
         <w:rPr>
@@ -2227,7 +2222,7 @@
           <w:highlight w:val="none"/>
           <w:lang w:val="en-GB" w:bidi="en-GB"/>
         </w:rPr>
-        <w:t xml:space="preserve">Possibility also to create a social media presence for the application, where for example an Instagram profile can be created and advertisements paid to target audience members who actively use the apps this project aims to monitor and reduce the usage of.</w:t>
+        <w:t xml:space="preserve">Have researched advertising costs on Meta for a social media presence for the application, where the product can advertise to the target audience in channels they are most likely to see it. Costs are difficult to pin down as they vary based on engagement and clicks, so because of this with the current round of funding this will be excluded and we will instead focus on holistically advertising within UHI using official university channels and affiliates like Handshake to promote the app and the beta-testing.</w:t>
       </w:r>
       <w:r>
         <w:rPr>
@@ -2235,12 +2230,6 @@
           <w:lang w:val="en-GB"/>
         </w:rPr>
       </w:r>
-      <w:r>
-        <w:rPr>
-          <w:highlight w:val="none"/>
-          <w:lang w:val="en-GB"/>
-        </w:rPr>
-      </w:r>
     </w:p>
     <w:p>
       <w:pPr>
@@ -2254,17 +2243,18 @@
       <w:r>
         <w:rPr>
           <w:highlight w:val="none"/>
-          <w:lang w:val="en-GB"/>
-        </w:rPr>
-        <w:t xml:space="preserve">Look at the forest.cc app</w:t>
-      </w:r>
-      <w:r>
-        <w:rPr>
-          <w:lang w:val="en-US"/>
-        </w:rPr>
-      </w:r>
-      <w:r>
-        <w:rPr>
+          <w:lang w:val="en-US" w:bidi="en-US"/>
+        </w:rPr>
+      </w:r>
+      <w:r>
+        <w:rPr>
+          <w:highlight w:val="none"/>
+          <w:lang w:val="en-US" w:bidi="en-US"/>
+        </w:rPr>
+      </w:r>
+      <w:r>
+        <w:rPr>
+          <w:highlight w:val="none"/>
           <w:lang w:val="en-US"/>
         </w:rPr>
       </w:r>
@@ -2676,33 +2666,6 @@
           <w:bCs/>
           <w:i/>
           <w:highlight w:val="none"/>
-        </w:rPr>
-      </w:r>
-    </w:p>
-    <w:p>
-      <w:pPr>
-        <w:pBdr/>
-        <w:spacing/>
-        <w:ind/>
-        <w:rPr>
-          <w:lang w:val="en-US"/>
-        </w:rPr>
-      </w:pPr>
-      <w:r>
-        <w:rPr>
-          <w:highlight w:val="none"/>
-          <w:lang w:val="en-GB"/>
-        </w:rPr>
-        <w:t xml:space="preserve">Add Budget tracker here?</w:t>
-      </w:r>
-      <w:r>
-        <w:rPr>
-          <w:lang w:val="en-US"/>
-        </w:rPr>
-      </w:r>
-      <w:r>
-        <w:rPr>
-          <w:lang w:val="en-US"/>
         </w:rPr>
       </w:r>
     </w:p>
@@ -2997,27 +2960,6 @@
           <w:lang w:val="en-GB"/>
         </w:rPr>
       </w:r>
-      <w:r>
-        <w:rPr>
-          <w:lang w:val="en-US"/>
-        </w:rPr>
-      </w:r>
-      <w:r>
-        <w:rPr>
-          <w:lang w:val="en-US"/>
-        </w:rPr>
-      </w:r>
-      <w:r>
-        <w:rPr>
-          <w:lang w:val="en-US"/>
-        </w:rPr>
-      </w:r>
-      <w:r>
-        <w:rPr>
-          <w:highlight w:val="none"/>
-          <w:lang w:val="en-GB"/>
-        </w:rPr>
-      </w:r>
     </w:p>
     <w:p>
       <w:pPr>
@@ -3506,6 +3448,12 @@
           <w:lang w:val="en-GB"/>
         </w:rPr>
       </w:r>
+      <w:r>
+        <w:rPr>
+          <w:highlight w:val="none"/>
+          <w:lang w:val="en-GB"/>
+        </w:rPr>
+      </w:r>
     </w:p>
     <w:p>
       <w:pPr>
@@ -3536,6 +3484,99 @@
           <w:highlight w:val="none"/>
           <w:lang w:val="en-GB"/>
         </w:rPr>
+      </w:r>
+      <w:r>
+        <w:rPr>
+          <w:highlight w:val="none"/>
+          <w:lang w:val="en-GB"/>
+        </w:rPr>
+      </w:r>
+    </w:p>
+    <w:p>
+      <w:pPr>
+        <w:pBdr/>
+        <w:spacing/>
+        <w:ind/>
+        <w:rPr>
+          <w:lang w:val="en-US"/>
+        </w:rPr>
+      </w:pPr>
+      <w:r>
+        <w:rPr>
+          <w:highlight w:val="none"/>
+          <w:lang w:val="en-GB"/>
+        </w:rPr>
+        <w:t xml:space="preserve">Leading and collaborating have also informed my skills with initiative and I’ve noticed a big development with this skill. Understanding my place at different levels wit</w:t>
+      </w:r>
+      <w:r>
+        <w:rPr>
+          <w:highlight w:val="none"/>
+          <w:lang w:val="en-GB"/>
+        </w:rPr>
+        <w:t xml:space="preserve">hin a team gives a greater insight into where I fit and can create more effective and positive change.</w:t>
+      </w:r>
+      <w:r>
+        <w:rPr>
+          <w:lang w:val="en-US"/>
+        </w:rPr>
+      </w:r>
+      <w:r>
+        <w:rPr>
+          <w:lang w:val="en-US"/>
+        </w:rPr>
+      </w:r>
+    </w:p>
+    <w:p>
+      <w:pPr>
+        <w:pBdr/>
+        <w:spacing/>
+        <w:ind/>
+        <w:rPr>
+          <w:highlight w:val="none"/>
+          <w:lang w:val="en-US"/>
+        </w:rPr>
+      </w:pPr>
+      <w:r>
+        <w:rPr>
+          <w:lang w:val="en-GB"/>
+        </w:rPr>
+        <w:t xml:space="preserve">Progress is documented in the meta skills pdf (</w:t>
+      </w:r>
+      <w:r>
+        <w:rPr>
+          <w:lang w:val="en-GB"/>
+        </w:rPr>
+        <w:t xml:space="preserve">https://github.com/TortoiseLeaf/laurenk_personal_repository_2025/blob/main/UI_Software_Project_Management_Lifecycles/Lauren%20Keenan%20Self%20assessment%20tool%20final.pdf</w:t>
+      </w:r>
+      <w:r>
+        <w:rPr>
+          <w:lang w:val="en-GB"/>
+        </w:rPr>
+        <w:t xml:space="preserve">)</w:t>
+      </w:r>
+      <w:r>
+        <w:rPr>
+          <w:highlight w:val="none"/>
+          <w:lang w:val="en-US"/>
+        </w:rPr>
+      </w:r>
+      <w:r>
+        <w:rPr>
+          <w:highlight w:val="none"/>
+          <w:lang w:val="en-US"/>
+        </w:rPr>
+      </w:r>
+    </w:p>
+    <w:p>
+      <w:pPr>
+        <w:pStyle w:val="887"/>
+        <w:pBdr/>
+        <w:spacing/>
+        <w:ind/>
+        <w:rPr/>
+      </w:pPr>
+      <w:r>
+        <w:t xml:space="preserve">Conclusion</w:t>
       </w:r>
       <w:r/>
     </w:p>
@@ -3545,26 +3586,73 @@
         <w:spacing/>
         <w:ind/>
         <w:rPr>
+          <w:highlight w:val="none"/>
           <w:lang w:val="en-US"/>
         </w:rPr>
       </w:pPr>
       <w:r>
+        <w:rPr>
+          <w:lang w:val="en-US"/>
+        </w:rPr>
+        <w:t xml:space="preserve">Summarize the overall value of the project, its potential impact, and future development opportunities.</w:t>
+      </w:r>
+      <w:r>
+        <w:rPr>
+          <w:lang w:val="en-US"/>
+        </w:rPr>
+        <w:t xml:space="preserve"> This may include insights, recommendations for next steps e.g. prototyping/launching in the market etc.</w:t>
+      </w:r>
+      <w:r>
+        <w:rPr>
+          <w:lang w:val="en-US"/>
+        </w:rPr>
+        <w:br/>
+      </w:r>
+      <w:r>
+        <w:rPr>
+          <w:lang w:val="en-US"/>
+        </w:rPr>
+      </w:r>
+      <w:r>
+        <w:rPr>
+          <w:highlight w:val="none"/>
+          <w:lang w:val="en-US"/>
+        </w:rPr>
+      </w:r>
+    </w:p>
+    <w:p>
+      <w:pPr>
+        <w:pBdr/>
+        <w:spacing/>
+        <w:ind/>
         <w:rPr>
           <w:highlight w:val="none"/>
           <w:lang w:val="en-GB"/>
         </w:rPr>
-        <w:t xml:space="preserve">Leading and collaborating have also informed my skills with initiative and I’ve noticed a big development with this skill. Understanding my place at different levels wit</w:t>
-      </w:r>
+      </w:pPr>
       <w:r>
         <w:rPr>
           <w:highlight w:val="none"/>
           <w:lang w:val="en-GB"/>
         </w:rPr>
-        <w:t xml:space="preserve">hin a team gives a greater insight into where I fit and can create more effective and positive change.</w:t>
+        <w:t xml:space="preserve">The overall value of the project is as a health app helping users to reduce their screen time on deliberately addictive social media applications, whilst also directly contributing to local conservati</w:t>
+      </w:r>
+      <w:r>
+        <w:rPr>
+          <w:highlight w:val="none"/>
+          <w:lang w:val="en-GB"/>
+        </w:rPr>
+        <w:t xml:space="preserve">on efforts. The application provides insights into user data, and real-world carbon-positive actions that could be adapted for enterprise adoption in future for businesses that want to reduce their scope 3 emissions and potentially collect carbon credits. </w:t>
       </w:r>
       <w:r>
         <w:rPr>
           <w:lang w:val="en-US"/>
+        </w:rPr>
+      </w:r>
+      <w:r>
+        <w:rPr>
+          <w:highlight w:val="none"/>
+          <w:lang w:val="en-GB"/>
         </w:rPr>
       </w:r>
     </w:p>
@@ -3574,135 +3662,24 @@
         <w:spacing/>
         <w:ind/>
         <w:rPr>
+          <w:lang w:val="en-US"/>
+        </w:rPr>
+      </w:pPr>
+      <w:r>
+        <w:rPr>
+          <w:highlight w:val="none"/>
+          <w:lang w:val="en-GB"/>
+        </w:rPr>
+        <w:t xml:space="preserve">Next steps include stabilising the prototype by integrating user feedback from beta testing, and strengthening a brand identity and presence by developing partnerships with local conservation initiatives.</w:t>
+      </w:r>
+      <w:r>
+        <w:rPr>
           <w:highlight w:val="none"/>
           <w:lang w:val="en-US"/>
         </w:rPr>
-      </w:pPr>
-      <w:r>
-        <w:rPr>
-          <w:lang w:val="en-GB"/>
-        </w:rPr>
-        <w:t xml:space="preserve">Progress is documented in the meta skills pdf (</w:t>
-      </w:r>
-      <w:r>
-        <w:rPr>
-          <w:lang w:val="en-GB"/>
-        </w:rPr>
-        <w:t xml:space="preserve">https://github.com/TortoiseLeaf/laurenk_personal_repository_2025/blob/main/UI_Software_Project_Management_Lifecycles/Lauren%20Keenan%20Self%20assessment%20tool%20final.pdf</w:t>
-      </w:r>
-      <w:r>
-        <w:rPr>
-          <w:lang w:val="en-GB"/>
-        </w:rPr>
-        <w:t xml:space="preserve">)</w:t>
-      </w:r>
-      <w:r>
-        <w:rPr>
-          <w:highlight w:val="none"/>
-          <w:lang w:val="en-US"/>
-        </w:rPr>
-      </w:r>
-    </w:p>
-    <w:p>
-      <w:pPr>
-        <w:pStyle w:val="887"/>
-        <w:pBdr/>
-        <w:spacing/>
-        <w:ind/>
-        <w:rPr/>
-      </w:pPr>
-      <w:r>
-        <w:t xml:space="preserve">Conclusion</w:t>
-      </w:r>
-      <w:r/>
-    </w:p>
-    <w:p>
-      <w:pPr>
-        <w:pBdr/>
-        <w:spacing/>
-        <w:ind/>
-        <w:rPr>
-          <w:highlight w:val="none"/>
-          <w:lang w:val="en-US"/>
-        </w:rPr>
-      </w:pPr>
-      <w:r>
-        <w:rPr>
-          <w:lang w:val="en-US"/>
-        </w:rPr>
-        <w:t xml:space="preserve">Summarize the overall value of the project, its potential impact, and future development opportunities.</w:t>
-      </w:r>
-      <w:r>
-        <w:rPr>
-          <w:lang w:val="en-US"/>
-        </w:rPr>
-        <w:t xml:space="preserve"> This may include insights, recommendations for next steps e.g. prototyping/launching in the market etc.</w:t>
-      </w:r>
-      <w:r>
-        <w:rPr>
-          <w:lang w:val="en-US"/>
-        </w:rPr>
-        <w:br/>
-      </w:r>
-      <w:r>
-        <w:rPr>
-          <w:lang w:val="en-US"/>
-        </w:rPr>
-      </w:r>
-      <w:r>
-        <w:rPr>
-          <w:lang w:val="en-US"/>
-        </w:rPr>
-      </w:r>
-    </w:p>
-    <w:p>
-      <w:pPr>
-        <w:pBdr/>
-        <w:spacing/>
-        <w:ind/>
-        <w:rPr>
-          <w:highlight w:val="none"/>
-          <w:lang w:val="en-GB"/>
-        </w:rPr>
-      </w:pPr>
-      <w:r>
-        <w:rPr>
-          <w:highlight w:val="none"/>
-          <w:lang w:val="en-GB"/>
-        </w:rPr>
-        <w:t xml:space="preserve">The overall value of the project is as a health app helping users to reduce their screen time on deliberately addictive social media applications, whilst also directly contributing to local conservation efforts. The application provides insights into user data, and real-world carbon-positive actions that could be adapted for enterprise adoption in future for businesses that want to reduce their scope 3 emissions and potentially collect carbon credits. </w:t>
-      </w:r>
-      <w:r>
-        <w:rPr>
-          <w:lang w:val="en-US"/>
-        </w:rPr>
-      </w:r>
-    </w:p>
-    <w:p>
-      <w:pPr>
-        <w:pBdr/>
-        <w:spacing/>
-        <w:ind/>
-        <w:rPr>
-          <w:lang w:val="en-US"/>
-        </w:rPr>
-      </w:pPr>
-      <w:r>
-        <w:rPr>
-          <w:highlight w:val="none"/>
-          <w:lang w:val="en-GB"/>
-        </w:rPr>
-        <w:t xml:space="preserve">Next steps include stabilising the prototype by integrating user feedback from beta testing, and strengthening a brand identity and presence by developing partnerships with local conservation initiatives.</w:t>
-      </w:r>
-      <w:r>
-        <w:rPr>
-          <w:highlight w:val="none"/>
-          <w:lang w:val="en-US" w:bidi="en-US"/>
-        </w:rPr>
-      </w:r>
-      <w:r>
-        <w:rPr>
-          <w:highlight w:val="none"/>
+      </w:r>
+      <w:r>
+        <w:rPr>
           <w:lang w:val="en-US"/>
         </w:rPr>
       </w:r>
